--- a/resume/Resume_Elewah.docx
+++ b/resume/Resume_Elewah.docx
@@ -1,6 +1,6 @@
 
 <file path=word/document.xml><?xml version="1.0" encoding="utf-8"?>
-<w:document xmlns:wpc="http://schemas.microsoft.com/office/word/2010/wordprocessingCanvas" xmlns:cx="http://schemas.microsoft.com/office/drawing/2014/chartex" xmlns:cx1="http://schemas.microsoft.com/office/drawing/2015/9/8/chartex" xmlns:cx2="http://schemas.microsoft.com/office/drawing/2015/10/21/chartex" xmlns:cx3="http://schemas.microsoft.com/office/drawing/2016/5/9/chartex" xmlns:cx4="http://schemas.microsoft.com/office/drawing/2016/5/10/chartex" xmlns:cx5="http://schemas.microsoft.com/office/drawing/2016/5/11/chartex" xmlns:cx6="http://schemas.microsoft.com/office/drawing/2016/5/12/chartex" xmlns:cx7="http://schemas.microsoft.com/office/drawing/2016/5/13/chartex" xmlns:cx8="http://schemas.microsoft.com/office/drawing/2016/5/14/chartex" xmlns:mc="http://schemas.openxmlformats.org/markup-compatibility/2006" xmlns:aink="http://schemas.microsoft.com/office/drawing/2016/ink" xmlns:am3d="http://schemas.microsoft.com/office/drawing/2017/model3d" xmlns:o="urn:schemas-microsoft-com:office:office" xmlns:r="http://schemas.openxmlformats.org/officeDocument/2006/relationships" xmlns:m="http://schemas.openxmlformats.org/officeDocument/2006/math" xmlns:v="urn:schemas-microsoft-com:vml" xmlns:wp14="http://schemas.microsoft.com/office/word/2010/wordprocessingDrawing" xmlns:wp="http://schemas.openxmlformats.org/drawingml/2006/wordprocessingDrawing" xmlns:w10="urn:schemas-microsoft-com:office:word" xmlns:w="http://schemas.openxmlformats.org/wordprocessingml/2006/main" xmlns:w14="http://schemas.microsoft.com/office/word/2010/wordml" xmlns:w15="http://schemas.microsoft.com/office/word/2012/wordml" xmlns:w16cid="http://schemas.microsoft.com/office/word/2016/wordml/cid" xmlns:w16se="http://schemas.microsoft.com/office/word/2015/wordml/symex" xmlns:wpg="http://schemas.microsoft.com/office/word/2010/wordprocessingGroup" xmlns:wpi="http://schemas.microsoft.com/office/word/2010/wordprocessingInk" xmlns:wne="http://schemas.microsoft.com/office/word/2006/wordml" xmlns:wps="http://schemas.microsoft.com/office/word/2010/wordprocessingShape" mc:Ignorable="w14 w15 w16se w16cid wp14">
+<w:document xmlns:wpc="http://schemas.microsoft.com/office/word/2010/wordprocessingCanvas" xmlns:cx="http://schemas.microsoft.com/office/drawing/2014/chartex" xmlns:cx1="http://schemas.microsoft.com/office/drawing/2015/9/8/chartex" xmlns:cx2="http://schemas.microsoft.com/office/drawing/2015/10/21/chartex" xmlns:cx3="http://schemas.microsoft.com/office/drawing/2016/5/9/chartex" xmlns:cx4="http://schemas.microsoft.com/office/drawing/2016/5/10/chartex" xmlns:cx5="http://schemas.microsoft.com/office/drawing/2016/5/11/chartex" xmlns:cx6="http://schemas.microsoft.com/office/drawing/2016/5/12/chartex" xmlns:cx7="http://schemas.microsoft.com/office/drawing/2016/5/13/chartex" xmlns:cx8="http://schemas.microsoft.com/office/drawing/2016/5/14/chartex" xmlns:mc="http://schemas.openxmlformats.org/markup-compatibility/2006" xmlns:aink="http://schemas.microsoft.com/office/drawing/2016/ink" xmlns:am3d="http://schemas.microsoft.com/office/drawing/2017/model3d" xmlns:o="urn:schemas-microsoft-com:office:office" xmlns:r="http://schemas.openxmlformats.org/officeDocument/2006/relationships" xmlns:m="http://schemas.openxmlformats.org/officeDocument/2006/math" xmlns:v="urn:schemas-microsoft-com:vml" xmlns:wp14="http://schemas.microsoft.com/office/word/2010/wordprocessingDrawing" xmlns:wp="http://schemas.openxmlformats.org/drawingml/2006/wordprocessingDrawing" xmlns:w10="urn:schemas-microsoft-com:office:word" xmlns:w="http://schemas.openxmlformats.org/wordprocessingml/2006/main" xmlns:w14="http://schemas.microsoft.com/office/word/2010/wordml" xmlns:w15="http://schemas.microsoft.com/office/word/2012/wordml" xmlns:w16cex="http://schemas.microsoft.com/office/word/2018/wordml/cex" xmlns:w16cid="http://schemas.microsoft.com/office/word/2016/wordml/cid" xmlns:w16="http://schemas.microsoft.com/office/word/2018/wordml" xmlns:w16se="http://schemas.microsoft.com/office/word/2015/wordml/symex" xmlns:wpg="http://schemas.microsoft.com/office/word/2010/wordprocessingGroup" xmlns:wpi="http://schemas.microsoft.com/office/word/2010/wordprocessingInk" xmlns:wne="http://schemas.microsoft.com/office/word/2006/wordml" xmlns:wps="http://schemas.microsoft.com/office/word/2010/wordprocessingShape" mc:Ignorable="w14 w15 w16se w16cid w16 w16cex wp14">
   <w:body>
     <w:p>
       <w:pPr>
@@ -17,10 +17,10 @@
           <w:noProof/>
         </w:rPr>
         <w:drawing>
-          <wp:anchor distT="0" distB="0" distL="114300" distR="114300" simplePos="0" relativeHeight="251624960" behindDoc="0" locked="0" layoutInCell="1" allowOverlap="1" wp14:anchorId="237A9503" wp14:editId="7025D5B4">
+          <wp:anchor distT="0" distB="0" distL="114300" distR="114300" simplePos="0" relativeHeight="251624960" behindDoc="0" locked="0" layoutInCell="1" allowOverlap="1" wp14:anchorId="237A9503" wp14:editId="632083B3">
             <wp:simplePos x="0" y="0"/>
             <wp:positionH relativeFrom="margin">
-              <wp:posOffset>5402580</wp:posOffset>
+              <wp:posOffset>5156089</wp:posOffset>
             </wp:positionH>
             <wp:positionV relativeFrom="margin">
               <wp:posOffset>-144780</wp:posOffset>
@@ -94,29 +94,7 @@
           <w:sz w:val="28"/>
           <w:szCs w:val="28"/>
         </w:rPr>
-        <w:t xml:space="preserve">Abdelrahman Ahmed Mohamed </w:t>
-      </w:r>
-      <w:proofErr w:type="spellStart"/>
-      <w:r>
-        <w:rPr>
-          <w:rFonts w:ascii="Times New Roman" w:hAnsi="Times New Roman" w:cs="Times New Roman"/>
-          <w:b/>
-          <w:bCs/>
-          <w:sz w:val="28"/>
-          <w:szCs w:val="28"/>
-        </w:rPr>
-        <w:t>Elsayed</w:t>
-      </w:r>
-      <w:proofErr w:type="spellEnd"/>
-      <w:r>
-        <w:rPr>
-          <w:rFonts w:ascii="Times New Roman" w:hAnsi="Times New Roman" w:cs="Times New Roman"/>
-          <w:b/>
-          <w:bCs/>
-          <w:sz w:val="28"/>
-          <w:szCs w:val="28"/>
-        </w:rPr>
-        <w:t xml:space="preserve"> Elewah </w:t>
+        <w:t xml:space="preserve">Abdelrahman Ahmed Mohamed Elsayed Elewah </w:t>
       </w:r>
     </w:p>
     <w:p>
@@ -259,15 +237,7 @@
           <w:sz w:val="26"/>
           <w:szCs w:val="26"/>
         </w:rPr>
-        <w:t>Ontario Tech University</w:t>
-      </w:r>
-      <w:r>
-        <w:rPr>
-          <w:rFonts w:ascii="Times New Roman" w:hAnsi="Times New Roman" w:cs="Times New Roman"/>
-          <w:sz w:val="26"/>
-          <w:szCs w:val="26"/>
-        </w:rPr>
-        <w:t xml:space="preserve"> </w:t>
+        <w:t xml:space="preserve">Ontario Tech University </w:t>
       </w:r>
     </w:p>
     <w:p>
@@ -305,10 +275,142 @@
       </w:pPr>
       <w:r>
         <w:rPr>
+          <w:rFonts w:ascii="Times New Roman" w:hAnsi="Times New Roman" w:cs="Times New Roman"/>
           <w:noProof/>
         </w:rPr>
         <w:drawing>
-          <wp:anchor distT="0" distB="0" distL="114300" distR="114300" simplePos="0" relativeHeight="251693568" behindDoc="0" locked="0" layoutInCell="1" allowOverlap="1" wp14:anchorId="0F84E149" wp14:editId="398B0602">
+          <wp:anchor distT="0" distB="0" distL="114300" distR="114300" simplePos="0" relativeHeight="251694592" behindDoc="0" locked="0" layoutInCell="1" allowOverlap="1" wp14:anchorId="30A7B60E" wp14:editId="74595174">
+            <wp:simplePos x="0" y="0"/>
+            <wp:positionH relativeFrom="column">
+              <wp:posOffset>757555</wp:posOffset>
+            </wp:positionH>
+            <wp:positionV relativeFrom="paragraph">
+              <wp:posOffset>137160</wp:posOffset>
+            </wp:positionV>
+            <wp:extent cx="508883" cy="508883"/>
+            <wp:effectExtent l="0" t="0" r="0" b="0"/>
+            <wp:wrapNone/>
+            <wp:docPr id="4" name="Picture 4" descr="A close up of a logo&#10;&#10;Description automatically generated">
+              <a:hlinkClick xmlns:a="http://schemas.openxmlformats.org/drawingml/2006/main" r:id="rId7"/>
+            </wp:docPr>
+            <wp:cNvGraphicFramePr>
+              <a:graphicFrameLocks xmlns:a="http://schemas.openxmlformats.org/drawingml/2006/main" noChangeAspect="1"/>
+            </wp:cNvGraphicFramePr>
+            <a:graphic xmlns:a="http://schemas.openxmlformats.org/drawingml/2006/main">
+              <a:graphicData uri="http://schemas.openxmlformats.org/drawingml/2006/picture">
+                <pic:pic xmlns:pic="http://schemas.openxmlformats.org/drawingml/2006/picture">
+                  <pic:nvPicPr>
+                    <pic:cNvPr id="4" name="Picture 4" descr="A close up of a logo&#10;&#10;Description automatically generated">
+                      <a:hlinkClick r:id="rId7"/>
+                    </pic:cNvPr>
+                    <pic:cNvPicPr/>
+                  </pic:nvPicPr>
+                  <pic:blipFill>
+                    <a:blip r:embed="rId8" cstate="print">
+                      <a:extLst>
+                        <a:ext uri="{28A0092B-C50C-407E-A947-70E740481C1C}">
+                          <a14:useLocalDpi xmlns:a14="http://schemas.microsoft.com/office/drawing/2010/main" val="0"/>
+                        </a:ext>
+                      </a:extLst>
+                    </a:blip>
+                    <a:stretch>
+                      <a:fillRect/>
+                    </a:stretch>
+                  </pic:blipFill>
+                  <pic:spPr>
+                    <a:xfrm flipH="1">
+                      <a:off x="0" y="0"/>
+                      <a:ext cx="508883" cy="508883"/>
+                    </a:xfrm>
+                    <a:prstGeom prst="rect">
+                      <a:avLst/>
+                    </a:prstGeom>
+                  </pic:spPr>
+                </pic:pic>
+              </a:graphicData>
+            </a:graphic>
+            <wp14:sizeRelH relativeFrom="margin">
+              <wp14:pctWidth>0</wp14:pctWidth>
+            </wp14:sizeRelH>
+            <wp14:sizeRelV relativeFrom="margin">
+              <wp14:pctHeight>0</wp14:pctHeight>
+            </wp14:sizeRelV>
+          </wp:anchor>
+        </w:drawing>
+      </w:r>
+      <w:r>
+        <w:rPr>
+          <w:rFonts w:asciiTheme="majorBidi" w:hAnsiTheme="majorBidi" w:cstheme="majorBidi"/>
+          <w:noProof/>
+          <w:sz w:val="24"/>
+          <w:szCs w:val="24"/>
+        </w:rPr>
+        <w:drawing>
+          <wp:anchor distT="0" distB="0" distL="114300" distR="114300" simplePos="0" relativeHeight="251695616" behindDoc="0" locked="0" layoutInCell="1" allowOverlap="1" wp14:anchorId="7CA42C0F" wp14:editId="088B3EB3">
+            <wp:simplePos x="0" y="0"/>
+            <wp:positionH relativeFrom="column">
+              <wp:posOffset>1213768</wp:posOffset>
+            </wp:positionH>
+            <wp:positionV relativeFrom="paragraph">
+              <wp:posOffset>263525</wp:posOffset>
+            </wp:positionV>
+            <wp:extent cx="463550" cy="285681"/>
+            <wp:effectExtent l="0" t="0" r="0" b="635"/>
+            <wp:wrapNone/>
+            <wp:docPr id="6" name="Picture 6" descr="A picture containing oven, stove&#10;&#10;Description automatically generated">
+              <a:hlinkClick xmlns:a="http://schemas.openxmlformats.org/drawingml/2006/main" r:id="rId9"/>
+            </wp:docPr>
+            <wp:cNvGraphicFramePr>
+              <a:graphicFrameLocks xmlns:a="http://schemas.openxmlformats.org/drawingml/2006/main" noChangeAspect="1"/>
+            </wp:cNvGraphicFramePr>
+            <a:graphic xmlns:a="http://schemas.openxmlformats.org/drawingml/2006/main">
+              <a:graphicData uri="http://schemas.openxmlformats.org/drawingml/2006/picture">
+                <pic:pic xmlns:pic="http://schemas.openxmlformats.org/drawingml/2006/picture">
+                  <pic:nvPicPr>
+                    <pic:cNvPr id="6" name="Picture 6" descr="A picture containing oven, stove&#10;&#10;Description automatically generated">
+                      <a:hlinkClick r:id="rId9"/>
+                    </pic:cNvPr>
+                    <pic:cNvPicPr/>
+                  </pic:nvPicPr>
+                  <pic:blipFill>
+                    <a:blip r:embed="rId10" cstate="print">
+                      <a:extLst>
+                        <a:ext uri="{28A0092B-C50C-407E-A947-70E740481C1C}">
+                          <a14:useLocalDpi xmlns:a14="http://schemas.microsoft.com/office/drawing/2010/main" val="0"/>
+                        </a:ext>
+                      </a:extLst>
+                    </a:blip>
+                    <a:stretch>
+                      <a:fillRect/>
+                    </a:stretch>
+                  </pic:blipFill>
+                  <pic:spPr>
+                    <a:xfrm>
+                      <a:off x="0" y="0"/>
+                      <a:ext cx="463550" cy="285681"/>
+                    </a:xfrm>
+                    <a:prstGeom prst="rect">
+                      <a:avLst/>
+                    </a:prstGeom>
+                  </pic:spPr>
+                </pic:pic>
+              </a:graphicData>
+            </a:graphic>
+            <wp14:sizeRelH relativeFrom="margin">
+              <wp14:pctWidth>0</wp14:pctWidth>
+            </wp14:sizeRelH>
+            <wp14:sizeRelV relativeFrom="margin">
+              <wp14:pctHeight>0</wp14:pctHeight>
+            </wp14:sizeRelV>
+          </wp:anchor>
+        </w:drawing>
+      </w:r>
+      <w:r>
+        <w:rPr>
+          <w:noProof/>
+        </w:rPr>
+        <w:drawing>
+          <wp:anchor distT="0" distB="0" distL="114300" distR="114300" simplePos="0" relativeHeight="251693568" behindDoc="0" locked="0" layoutInCell="1" allowOverlap="1" wp14:anchorId="0F84E149" wp14:editId="7DB04D58">
             <wp:simplePos x="0" y="0"/>
             <wp:positionH relativeFrom="column">
               <wp:posOffset>430530</wp:posOffset>
@@ -320,7 +422,7 @@
             <wp:effectExtent l="0" t="0" r="8890" b="8890"/>
             <wp:wrapNone/>
             <wp:docPr id="30" name="Picture 30" descr="http://mccambridges.com/wp-content/uploads/2016/05/Facebook-New-Logo-2013.png">
-              <a:hlinkClick xmlns:a="http://schemas.openxmlformats.org/drawingml/2006/main" r:id="rId7"/>
+              <a:hlinkClick xmlns:a="http://schemas.openxmlformats.org/drawingml/2006/main" r:id="rId11"/>
             </wp:docPr>
             <wp:cNvGraphicFramePr>
               <a:graphicFrameLocks xmlns:a="http://schemas.openxmlformats.org/drawingml/2006/main" noChangeAspect="1"/>
@@ -330,14 +432,14 @@
                 <pic:pic xmlns:pic="http://schemas.openxmlformats.org/drawingml/2006/picture">
                   <pic:nvPicPr>
                     <pic:cNvPr id="30" name="Picture 30" descr="http://mccambridges.com/wp-content/uploads/2016/05/Facebook-New-Logo-2013.png">
-                      <a:hlinkClick r:id="rId7"/>
+                      <a:hlinkClick r:id="rId11"/>
                     </pic:cNvPr>
                     <pic:cNvPicPr>
                       <a:picLocks noChangeAspect="1" noChangeArrowheads="1"/>
                     </pic:cNvPicPr>
                   </pic:nvPicPr>
                   <pic:blipFill>
-                    <a:blip r:embed="rId8" cstate="print">
+                    <a:blip r:embed="rId12" cstate="print">
                       <a:extLst>
                         <a:ext uri="{28A0092B-C50C-407E-A947-70E740481C1C}">
                           <a14:useLocalDpi xmlns:a14="http://schemas.microsoft.com/office/drawing/2010/main" val="0"/>
@@ -391,7 +493,7 @@
             <wp:effectExtent l="0" t="0" r="9525" b="9525"/>
             <wp:wrapNone/>
             <wp:docPr id="28" name="Picture 28" descr="ØµÙØ±Ø© Ø°Ø§Øª ØµÙØ©">
-              <a:hlinkClick xmlns:a="http://schemas.openxmlformats.org/drawingml/2006/main" r:id="rId9"/>
+              <a:hlinkClick xmlns:a="http://schemas.openxmlformats.org/drawingml/2006/main" r:id="rId13"/>
             </wp:docPr>
             <wp:cNvGraphicFramePr>
               <a:graphicFrameLocks xmlns:a="http://schemas.openxmlformats.org/drawingml/2006/main" noChangeAspect="1"/>
@@ -401,14 +503,14 @@
                 <pic:pic xmlns:pic="http://schemas.openxmlformats.org/drawingml/2006/picture">
                   <pic:nvPicPr>
                     <pic:cNvPr id="28" name="Picture 28" descr="ØµÙØ±Ø© Ø°Ø§Øª ØµÙØ©">
-                      <a:hlinkClick r:id="rId9"/>
+                      <a:hlinkClick r:id="rId13"/>
                     </pic:cNvPr>
                     <pic:cNvPicPr>
                       <a:picLocks noChangeAspect="1" noChangeArrowheads="1"/>
                     </pic:cNvPicPr>
                   </pic:nvPicPr>
                   <pic:blipFill>
-                    <a:blip r:embed="rId10" cstate="print">
+                    <a:blip r:embed="rId14" cstate="print">
                       <a:extLst>
                         <a:ext uri="{28A0092B-C50C-407E-A947-70E740481C1C}">
                           <a14:useLocalDpi xmlns:a14="http://schemas.microsoft.com/office/drawing/2010/main" val="0"/>
@@ -471,7 +573,7 @@
         </w:rPr>
         <w:t xml:space="preserve">   </w:t>
       </w:r>
-      <w:hyperlink r:id="rId11" w:history="1">
+      <w:hyperlink r:id="rId15" w:history="1">
         <w:r>
           <w:rPr>
             <w:rStyle w:val="Hyperlink"/>
@@ -500,13 +602,7 @@
         <w:rPr>
           <w:rFonts w:ascii="Times New Roman" w:hAnsi="Times New Roman" w:cs="Times New Roman"/>
         </w:rPr>
-        <w:t xml:space="preserve">                                                    </w:t>
-      </w:r>
-      <w:r>
-        <w:rPr>
-          <w:rFonts w:ascii="Times New Roman" w:hAnsi="Times New Roman" w:cs="Times New Roman"/>
-        </w:rPr>
-        <w:t xml:space="preserve">               </w:t>
+        <w:t xml:space="preserve">                                                                   </w:t>
       </w:r>
     </w:p>
     <w:tbl>
@@ -517,11 +613,11 @@
         <w:tblLook w:val="04A0" w:firstRow="1" w:lastRow="0" w:firstColumn="1" w:lastColumn="0" w:noHBand="0" w:noVBand="1"/>
       </w:tblPr>
       <w:tblGrid>
-        <w:gridCol w:w="3366"/>
+        <w:gridCol w:w="3370"/>
         <w:gridCol w:w="1034"/>
         <w:gridCol w:w="1034"/>
-        <w:gridCol w:w="2369"/>
-        <w:gridCol w:w="2669"/>
+        <w:gridCol w:w="2385"/>
+        <w:gridCol w:w="2649"/>
       </w:tblGrid>
       <w:tr>
         <w:trPr>
@@ -781,8 +877,6 @@
               </w:rPr>
               <w:t>IoT</w:t>
             </w:r>
-            <w:bookmarkStart w:id="0" w:name="_GoBack"/>
-            <w:bookmarkEnd w:id="0"/>
             <w:r>
               <w:rPr>
                 <w:rFonts w:asciiTheme="majorBidi" w:hAnsiTheme="majorBidi" w:cstheme="majorBidi"/>
@@ -1000,41 +1094,13 @@
               </w:rPr>
               <w:t xml:space="preserve">Organization            </w:t>
             </w:r>
-            <w:proofErr w:type="spellStart"/>
             <w:r>
               <w:rPr>
                 <w:rFonts w:asciiTheme="majorBidi" w:hAnsiTheme="majorBidi" w:cstheme="majorBidi"/>
                 <w:sz w:val="24"/>
                 <w:szCs w:val="24"/>
               </w:rPr>
-              <w:t>Benha</w:t>
-            </w:r>
-            <w:proofErr w:type="spellEnd"/>
-            <w:r>
-              <w:rPr>
-                <w:rFonts w:asciiTheme="majorBidi" w:hAnsiTheme="majorBidi" w:cstheme="majorBidi"/>
-                <w:sz w:val="24"/>
-                <w:szCs w:val="24"/>
-              </w:rPr>
-              <w:t xml:space="preserve"> Faculty of Engineering-</w:t>
-            </w:r>
-            <w:proofErr w:type="spellStart"/>
-            <w:r>
-              <w:rPr>
-                <w:rFonts w:asciiTheme="majorBidi" w:hAnsiTheme="majorBidi" w:cstheme="majorBidi"/>
-                <w:sz w:val="24"/>
-                <w:szCs w:val="24"/>
-              </w:rPr>
-              <w:t>Benha</w:t>
-            </w:r>
-            <w:proofErr w:type="spellEnd"/>
-            <w:r>
-              <w:rPr>
-                <w:rFonts w:asciiTheme="majorBidi" w:hAnsiTheme="majorBidi" w:cstheme="majorBidi"/>
-                <w:sz w:val="24"/>
-                <w:szCs w:val="24"/>
-              </w:rPr>
-              <w:t xml:space="preserve"> University</w:t>
+              <w:t>Benha Faculty of Engineering-Benha University</w:t>
             </w:r>
           </w:p>
           <w:p>
@@ -1208,59 +1274,29 @@
                 <w:shd w:val="clear" w:color="auto" w:fill="FFFFFF"/>
               </w:rPr>
             </w:pPr>
-            <w:proofErr w:type="spellStart"/>
             <w:r>
               <w:rPr>
                 <w:rFonts w:asciiTheme="majorBidi" w:hAnsiTheme="majorBidi" w:cstheme="majorBidi"/>
               </w:rPr>
-              <w:t>Benha</w:t>
-            </w:r>
-            <w:proofErr w:type="spellEnd"/>
+              <w:t>Benha Faculty of Engineering-</w:t>
+            </w:r>
             <w:r>
               <w:rPr>
                 <w:rFonts w:asciiTheme="majorBidi" w:hAnsiTheme="majorBidi" w:cstheme="majorBidi"/>
               </w:rPr>
-              <w:t xml:space="preserve"> Faculty of Engineering-</w:t>
+              <w:t xml:space="preserve"> </w:t>
             </w:r>
             <w:r>
               <w:rPr>
                 <w:rFonts w:asciiTheme="majorBidi" w:hAnsiTheme="majorBidi" w:cstheme="majorBidi"/>
               </w:rPr>
-              <w:t xml:space="preserve"> </w:t>
-            </w:r>
-            <w:proofErr w:type="spellStart"/>
+              <w:t>Benha University</w:t>
+            </w:r>
             <w:r>
               <w:rPr>
                 <w:rFonts w:asciiTheme="majorBidi" w:hAnsiTheme="majorBidi" w:cstheme="majorBidi"/>
               </w:rPr>
-              <w:t>Benha</w:t>
-            </w:r>
-            <w:proofErr w:type="spellEnd"/>
-            <w:r>
-              <w:rPr>
-                <w:rFonts w:asciiTheme="majorBidi" w:hAnsiTheme="majorBidi" w:cstheme="majorBidi"/>
-              </w:rPr>
-              <w:t xml:space="preserve"> University</w:t>
-            </w:r>
-            <w:r>
-              <w:rPr>
-                <w:rFonts w:asciiTheme="majorBidi" w:hAnsiTheme="majorBidi" w:cstheme="majorBidi"/>
-              </w:rPr>
-              <w:t xml:space="preserve">, </w:t>
-            </w:r>
-            <w:proofErr w:type="spellStart"/>
-            <w:r>
-              <w:rPr>
-                <w:rFonts w:asciiTheme="majorBidi" w:hAnsiTheme="majorBidi" w:cstheme="majorBidi"/>
-              </w:rPr>
-              <w:t>Benha</w:t>
-            </w:r>
-            <w:proofErr w:type="spellEnd"/>
-            <w:r>
-              <w:rPr>
-                <w:rFonts w:asciiTheme="majorBidi" w:hAnsiTheme="majorBidi" w:cstheme="majorBidi"/>
-              </w:rPr>
-              <w:t>, Egypt</w:t>
+              <w:t>, Benha, Egypt</w:t>
             </w:r>
           </w:p>
           <w:p>
@@ -1486,7 +1522,6 @@
                 <w:shd w:val="clear" w:color="auto" w:fill="FFFFFF"/>
               </w:rPr>
             </w:pPr>
-            <w:proofErr w:type="spellStart"/>
             <w:r>
               <w:rPr>
                 <w:b/>
@@ -1494,19 +1529,9 @@
                 <w:color w:val="000000" w:themeColor="text1"/>
                 <w:shd w:val="clear" w:color="auto" w:fill="FFFFFF"/>
               </w:rPr>
-              <w:t>B.Sc</w:t>
-            </w:r>
-            <w:proofErr w:type="spellEnd"/>
-            <w:r>
-              <w:rPr>
-                <w:b/>
-                <w:bCs/>
-                <w:color w:val="000000" w:themeColor="text1"/>
-                <w:shd w:val="clear" w:color="auto" w:fill="FFFFFF"/>
-              </w:rPr>
-              <w:t>, </w:t>
-            </w:r>
-            <w:bookmarkStart w:id="1" w:name=""/>
+              <w:t>B.Sc, </w:t>
+            </w:r>
+            <w:bookmarkStart w:id="0" w:name=""/>
             <w:r>
               <w:rPr>
                 <w:b/>
@@ -1554,7 +1579,7 @@
               </w:rPr>
               <w:fldChar w:fldCharType="end"/>
             </w:r>
-            <w:bookmarkEnd w:id="1"/>
+            <w:bookmarkEnd w:id="0"/>
             <w:r>
               <w:rPr>
                 <w:b/>
@@ -1574,53 +1599,12 @@
                 <w:shd w:val="clear" w:color="auto" w:fill="FFFFFF"/>
               </w:rPr>
             </w:pPr>
-            <w:proofErr w:type="spellStart"/>
             <w:r>
               <w:rPr>
                 <w:rFonts w:asciiTheme="majorBidi" w:hAnsiTheme="majorBidi" w:cstheme="majorBidi"/>
                 <w:color w:val="000000" w:themeColor="text1"/>
               </w:rPr>
-              <w:t>Benha</w:t>
-            </w:r>
-            <w:proofErr w:type="spellEnd"/>
-            <w:r>
-              <w:rPr>
-                <w:rFonts w:asciiTheme="majorBidi" w:hAnsiTheme="majorBidi" w:cstheme="majorBidi"/>
-                <w:color w:val="000000" w:themeColor="text1"/>
-              </w:rPr>
-              <w:t xml:space="preserve"> Faculty of Engineering- </w:t>
-            </w:r>
-            <w:proofErr w:type="spellStart"/>
-            <w:r>
-              <w:rPr>
-                <w:rFonts w:asciiTheme="majorBidi" w:hAnsiTheme="majorBidi" w:cstheme="majorBidi"/>
-                <w:color w:val="000000" w:themeColor="text1"/>
-              </w:rPr>
-              <w:t>Benha</w:t>
-            </w:r>
-            <w:proofErr w:type="spellEnd"/>
-            <w:r>
-              <w:rPr>
-                <w:rFonts w:asciiTheme="majorBidi" w:hAnsiTheme="majorBidi" w:cstheme="majorBidi"/>
-                <w:color w:val="000000" w:themeColor="text1"/>
-              </w:rPr>
-              <w:t xml:space="preserve"> University, </w:t>
-            </w:r>
-            <w:proofErr w:type="spellStart"/>
-            <w:r>
-              <w:rPr>
-                <w:rFonts w:asciiTheme="majorBidi" w:hAnsiTheme="majorBidi" w:cstheme="majorBidi"/>
-                <w:color w:val="000000" w:themeColor="text1"/>
-              </w:rPr>
-              <w:t>Benha</w:t>
-            </w:r>
-            <w:proofErr w:type="spellEnd"/>
-            <w:r>
-              <w:rPr>
-                <w:rFonts w:asciiTheme="majorBidi" w:hAnsiTheme="majorBidi" w:cstheme="majorBidi"/>
-                <w:color w:val="000000" w:themeColor="text1"/>
-              </w:rPr>
-              <w:t>, Egypt</w:t>
+              <w:t>Benha Faculty of Engineering- Benha University, Benha, Egypt</w:t>
             </w:r>
           </w:p>
           <w:p>
@@ -1664,21 +1648,7 @@
               <w:rPr>
                 <w:color w:val="000000" w:themeColor="text1"/>
               </w:rPr>
-              <w:t xml:space="preserve"> </w:t>
-            </w:r>
-            <w:proofErr w:type="gramStart"/>
-            <w:r>
-              <w:rPr>
-                <w:color w:val="000000" w:themeColor="text1"/>
-              </w:rPr>
-              <w:t>With</w:t>
-            </w:r>
-            <w:proofErr w:type="gramEnd"/>
-            <w:r>
-              <w:rPr>
-                <w:color w:val="000000" w:themeColor="text1"/>
-              </w:rPr>
-              <w:t xml:space="preserve"> </w:t>
+              <w:t xml:space="preserve"> With </w:t>
             </w:r>
             <w:r>
               <w:rPr>
@@ -2028,108 +1998,21 @@
                 <w:sz w:val="24"/>
                 <w:szCs w:val="24"/>
               </w:rPr>
-              <w:t xml:space="preserve">A Elewah, A Taman, AA </w:t>
-            </w:r>
-            <w:proofErr w:type="spellStart"/>
-            <w:r>
-              <w:rPr>
-                <w:sz w:val="24"/>
-                <w:szCs w:val="24"/>
-              </w:rPr>
-              <w:t>Awamry</w:t>
-            </w:r>
-            <w:proofErr w:type="spellEnd"/>
-            <w:r>
-              <w:rPr>
-                <w:sz w:val="24"/>
-                <w:szCs w:val="24"/>
-              </w:rPr>
-              <w:t xml:space="preserve">, M </w:t>
-            </w:r>
-            <w:proofErr w:type="spellStart"/>
-            <w:r>
-              <w:rPr>
-                <w:sz w:val="24"/>
-                <w:szCs w:val="24"/>
-              </w:rPr>
-              <w:t>Elbahy</w:t>
-            </w:r>
-            <w:proofErr w:type="spellEnd"/>
-            <w:r>
-              <w:rPr>
-                <w:sz w:val="24"/>
-                <w:szCs w:val="24"/>
-              </w:rPr>
-              <w:t xml:space="preserve"> “</w:t>
-            </w:r>
-            <w:proofErr w:type="spellStart"/>
-            <w:r>
-              <w:fldChar w:fldCharType="begin"/>
-            </w:r>
-            <w:r>
-              <w:instrText xml:space="preserve"> HYPERLINK "https://link.springer.com/chapter/10.1007/978-3-319-65960-2_21" </w:instrText>
-            </w:r>
-            <w:r>
-              <w:fldChar w:fldCharType="separate"/>
-            </w:r>
-            <w:r>
-              <w:rPr>
-                <w:rStyle w:val="Hyperlink"/>
-                <w:rFonts w:ascii="Times New Roman" w:hAnsi="Times New Roman" w:cs="Times New Roman"/>
-                <w:b/>
-                <w:bCs/>
-                <w:sz w:val="24"/>
-                <w:szCs w:val="24"/>
-              </w:rPr>
-              <w:t>Mth</w:t>
-            </w:r>
-            <w:proofErr w:type="spellEnd"/>
-            <w:r>
-              <w:rPr>
-                <w:rStyle w:val="Hyperlink"/>
-                <w:rFonts w:ascii="Times New Roman" w:hAnsi="Times New Roman" w:cs="Times New Roman"/>
-                <w:b/>
-                <w:bCs/>
-                <w:sz w:val="24"/>
-                <w:szCs w:val="24"/>
-              </w:rPr>
-              <w:t xml:space="preserve"> Root </w:t>
-            </w:r>
-            <w:proofErr w:type="spellStart"/>
-            <w:r>
-              <w:rPr>
-                <w:rStyle w:val="Hyperlink"/>
-                <w:rFonts w:ascii="Times New Roman" w:hAnsi="Times New Roman" w:cs="Times New Roman"/>
-                <w:b/>
-                <w:bCs/>
-                <w:sz w:val="24"/>
-                <w:szCs w:val="24"/>
-              </w:rPr>
-              <w:t>Mth</w:t>
-            </w:r>
-            <w:proofErr w:type="spellEnd"/>
-            <w:r>
-              <w:rPr>
-                <w:rStyle w:val="Hyperlink"/>
-                <w:rFonts w:ascii="Times New Roman" w:hAnsi="Times New Roman" w:cs="Times New Roman"/>
-                <w:b/>
-                <w:bCs/>
-                <w:sz w:val="24"/>
-                <w:szCs w:val="24"/>
-              </w:rPr>
-              <w:t xml:space="preserve"> Power SNR MPSK Estimator</w:t>
-            </w:r>
-            <w:r>
-              <w:rPr>
-                <w:rStyle w:val="Hyperlink"/>
-                <w:rFonts w:ascii="Times New Roman" w:hAnsi="Times New Roman" w:cs="Times New Roman"/>
-                <w:b/>
-                <w:bCs/>
-                <w:sz w:val="24"/>
-                <w:szCs w:val="24"/>
-              </w:rPr>
-              <w:fldChar w:fldCharType="end"/>
-            </w:r>
+              <w:t>A Elewah, A Taman, AA Awamry, M Elbahy “</w:t>
+            </w:r>
+            <w:hyperlink r:id="rId16" w:history="1">
+              <w:r>
+                <w:rPr>
+                  <w:rStyle w:val="Hyperlink"/>
+                  <w:rFonts w:ascii="Times New Roman" w:hAnsi="Times New Roman" w:cs="Times New Roman"/>
+                  <w:b/>
+                  <w:bCs/>
+                  <w:sz w:val="24"/>
+                  <w:szCs w:val="24"/>
+                </w:rPr>
+                <w:t>Mth Root Mth Power SNR MPSK Estimator</w:t>
+              </w:r>
+            </w:hyperlink>
             <w:r>
               <w:rPr>
                 <w:sz w:val="24"/>
@@ -2151,6 +2034,455 @@
               </w:rPr>
               <w:t xml:space="preserve"> 12th International Conference Mechatronics, Brno, Czech Republic  6-8/09/2017. </w:t>
             </w:r>
+          </w:p>
+        </w:tc>
+      </w:tr>
+      <w:tr>
+        <w:trPr>
+          <w:trHeight w:val="296"/>
+        </w:trPr>
+        <w:tc>
+          <w:tcPr>
+            <w:tcW w:w="0" w:type="auto"/>
+            <w:gridSpan w:val="5"/>
+            <w:tcBorders>
+              <w:top w:val="single" w:sz="4" w:space="0" w:color="auto"/>
+              <w:left w:val="nil"/>
+              <w:bottom w:val="single" w:sz="4" w:space="0" w:color="auto"/>
+              <w:right w:val="nil"/>
+            </w:tcBorders>
+            <w:vAlign w:val="center"/>
+          </w:tcPr>
+          <w:p>
+            <w:pPr>
+              <w:pStyle w:val="NormalWeb"/>
+              <w:rPr>
+                <w:b/>
+                <w:bCs/>
+                <w:shd w:val="clear" w:color="auto" w:fill="FFFFFF"/>
+              </w:rPr>
+            </w:pPr>
+            <w:r>
+              <w:rPr>
+                <w:b/>
+                <w:bCs/>
+                <w:shd w:val="clear" w:color="auto" w:fill="FFFFFF"/>
+              </w:rPr>
+              <w:t xml:space="preserve">The </w:t>
+            </w:r>
+            <w:r>
+              <w:rPr>
+                <w:b/>
+                <w:bCs/>
+                <w:shd w:val="clear" w:color="auto" w:fill="FFFFFF"/>
+              </w:rPr>
+              <w:t>L</w:t>
+            </w:r>
+            <w:r>
+              <w:rPr>
+                <w:b/>
+                <w:bCs/>
+                <w:shd w:val="clear" w:color="auto" w:fill="FFFFFF"/>
+              </w:rPr>
+              <w:t xml:space="preserve">atest </w:t>
+            </w:r>
+            <w:r>
+              <w:rPr>
+                <w:b/>
+                <w:bCs/>
+                <w:shd w:val="clear" w:color="auto" w:fill="FFFFFF"/>
+              </w:rPr>
+              <w:t>W</w:t>
+            </w:r>
+            <w:r>
+              <w:rPr>
+                <w:b/>
+                <w:bCs/>
+                <w:shd w:val="clear" w:color="auto" w:fill="FFFFFF"/>
+              </w:rPr>
+              <w:t>ork</w:t>
+            </w:r>
+            <w:r>
+              <w:rPr>
+                <w:b/>
+                <w:bCs/>
+                <w:shd w:val="clear" w:color="auto" w:fill="FFFFFF"/>
+              </w:rPr>
+              <w:t>s</w:t>
+            </w:r>
+            <w:r>
+              <w:rPr>
+                <w:b/>
+                <w:bCs/>
+                <w:shd w:val="clear" w:color="auto" w:fill="FFFFFF"/>
+              </w:rPr>
+              <w:t xml:space="preserve"> on </w:t>
+            </w:r>
+            <w:r>
+              <w:rPr>
+                <w:b/>
+                <w:bCs/>
+                <w:shd w:val="clear" w:color="auto" w:fill="FFFFFF"/>
+              </w:rPr>
+              <w:t>T</w:t>
+            </w:r>
+            <w:r>
+              <w:rPr>
+                <w:b/>
+                <w:bCs/>
+                <w:shd w:val="clear" w:color="auto" w:fill="FFFFFF"/>
+              </w:rPr>
+              <w:t xml:space="preserve">he </w:t>
+            </w:r>
+            <w:r>
+              <w:rPr>
+                <w:b/>
+                <w:bCs/>
+                <w:shd w:val="clear" w:color="auto" w:fill="FFFFFF"/>
+              </w:rPr>
+              <w:t>M</w:t>
+            </w:r>
+            <w:r>
+              <w:rPr>
+                <w:b/>
+                <w:bCs/>
+                <w:shd w:val="clear" w:color="auto" w:fill="FFFFFF"/>
+              </w:rPr>
+              <w:t xml:space="preserve">achine </w:t>
+            </w:r>
+            <w:r>
+              <w:rPr>
+                <w:b/>
+                <w:bCs/>
+                <w:shd w:val="clear" w:color="auto" w:fill="FFFFFF"/>
+              </w:rPr>
+              <w:t>L</w:t>
+            </w:r>
+            <w:r>
+              <w:rPr>
+                <w:b/>
+                <w:bCs/>
+                <w:shd w:val="clear" w:color="auto" w:fill="FFFFFF"/>
+              </w:rPr>
+              <w:t xml:space="preserve">earning </w:t>
+            </w:r>
+            <w:r>
+              <w:rPr>
+                <w:b/>
+                <w:bCs/>
+                <w:shd w:val="clear" w:color="auto" w:fill="FFFFFF"/>
+              </w:rPr>
+              <w:t>F</w:t>
+            </w:r>
+            <w:r>
+              <w:rPr>
+                <w:b/>
+                <w:bCs/>
+                <w:shd w:val="clear" w:color="auto" w:fill="FFFFFF"/>
+              </w:rPr>
+              <w:t>ield</w:t>
+            </w:r>
+          </w:p>
+        </w:tc>
+      </w:tr>
+      <w:tr>
+        <w:trPr>
+          <w:trHeight w:val="794"/>
+        </w:trPr>
+        <w:tc>
+          <w:tcPr>
+            <w:tcW w:w="0" w:type="auto"/>
+            <w:gridSpan w:val="5"/>
+            <w:tcBorders>
+              <w:top w:val="single" w:sz="4" w:space="0" w:color="auto"/>
+              <w:left w:val="nil"/>
+              <w:bottom w:val="single" w:sz="4" w:space="0" w:color="auto"/>
+              <w:right w:val="nil"/>
+            </w:tcBorders>
+            <w:vAlign w:val="center"/>
+          </w:tcPr>
+          <w:p>
+            <w:pPr>
+              <w:pStyle w:val="ListParagraph"/>
+              <w:numPr>
+                <w:ilvl w:val="0"/>
+                <w:numId w:val="31"/>
+              </w:numPr>
+              <w:jc w:val="lowKashida"/>
+              <w:rPr>
+                <w:sz w:val="24"/>
+                <w:szCs w:val="24"/>
+              </w:rPr>
+            </w:pPr>
+            <w:r>
+              <w:rPr>
+                <w:sz w:val="24"/>
+                <w:szCs w:val="24"/>
+              </w:rPr>
+              <w:t>Releasing</w:t>
+            </w:r>
+            <w:r>
+              <w:rPr>
+                <w:sz w:val="24"/>
+                <w:szCs w:val="24"/>
+              </w:rPr>
+              <w:t xml:space="preserve"> </w:t>
+            </w:r>
+            <w:r>
+              <w:rPr>
+                <w:sz w:val="24"/>
+                <w:szCs w:val="24"/>
+              </w:rPr>
+              <w:t>the RadViz python package that is used in visualizing high dimensional dataset</w:t>
+            </w:r>
+          </w:p>
+          <w:p>
+            <w:pPr>
+              <w:pStyle w:val="ListParagraph"/>
+              <w:ind w:left="1080"/>
+              <w:jc w:val="lowKashida"/>
+              <w:rPr>
+                <w:sz w:val="24"/>
+                <w:szCs w:val="24"/>
+              </w:rPr>
+            </w:pPr>
+            <w:hyperlink r:id="rId17" w:history="1">
+              <w:r>
+                <w:rPr>
+                  <w:rStyle w:val="Hyperlink"/>
+                  <w:sz w:val="24"/>
+                  <w:szCs w:val="24"/>
+                </w:rPr>
+                <w:t>https://pypi.org/project/RadViz-Plotly/</w:t>
+              </w:r>
+            </w:hyperlink>
+          </w:p>
+          <w:p>
+            <w:pPr>
+              <w:pStyle w:val="ListParagraph"/>
+              <w:ind w:left="1080"/>
+              <w:jc w:val="lowKashida"/>
+              <w:rPr>
+                <w:sz w:val="24"/>
+                <w:szCs w:val="24"/>
+              </w:rPr>
+            </w:pPr>
+            <w:r>
+              <w:rPr>
+                <w:sz w:val="24"/>
+                <w:szCs w:val="24"/>
+              </w:rPr>
+              <w:t>This package was released in 22 of Aug 2020, and it has been downloaded more than 1500 times</w:t>
+            </w:r>
+            <w:r>
+              <w:rPr>
+                <w:sz w:val="24"/>
+                <w:szCs w:val="24"/>
+              </w:rPr>
+              <w:t xml:space="preserve">. Click </w:t>
+            </w:r>
+            <w:hyperlink r:id="rId18" w:history="1">
+              <w:r>
+                <w:rPr>
+                  <w:rStyle w:val="Hyperlink"/>
+                  <w:sz w:val="24"/>
+                  <w:szCs w:val="24"/>
+                </w:rPr>
+                <w:t>here</w:t>
+              </w:r>
+            </w:hyperlink>
+            <w:r>
+              <w:rPr>
+                <w:sz w:val="24"/>
+                <w:szCs w:val="24"/>
+              </w:rPr>
+              <w:t xml:space="preserve"> to check the </w:t>
+            </w:r>
+            <w:r>
+              <w:rPr>
+                <w:sz w:val="24"/>
+                <w:szCs w:val="24"/>
+              </w:rPr>
+              <w:t>downloads' counts.</w:t>
+            </w:r>
+          </w:p>
+          <w:p>
+            <w:pPr>
+              <w:pStyle w:val="ListParagraph"/>
+              <w:numPr>
+                <w:ilvl w:val="0"/>
+                <w:numId w:val="31"/>
+              </w:numPr>
+              <w:jc w:val="lowKashida"/>
+              <w:rPr>
+                <w:sz w:val="24"/>
+                <w:szCs w:val="24"/>
+              </w:rPr>
+            </w:pPr>
+            <w:r>
+              <w:rPr>
+                <w:sz w:val="24"/>
+                <w:szCs w:val="24"/>
+              </w:rPr>
+              <w:t>Creating a repository that contain</w:t>
+            </w:r>
+            <w:r>
+              <w:rPr>
+                <w:sz w:val="24"/>
+                <w:szCs w:val="24"/>
+              </w:rPr>
+              <w:t>s</w:t>
+            </w:r>
+            <w:r>
+              <w:rPr>
+                <w:sz w:val="24"/>
+                <w:szCs w:val="24"/>
+              </w:rPr>
+              <w:t xml:space="preserve"> examples that explain how to use the RadViz package, and this repository is connected</w:t>
+            </w:r>
+            <w:r>
+              <w:rPr>
+                <w:sz w:val="24"/>
+                <w:szCs w:val="24"/>
+              </w:rPr>
+              <w:t xml:space="preserve"> </w:t>
+            </w:r>
+            <w:r>
+              <w:rPr>
+                <w:sz w:val="24"/>
+                <w:szCs w:val="24"/>
+              </w:rPr>
+              <w:t>to the online Jupiter Lab where the users can run the examples without local</w:t>
+            </w:r>
+            <w:r>
+              <w:rPr>
+                <w:sz w:val="24"/>
+                <w:szCs w:val="24"/>
+              </w:rPr>
+              <w:t xml:space="preserve"> </w:t>
+            </w:r>
+            <w:r>
+              <w:rPr>
+                <w:sz w:val="24"/>
+                <w:szCs w:val="24"/>
+              </w:rPr>
+              <w:t>installation</w:t>
+            </w:r>
+            <w:r>
+              <w:rPr>
+                <w:sz w:val="24"/>
+                <w:szCs w:val="24"/>
+              </w:rPr>
+              <w:t xml:space="preserve">. Click </w:t>
+            </w:r>
+            <w:hyperlink r:id="rId19" w:history="1">
+              <w:r>
+                <w:rPr>
+                  <w:rStyle w:val="Hyperlink"/>
+                  <w:sz w:val="24"/>
+                  <w:szCs w:val="24"/>
+                </w:rPr>
+                <w:t>here</w:t>
+              </w:r>
+            </w:hyperlink>
+            <w:r>
+              <w:rPr>
+                <w:sz w:val="24"/>
+                <w:szCs w:val="24"/>
+              </w:rPr>
+              <w:t xml:space="preserve"> to check the examples repositories</w:t>
+            </w:r>
+            <w:r>
+              <w:rPr>
+                <w:sz w:val="24"/>
+                <w:szCs w:val="24"/>
+              </w:rPr>
+              <w:t>.</w:t>
+            </w:r>
+            <w:r>
+              <w:rPr>
+                <w:sz w:val="24"/>
+                <w:szCs w:val="24"/>
+              </w:rPr>
+              <w:t xml:space="preserve"> </w:t>
+            </w:r>
+          </w:p>
+          <w:p>
+            <w:pPr>
+              <w:pStyle w:val="ListParagraph"/>
+              <w:numPr>
+                <w:ilvl w:val="0"/>
+                <w:numId w:val="31"/>
+              </w:numPr>
+              <w:jc w:val="lowKashida"/>
+              <w:rPr>
+                <w:sz w:val="24"/>
+                <w:szCs w:val="24"/>
+              </w:rPr>
+            </w:pPr>
+            <w:r>
+              <w:rPr>
+                <w:sz w:val="24"/>
+                <w:szCs w:val="24"/>
+              </w:rPr>
+              <w:t xml:space="preserve">Taking machine learning courses. Click </w:t>
+            </w:r>
+            <w:hyperlink r:id="rId20" w:history="1">
+              <w:r>
+                <w:rPr>
+                  <w:rStyle w:val="Hyperlink"/>
+                  <w:sz w:val="24"/>
+                  <w:szCs w:val="24"/>
+                </w:rPr>
+                <w:t>here</w:t>
+              </w:r>
+            </w:hyperlink>
+            <w:r>
+              <w:rPr>
+                <w:sz w:val="24"/>
+                <w:szCs w:val="24"/>
+              </w:rPr>
+              <w:t xml:space="preserve"> to check</w:t>
+            </w:r>
+            <w:r>
+              <w:rPr>
+                <w:sz w:val="24"/>
+                <w:szCs w:val="24"/>
+              </w:rPr>
+              <w:t xml:space="preserve"> my</w:t>
+            </w:r>
+            <w:r>
+              <w:rPr>
+                <w:sz w:val="24"/>
+                <w:szCs w:val="24"/>
+              </w:rPr>
+              <w:t xml:space="preserve"> </w:t>
+            </w:r>
+            <w:r>
+              <w:rPr>
+                <w:sz w:val="24"/>
+                <w:szCs w:val="24"/>
+              </w:rPr>
+              <w:t>ce</w:t>
+            </w:r>
+            <w:r>
+              <w:rPr>
+                <w:sz w:val="24"/>
+                <w:szCs w:val="24"/>
+              </w:rPr>
+              <w:t xml:space="preserve">rtifications  </w:t>
+            </w:r>
+          </w:p>
+          <w:p>
+            <w:pPr>
+              <w:pStyle w:val="ListParagraph"/>
+              <w:ind w:left="1080"/>
+              <w:jc w:val="lowKashida"/>
+              <w:rPr>
+                <w:sz w:val="24"/>
+                <w:szCs w:val="24"/>
+              </w:rPr>
+            </w:pPr>
           </w:p>
         </w:tc>
       </w:tr>
@@ -2186,6 +2518,7 @@
                 <w:sz w:val="24"/>
                 <w:szCs w:val="24"/>
               </w:rPr>
+              <w:lastRenderedPageBreak/>
               <w:t>A</w:t>
             </w:r>
             <w:r>
@@ -2247,7 +2580,7 @@
               </w:rPr>
               <w:t xml:space="preserve">One of ICT winners in </w:t>
             </w:r>
-            <w:hyperlink r:id="rId12" w:history="1">
+            <w:hyperlink r:id="rId21" w:history="1">
               <w:r>
                 <w:rPr>
                   <w:rStyle w:val="Hyperlink"/>
@@ -2354,7 +2687,7 @@
               </w:rPr>
               <w:t xml:space="preserve">First Place Winner in </w:t>
             </w:r>
-            <w:hyperlink r:id="rId13" w:history="1">
+            <w:hyperlink r:id="rId22" w:history="1">
               <w:r>
                 <w:rPr>
                   <w:rStyle w:val="Hyperlink"/>
@@ -2426,29 +2759,6 @@
               </w:rPr>
               <w:t xml:space="preserve">The proposed idea is replacing the lift buttons with tablet runing Android OS.By another word integrate the lift with android OS. </w:t>
             </w:r>
-          </w:p>
-          <w:p>
-            <w:pPr>
-              <w:ind w:right="-63"/>
-              <w:rPr>
-                <w:rFonts w:ascii="Times New Roman" w:hAnsi="Times New Roman" w:cs="Times New Roman"/>
-                <w:noProof/>
-                <w:sz w:val="24"/>
-                <w:szCs w:val="24"/>
-              </w:rPr>
-            </w:pPr>
-          </w:p>
-          <w:p>
-            <w:pPr>
-              <w:jc w:val="lowKashida"/>
-              <w:rPr>
-                <w:rFonts w:ascii="Times New Roman" w:hAnsi="Times New Roman" w:cs="Times New Roman"/>
-                <w:b/>
-                <w:bCs/>
-                <w:sz w:val="24"/>
-                <w:szCs w:val="24"/>
-              </w:rPr>
-            </w:pPr>
           </w:p>
           <w:p>
             <w:pPr>
@@ -2495,7 +2805,6 @@
                 <w:b/>
                 <w:bCs/>
               </w:rPr>
-              <w:lastRenderedPageBreak/>
               <w:t xml:space="preserve">Teaching experience  </w:t>
             </w:r>
             <w:r>
@@ -3178,7 +3487,7 @@
                 <w:shd w:val="clear" w:color="auto" w:fill="FFFFFF"/>
               </w:rPr>
             </w:pPr>
-            <w:hyperlink r:id="rId14" w:history="1">
+            <w:hyperlink r:id="rId23" w:history="1">
               <w:r>
                 <w:rPr>
                   <w:rStyle w:val="Hyperlink"/>
@@ -3352,7 +3661,7 @@
                 <w:shd w:val="clear" w:color="auto" w:fill="FFFFFF"/>
               </w:rPr>
             </w:pPr>
-            <w:hyperlink r:id="rId15" w:history="1">
+            <w:hyperlink r:id="rId24" w:history="1">
               <w:r>
                 <w:rPr>
                   <w:rStyle w:val="Hyperlink"/>
@@ -3983,7 +4292,6 @@
                 <w:shd w:val="clear" w:color="auto" w:fill="FFFFFF"/>
               </w:rPr>
             </w:pPr>
-            <w:proofErr w:type="spellStart"/>
             <w:r>
               <w:rPr>
                 <w:rFonts w:ascii="Times New Roman" w:hAnsi="Times New Roman" w:cs="Times New Roman"/>
@@ -3994,7 +4302,6 @@
               </w:rPr>
               <w:t>Matlab</w:t>
             </w:r>
-            <w:proofErr w:type="spellEnd"/>
           </w:p>
           <w:p>
             <w:pPr>
@@ -4288,6 +4595,7 @@
                 <w:sz w:val="24"/>
                 <w:szCs w:val="24"/>
               </w:rPr>
+              <w:lastRenderedPageBreak/>
               <w:t>Quantitative 160</w:t>
             </w:r>
           </w:p>
@@ -4479,7 +4787,6 @@
                 <w:sz w:val="24"/>
                 <w:szCs w:val="24"/>
               </w:rPr>
-              <w:lastRenderedPageBreak/>
               <w:t>Soft Skills</w:t>
             </w:r>
           </w:p>
@@ -4525,7 +4832,6 @@
                 <w:szCs w:val="24"/>
               </w:rPr>
             </w:pPr>
-            <w:proofErr w:type="gramStart"/>
             <w:r>
               <w:rPr>
                 <w:rFonts w:ascii="Times New Roman" w:hAnsi="Times New Roman" w:cs="Times New Roman"/>
@@ -4533,16 +4839,7 @@
                 <w:szCs w:val="24"/>
               </w:rPr>
               <w:lastRenderedPageBreak/>
-              <w:t>Team work</w:t>
-            </w:r>
-            <w:proofErr w:type="gramEnd"/>
-            <w:r>
-              <w:rPr>
-                <w:rFonts w:ascii="Times New Roman" w:hAnsi="Times New Roman" w:cs="Times New Roman"/>
-                <w:sz w:val="24"/>
-                <w:szCs w:val="24"/>
-              </w:rPr>
-              <w:t xml:space="preserve"> </w:t>
+              <w:t xml:space="preserve">Team work </w:t>
             </w:r>
           </w:p>
           <w:p>
@@ -5396,31 +5693,7 @@
                 <w:szCs w:val="24"/>
                 <w:lang w:bidi="ar-EG"/>
               </w:rPr>
-              <w:t xml:space="preserve">      </w:t>
-            </w:r>
-            <w:proofErr w:type="spellStart"/>
-            <w:r>
-              <w:rPr>
-                <w:rFonts w:ascii="Times New Roman" w:hAnsi="Times New Roman" w:cs="Times New Roman"/>
-                <w:b/>
-                <w:bCs/>
-                <w:sz w:val="24"/>
-                <w:szCs w:val="24"/>
-                <w:lang w:bidi="ar-EG"/>
-              </w:rPr>
-              <w:t>Benha</w:t>
-            </w:r>
-            <w:proofErr w:type="spellEnd"/>
-            <w:r>
-              <w:rPr>
-                <w:rFonts w:ascii="Times New Roman" w:hAnsi="Times New Roman" w:cs="Times New Roman"/>
-                <w:b/>
-                <w:bCs/>
-                <w:sz w:val="24"/>
-                <w:szCs w:val="24"/>
-                <w:lang w:bidi="ar-EG"/>
-              </w:rPr>
-              <w:t xml:space="preserve"> company for electronics industries</w:t>
+              <w:t xml:space="preserve">      Benha company for electronics industries</w:t>
             </w:r>
             <w:r>
               <w:rPr>
@@ -5677,7 +5950,7 @@
               </w:rPr>
               <w:t xml:space="preserve">Home Address </w:t>
             </w:r>
-            <w:hyperlink r:id="rId16" w:history="1">
+            <w:hyperlink r:id="rId25" w:history="1">
               <w:r>
                 <w:rPr>
                   <w:rStyle w:val="Hyperlink"/>
@@ -5808,7 +6081,7 @@
 </file>
 
 <file path=word/numbering.xml><?xml version="1.0" encoding="utf-8"?>
-<w:numbering xmlns:wpc="http://schemas.microsoft.com/office/word/2010/wordprocessingCanvas" xmlns:cx="http://schemas.microsoft.com/office/drawing/2014/chartex" xmlns:cx1="http://schemas.microsoft.com/office/drawing/2015/9/8/chartex" xmlns:cx2="http://schemas.microsoft.com/office/drawing/2015/10/21/chartex" xmlns:cx3="http://schemas.microsoft.com/office/drawing/2016/5/9/chartex" xmlns:cx4="http://schemas.microsoft.com/office/drawing/2016/5/10/chartex" xmlns:cx5="http://schemas.microsoft.com/office/drawing/2016/5/11/chartex" xmlns:cx6="http://schemas.microsoft.com/office/drawing/2016/5/12/chartex" xmlns:cx7="http://schemas.microsoft.com/office/drawing/2016/5/13/chartex" xmlns:cx8="http://schemas.microsoft.com/office/drawing/2016/5/14/chartex" xmlns:mc="http://schemas.openxmlformats.org/markup-compatibility/2006" xmlns:aink="http://schemas.microsoft.com/office/drawing/2016/ink" xmlns:am3d="http://schemas.microsoft.com/office/drawing/2017/model3d" xmlns:o="urn:schemas-microsoft-com:office:office" xmlns:r="http://schemas.openxmlformats.org/officeDocument/2006/relationships" xmlns:m="http://schemas.openxmlformats.org/officeDocument/2006/math" xmlns:v="urn:schemas-microsoft-com:vml" xmlns:wp14="http://schemas.microsoft.com/office/word/2010/wordprocessingDrawing" xmlns:wp="http://schemas.openxmlformats.org/drawingml/2006/wordprocessingDrawing" xmlns:w10="urn:schemas-microsoft-com:office:word" xmlns:w="http://schemas.openxmlformats.org/wordprocessingml/2006/main" xmlns:w14="http://schemas.microsoft.com/office/word/2010/wordml" xmlns:w15="http://schemas.microsoft.com/office/word/2012/wordml" xmlns:w16cid="http://schemas.microsoft.com/office/word/2016/wordml/cid" xmlns:w16se="http://schemas.microsoft.com/office/word/2015/wordml/symex" xmlns:wpg="http://schemas.microsoft.com/office/word/2010/wordprocessingGroup" xmlns:wpi="http://schemas.microsoft.com/office/word/2010/wordprocessingInk" xmlns:wne="http://schemas.microsoft.com/office/word/2006/wordml" xmlns:wps="http://schemas.microsoft.com/office/word/2010/wordprocessingShape" mc:Ignorable="w14 w15 w16se w16cid wp14">
+<w:numbering xmlns:wpc="http://schemas.microsoft.com/office/word/2010/wordprocessingCanvas" xmlns:cx="http://schemas.microsoft.com/office/drawing/2014/chartex" xmlns:cx1="http://schemas.microsoft.com/office/drawing/2015/9/8/chartex" xmlns:cx2="http://schemas.microsoft.com/office/drawing/2015/10/21/chartex" xmlns:cx3="http://schemas.microsoft.com/office/drawing/2016/5/9/chartex" xmlns:cx4="http://schemas.microsoft.com/office/drawing/2016/5/10/chartex" xmlns:cx5="http://schemas.microsoft.com/office/drawing/2016/5/11/chartex" xmlns:cx6="http://schemas.microsoft.com/office/drawing/2016/5/12/chartex" xmlns:cx7="http://schemas.microsoft.com/office/drawing/2016/5/13/chartex" xmlns:cx8="http://schemas.microsoft.com/office/drawing/2016/5/14/chartex" xmlns:mc="http://schemas.openxmlformats.org/markup-compatibility/2006" xmlns:aink="http://schemas.microsoft.com/office/drawing/2016/ink" xmlns:am3d="http://schemas.microsoft.com/office/drawing/2017/model3d" xmlns:o="urn:schemas-microsoft-com:office:office" xmlns:r="http://schemas.openxmlformats.org/officeDocument/2006/relationships" xmlns:m="http://schemas.openxmlformats.org/officeDocument/2006/math" xmlns:v="urn:schemas-microsoft-com:vml" xmlns:wp14="http://schemas.microsoft.com/office/word/2010/wordprocessingDrawing" xmlns:wp="http://schemas.openxmlformats.org/drawingml/2006/wordprocessingDrawing" xmlns:w10="urn:schemas-microsoft-com:office:word" xmlns:w="http://schemas.openxmlformats.org/wordprocessingml/2006/main" xmlns:w14="http://schemas.microsoft.com/office/word/2010/wordml" xmlns:w15="http://schemas.microsoft.com/office/word/2012/wordml" xmlns:w16cex="http://schemas.microsoft.com/office/word/2018/wordml/cex" xmlns:w16cid="http://schemas.microsoft.com/office/word/2016/wordml/cid" xmlns:w16="http://schemas.microsoft.com/office/word/2018/wordml" xmlns:w16se="http://schemas.microsoft.com/office/word/2015/wordml/symex" xmlns:wpg="http://schemas.microsoft.com/office/word/2010/wordprocessingGroup" xmlns:wpi="http://schemas.microsoft.com/office/word/2010/wordprocessingInk" xmlns:wne="http://schemas.microsoft.com/office/word/2006/wordml" xmlns:wps="http://schemas.microsoft.com/office/word/2010/wordprocessingShape" mc:Ignorable="w14 w15 w16se w16cid w16 w16cex wp14">
   <w:abstractNum w:abstractNumId="0" w15:restartNumberingAfterBreak="0">
     <w:nsid w:val="013040F1"/>
     <w:multiLevelType w:val="hybridMultilevel"/>
@@ -5923,6 +6196,95 @@
     </w:lvl>
   </w:abstractNum>
   <w:abstractNum w:abstractNumId="1" w15:restartNumberingAfterBreak="0">
+    <w:nsid w:val="029D008D"/>
+    <w:multiLevelType w:val="hybridMultilevel"/>
+    <w:tmpl w:val="C33082F0"/>
+    <w:lvl w:ilvl="0" w:tplc="3322FC76">
+      <w:start w:val="1"/>
+      <w:numFmt w:val="decimal"/>
+      <w:lvlText w:val="%1-"/>
+      <w:lvlJc w:val="left"/>
+      <w:pPr>
+        <w:ind w:left="1080" w:hanging="360"/>
+      </w:pPr>
+      <w:rPr>
+        <w:rFonts w:hint="default"/>
+      </w:rPr>
+    </w:lvl>
+    <w:lvl w:ilvl="1" w:tplc="04090019" w:tentative="1">
+      <w:start w:val="1"/>
+      <w:numFmt w:val="lowerLetter"/>
+      <w:lvlText w:val="%2."/>
+      <w:lvlJc w:val="left"/>
+      <w:pPr>
+        <w:ind w:left="1800" w:hanging="360"/>
+      </w:pPr>
+    </w:lvl>
+    <w:lvl w:ilvl="2" w:tplc="0409001B" w:tentative="1">
+      <w:start w:val="1"/>
+      <w:numFmt w:val="lowerRoman"/>
+      <w:lvlText w:val="%3."/>
+      <w:lvlJc w:val="right"/>
+      <w:pPr>
+        <w:ind w:left="2520" w:hanging="180"/>
+      </w:pPr>
+    </w:lvl>
+    <w:lvl w:ilvl="3" w:tplc="0409000F" w:tentative="1">
+      <w:start w:val="1"/>
+      <w:numFmt w:val="decimal"/>
+      <w:lvlText w:val="%4."/>
+      <w:lvlJc w:val="left"/>
+      <w:pPr>
+        <w:ind w:left="3240" w:hanging="360"/>
+      </w:pPr>
+    </w:lvl>
+    <w:lvl w:ilvl="4" w:tplc="04090019" w:tentative="1">
+      <w:start w:val="1"/>
+      <w:numFmt w:val="lowerLetter"/>
+      <w:lvlText w:val="%5."/>
+      <w:lvlJc w:val="left"/>
+      <w:pPr>
+        <w:ind w:left="3960" w:hanging="360"/>
+      </w:pPr>
+    </w:lvl>
+    <w:lvl w:ilvl="5" w:tplc="0409001B" w:tentative="1">
+      <w:start w:val="1"/>
+      <w:numFmt w:val="lowerRoman"/>
+      <w:lvlText w:val="%6."/>
+      <w:lvlJc w:val="right"/>
+      <w:pPr>
+        <w:ind w:left="4680" w:hanging="180"/>
+      </w:pPr>
+    </w:lvl>
+    <w:lvl w:ilvl="6" w:tplc="0409000F" w:tentative="1">
+      <w:start w:val="1"/>
+      <w:numFmt w:val="decimal"/>
+      <w:lvlText w:val="%7."/>
+      <w:lvlJc w:val="left"/>
+      <w:pPr>
+        <w:ind w:left="5400" w:hanging="360"/>
+      </w:pPr>
+    </w:lvl>
+    <w:lvl w:ilvl="7" w:tplc="04090019" w:tentative="1">
+      <w:start w:val="1"/>
+      <w:numFmt w:val="lowerLetter"/>
+      <w:lvlText w:val="%8."/>
+      <w:lvlJc w:val="left"/>
+      <w:pPr>
+        <w:ind w:left="6120" w:hanging="360"/>
+      </w:pPr>
+    </w:lvl>
+    <w:lvl w:ilvl="8" w:tplc="0409001B" w:tentative="1">
+      <w:start w:val="1"/>
+      <w:numFmt w:val="lowerRoman"/>
+      <w:lvlText w:val="%9."/>
+      <w:lvlJc w:val="right"/>
+      <w:pPr>
+        <w:ind w:left="6840" w:hanging="180"/>
+      </w:pPr>
+    </w:lvl>
+  </w:abstractNum>
+  <w:abstractNum w:abstractNumId="2" w15:restartNumberingAfterBreak="0">
     <w:nsid w:val="054F44D7"/>
     <w:multiLevelType w:val="hybridMultilevel"/>
     <w:tmpl w:val="740C849A"/>
@@ -6035,7 +6397,7 @@
       </w:rPr>
     </w:lvl>
   </w:abstractNum>
-  <w:abstractNum w:abstractNumId="2" w15:restartNumberingAfterBreak="0">
+  <w:abstractNum w:abstractNumId="3" w15:restartNumberingAfterBreak="0">
     <w:nsid w:val="08C057EE"/>
     <w:multiLevelType w:val="hybridMultilevel"/>
     <w:tmpl w:val="04EC0C1A"/>
@@ -6148,7 +6510,7 @@
       </w:rPr>
     </w:lvl>
   </w:abstractNum>
-  <w:abstractNum w:abstractNumId="3" w15:restartNumberingAfterBreak="0">
+  <w:abstractNum w:abstractNumId="4" w15:restartNumberingAfterBreak="0">
     <w:nsid w:val="0BBC524F"/>
     <w:multiLevelType w:val="hybridMultilevel"/>
     <w:tmpl w:val="E20806DC"/>
@@ -6261,7 +6623,7 @@
       </w:rPr>
     </w:lvl>
   </w:abstractNum>
-  <w:abstractNum w:abstractNumId="4" w15:restartNumberingAfterBreak="0">
+  <w:abstractNum w:abstractNumId="5" w15:restartNumberingAfterBreak="0">
     <w:nsid w:val="13AB4008"/>
     <w:multiLevelType w:val="hybridMultilevel"/>
     <w:tmpl w:val="7428882A"/>
@@ -6374,7 +6736,7 @@
       </w:rPr>
     </w:lvl>
   </w:abstractNum>
-  <w:abstractNum w:abstractNumId="5" w15:restartNumberingAfterBreak="0">
+  <w:abstractNum w:abstractNumId="6" w15:restartNumberingAfterBreak="0">
     <w:nsid w:val="1AEF0798"/>
     <w:multiLevelType w:val="hybridMultilevel"/>
     <w:tmpl w:val="ED64B96A"/>
@@ -6486,7 +6848,7 @@
       </w:rPr>
     </w:lvl>
   </w:abstractNum>
-  <w:abstractNum w:abstractNumId="6" w15:restartNumberingAfterBreak="0">
+  <w:abstractNum w:abstractNumId="7" w15:restartNumberingAfterBreak="0">
     <w:nsid w:val="1E5F5D8E"/>
     <w:multiLevelType w:val="hybridMultilevel"/>
     <w:tmpl w:val="A984C334"/>
@@ -6598,7 +6960,7 @@
       </w:rPr>
     </w:lvl>
   </w:abstractNum>
-  <w:abstractNum w:abstractNumId="7" w15:restartNumberingAfterBreak="0">
+  <w:abstractNum w:abstractNumId="8" w15:restartNumberingAfterBreak="0">
     <w:nsid w:val="200478CC"/>
     <w:multiLevelType w:val="hybridMultilevel"/>
     <w:tmpl w:val="FF5ABFDC"/>
@@ -6711,7 +7073,7 @@
       </w:rPr>
     </w:lvl>
   </w:abstractNum>
-  <w:abstractNum w:abstractNumId="8" w15:restartNumberingAfterBreak="0">
+  <w:abstractNum w:abstractNumId="9" w15:restartNumberingAfterBreak="0">
     <w:nsid w:val="22C16CF8"/>
     <w:multiLevelType w:val="hybridMultilevel"/>
     <w:tmpl w:val="77F8C224"/>
@@ -6824,7 +7186,7 @@
       </w:rPr>
     </w:lvl>
   </w:abstractNum>
-  <w:abstractNum w:abstractNumId="9" w15:restartNumberingAfterBreak="0">
+  <w:abstractNum w:abstractNumId="10" w15:restartNumberingAfterBreak="0">
     <w:nsid w:val="251D76AD"/>
     <w:multiLevelType w:val="hybridMultilevel"/>
     <w:tmpl w:val="40B60126"/>
@@ -6937,7 +7299,7 @@
       </w:rPr>
     </w:lvl>
   </w:abstractNum>
-  <w:abstractNum w:abstractNumId="10" w15:restartNumberingAfterBreak="0">
+  <w:abstractNum w:abstractNumId="11" w15:restartNumberingAfterBreak="0">
     <w:nsid w:val="290860D9"/>
     <w:multiLevelType w:val="hybridMultilevel"/>
     <w:tmpl w:val="9984F036"/>
@@ -7028,7 +7390,7 @@
       </w:pPr>
     </w:lvl>
   </w:abstractNum>
-  <w:abstractNum w:abstractNumId="11" w15:restartNumberingAfterBreak="0">
+  <w:abstractNum w:abstractNumId="12" w15:restartNumberingAfterBreak="0">
     <w:nsid w:val="292355FD"/>
     <w:multiLevelType w:val="hybridMultilevel"/>
     <w:tmpl w:val="26B41C72"/>
@@ -7117,7 +7479,7 @@
       </w:pPr>
     </w:lvl>
   </w:abstractNum>
-  <w:abstractNum w:abstractNumId="12" w15:restartNumberingAfterBreak="0">
+  <w:abstractNum w:abstractNumId="13" w15:restartNumberingAfterBreak="0">
     <w:nsid w:val="2FD4148C"/>
     <w:multiLevelType w:val="hybridMultilevel"/>
     <w:tmpl w:val="E51AD2AA"/>
@@ -7230,7 +7592,7 @@
       </w:rPr>
     </w:lvl>
   </w:abstractNum>
-  <w:abstractNum w:abstractNumId="13" w15:restartNumberingAfterBreak="0">
+  <w:abstractNum w:abstractNumId="14" w15:restartNumberingAfterBreak="0">
     <w:nsid w:val="3B225145"/>
     <w:multiLevelType w:val="hybridMultilevel"/>
     <w:tmpl w:val="B620746C"/>
@@ -7319,7 +7681,7 @@
       </w:pPr>
     </w:lvl>
   </w:abstractNum>
-  <w:abstractNum w:abstractNumId="14" w15:restartNumberingAfterBreak="0">
+  <w:abstractNum w:abstractNumId="15" w15:restartNumberingAfterBreak="0">
     <w:nsid w:val="3E644DE0"/>
     <w:multiLevelType w:val="hybridMultilevel"/>
     <w:tmpl w:val="A06A7860"/>
@@ -7432,7 +7794,7 @@
       </w:rPr>
     </w:lvl>
   </w:abstractNum>
-  <w:abstractNum w:abstractNumId="15" w15:restartNumberingAfterBreak="0">
+  <w:abstractNum w:abstractNumId="16" w15:restartNumberingAfterBreak="0">
     <w:nsid w:val="49A74A7A"/>
     <w:multiLevelType w:val="hybridMultilevel"/>
     <w:tmpl w:val="DDEE83B8"/>
@@ -7522,7 +7884,7 @@
       </w:pPr>
     </w:lvl>
   </w:abstractNum>
-  <w:abstractNum w:abstractNumId="16" w15:restartNumberingAfterBreak="0">
+  <w:abstractNum w:abstractNumId="17" w15:restartNumberingAfterBreak="0">
     <w:nsid w:val="558F116B"/>
     <w:multiLevelType w:val="hybridMultilevel"/>
     <w:tmpl w:val="85D00206"/>
@@ -7634,7 +7996,7 @@
       </w:rPr>
     </w:lvl>
   </w:abstractNum>
-  <w:abstractNum w:abstractNumId="17" w15:restartNumberingAfterBreak="0">
+  <w:abstractNum w:abstractNumId="18" w15:restartNumberingAfterBreak="0">
     <w:nsid w:val="5CE80822"/>
     <w:multiLevelType w:val="hybridMultilevel"/>
     <w:tmpl w:val="642A335C"/>
@@ -7747,7 +8109,7 @@
       </w:rPr>
     </w:lvl>
   </w:abstractNum>
-  <w:abstractNum w:abstractNumId="18" w15:restartNumberingAfterBreak="0">
+  <w:abstractNum w:abstractNumId="19" w15:restartNumberingAfterBreak="0">
     <w:nsid w:val="5D5552B4"/>
     <w:multiLevelType w:val="hybridMultilevel"/>
     <w:tmpl w:val="18CC9FE2"/>
@@ -7836,7 +8198,7 @@
       </w:pPr>
     </w:lvl>
   </w:abstractNum>
-  <w:abstractNum w:abstractNumId="19" w15:restartNumberingAfterBreak="0">
+  <w:abstractNum w:abstractNumId="20" w15:restartNumberingAfterBreak="0">
     <w:nsid w:val="5FA17489"/>
     <w:multiLevelType w:val="hybridMultilevel"/>
     <w:tmpl w:val="D460DD4A"/>
@@ -7949,7 +8311,7 @@
       </w:rPr>
     </w:lvl>
   </w:abstractNum>
-  <w:abstractNum w:abstractNumId="20" w15:restartNumberingAfterBreak="0">
+  <w:abstractNum w:abstractNumId="21" w15:restartNumberingAfterBreak="0">
     <w:nsid w:val="60F67C57"/>
     <w:multiLevelType w:val="hybridMultilevel"/>
     <w:tmpl w:val="B620746C"/>
@@ -8038,7 +8400,7 @@
       </w:pPr>
     </w:lvl>
   </w:abstractNum>
-  <w:abstractNum w:abstractNumId="21" w15:restartNumberingAfterBreak="0">
+  <w:abstractNum w:abstractNumId="22" w15:restartNumberingAfterBreak="0">
     <w:nsid w:val="65221B06"/>
     <w:multiLevelType w:val="hybridMultilevel"/>
     <w:tmpl w:val="F910993E"/>
@@ -8124,7 +8486,7 @@
       </w:pPr>
     </w:lvl>
   </w:abstractNum>
-  <w:abstractNum w:abstractNumId="22" w15:restartNumberingAfterBreak="0">
+  <w:abstractNum w:abstractNumId="23" w15:restartNumberingAfterBreak="0">
     <w:nsid w:val="6B40343A"/>
     <w:multiLevelType w:val="hybridMultilevel"/>
     <w:tmpl w:val="B39AB668"/>
@@ -8237,7 +8599,7 @@
       </w:rPr>
     </w:lvl>
   </w:abstractNum>
-  <w:abstractNum w:abstractNumId="23" w15:restartNumberingAfterBreak="0">
+  <w:abstractNum w:abstractNumId="24" w15:restartNumberingAfterBreak="0">
     <w:nsid w:val="6CAF5287"/>
     <w:multiLevelType w:val="hybridMultilevel"/>
     <w:tmpl w:val="734A6C74"/>
@@ -8350,7 +8712,7 @@
       </w:rPr>
     </w:lvl>
   </w:abstractNum>
-  <w:abstractNum w:abstractNumId="24" w15:restartNumberingAfterBreak="0">
+  <w:abstractNum w:abstractNumId="25" w15:restartNumberingAfterBreak="0">
     <w:nsid w:val="6FB37FA2"/>
     <w:multiLevelType w:val="hybridMultilevel"/>
     <w:tmpl w:val="D6D663AA"/>
@@ -8465,7 +8827,7 @@
       </w:rPr>
     </w:lvl>
   </w:abstractNum>
-  <w:abstractNum w:abstractNumId="25" w15:restartNumberingAfterBreak="0">
+  <w:abstractNum w:abstractNumId="26" w15:restartNumberingAfterBreak="0">
     <w:nsid w:val="71B907FD"/>
     <w:multiLevelType w:val="hybridMultilevel"/>
     <w:tmpl w:val="5C0A5306"/>
@@ -8578,7 +8940,7 @@
       </w:rPr>
     </w:lvl>
   </w:abstractNum>
-  <w:abstractNum w:abstractNumId="26" w15:restartNumberingAfterBreak="0">
+  <w:abstractNum w:abstractNumId="27" w15:restartNumberingAfterBreak="0">
     <w:nsid w:val="72A27C9B"/>
     <w:multiLevelType w:val="hybridMultilevel"/>
     <w:tmpl w:val="75EE9566"/>
@@ -8669,7 +9031,7 @@
       </w:pPr>
     </w:lvl>
   </w:abstractNum>
-  <w:abstractNum w:abstractNumId="27" w15:restartNumberingAfterBreak="0">
+  <w:abstractNum w:abstractNumId="28" w15:restartNumberingAfterBreak="0">
     <w:nsid w:val="76B31418"/>
     <w:multiLevelType w:val="hybridMultilevel"/>
     <w:tmpl w:val="DDEE83B8"/>
@@ -8759,7 +9121,7 @@
       </w:pPr>
     </w:lvl>
   </w:abstractNum>
-  <w:abstractNum w:abstractNumId="28" w15:restartNumberingAfterBreak="0">
+  <w:abstractNum w:abstractNumId="29" w15:restartNumberingAfterBreak="0">
     <w:nsid w:val="7A9D396A"/>
     <w:multiLevelType w:val="hybridMultilevel"/>
     <w:tmpl w:val="CD304E6C"/>
@@ -8872,7 +9234,7 @@
       </w:rPr>
     </w:lvl>
   </w:abstractNum>
-  <w:abstractNum w:abstractNumId="29" w15:restartNumberingAfterBreak="0">
+  <w:abstractNum w:abstractNumId="30" w15:restartNumberingAfterBreak="0">
     <w:nsid w:val="7D7D079A"/>
     <w:multiLevelType w:val="hybridMultilevel"/>
     <w:tmpl w:val="DDEE83B8"/>
@@ -8963,100 +9325,103 @@
     </w:lvl>
   </w:abstractNum>
   <w:num w:numId="1">
-    <w:abstractNumId w:val="22"/>
+    <w:abstractNumId w:val="23"/>
   </w:num>
   <w:num w:numId="2">
-    <w:abstractNumId w:val="1"/>
+    <w:abstractNumId w:val="2"/>
   </w:num>
   <w:num w:numId="3">
-    <w:abstractNumId w:val="25"/>
+    <w:abstractNumId w:val="26"/>
   </w:num>
   <w:num w:numId="4">
-    <w:abstractNumId w:val="28"/>
+    <w:abstractNumId w:val="29"/>
   </w:num>
   <w:num w:numId="5">
-    <w:abstractNumId w:val="17"/>
+    <w:abstractNumId w:val="18"/>
   </w:num>
   <w:num w:numId="6">
-    <w:abstractNumId w:val="8"/>
+    <w:abstractNumId w:val="9"/>
   </w:num>
   <w:num w:numId="7">
-    <w:abstractNumId w:val="12"/>
+    <w:abstractNumId w:val="13"/>
   </w:num>
   <w:num w:numId="8">
-    <w:abstractNumId w:val="3"/>
+    <w:abstractNumId w:val="4"/>
   </w:num>
   <w:num w:numId="9">
-    <w:abstractNumId w:val="2"/>
+    <w:abstractNumId w:val="3"/>
   </w:num>
   <w:num w:numId="10">
     <w:abstractNumId w:val="0"/>
   </w:num>
   <w:num w:numId="11">
+    <w:abstractNumId w:val="15"/>
+  </w:num>
+  <w:num w:numId="12">
+    <w:abstractNumId w:val="24"/>
+  </w:num>
+  <w:num w:numId="13">
+    <w:abstractNumId w:val="28"/>
+  </w:num>
+  <w:num w:numId="14">
+    <w:abstractNumId w:val="22"/>
+  </w:num>
+  <w:num w:numId="15">
+    <w:abstractNumId w:val="16"/>
+  </w:num>
+  <w:num w:numId="16">
+    <w:abstractNumId w:val="30"/>
+  </w:num>
+  <w:num w:numId="17">
+    <w:abstractNumId w:val="11"/>
+  </w:num>
+  <w:num w:numId="18">
+    <w:abstractNumId w:val="5"/>
+  </w:num>
+  <w:num w:numId="19">
     <w:abstractNumId w:val="14"/>
   </w:num>
-  <w:num w:numId="12">
-    <w:abstractNumId w:val="23"/>
+  <w:num w:numId="20">
+    <w:abstractNumId w:val="21"/>
   </w:num>
-  <w:num w:numId="13">
+  <w:num w:numId="21">
+    <w:abstractNumId w:val="19"/>
+  </w:num>
+  <w:num w:numId="22">
+    <w:abstractNumId w:val="12"/>
+  </w:num>
+  <w:num w:numId="23">
+    <w:abstractNumId w:val="8"/>
+  </w:num>
+  <w:num w:numId="24">
+    <w:abstractNumId w:val="25"/>
+  </w:num>
+  <w:num w:numId="25">
     <w:abstractNumId w:val="27"/>
   </w:num>
-  <w:num w:numId="14">
-    <w:abstractNumId w:val="21"/>
+  <w:num w:numId="26">
+    <w:abstractNumId w:val="20"/>
   </w:num>
-  <w:num w:numId="15">
-    <w:abstractNumId w:val="15"/>
+  <w:num w:numId="27">
+    <w:abstractNumId w:val="7"/>
   </w:num>
-  <w:num w:numId="16">
-    <w:abstractNumId w:val="29"/>
+  <w:num w:numId="28">
+    <w:abstractNumId w:val="17"/>
   </w:num>
-  <w:num w:numId="17">
+  <w:num w:numId="29">
     <w:abstractNumId w:val="10"/>
   </w:num>
-  <w:num w:numId="18">
-    <w:abstractNumId w:val="4"/>
-  </w:num>
-  <w:num w:numId="19">
-    <w:abstractNumId w:val="13"/>
-  </w:num>
-  <w:num w:numId="20">
-    <w:abstractNumId w:val="20"/>
-  </w:num>
-  <w:num w:numId="21">
-    <w:abstractNumId w:val="18"/>
-  </w:num>
-  <w:num w:numId="22">
-    <w:abstractNumId w:val="11"/>
-  </w:num>
-  <w:num w:numId="23">
-    <w:abstractNumId w:val="7"/>
-  </w:num>
-  <w:num w:numId="24">
-    <w:abstractNumId w:val="24"/>
-  </w:num>
-  <w:num w:numId="25">
-    <w:abstractNumId w:val="26"/>
-  </w:num>
-  <w:num w:numId="26">
-    <w:abstractNumId w:val="19"/>
-  </w:num>
-  <w:num w:numId="27">
+  <w:num w:numId="30">
     <w:abstractNumId w:val="6"/>
   </w:num>
-  <w:num w:numId="28">
-    <w:abstractNumId w:val="16"/>
-  </w:num>
-  <w:num w:numId="29">
-    <w:abstractNumId w:val="9"/>
-  </w:num>
-  <w:num w:numId="30">
-    <w:abstractNumId w:val="5"/>
+  <w:num w:numId="31">
+    <w:abstractNumId w:val="1"/>
   </w:num>
 </w:numbering>
 </file>
 
 <file path=word/styles.xml><?xml version="1.0" encoding="utf-8"?>
-<w:styles xmlns:mc="http://schemas.openxmlformats.org/markup-compatibility/2006" xmlns:r="http://schemas.openxmlformats.org/officeDocument/2006/relationships" xmlns:w="http://schemas.openxmlformats.org/wordprocessingml/2006/main" xmlns:w14="http://schemas.microsoft.com/office/word/2010/wordml" xmlns:w15="http://schemas.microsoft.com/office/word/2012/wordml" xmlns:w16cid="http://schemas.microsoft.com/office/word/2016/wordml/cid" xmlns:w16se="http://schemas.microsoft.com/office/word/2015/wordml/symex" mc:Ignorable="w14 w15 w16se w16cid">
+<w:styles xmlns:mc="http://schemas.openxmlformats.org/markup-compatibility/2006" xmlns:r="http://schemas.openxmlformats.org/officeDocument/2006/relationships" xmlns:w="http://schemas.openxmlformats.org/wordprocessingml/2006/main" xmlns:w14="http://schemas.microsoft.com/office/word/2010/wordml" xmlns:w15="http://schemas.microsoft.com/office/word/2012/wordml" xmlns:w16cex="http://schemas.microsoft.com/office/word/2018/wordml/cex" xmlns:w16cid="http://schemas.microsoft.com/office/word/2016/wordml/cid" xmlns:w16="http://schemas.microsoft.com/office/word/2018/wordml" xmlns:w16se="http://schemas.microsoft.com/office/word/2015/wordml/symex" mc:Ignorable="w14 w15 w16se w16cid w16 w16cex">
   <w:docDefaults>
     <w:rPrDefault>
       <w:rPr>
@@ -9072,7 +9437,7 @@
       </w:pPr>
     </w:pPrDefault>
   </w:docDefaults>
-  <w:latentStyles w:defLockedState="0" w:defUIPriority="99" w:defSemiHidden="0" w:defUnhideWhenUsed="0" w:defQFormat="0" w:count="377">
+  <w:latentStyles w:defLockedState="0" w:defUIPriority="99" w:defSemiHidden="0" w:defUnhideWhenUsed="0" w:defQFormat="0" w:count="376">
     <w:lsdException w:name="Normal" w:uiPriority="0" w:qFormat="1"/>
     <w:lsdException w:name="heading 1" w:uiPriority="9" w:qFormat="1"/>
     <w:lsdException w:name="heading 2" w:semiHidden="1" w:uiPriority="9" w:unhideWhenUsed="1" w:qFormat="1"/>
@@ -9449,7 +9814,6 @@
     <w:lsdException w:name="Hashtag" w:semiHidden="1" w:unhideWhenUsed="1"/>
     <w:lsdException w:name="Unresolved Mention" w:semiHidden="1" w:unhideWhenUsed="1"/>
     <w:lsdException w:name="Smart Link" w:semiHidden="1" w:unhideWhenUsed="1"/>
-    <w:lsdException w:name="Smart Link Error" w:semiHidden="1" w:unhideWhenUsed="1"/>
   </w:latentStyles>
   <w:style w:type="paragraph" w:default="1" w:styleId="Normal">
     <w:name w:val="Normal"/>

--- a/resume/Resume_Elewah.docx
+++ b/resume/Resume_Elewah.docx
@@ -1,6 +1,6 @@
 
 <file path=word/document.xml><?xml version="1.0" encoding="utf-8"?>
-<w:document xmlns:wpc="http://schemas.microsoft.com/office/word/2010/wordprocessingCanvas" xmlns:cx="http://schemas.microsoft.com/office/drawing/2014/chartex" xmlns:cx1="http://schemas.microsoft.com/office/drawing/2015/9/8/chartex" xmlns:cx2="http://schemas.microsoft.com/office/drawing/2015/10/21/chartex" xmlns:cx3="http://schemas.microsoft.com/office/drawing/2016/5/9/chartex" xmlns:cx4="http://schemas.microsoft.com/office/drawing/2016/5/10/chartex" xmlns:cx5="http://schemas.microsoft.com/office/drawing/2016/5/11/chartex" xmlns:cx6="http://schemas.microsoft.com/office/drawing/2016/5/12/chartex" xmlns:cx7="http://schemas.microsoft.com/office/drawing/2016/5/13/chartex" xmlns:cx8="http://schemas.microsoft.com/office/drawing/2016/5/14/chartex" xmlns:mc="http://schemas.openxmlformats.org/markup-compatibility/2006" xmlns:aink="http://schemas.microsoft.com/office/drawing/2016/ink" xmlns:am3d="http://schemas.microsoft.com/office/drawing/2017/model3d" xmlns:o="urn:schemas-microsoft-com:office:office" xmlns:r="http://schemas.openxmlformats.org/officeDocument/2006/relationships" xmlns:m="http://schemas.openxmlformats.org/officeDocument/2006/math" xmlns:v="urn:schemas-microsoft-com:vml" xmlns:wp14="http://schemas.microsoft.com/office/word/2010/wordprocessingDrawing" xmlns:wp="http://schemas.openxmlformats.org/drawingml/2006/wordprocessingDrawing" xmlns:w10="urn:schemas-microsoft-com:office:word" xmlns:w="http://schemas.openxmlformats.org/wordprocessingml/2006/main" xmlns:w14="http://schemas.microsoft.com/office/word/2010/wordml" xmlns:w15="http://schemas.microsoft.com/office/word/2012/wordml" xmlns:w16cex="http://schemas.microsoft.com/office/word/2018/wordml/cex" xmlns:w16cid="http://schemas.microsoft.com/office/word/2016/wordml/cid" xmlns:w16="http://schemas.microsoft.com/office/word/2018/wordml" xmlns:w16se="http://schemas.microsoft.com/office/word/2015/wordml/symex" xmlns:wpg="http://schemas.microsoft.com/office/word/2010/wordprocessingGroup" xmlns:wpi="http://schemas.microsoft.com/office/word/2010/wordprocessingInk" xmlns:wne="http://schemas.microsoft.com/office/word/2006/wordml" xmlns:wps="http://schemas.microsoft.com/office/word/2010/wordprocessingShape" mc:Ignorable="w14 w15 w16se w16cid w16 w16cex wp14">
+<w:document xmlns:wpc="http://schemas.microsoft.com/office/word/2010/wordprocessingCanvas" xmlns:cx="http://schemas.microsoft.com/office/drawing/2014/chartex" xmlns:cx1="http://schemas.microsoft.com/office/drawing/2015/9/8/chartex" xmlns:cx2="http://schemas.microsoft.com/office/drawing/2015/10/21/chartex" xmlns:cx3="http://schemas.microsoft.com/office/drawing/2016/5/9/chartex" xmlns:cx4="http://schemas.microsoft.com/office/drawing/2016/5/10/chartex" xmlns:cx5="http://schemas.microsoft.com/office/drawing/2016/5/11/chartex" xmlns:cx6="http://schemas.microsoft.com/office/drawing/2016/5/12/chartex" xmlns:cx7="http://schemas.microsoft.com/office/drawing/2016/5/13/chartex" xmlns:cx8="http://schemas.microsoft.com/office/drawing/2016/5/14/chartex" xmlns:mc="http://schemas.openxmlformats.org/markup-compatibility/2006" xmlns:aink="http://schemas.microsoft.com/office/drawing/2016/ink" xmlns:am3d="http://schemas.microsoft.com/office/drawing/2017/model3d" xmlns:o="urn:schemas-microsoft-com:office:office" xmlns:r="http://schemas.openxmlformats.org/officeDocument/2006/relationships" xmlns:m="http://schemas.openxmlformats.org/officeDocument/2006/math" xmlns:v="urn:schemas-microsoft-com:vml" xmlns:wp14="http://schemas.microsoft.com/office/word/2010/wordprocessingDrawing" xmlns:wp="http://schemas.openxmlformats.org/drawingml/2006/wordprocessingDrawing" xmlns:w10="urn:schemas-microsoft-com:office:word" xmlns:w="http://schemas.openxmlformats.org/wordprocessingml/2006/main" xmlns:w14="http://schemas.microsoft.com/office/word/2010/wordml" xmlns:w15="http://schemas.microsoft.com/office/word/2012/wordml" xmlns:w16cex="http://schemas.microsoft.com/office/word/2018/wordml/cex" xmlns:w16cid="http://schemas.microsoft.com/office/word/2016/wordml/cid" xmlns:w16="http://schemas.microsoft.com/office/word/2018/wordml" xmlns:w16sdtdh="http://schemas.microsoft.com/office/word/2020/wordml/sdtdatahash" xmlns:w16se="http://schemas.microsoft.com/office/word/2015/wordml/symex" xmlns:wpg="http://schemas.microsoft.com/office/word/2010/wordprocessingGroup" xmlns:wpi="http://schemas.microsoft.com/office/word/2010/wordprocessingInk" xmlns:wne="http://schemas.microsoft.com/office/word/2006/wordml" xmlns:wps="http://schemas.microsoft.com/office/word/2010/wordprocessingShape" mc:Ignorable="w14 w15 w16se w16cid w16 w16cex w16sdtdh wp14">
   <w:body>
     <w:p>
       <w:pPr>
@@ -11,81 +11,6 @@
           <w:szCs w:val="28"/>
         </w:rPr>
       </w:pPr>
-      <w:r>
-        <w:rPr>
-          <w:rFonts w:ascii="Times New Roman" w:hAnsi="Times New Roman" w:cs="Times New Roman"/>
-          <w:noProof/>
-        </w:rPr>
-        <w:drawing>
-          <wp:anchor distT="0" distB="0" distL="114300" distR="114300" simplePos="0" relativeHeight="251624960" behindDoc="0" locked="0" layoutInCell="1" allowOverlap="1" wp14:anchorId="237A9503" wp14:editId="632083B3">
-            <wp:simplePos x="0" y="0"/>
-            <wp:positionH relativeFrom="margin">
-              <wp:posOffset>5156089</wp:posOffset>
-            </wp:positionH>
-            <wp:positionV relativeFrom="margin">
-              <wp:posOffset>-144780</wp:posOffset>
-            </wp:positionV>
-            <wp:extent cx="1118870" cy="1444625"/>
-            <wp:effectExtent l="57150" t="76200" r="5080" b="3175"/>
-            <wp:wrapSquare wrapText="bothSides"/>
-            <wp:docPr id="21" name="Picture 21"/>
-            <wp:cNvGraphicFramePr>
-              <a:graphicFrameLocks xmlns:a="http://schemas.openxmlformats.org/drawingml/2006/main" noChangeAspect="1"/>
-            </wp:cNvGraphicFramePr>
-            <a:graphic xmlns:a="http://schemas.openxmlformats.org/drawingml/2006/main">
-              <a:graphicData uri="http://schemas.openxmlformats.org/drawingml/2006/picture">
-                <pic:pic xmlns:pic="http://schemas.openxmlformats.org/drawingml/2006/picture">
-                  <pic:nvPicPr>
-                    <pic:cNvPr id="0" name="Picture 1" descr="https://scontent-cai1-1.xx.fbcdn.net/t31.0-8/s960x960/1979163_10202808902400091_165839322260449837_o.jpg"/>
-                    <pic:cNvPicPr>
-                      <a:picLocks noChangeAspect="1" noChangeArrowheads="1"/>
-                    </pic:cNvPicPr>
-                  </pic:nvPicPr>
-                  <pic:blipFill rotWithShape="1">
-                    <a:blip r:embed="rId6" cstate="print">
-                      <a:extLst>
-                        <a:ext uri="{28A0092B-C50C-407E-A947-70E740481C1C}">
-                          <a14:useLocalDpi xmlns:a14="http://schemas.microsoft.com/office/drawing/2010/main" val="0"/>
-                        </a:ext>
-                      </a:extLst>
-                    </a:blip>
-                    <a:srcRect b="7438"/>
-                    <a:stretch/>
-                  </pic:blipFill>
-                  <pic:spPr bwMode="auto">
-                    <a:xfrm>
-                      <a:off x="0" y="0"/>
-                      <a:ext cx="1118870" cy="1444625"/>
-                    </a:xfrm>
-                    <a:prstGeom prst="rect">
-                      <a:avLst/>
-                    </a:prstGeom>
-                    <a:ln>
-                      <a:noFill/>
-                    </a:ln>
-                    <a:effectLst>
-                      <a:outerShdw blurRad="76200" sx="1000" sy="1000" algn="tl" rotWithShape="0">
-                        <a:srgbClr val="000000"/>
-                      </a:outerShdw>
-                    </a:effectLst>
-                    <a:extLst>
-                      <a:ext uri="{53640926-AAD7-44D8-BBD7-CCE9431645EC}">
-                        <a14:shadowObscured xmlns:a14="http://schemas.microsoft.com/office/drawing/2010/main"/>
-                      </a:ext>
-                    </a:extLst>
-                  </pic:spPr>
-                </pic:pic>
-              </a:graphicData>
-            </a:graphic>
-            <wp14:sizeRelH relativeFrom="margin">
-              <wp14:pctWidth>0</wp14:pctWidth>
-            </wp14:sizeRelH>
-            <wp14:sizeRelV relativeFrom="margin">
-              <wp14:pctHeight>0</wp14:pctHeight>
-            </wp14:sizeRelV>
-          </wp:anchor>
-        </w:drawing>
-      </w:r>
       <w:r>
         <w:rPr>
           <w:rFonts w:ascii="Times New Roman" w:hAnsi="Times New Roman" w:cs="Times New Roman"/>
@@ -94,7 +19,29 @@
           <w:sz w:val="28"/>
           <w:szCs w:val="28"/>
         </w:rPr>
-        <w:t xml:space="preserve">Abdelrahman Ahmed Mohamed Elsayed Elewah </w:t>
+        <w:t xml:space="preserve">Abdelrahman Ahmed Mohamed </w:t>
+      </w:r>
+      <w:proofErr w:type="spellStart"/>
+      <w:r>
+        <w:rPr>
+          <w:rFonts w:ascii="Times New Roman" w:hAnsi="Times New Roman" w:cs="Times New Roman"/>
+          <w:b/>
+          <w:bCs/>
+          <w:sz w:val="28"/>
+          <w:szCs w:val="28"/>
+        </w:rPr>
+        <w:t>Elsayed</w:t>
+      </w:r>
+      <w:proofErr w:type="spellEnd"/>
+      <w:r>
+        <w:rPr>
+          <w:rFonts w:ascii="Times New Roman" w:hAnsi="Times New Roman" w:cs="Times New Roman"/>
+          <w:b/>
+          <w:bCs/>
+          <w:sz w:val="28"/>
+          <w:szCs w:val="28"/>
+        </w:rPr>
+        <w:t xml:space="preserve"> Elewah </w:t>
       </w:r>
     </w:p>
     <w:p>
@@ -112,7 +59,7 @@
           <w:sz w:val="26"/>
           <w:szCs w:val="26"/>
         </w:rPr>
-        <w:t xml:space="preserve">Ph.D. </w:t>
+        <w:t xml:space="preserve">Graduate Research </w:t>
       </w:r>
       <w:r>
         <w:rPr>
@@ -120,7 +67,7 @@
           <w:sz w:val="26"/>
           <w:szCs w:val="26"/>
         </w:rPr>
-        <w:t>S</w:t>
+        <w:t>a</w:t>
       </w:r>
       <w:r>
         <w:rPr>
@@ -128,42 +75,7 @@
           <w:sz w:val="26"/>
           <w:szCs w:val="26"/>
         </w:rPr>
-        <w:t>tudent</w:t>
-      </w:r>
-      <w:r>
-        <w:rPr>
-          <w:rFonts w:ascii="Times New Roman" w:hAnsi="Times New Roman" w:cs="Times New Roman"/>
-          <w:sz w:val="26"/>
-          <w:szCs w:val="26"/>
-        </w:rPr>
-        <w:t>-</w:t>
-      </w:r>
-      <w:r>
-        <w:t xml:space="preserve"> </w:t>
-      </w:r>
-      <w:r>
-        <w:rPr>
-          <w:rFonts w:ascii="Times New Roman" w:hAnsi="Times New Roman" w:cs="Times New Roman"/>
-          <w:sz w:val="26"/>
-          <w:szCs w:val="26"/>
-        </w:rPr>
-        <w:t>Electrical</w:t>
-      </w:r>
-      <w:r>
-        <w:rPr>
-          <w:rFonts w:ascii="Times New Roman" w:hAnsi="Times New Roman" w:cs="Times New Roman"/>
-          <w:sz w:val="26"/>
-          <w:szCs w:val="26"/>
-        </w:rPr>
-        <w:t xml:space="preserve"> </w:t>
-      </w:r>
-      <w:r>
-        <w:rPr>
-          <w:rFonts w:ascii="Times New Roman" w:hAnsi="Times New Roman" w:cs="Times New Roman"/>
-          <w:sz w:val="26"/>
-          <w:szCs w:val="26"/>
-        </w:rPr>
-        <w:t>Engineering</w:t>
+        <w:t>nd Teaching Assistant</w:t>
       </w:r>
       <w:r>
         <w:rPr>
@@ -187,22 +99,6 @@
           <w:sz w:val="26"/>
           <w:szCs w:val="26"/>
         </w:rPr>
-        <w:t xml:space="preserve">  </w:t>
-      </w:r>
-      <w:r>
-        <w:rPr>
-          <w:rFonts w:ascii="Times New Roman" w:hAnsi="Times New Roman" w:cs="Times New Roman"/>
-          <w:sz w:val="26"/>
-          <w:szCs w:val="26"/>
-        </w:rPr>
-        <w:t>Since January</w:t>
-      </w:r>
-      <w:r>
-        <w:rPr>
-          <w:rFonts w:ascii="Times New Roman" w:hAnsi="Times New Roman" w:cs="Times New Roman"/>
-          <w:sz w:val="26"/>
-          <w:szCs w:val="26"/>
-        </w:rPr>
         <w:t xml:space="preserve"> </w:t>
       </w:r>
       <w:r>
@@ -211,7 +107,7 @@
           <w:sz w:val="26"/>
           <w:szCs w:val="26"/>
         </w:rPr>
-        <w:t>2020</w:t>
+        <w:t xml:space="preserve">                                                </w:t>
       </w:r>
       <w:r>
         <w:rPr>
@@ -291,7 +187,7 @@
             <wp:effectExtent l="0" t="0" r="0" b="0"/>
             <wp:wrapNone/>
             <wp:docPr id="4" name="Picture 4" descr="A close up of a logo&#10;&#10;Description automatically generated">
-              <a:hlinkClick xmlns:a="http://schemas.openxmlformats.org/drawingml/2006/main" r:id="rId7"/>
+              <a:hlinkClick xmlns:a="http://schemas.openxmlformats.org/drawingml/2006/main" r:id="rId6"/>
             </wp:docPr>
             <wp:cNvGraphicFramePr>
               <a:graphicFrameLocks xmlns:a="http://schemas.openxmlformats.org/drawingml/2006/main" noChangeAspect="1"/>
@@ -301,12 +197,12 @@
                 <pic:pic xmlns:pic="http://schemas.openxmlformats.org/drawingml/2006/picture">
                   <pic:nvPicPr>
                     <pic:cNvPr id="4" name="Picture 4" descr="A close up of a logo&#10;&#10;Description automatically generated">
-                      <a:hlinkClick r:id="rId7"/>
+                      <a:hlinkClick r:id="rId6"/>
                     </pic:cNvPr>
                     <pic:cNvPicPr/>
                   </pic:nvPicPr>
                   <pic:blipFill>
-                    <a:blip r:embed="rId8" cstate="print">
+                    <a:blip r:embed="rId7" cstate="print">
                       <a:extLst>
                         <a:ext uri="{28A0092B-C50C-407E-A947-70E740481C1C}">
                           <a14:useLocalDpi xmlns:a14="http://schemas.microsoft.com/office/drawing/2010/main" val="0"/>
@@ -358,7 +254,7 @@
             <wp:effectExtent l="0" t="0" r="0" b="635"/>
             <wp:wrapNone/>
             <wp:docPr id="6" name="Picture 6" descr="A picture containing oven, stove&#10;&#10;Description automatically generated">
-              <a:hlinkClick xmlns:a="http://schemas.openxmlformats.org/drawingml/2006/main" r:id="rId9"/>
+              <a:hlinkClick xmlns:a="http://schemas.openxmlformats.org/drawingml/2006/main" r:id="rId8"/>
             </wp:docPr>
             <wp:cNvGraphicFramePr>
               <a:graphicFrameLocks xmlns:a="http://schemas.openxmlformats.org/drawingml/2006/main" noChangeAspect="1"/>
@@ -368,12 +264,12 @@
                 <pic:pic xmlns:pic="http://schemas.openxmlformats.org/drawingml/2006/picture">
                   <pic:nvPicPr>
                     <pic:cNvPr id="6" name="Picture 6" descr="A picture containing oven, stove&#10;&#10;Description automatically generated">
-                      <a:hlinkClick r:id="rId9"/>
+                      <a:hlinkClick r:id="rId8"/>
                     </pic:cNvPr>
                     <pic:cNvPicPr/>
                   </pic:nvPicPr>
                   <pic:blipFill>
-                    <a:blip r:embed="rId10" cstate="print">
+                    <a:blip r:embed="rId9" cstate="print">
                       <a:extLst>
                         <a:ext uri="{28A0092B-C50C-407E-A947-70E740481C1C}">
                           <a14:useLocalDpi xmlns:a14="http://schemas.microsoft.com/office/drawing/2010/main" val="0"/>
@@ -422,7 +318,7 @@
             <wp:effectExtent l="0" t="0" r="8890" b="8890"/>
             <wp:wrapNone/>
             <wp:docPr id="30" name="Picture 30" descr="http://mccambridges.com/wp-content/uploads/2016/05/Facebook-New-Logo-2013.png">
-              <a:hlinkClick xmlns:a="http://schemas.openxmlformats.org/drawingml/2006/main" r:id="rId11"/>
+              <a:hlinkClick xmlns:a="http://schemas.openxmlformats.org/drawingml/2006/main" r:id="rId10"/>
             </wp:docPr>
             <wp:cNvGraphicFramePr>
               <a:graphicFrameLocks xmlns:a="http://schemas.openxmlformats.org/drawingml/2006/main" noChangeAspect="1"/>
@@ -432,14 +328,14 @@
                 <pic:pic xmlns:pic="http://schemas.openxmlformats.org/drawingml/2006/picture">
                   <pic:nvPicPr>
                     <pic:cNvPr id="30" name="Picture 30" descr="http://mccambridges.com/wp-content/uploads/2016/05/Facebook-New-Logo-2013.png">
-                      <a:hlinkClick r:id="rId11"/>
+                      <a:hlinkClick r:id="rId10"/>
                     </pic:cNvPr>
                     <pic:cNvPicPr>
                       <a:picLocks noChangeAspect="1" noChangeArrowheads="1"/>
                     </pic:cNvPicPr>
                   </pic:nvPicPr>
                   <pic:blipFill>
-                    <a:blip r:embed="rId12" cstate="print">
+                    <a:blip r:embed="rId11" cstate="print">
                       <a:extLst>
                         <a:ext uri="{28A0092B-C50C-407E-A947-70E740481C1C}">
                           <a14:useLocalDpi xmlns:a14="http://schemas.microsoft.com/office/drawing/2010/main" val="0"/>
@@ -481,7 +377,7 @@
           <w:noProof/>
         </w:rPr>
         <w:drawing>
-          <wp:anchor distT="0" distB="0" distL="114300" distR="114300" simplePos="0" relativeHeight="251692544" behindDoc="0" locked="0" layoutInCell="1" allowOverlap="1" wp14:anchorId="124AD10A" wp14:editId="265424F4">
+          <wp:anchor distT="0" distB="0" distL="114300" distR="114300" simplePos="0" relativeHeight="251692544" behindDoc="0" locked="0" layoutInCell="1" allowOverlap="1" wp14:anchorId="124AD10A" wp14:editId="202BFB2B">
             <wp:simplePos x="0" y="0"/>
             <wp:positionH relativeFrom="column">
               <wp:posOffset>18169</wp:posOffset>
@@ -493,7 +389,7 @@
             <wp:effectExtent l="0" t="0" r="9525" b="9525"/>
             <wp:wrapNone/>
             <wp:docPr id="28" name="Picture 28" descr="ØµÙØ±Ø© Ø°Ø§Øª ØµÙØ©">
-              <a:hlinkClick xmlns:a="http://schemas.openxmlformats.org/drawingml/2006/main" r:id="rId13"/>
+              <a:hlinkClick xmlns:a="http://schemas.openxmlformats.org/drawingml/2006/main" r:id="rId12"/>
             </wp:docPr>
             <wp:cNvGraphicFramePr>
               <a:graphicFrameLocks xmlns:a="http://schemas.openxmlformats.org/drawingml/2006/main" noChangeAspect="1"/>
@@ -503,14 +399,14 @@
                 <pic:pic xmlns:pic="http://schemas.openxmlformats.org/drawingml/2006/picture">
                   <pic:nvPicPr>
                     <pic:cNvPr id="28" name="Picture 28" descr="ØµÙØ±Ø© Ø°Ø§Øª ØµÙØ©">
-                      <a:hlinkClick r:id="rId13"/>
+                      <a:hlinkClick r:id="rId12"/>
                     </pic:cNvPr>
                     <pic:cNvPicPr>
                       <a:picLocks noChangeAspect="1" noChangeArrowheads="1"/>
                     </pic:cNvPicPr>
                   </pic:nvPicPr>
                   <pic:blipFill>
-                    <a:blip r:embed="rId14" cstate="print">
+                    <a:blip r:embed="rId13" cstate="print">
                       <a:extLst>
                         <a:ext uri="{28A0092B-C50C-407E-A947-70E740481C1C}">
                           <a14:useLocalDpi xmlns:a14="http://schemas.microsoft.com/office/drawing/2010/main" val="0"/>
@@ -573,7 +469,7 @@
         </w:rPr>
         <w:t xml:space="preserve">   </w:t>
       </w:r>
-      <w:hyperlink r:id="rId15" w:history="1">
+      <w:hyperlink r:id="rId14" w:history="1">
         <w:r>
           <w:rPr>
             <w:rStyle w:val="Hyperlink"/>
@@ -581,7 +477,7 @@
             <w:sz w:val="26"/>
             <w:szCs w:val="26"/>
           </w:rPr>
-          <w:t>abdelrahman.elewah@ontariotechu.net</w:t>
+          <w:t>abdelrahman.elewah@ontariotechu.ca</w:t>
         </w:r>
       </w:hyperlink>
       <w:r>
@@ -704,7 +600,7 @@
                 <w:sz w:val="24"/>
                 <w:szCs w:val="24"/>
               </w:rPr>
-              <w:t xml:space="preserve">Ph.D. Student </w:t>
+              <w:t xml:space="preserve">Graduate Research </w:t>
             </w:r>
             <w:r>
               <w:rPr>
@@ -712,7 +608,7 @@
                 <w:sz w:val="24"/>
                 <w:szCs w:val="24"/>
               </w:rPr>
-              <w:t xml:space="preserve">                                                                         </w:t>
+              <w:t>a</w:t>
             </w:r>
             <w:r>
               <w:rPr>
@@ -720,6 +616,14 @@
                 <w:sz w:val="24"/>
                 <w:szCs w:val="24"/>
               </w:rPr>
+              <w:t>nd Teaching Assistant</w:t>
+            </w:r>
+            <w:r>
+              <w:rPr>
+                <w:rFonts w:asciiTheme="majorBidi" w:hAnsiTheme="majorBidi" w:cstheme="majorBidi"/>
+                <w:sz w:val="24"/>
+                <w:szCs w:val="24"/>
+              </w:rPr>
               <w:t xml:space="preserve"> </w:t>
             </w:r>
             <w:r>
@@ -728,23 +632,7 @@
                 <w:sz w:val="24"/>
                 <w:szCs w:val="24"/>
               </w:rPr>
-              <w:t xml:space="preserve">   </w:t>
-            </w:r>
-            <w:r>
-              <w:rPr>
-                <w:rFonts w:asciiTheme="majorBidi" w:hAnsiTheme="majorBidi" w:cstheme="majorBidi"/>
-                <w:sz w:val="24"/>
-                <w:szCs w:val="24"/>
-              </w:rPr>
-              <w:t xml:space="preserve">        </w:t>
-            </w:r>
-            <w:r>
-              <w:rPr>
-                <w:rFonts w:asciiTheme="majorBidi" w:hAnsiTheme="majorBidi" w:cstheme="majorBidi"/>
-                <w:sz w:val="24"/>
-                <w:szCs w:val="24"/>
-              </w:rPr>
-              <w:t xml:space="preserve">  </w:t>
+              <w:t xml:space="preserve">                                      </w:t>
             </w:r>
             <w:r>
               <w:rPr>
@@ -1094,13 +982,41 @@
               </w:rPr>
               <w:t xml:space="preserve">Organization            </w:t>
             </w:r>
+            <w:proofErr w:type="spellStart"/>
             <w:r>
               <w:rPr>
                 <w:rFonts w:asciiTheme="majorBidi" w:hAnsiTheme="majorBidi" w:cstheme="majorBidi"/>
                 <w:sz w:val="24"/>
                 <w:szCs w:val="24"/>
               </w:rPr>
-              <w:t>Benha Faculty of Engineering-Benha University</w:t>
+              <w:t>Benha</w:t>
+            </w:r>
+            <w:proofErr w:type="spellEnd"/>
+            <w:r>
+              <w:rPr>
+                <w:rFonts w:asciiTheme="majorBidi" w:hAnsiTheme="majorBidi" w:cstheme="majorBidi"/>
+                <w:sz w:val="24"/>
+                <w:szCs w:val="24"/>
+              </w:rPr>
+              <w:t xml:space="preserve"> Faculty of Engineering-</w:t>
+            </w:r>
+            <w:proofErr w:type="spellStart"/>
+            <w:r>
+              <w:rPr>
+                <w:rFonts w:asciiTheme="majorBidi" w:hAnsiTheme="majorBidi" w:cstheme="majorBidi"/>
+                <w:sz w:val="24"/>
+                <w:szCs w:val="24"/>
+              </w:rPr>
+              <w:t>Benha</w:t>
+            </w:r>
+            <w:proofErr w:type="spellEnd"/>
+            <w:r>
+              <w:rPr>
+                <w:rFonts w:asciiTheme="majorBidi" w:hAnsiTheme="majorBidi" w:cstheme="majorBidi"/>
+                <w:sz w:val="24"/>
+                <w:szCs w:val="24"/>
+              </w:rPr>
+              <w:t xml:space="preserve"> University</w:t>
             </w:r>
           </w:p>
           <w:p>
@@ -1255,7 +1171,26 @@
                 <w:bCs/>
                 <w:shd w:val="clear" w:color="auto" w:fill="FFFFFF"/>
               </w:rPr>
-              <w:t xml:space="preserve">Communications Engineering                                                                                         </w:t>
+              <w:t xml:space="preserve">Electrical </w:t>
+            </w:r>
+            <w:r>
+              <w:rPr>
+                <w:b/>
+                <w:bCs/>
+                <w:shd w:val="clear" w:color="auto" w:fill="FFFFFF"/>
+              </w:rPr>
+              <w:t xml:space="preserve">Engineering                                                                                        </w:t>
+            </w:r>
+            <w:r>
+              <w:rPr>
+                <w:b/>
+                <w:bCs/>
+                <w:shd w:val="clear" w:color="auto" w:fill="FFFFFF"/>
+              </w:rPr>
+              <w:t xml:space="preserve"> </w:t>
+            </w:r>
+            <w:r>
+              <w:t xml:space="preserve">        </w:t>
             </w:r>
             <w:r>
               <w:rPr>
@@ -1274,52 +1209,59 @@
                 <w:shd w:val="clear" w:color="auto" w:fill="FFFFFF"/>
               </w:rPr>
             </w:pPr>
+            <w:proofErr w:type="spellStart"/>
             <w:r>
               <w:rPr>
                 <w:rFonts w:asciiTheme="majorBidi" w:hAnsiTheme="majorBidi" w:cstheme="majorBidi"/>
               </w:rPr>
-              <w:t>Benha Faculty of Engineering-</w:t>
-            </w:r>
+              <w:t>Benha</w:t>
+            </w:r>
+            <w:proofErr w:type="spellEnd"/>
             <w:r>
               <w:rPr>
                 <w:rFonts w:asciiTheme="majorBidi" w:hAnsiTheme="majorBidi" w:cstheme="majorBidi"/>
               </w:rPr>
+              <w:t xml:space="preserve"> Faculty of Engineering-</w:t>
+            </w:r>
+            <w:r>
+              <w:rPr>
+                <w:rFonts w:asciiTheme="majorBidi" w:hAnsiTheme="majorBidi" w:cstheme="majorBidi"/>
+              </w:rPr>
               <w:t xml:space="preserve"> </w:t>
             </w:r>
+            <w:proofErr w:type="spellStart"/>
             <w:r>
               <w:rPr>
                 <w:rFonts w:asciiTheme="majorBidi" w:hAnsiTheme="majorBidi" w:cstheme="majorBidi"/>
               </w:rPr>
-              <w:t>Benha University</w:t>
-            </w:r>
+              <w:t>Benha</w:t>
+            </w:r>
+            <w:proofErr w:type="spellEnd"/>
             <w:r>
               <w:rPr>
                 <w:rFonts w:asciiTheme="majorBidi" w:hAnsiTheme="majorBidi" w:cstheme="majorBidi"/>
               </w:rPr>
-              <w:t>, Benha, Egypt</w:t>
-            </w:r>
-          </w:p>
-          <w:p>
-            <w:pPr>
-              <w:pStyle w:val="NormalWeb"/>
-              <w:spacing w:before="0" w:beforeAutospacing="0" w:after="0" w:afterAutospacing="0"/>
-              <w:rPr>
-                <w:shd w:val="clear" w:color="auto" w:fill="FFFFFF"/>
-              </w:rPr>
-            </w:pPr>
-            <w:r>
-              <w:rPr>
-                <w:b/>
-                <w:bCs/>
-                <w:shd w:val="clear" w:color="auto" w:fill="FFFFFF"/>
-              </w:rPr>
-              <w:t>Title</w:t>
-            </w:r>
-            <w:r>
-              <w:rPr>
-                <w:shd w:val="clear" w:color="auto" w:fill="FFFFFF"/>
-              </w:rPr>
-              <w:t xml:space="preserve">   "Multi-modulation Low Earth Orbit Satellite Based on Software Defined Radio"</w:t>
+              <w:t xml:space="preserve"> University</w:t>
+            </w:r>
+            <w:r>
+              <w:rPr>
+                <w:rFonts w:asciiTheme="majorBidi" w:hAnsiTheme="majorBidi" w:cstheme="majorBidi"/>
+              </w:rPr>
+              <w:t xml:space="preserve">, </w:t>
+            </w:r>
+            <w:proofErr w:type="spellStart"/>
+            <w:r>
+              <w:rPr>
+                <w:rFonts w:asciiTheme="majorBidi" w:hAnsiTheme="majorBidi" w:cstheme="majorBidi"/>
+              </w:rPr>
+              <w:t>Benha</w:t>
+            </w:r>
+            <w:proofErr w:type="spellEnd"/>
+            <w:r>
+              <w:rPr>
+                <w:rFonts w:asciiTheme="majorBidi" w:hAnsiTheme="majorBidi" w:cstheme="majorBidi"/>
+              </w:rPr>
+              <w:t>, Egypt</w:t>
             </w:r>
           </w:p>
           <w:p>
@@ -1522,6 +1464,7 @@
                 <w:shd w:val="clear" w:color="auto" w:fill="FFFFFF"/>
               </w:rPr>
             </w:pPr>
+            <w:proofErr w:type="spellStart"/>
             <w:r>
               <w:rPr>
                 <w:b/>
@@ -1529,7 +1472,17 @@
                 <w:color w:val="000000" w:themeColor="text1"/>
                 <w:shd w:val="clear" w:color="auto" w:fill="FFFFFF"/>
               </w:rPr>
-              <w:t>B.Sc, </w:t>
+              <w:t>B.Sc</w:t>
+            </w:r>
+            <w:proofErr w:type="spellEnd"/>
+            <w:r>
+              <w:rPr>
+                <w:b/>
+                <w:bCs/>
+                <w:color w:val="000000" w:themeColor="text1"/>
+                <w:shd w:val="clear" w:color="auto" w:fill="FFFFFF"/>
+              </w:rPr>
+              <w:t>, </w:t>
             </w:r>
             <w:bookmarkStart w:id="0" w:name=""/>
             <w:r>
@@ -1558,6 +1511,9 @@
                 <w:shd w:val="clear" w:color="auto" w:fill="FFFFFF"/>
               </w:rPr>
               <w:fldChar w:fldCharType="separate"/>
+            </w:r>
+            <w:r>
+              <w:t xml:space="preserve"> </w:t>
             </w:r>
             <w:r>
               <w:rPr>
@@ -1568,13 +1524,35 @@
                 <w:u w:val="none"/>
                 <w:shd w:val="clear" w:color="auto" w:fill="FFFFFF"/>
               </w:rPr>
-              <w:t>Communications Engineering</w:t>
-            </w:r>
-            <w:r>
-              <w:rPr>
+              <w:t>Electrical</w:t>
+            </w:r>
+            <w:r>
+              <w:rPr>
+                <w:rStyle w:val="Hyperlink"/>
                 <w:b/>
                 <w:bCs/>
                 <w:color w:val="000000" w:themeColor="text1"/>
+                <w:u w:val="none"/>
+                <w:shd w:val="clear" w:color="auto" w:fill="FFFFFF"/>
+              </w:rPr>
+              <w:t xml:space="preserve"> </w:t>
+            </w:r>
+            <w:r>
+              <w:rPr>
+                <w:rStyle w:val="Hyperlink"/>
+                <w:b/>
+                <w:bCs/>
+                <w:color w:val="000000" w:themeColor="text1"/>
+                <w:u w:val="none"/>
+                <w:shd w:val="clear" w:color="auto" w:fill="FFFFFF"/>
+              </w:rPr>
+              <w:t>Engineering</w:t>
+            </w:r>
+            <w:r>
+              <w:rPr>
+                <w:b/>
+                <w:bCs/>
+                <w:color w:val="000000" w:themeColor="text1"/>
                 <w:shd w:val="clear" w:color="auto" w:fill="FFFFFF"/>
               </w:rPr>
               <w:fldChar w:fldCharType="end"/>
@@ -1587,7 +1565,28 @@
                 <w:color w:val="000000" w:themeColor="text1"/>
                 <w:shd w:val="clear" w:color="auto" w:fill="FFFFFF"/>
               </w:rPr>
-              <w:t xml:space="preserve">                                                                                            June 2012</w:t>
+              <w:t xml:space="preserve">                                                                                           </w:t>
+            </w:r>
+            <w:r>
+              <w:rPr>
+                <w:b/>
+                <w:bCs/>
+                <w:color w:val="000000" w:themeColor="text1"/>
+                <w:shd w:val="clear" w:color="auto" w:fill="FFFFFF"/>
+              </w:rPr>
+              <w:t xml:space="preserve"> </w:t>
+            </w:r>
+            <w:r>
+              <w:t xml:space="preserve">     </w:t>
+            </w:r>
+            <w:r>
+              <w:rPr>
+                <w:b/>
+                <w:bCs/>
+                <w:color w:val="000000" w:themeColor="text1"/>
+                <w:shd w:val="clear" w:color="auto" w:fill="FFFFFF"/>
+              </w:rPr>
+              <w:t>June 2012</w:t>
             </w:r>
           </w:p>
           <w:p>
@@ -1599,12 +1598,53 @@
                 <w:shd w:val="clear" w:color="auto" w:fill="FFFFFF"/>
               </w:rPr>
             </w:pPr>
+            <w:proofErr w:type="spellStart"/>
             <w:r>
               <w:rPr>
                 <w:rFonts w:asciiTheme="majorBidi" w:hAnsiTheme="majorBidi" w:cstheme="majorBidi"/>
                 <w:color w:val="000000" w:themeColor="text1"/>
               </w:rPr>
-              <w:t>Benha Faculty of Engineering- Benha University, Benha, Egypt</w:t>
+              <w:t>Benha</w:t>
+            </w:r>
+            <w:proofErr w:type="spellEnd"/>
+            <w:r>
+              <w:rPr>
+                <w:rFonts w:asciiTheme="majorBidi" w:hAnsiTheme="majorBidi" w:cstheme="majorBidi"/>
+                <w:color w:val="000000" w:themeColor="text1"/>
+              </w:rPr>
+              <w:t xml:space="preserve"> Faculty of Engineering- </w:t>
+            </w:r>
+            <w:proofErr w:type="spellStart"/>
+            <w:r>
+              <w:rPr>
+                <w:rFonts w:asciiTheme="majorBidi" w:hAnsiTheme="majorBidi" w:cstheme="majorBidi"/>
+                <w:color w:val="000000" w:themeColor="text1"/>
+              </w:rPr>
+              <w:t>Benha</w:t>
+            </w:r>
+            <w:proofErr w:type="spellEnd"/>
+            <w:r>
+              <w:rPr>
+                <w:rFonts w:asciiTheme="majorBidi" w:hAnsiTheme="majorBidi" w:cstheme="majorBidi"/>
+                <w:color w:val="000000" w:themeColor="text1"/>
+              </w:rPr>
+              <w:t xml:space="preserve"> University, </w:t>
+            </w:r>
+            <w:proofErr w:type="spellStart"/>
+            <w:r>
+              <w:rPr>
+                <w:rFonts w:asciiTheme="majorBidi" w:hAnsiTheme="majorBidi" w:cstheme="majorBidi"/>
+                <w:color w:val="000000" w:themeColor="text1"/>
+              </w:rPr>
+              <w:t>Benha</w:t>
+            </w:r>
+            <w:proofErr w:type="spellEnd"/>
+            <w:r>
+              <w:rPr>
+                <w:rFonts w:asciiTheme="majorBidi" w:hAnsiTheme="majorBidi" w:cstheme="majorBidi"/>
+                <w:color w:val="000000" w:themeColor="text1"/>
+              </w:rPr>
+              <w:t>, Egypt</w:t>
             </w:r>
           </w:p>
           <w:p>
@@ -1648,7 +1688,21 @@
               <w:rPr>
                 <w:color w:val="000000" w:themeColor="text1"/>
               </w:rPr>
-              <w:t xml:space="preserve"> With </w:t>
+              <w:t xml:space="preserve"> </w:t>
+            </w:r>
+            <w:proofErr w:type="gramStart"/>
+            <w:r>
+              <w:rPr>
+                <w:color w:val="000000" w:themeColor="text1"/>
+              </w:rPr>
+              <w:t>With</w:t>
+            </w:r>
+            <w:proofErr w:type="gramEnd"/>
+            <w:r>
+              <w:rPr>
+                <w:color w:val="000000" w:themeColor="text1"/>
+              </w:rPr>
+              <w:t xml:space="preserve"> </w:t>
             </w:r>
             <w:r>
               <w:rPr>
@@ -1798,6 +1852,7 @@
               </w:rPr>
               <w:t xml:space="preserve">using GPS and </w:t>
             </w:r>
+            <w:proofErr w:type="gramStart"/>
             <w:r>
               <w:rPr>
                 <w:rFonts w:ascii="Times New Roman" w:hAnsi="Times New Roman" w:cs="Times New Roman"/>
@@ -1805,7 +1860,17 @@
                 <w:sz w:val="24"/>
                 <w:szCs w:val="24"/>
               </w:rPr>
-              <w:t xml:space="preserve">GSM </w:t>
+              <w:t>GSM</w:t>
+            </w:r>
+            <w:proofErr w:type="gramEnd"/>
+            <w:r>
+              <w:rPr>
+                <w:rFonts w:ascii="Times New Roman" w:hAnsi="Times New Roman" w:cs="Times New Roman"/>
+                <w:color w:val="000000"/>
+                <w:sz w:val="24"/>
+                <w:szCs w:val="24"/>
+              </w:rPr>
+              <w:t xml:space="preserve"> </w:t>
             </w:r>
           </w:p>
           <w:p>
@@ -1998,21 +2063,109 @@
                 <w:sz w:val="24"/>
                 <w:szCs w:val="24"/>
               </w:rPr>
-              <w:t>A Elewah, A Taman, AA Awamry, M Elbahy “</w:t>
-            </w:r>
-            <w:hyperlink r:id="rId16" w:history="1">
-              <w:r>
-                <w:rPr>
-                  <w:rStyle w:val="Hyperlink"/>
-                  <w:rFonts w:ascii="Times New Roman" w:hAnsi="Times New Roman" w:cs="Times New Roman"/>
-                  <w:b/>
-                  <w:bCs/>
-                  <w:sz w:val="24"/>
-                  <w:szCs w:val="24"/>
-                </w:rPr>
-                <w:t>Mth Root Mth Power SNR MPSK Estimator</w:t>
-              </w:r>
-            </w:hyperlink>
+              <w:t xml:space="preserve">A Elewah, A Taman, AA </w:t>
+            </w:r>
+            <w:proofErr w:type="spellStart"/>
+            <w:r>
+              <w:rPr>
+                <w:sz w:val="24"/>
+                <w:szCs w:val="24"/>
+              </w:rPr>
+              <w:t>Awamry</w:t>
+            </w:r>
+            <w:proofErr w:type="spellEnd"/>
+            <w:r>
+              <w:rPr>
+                <w:sz w:val="24"/>
+                <w:szCs w:val="24"/>
+              </w:rPr>
+              <w:t xml:space="preserve">, M </w:t>
+            </w:r>
+            <w:proofErr w:type="spellStart"/>
+            <w:r>
+              <w:rPr>
+                <w:sz w:val="24"/>
+                <w:szCs w:val="24"/>
+              </w:rPr>
+              <w:t>Elbahy</w:t>
+            </w:r>
+            <w:proofErr w:type="spellEnd"/>
+            <w:r>
+              <w:rPr>
+                <w:sz w:val="24"/>
+                <w:szCs w:val="24"/>
+              </w:rPr>
+              <w:t xml:space="preserve"> “</w:t>
+            </w:r>
+            <w:proofErr w:type="spellStart"/>
+            <w:r>
+              <w:fldChar w:fldCharType="begin"/>
+            </w:r>
+            <w:r>
+              <w:instrText xml:space="preserve"> HYPERLINK "https://link.springer.com/chapter/10.1007/978-3-319-65960-2_21" </w:instrText>
+            </w:r>
+            <w:r>
+              <w:fldChar w:fldCharType="separate"/>
+            </w:r>
+            <w:r>
+              <w:rPr>
+                <w:rStyle w:val="Hyperlink"/>
+                <w:rFonts w:ascii="Times New Roman" w:hAnsi="Times New Roman" w:cs="Times New Roman"/>
+                <w:b/>
+                <w:bCs/>
+                <w:sz w:val="24"/>
+                <w:szCs w:val="24"/>
+              </w:rPr>
+              <w:t>Mth</w:t>
+            </w:r>
+            <w:proofErr w:type="spellEnd"/>
+            <w:r>
+              <w:rPr>
+                <w:rStyle w:val="Hyperlink"/>
+                <w:rFonts w:ascii="Times New Roman" w:hAnsi="Times New Roman" w:cs="Times New Roman"/>
+                <w:b/>
+                <w:bCs/>
+                <w:sz w:val="24"/>
+                <w:szCs w:val="24"/>
+              </w:rPr>
+              <w:t xml:space="preserve"> Root </w:t>
+            </w:r>
+            <w:proofErr w:type="spellStart"/>
+            <w:r>
+              <w:rPr>
+                <w:rStyle w:val="Hyperlink"/>
+                <w:rFonts w:ascii="Times New Roman" w:hAnsi="Times New Roman" w:cs="Times New Roman"/>
+                <w:b/>
+                <w:bCs/>
+                <w:sz w:val="24"/>
+                <w:szCs w:val="24"/>
+              </w:rPr>
+              <w:t>Mth</w:t>
+            </w:r>
+            <w:proofErr w:type="spellEnd"/>
+            <w:r>
+              <w:rPr>
+                <w:rStyle w:val="Hyperlink"/>
+                <w:rFonts w:ascii="Times New Roman" w:hAnsi="Times New Roman" w:cs="Times New Roman"/>
+                <w:b/>
+                <w:bCs/>
+                <w:sz w:val="24"/>
+                <w:szCs w:val="24"/>
+              </w:rPr>
+              <w:t xml:space="preserve"> Power SNR MPSK Estimator</w:t>
+            </w:r>
+            <w:r>
+              <w:rPr>
+                <w:rStyle w:val="Hyperlink"/>
+                <w:rFonts w:ascii="Times New Roman" w:hAnsi="Times New Roman" w:cs="Times New Roman"/>
+                <w:b/>
+                <w:bCs/>
+                <w:sz w:val="24"/>
+                <w:szCs w:val="24"/>
+              </w:rPr>
+              <w:fldChar w:fldCharType="end"/>
+            </w:r>
+            <w:proofErr w:type="gramStart"/>
             <w:r>
               <w:rPr>
                 <w:sz w:val="24"/>
@@ -2025,7 +2178,15 @@
                 <w:sz w:val="24"/>
                 <w:szCs w:val="24"/>
               </w:rPr>
-              <w:t xml:space="preserve">     </w:t>
+              <w:t xml:space="preserve">   </w:t>
+            </w:r>
+            <w:proofErr w:type="gramEnd"/>
+            <w:r>
+              <w:rPr>
+                <w:sz w:val="24"/>
+                <w:szCs w:val="24"/>
+              </w:rPr>
+              <w:t xml:space="preserve">  </w:t>
             </w:r>
             <w:r>
               <w:rPr>
@@ -2233,8 +2394,33 @@
                 <w:sz w:val="24"/>
                 <w:szCs w:val="24"/>
               </w:rPr>
-              <w:t>the RadViz python package that is used in visualizing high dimensional dataset</w:t>
-            </w:r>
+              <w:t xml:space="preserve">the </w:t>
+            </w:r>
+            <w:proofErr w:type="spellStart"/>
+            <w:r>
+              <w:rPr>
+                <w:sz w:val="24"/>
+                <w:szCs w:val="24"/>
+              </w:rPr>
+              <w:t>RadViz</w:t>
+            </w:r>
+            <w:proofErr w:type="spellEnd"/>
+            <w:r>
+              <w:rPr>
+                <w:sz w:val="24"/>
+                <w:szCs w:val="24"/>
+              </w:rPr>
+              <w:t xml:space="preserve"> python package that is used in visualizing high dimensional </w:t>
+            </w:r>
+            <w:proofErr w:type="gramStart"/>
+            <w:r>
+              <w:rPr>
+                <w:sz w:val="24"/>
+                <w:szCs w:val="24"/>
+              </w:rPr>
+              <w:t>dataset</w:t>
+            </w:r>
+            <w:proofErr w:type="gramEnd"/>
           </w:p>
           <w:p>
             <w:pPr>
@@ -2246,7 +2432,7 @@
                 <w:szCs w:val="24"/>
               </w:rPr>
             </w:pPr>
-            <w:hyperlink r:id="rId17" w:history="1">
+            <w:hyperlink r:id="rId15" w:history="1">
               <w:r>
                 <w:rPr>
                   <w:rStyle w:val="Hyperlink"/>
@@ -2280,6 +2466,168 @@
                 <w:szCs w:val="24"/>
               </w:rPr>
               <w:t xml:space="preserve">. Click </w:t>
+            </w:r>
+            <w:hyperlink r:id="rId16" w:history="1">
+              <w:r>
+                <w:rPr>
+                  <w:rStyle w:val="Hyperlink"/>
+                  <w:sz w:val="24"/>
+                  <w:szCs w:val="24"/>
+                </w:rPr>
+                <w:t>here</w:t>
+              </w:r>
+            </w:hyperlink>
+            <w:r>
+              <w:rPr>
+                <w:sz w:val="24"/>
+                <w:szCs w:val="24"/>
+              </w:rPr>
+              <w:t xml:space="preserve"> to check the </w:t>
+            </w:r>
+            <w:r>
+              <w:rPr>
+                <w:sz w:val="24"/>
+                <w:szCs w:val="24"/>
+              </w:rPr>
+              <w:t>downloads' counts.</w:t>
+            </w:r>
+          </w:p>
+          <w:p>
+            <w:pPr>
+              <w:pStyle w:val="ListParagraph"/>
+              <w:numPr>
+                <w:ilvl w:val="0"/>
+                <w:numId w:val="31"/>
+              </w:numPr>
+              <w:jc w:val="lowKashida"/>
+              <w:rPr>
+                <w:sz w:val="24"/>
+                <w:szCs w:val="24"/>
+              </w:rPr>
+            </w:pPr>
+            <w:r>
+              <w:rPr>
+                <w:sz w:val="24"/>
+                <w:szCs w:val="24"/>
+              </w:rPr>
+              <w:t>Creating a repository that contain</w:t>
+            </w:r>
+            <w:r>
+              <w:rPr>
+                <w:sz w:val="24"/>
+                <w:szCs w:val="24"/>
+              </w:rPr>
+              <w:t>s</w:t>
+            </w:r>
+            <w:r>
+              <w:rPr>
+                <w:sz w:val="24"/>
+                <w:szCs w:val="24"/>
+              </w:rPr>
+              <w:t xml:space="preserve"> examples that explain how to use the </w:t>
+            </w:r>
+            <w:proofErr w:type="spellStart"/>
+            <w:r>
+              <w:rPr>
+                <w:sz w:val="24"/>
+                <w:szCs w:val="24"/>
+              </w:rPr>
+              <w:t>RadViz</w:t>
+            </w:r>
+            <w:proofErr w:type="spellEnd"/>
+            <w:r>
+              <w:rPr>
+                <w:sz w:val="24"/>
+                <w:szCs w:val="24"/>
+              </w:rPr>
+              <w:t xml:space="preserve"> package, and this repository is connected</w:t>
+            </w:r>
+            <w:r>
+              <w:rPr>
+                <w:sz w:val="24"/>
+                <w:szCs w:val="24"/>
+              </w:rPr>
+              <w:t xml:space="preserve"> </w:t>
+            </w:r>
+            <w:r>
+              <w:rPr>
+                <w:sz w:val="24"/>
+                <w:szCs w:val="24"/>
+              </w:rPr>
+              <w:t>to the online Jupiter Lab where the users can run the examples without local</w:t>
+            </w:r>
+            <w:r>
+              <w:rPr>
+                <w:sz w:val="24"/>
+                <w:szCs w:val="24"/>
+              </w:rPr>
+              <w:t xml:space="preserve"> </w:t>
+            </w:r>
+            <w:r>
+              <w:rPr>
+                <w:sz w:val="24"/>
+                <w:szCs w:val="24"/>
+              </w:rPr>
+              <w:t>installation</w:t>
+            </w:r>
+            <w:r>
+              <w:rPr>
+                <w:sz w:val="24"/>
+                <w:szCs w:val="24"/>
+              </w:rPr>
+              <w:t xml:space="preserve">. Click </w:t>
+            </w:r>
+            <w:hyperlink r:id="rId17" w:history="1">
+              <w:r>
+                <w:rPr>
+                  <w:rStyle w:val="Hyperlink"/>
+                  <w:sz w:val="24"/>
+                  <w:szCs w:val="24"/>
+                </w:rPr>
+                <w:t>here</w:t>
+              </w:r>
+            </w:hyperlink>
+            <w:r>
+              <w:rPr>
+                <w:sz w:val="24"/>
+                <w:szCs w:val="24"/>
+              </w:rPr>
+              <w:t xml:space="preserve"> to check the examples repositories</w:t>
+            </w:r>
+            <w:r>
+              <w:rPr>
+                <w:sz w:val="24"/>
+                <w:szCs w:val="24"/>
+              </w:rPr>
+              <w:t>.</w:t>
+            </w:r>
+            <w:r>
+              <w:rPr>
+                <w:sz w:val="24"/>
+                <w:szCs w:val="24"/>
+              </w:rPr>
+              <w:t xml:space="preserve"> </w:t>
+            </w:r>
+          </w:p>
+          <w:p>
+            <w:pPr>
+              <w:pStyle w:val="ListParagraph"/>
+              <w:numPr>
+                <w:ilvl w:val="0"/>
+                <w:numId w:val="31"/>
+              </w:numPr>
+              <w:jc w:val="lowKashida"/>
+              <w:rPr>
+                <w:sz w:val="24"/>
+                <w:szCs w:val="24"/>
+              </w:rPr>
+            </w:pPr>
+            <w:r>
+              <w:rPr>
+                <w:sz w:val="24"/>
+                <w:szCs w:val="24"/>
+              </w:rPr>
+              <w:t xml:space="preserve">Taking machine learning courses. Click </w:t>
             </w:r>
             <w:hyperlink r:id="rId18" w:history="1">
               <w:r>
@@ -2296,49 +2644,14 @@
                 <w:sz w:val="24"/>
                 <w:szCs w:val="24"/>
               </w:rPr>
-              <w:t xml:space="preserve"> to check the </w:t>
-            </w:r>
-            <w:r>
-              <w:rPr>
-                <w:sz w:val="24"/>
-                <w:szCs w:val="24"/>
-              </w:rPr>
-              <w:t>downloads' counts.</w:t>
-            </w:r>
-          </w:p>
-          <w:p>
-            <w:pPr>
-              <w:pStyle w:val="ListParagraph"/>
-              <w:numPr>
-                <w:ilvl w:val="0"/>
-                <w:numId w:val="31"/>
-              </w:numPr>
-              <w:jc w:val="lowKashida"/>
-              <w:rPr>
-                <w:sz w:val="24"/>
-                <w:szCs w:val="24"/>
-              </w:rPr>
-            </w:pPr>
-            <w:r>
-              <w:rPr>
-                <w:sz w:val="24"/>
-                <w:szCs w:val="24"/>
-              </w:rPr>
-              <w:t>Creating a repository that contain</w:t>
-            </w:r>
-            <w:r>
-              <w:rPr>
-                <w:sz w:val="24"/>
-                <w:szCs w:val="24"/>
-              </w:rPr>
-              <w:t>s</w:t>
-            </w:r>
-            <w:r>
-              <w:rPr>
-                <w:sz w:val="24"/>
-                <w:szCs w:val="24"/>
-              </w:rPr>
-              <w:t xml:space="preserve"> examples that explain how to use the RadViz package, and this repository is connected</w:t>
+              <w:t xml:space="preserve"> to check</w:t>
+            </w:r>
+            <w:r>
+              <w:rPr>
+                <w:sz w:val="24"/>
+                <w:szCs w:val="24"/>
+              </w:rPr>
+              <w:t xml:space="preserve"> my</w:t>
             </w:r>
             <w:r>
               <w:rPr>
@@ -2352,117 +2665,6 @@
                 <w:sz w:val="24"/>
                 <w:szCs w:val="24"/>
               </w:rPr>
-              <w:t>to the online Jupiter Lab where the users can run the examples without local</w:t>
-            </w:r>
-            <w:r>
-              <w:rPr>
-                <w:sz w:val="24"/>
-                <w:szCs w:val="24"/>
-              </w:rPr>
-              <w:t xml:space="preserve"> </w:t>
-            </w:r>
-            <w:r>
-              <w:rPr>
-                <w:sz w:val="24"/>
-                <w:szCs w:val="24"/>
-              </w:rPr>
-              <w:t>installation</w:t>
-            </w:r>
-            <w:r>
-              <w:rPr>
-                <w:sz w:val="24"/>
-                <w:szCs w:val="24"/>
-              </w:rPr>
-              <w:t xml:space="preserve">. Click </w:t>
-            </w:r>
-            <w:hyperlink r:id="rId19" w:history="1">
-              <w:r>
-                <w:rPr>
-                  <w:rStyle w:val="Hyperlink"/>
-                  <w:sz w:val="24"/>
-                  <w:szCs w:val="24"/>
-                </w:rPr>
-                <w:t>here</w:t>
-              </w:r>
-            </w:hyperlink>
-            <w:r>
-              <w:rPr>
-                <w:sz w:val="24"/>
-                <w:szCs w:val="24"/>
-              </w:rPr>
-              <w:t xml:space="preserve"> to check the examples repositories</w:t>
-            </w:r>
-            <w:r>
-              <w:rPr>
-                <w:sz w:val="24"/>
-                <w:szCs w:val="24"/>
-              </w:rPr>
-              <w:t>.</w:t>
-            </w:r>
-            <w:r>
-              <w:rPr>
-                <w:sz w:val="24"/>
-                <w:szCs w:val="24"/>
-              </w:rPr>
-              <w:t xml:space="preserve"> </w:t>
-            </w:r>
-          </w:p>
-          <w:p>
-            <w:pPr>
-              <w:pStyle w:val="ListParagraph"/>
-              <w:numPr>
-                <w:ilvl w:val="0"/>
-                <w:numId w:val="31"/>
-              </w:numPr>
-              <w:jc w:val="lowKashida"/>
-              <w:rPr>
-                <w:sz w:val="24"/>
-                <w:szCs w:val="24"/>
-              </w:rPr>
-            </w:pPr>
-            <w:r>
-              <w:rPr>
-                <w:sz w:val="24"/>
-                <w:szCs w:val="24"/>
-              </w:rPr>
-              <w:t xml:space="preserve">Taking machine learning courses. Click </w:t>
-            </w:r>
-            <w:hyperlink r:id="rId20" w:history="1">
-              <w:r>
-                <w:rPr>
-                  <w:rStyle w:val="Hyperlink"/>
-                  <w:sz w:val="24"/>
-                  <w:szCs w:val="24"/>
-                </w:rPr>
-                <w:t>here</w:t>
-              </w:r>
-            </w:hyperlink>
-            <w:r>
-              <w:rPr>
-                <w:sz w:val="24"/>
-                <w:szCs w:val="24"/>
-              </w:rPr>
-              <w:t xml:space="preserve"> to check</w:t>
-            </w:r>
-            <w:r>
-              <w:rPr>
-                <w:sz w:val="24"/>
-                <w:szCs w:val="24"/>
-              </w:rPr>
-              <w:t xml:space="preserve"> my</w:t>
-            </w:r>
-            <w:r>
-              <w:rPr>
-                <w:sz w:val="24"/>
-                <w:szCs w:val="24"/>
-              </w:rPr>
-              <w:t xml:space="preserve"> </w:t>
-            </w:r>
-            <w:r>
-              <w:rPr>
-                <w:sz w:val="24"/>
-                <w:szCs w:val="24"/>
-              </w:rPr>
               <w:t>ce</w:t>
             </w:r>
             <w:r>
@@ -2472,17 +2674,6 @@
               </w:rPr>
               <w:t xml:space="preserve">rtifications  </w:t>
             </w:r>
-          </w:p>
-          <w:p>
-            <w:pPr>
-              <w:pStyle w:val="ListParagraph"/>
-              <w:ind w:left="1080"/>
-              <w:jc w:val="lowKashida"/>
-              <w:rPr>
-                <w:sz w:val="24"/>
-                <w:szCs w:val="24"/>
-              </w:rPr>
-            </w:pPr>
           </w:p>
         </w:tc>
       </w:tr>
@@ -2518,7 +2709,6 @@
                 <w:sz w:val="24"/>
                 <w:szCs w:val="24"/>
               </w:rPr>
-              <w:lastRenderedPageBreak/>
               <w:t>A</w:t>
             </w:r>
             <w:r>
@@ -2580,7 +2770,7 @@
               </w:rPr>
               <w:t xml:space="preserve">One of ICT winners in </w:t>
             </w:r>
-            <w:hyperlink r:id="rId21" w:history="1">
+            <w:hyperlink r:id="rId19" w:history="1">
               <w:r>
                 <w:rPr>
                   <w:rStyle w:val="Hyperlink"/>
@@ -2687,7 +2877,7 @@
               </w:rPr>
               <w:t xml:space="preserve">First Place Winner in </w:t>
             </w:r>
-            <w:hyperlink r:id="rId22" w:history="1">
+            <w:hyperlink r:id="rId20" w:history="1">
               <w:r>
                 <w:rPr>
                   <w:rStyle w:val="Hyperlink"/>
@@ -2851,7 +3041,311 @@
                 <w:sz w:val="24"/>
                 <w:szCs w:val="24"/>
               </w:rPr>
-              <w:t xml:space="preserve">Currently teaching courses at Benha faculty of engineering </w:t>
+              <w:t xml:space="preserve">Currently </w:t>
+            </w:r>
+            <w:r>
+              <w:rPr>
+                <w:rFonts w:ascii="Times New Roman" w:hAnsi="Times New Roman" w:cs="Times New Roman"/>
+                <w:noProof/>
+                <w:sz w:val="24"/>
+                <w:szCs w:val="24"/>
+              </w:rPr>
+              <w:t>teaching courses</w:t>
+            </w:r>
+            <w:r>
+              <w:rPr>
+                <w:rFonts w:ascii="Times New Roman" w:hAnsi="Times New Roman" w:cs="Times New Roman"/>
+                <w:noProof/>
+                <w:sz w:val="24"/>
+                <w:szCs w:val="24"/>
+              </w:rPr>
+              <w:t xml:space="preserve"> at </w:t>
+            </w:r>
+            <w:r>
+              <w:rPr>
+                <w:rFonts w:ascii="Times New Roman" w:hAnsi="Times New Roman" w:cs="Times New Roman"/>
+                <w:noProof/>
+                <w:sz w:val="24"/>
+                <w:szCs w:val="24"/>
+              </w:rPr>
+              <w:t>Ontario Tech University</w:t>
+            </w:r>
+          </w:p>
+          <w:p>
+            <w:pPr>
+              <w:pStyle w:val="ListParagraph"/>
+              <w:numPr>
+                <w:ilvl w:val="0"/>
+                <w:numId w:val="32"/>
+              </w:numPr>
+              <w:ind w:right="-63"/>
+              <w:rPr>
+                <w:rFonts w:ascii="Times New Roman" w:hAnsi="Times New Roman" w:cs="Times New Roman"/>
+                <w:noProof/>
+                <w:sz w:val="24"/>
+                <w:szCs w:val="24"/>
+              </w:rPr>
+            </w:pPr>
+            <w:r>
+              <w:rPr>
+                <w:rFonts w:ascii="Times New Roman" w:hAnsi="Times New Roman" w:cs="Times New Roman"/>
+                <w:noProof/>
+                <w:sz w:val="24"/>
+                <w:szCs w:val="24"/>
+              </w:rPr>
+              <w:t>ENGR1200U</w:t>
+            </w:r>
+            <w:r>
+              <w:rPr>
+                <w:rFonts w:ascii="Times New Roman" w:hAnsi="Times New Roman" w:cs="Times New Roman"/>
+                <w:noProof/>
+                <w:sz w:val="24"/>
+                <w:szCs w:val="24"/>
+              </w:rPr>
+              <w:t xml:space="preserve"> - Introduction to programming    </w:t>
+            </w:r>
+            <w:r>
+              <w:rPr>
+                <w:rFonts w:ascii="Times New Roman" w:hAnsi="Times New Roman" w:cs="Times New Roman"/>
+                <w:b/>
+                <w:bCs/>
+                <w:noProof/>
+                <w:sz w:val="24"/>
+                <w:szCs w:val="24"/>
+              </w:rPr>
+              <w:t>Winter 2020</w:t>
+            </w:r>
+          </w:p>
+          <w:p>
+            <w:pPr>
+              <w:pStyle w:val="ListParagraph"/>
+              <w:numPr>
+                <w:ilvl w:val="0"/>
+                <w:numId w:val="32"/>
+              </w:numPr>
+              <w:ind w:right="-63"/>
+              <w:rPr>
+                <w:rFonts w:ascii="Times New Roman" w:hAnsi="Times New Roman" w:cs="Times New Roman"/>
+                <w:noProof/>
+                <w:sz w:val="24"/>
+                <w:szCs w:val="24"/>
+              </w:rPr>
+            </w:pPr>
+            <w:r>
+              <w:rPr>
+                <w:rFonts w:ascii="Times New Roman" w:hAnsi="Times New Roman" w:cs="Times New Roman"/>
+                <w:noProof/>
+                <w:sz w:val="24"/>
+                <w:szCs w:val="24"/>
+              </w:rPr>
+              <w:t>SOFE3200U</w:t>
+            </w:r>
+            <w:r>
+              <w:rPr>
+                <w:rFonts w:ascii="Times New Roman" w:hAnsi="Times New Roman" w:cs="Times New Roman"/>
+                <w:noProof/>
+                <w:sz w:val="24"/>
+                <w:szCs w:val="24"/>
+              </w:rPr>
+              <w:t xml:space="preserve"> -  Systems programming               </w:t>
+            </w:r>
+            <w:r>
+              <w:rPr>
+                <w:rFonts w:ascii="Times New Roman" w:hAnsi="Times New Roman" w:cs="Times New Roman"/>
+                <w:b/>
+                <w:bCs/>
+                <w:noProof/>
+                <w:sz w:val="24"/>
+                <w:szCs w:val="24"/>
+              </w:rPr>
+              <w:t>Fall 2020</w:t>
+            </w:r>
+          </w:p>
+          <w:p>
+            <w:pPr>
+              <w:pStyle w:val="ListParagraph"/>
+              <w:numPr>
+                <w:ilvl w:val="0"/>
+                <w:numId w:val="32"/>
+              </w:numPr>
+              <w:ind w:right="-63"/>
+              <w:rPr>
+                <w:rFonts w:ascii="Times New Roman" w:hAnsi="Times New Roman" w:cs="Times New Roman"/>
+                <w:noProof/>
+                <w:sz w:val="24"/>
+                <w:szCs w:val="24"/>
+              </w:rPr>
+            </w:pPr>
+            <w:r>
+              <w:rPr>
+                <w:rFonts w:ascii="Times New Roman" w:hAnsi="Times New Roman" w:cs="Times New Roman"/>
+                <w:noProof/>
+                <w:sz w:val="24"/>
+                <w:szCs w:val="24"/>
+              </w:rPr>
+              <w:t xml:space="preserve">SOFE3700U - </w:t>
+            </w:r>
+            <w:r>
+              <w:rPr>
+                <w:rFonts w:ascii="Times New Roman" w:hAnsi="Times New Roman" w:cs="Times New Roman"/>
+                <w:noProof/>
+                <w:sz w:val="24"/>
+                <w:szCs w:val="24"/>
+              </w:rPr>
+              <w:t xml:space="preserve"> </w:t>
+            </w:r>
+            <w:r>
+              <w:rPr>
+                <w:rFonts w:ascii="Times New Roman" w:hAnsi="Times New Roman" w:cs="Times New Roman"/>
+                <w:noProof/>
+                <w:sz w:val="24"/>
+                <w:szCs w:val="24"/>
+              </w:rPr>
+              <w:t xml:space="preserve">Data Management Systems </w:t>
+            </w:r>
+            <w:r>
+              <w:rPr>
+                <w:rFonts w:ascii="Times New Roman" w:hAnsi="Times New Roman" w:cs="Times New Roman"/>
+                <w:noProof/>
+                <w:sz w:val="24"/>
+                <w:szCs w:val="24"/>
+              </w:rPr>
+              <w:t xml:space="preserve">      </w:t>
+            </w:r>
+            <w:r>
+              <w:rPr>
+                <w:rFonts w:ascii="Times New Roman" w:hAnsi="Times New Roman" w:cs="Times New Roman"/>
+                <w:b/>
+                <w:bCs/>
+                <w:noProof/>
+                <w:sz w:val="24"/>
+                <w:szCs w:val="24"/>
+              </w:rPr>
+              <w:t>Fall 2020</w:t>
+            </w:r>
+          </w:p>
+          <w:p>
+            <w:pPr>
+              <w:pStyle w:val="ListParagraph"/>
+              <w:numPr>
+                <w:ilvl w:val="0"/>
+                <w:numId w:val="32"/>
+              </w:numPr>
+              <w:ind w:right="-63"/>
+              <w:rPr>
+                <w:rFonts w:ascii="Times New Roman" w:hAnsi="Times New Roman" w:cs="Times New Roman"/>
+                <w:noProof/>
+                <w:sz w:val="24"/>
+                <w:szCs w:val="24"/>
+              </w:rPr>
+            </w:pPr>
+            <w:r>
+              <w:rPr>
+                <w:rFonts w:ascii="Times New Roman" w:hAnsi="Times New Roman" w:cs="Times New Roman"/>
+                <w:noProof/>
+                <w:sz w:val="24"/>
+                <w:szCs w:val="24"/>
+              </w:rPr>
+              <w:t xml:space="preserve">ELEE2210U - </w:t>
+            </w:r>
+            <w:r>
+              <w:rPr>
+                <w:rFonts w:ascii="Times New Roman" w:hAnsi="Times New Roman" w:cs="Times New Roman"/>
+                <w:noProof/>
+                <w:sz w:val="24"/>
+                <w:szCs w:val="24"/>
+              </w:rPr>
+              <w:t xml:space="preserve"> </w:t>
+            </w:r>
+            <w:r>
+              <w:rPr>
+                <w:rFonts w:ascii="Times New Roman" w:hAnsi="Times New Roman" w:cs="Times New Roman"/>
+                <w:noProof/>
+                <w:sz w:val="24"/>
+                <w:szCs w:val="24"/>
+              </w:rPr>
+              <w:t>Circuit Analysis</w:t>
+            </w:r>
+            <w:r>
+              <w:rPr>
+                <w:rFonts w:ascii="Times New Roman" w:hAnsi="Times New Roman" w:cs="Times New Roman"/>
+                <w:noProof/>
+                <w:sz w:val="24"/>
+                <w:szCs w:val="24"/>
+              </w:rPr>
+              <w:t xml:space="preserve">                        </w:t>
+            </w:r>
+            <w:r>
+              <w:rPr>
+                <w:rFonts w:ascii="Times New Roman" w:hAnsi="Times New Roman" w:cs="Times New Roman"/>
+                <w:b/>
+                <w:bCs/>
+                <w:noProof/>
+                <w:sz w:val="24"/>
+                <w:szCs w:val="24"/>
+              </w:rPr>
+              <w:t>Winter 202</w:t>
+            </w:r>
+            <w:r>
+              <w:rPr>
+                <w:rFonts w:ascii="Times New Roman" w:hAnsi="Times New Roman" w:cs="Times New Roman"/>
+                <w:b/>
+                <w:bCs/>
+                <w:noProof/>
+                <w:sz w:val="24"/>
+                <w:szCs w:val="24"/>
+              </w:rPr>
+              <w:t>1</w:t>
+            </w:r>
+          </w:p>
+          <w:p>
+            <w:pPr>
+              <w:pStyle w:val="ListParagraph"/>
+              <w:ind w:right="-63"/>
+              <w:rPr>
+                <w:rFonts w:ascii="Times New Roman" w:hAnsi="Times New Roman" w:cs="Times New Roman"/>
+                <w:noProof/>
+                <w:sz w:val="24"/>
+                <w:szCs w:val="24"/>
+              </w:rPr>
+            </w:pPr>
+          </w:p>
+          <w:p>
+            <w:pPr>
+              <w:ind w:right="-63"/>
+              <w:rPr>
+                <w:rFonts w:ascii="Times New Roman" w:hAnsi="Times New Roman" w:cs="Times New Roman"/>
+                <w:noProof/>
+                <w:sz w:val="24"/>
+                <w:szCs w:val="24"/>
+              </w:rPr>
+            </w:pPr>
+            <w:r>
+              <w:rPr>
+                <w:rFonts w:ascii="Times New Roman" w:hAnsi="Times New Roman" w:cs="Times New Roman"/>
+                <w:noProof/>
+                <w:sz w:val="24"/>
+                <w:szCs w:val="24"/>
+              </w:rPr>
+              <w:t>Previous</w:t>
+            </w:r>
+            <w:r>
+              <w:rPr>
+                <w:rFonts w:ascii="Times New Roman" w:hAnsi="Times New Roman" w:cs="Times New Roman"/>
+                <w:noProof/>
+                <w:sz w:val="24"/>
+                <w:szCs w:val="24"/>
+              </w:rPr>
+              <w:t xml:space="preserve"> </w:t>
+            </w:r>
+            <w:r>
+              <w:rPr>
+                <w:rFonts w:ascii="Times New Roman" w:hAnsi="Times New Roman" w:cs="Times New Roman"/>
+                <w:noProof/>
+                <w:sz w:val="24"/>
+                <w:szCs w:val="24"/>
+              </w:rPr>
+              <w:t xml:space="preserve">teaching courses at Benha faculty of engineering </w:t>
             </w:r>
           </w:p>
           <w:p>
@@ -3174,7 +3668,25 @@
                 <w:sz w:val="24"/>
                 <w:szCs w:val="24"/>
               </w:rPr>
-              <w:t>Currently teaching courses at Arab Academy for Science, Technology &amp; Maritime Transport-Smart village</w:t>
+              <w:t>Previous</w:t>
+            </w:r>
+            <w:r>
+              <w:rPr>
+                <w:rFonts w:ascii="Times New Roman" w:hAnsi="Times New Roman" w:cs="Times New Roman"/>
+                <w:noProof/>
+                <w:sz w:val="24"/>
+                <w:szCs w:val="24"/>
+              </w:rPr>
+              <w:t xml:space="preserve"> </w:t>
+            </w:r>
+            <w:r>
+              <w:rPr>
+                <w:rFonts w:ascii="Times New Roman" w:hAnsi="Times New Roman" w:cs="Times New Roman"/>
+                <w:noProof/>
+                <w:sz w:val="24"/>
+                <w:szCs w:val="24"/>
+              </w:rPr>
+              <w:t>teaching courses at Arab Academy for Science, Technology &amp; Maritime Transport-Smart village</w:t>
             </w:r>
           </w:p>
           <w:p>
@@ -3413,45 +3925,490 @@
           </w:tcPr>
           <w:p>
             <w:pPr>
-              <w:pStyle w:val="Default"/>
-              <w:rPr>
-                <w:rFonts w:ascii="Times New Roman" w:hAnsi="Times New Roman" w:cs="Times New Roman"/>
-                <w:b/>
-                <w:bCs/>
-              </w:rPr>
-            </w:pPr>
-            <w:r>
-              <w:rPr>
-                <w:rFonts w:ascii="Times New Roman" w:hAnsi="Times New Roman" w:cs="Times New Roman"/>
-                <w:b/>
-                <w:bCs/>
-              </w:rPr>
-              <w:t>O</w:t>
-            </w:r>
-            <w:r>
-              <w:rPr>
-                <w:rFonts w:ascii="Times New Roman" w:hAnsi="Times New Roman" w:cs="Times New Roman"/>
-                <w:b/>
-                <w:bCs/>
-              </w:rPr>
-              <w:t xml:space="preserve">nline </w:t>
-            </w:r>
-            <w:r>
-              <w:rPr>
-                <w:rFonts w:ascii="Times New Roman" w:hAnsi="Times New Roman" w:cs="Times New Roman"/>
-                <w:b/>
-                <w:bCs/>
-              </w:rPr>
-              <w:t>C</w:t>
-            </w:r>
-            <w:r>
-              <w:rPr>
-                <w:rFonts w:ascii="Times New Roman" w:hAnsi="Times New Roman" w:cs="Times New Roman"/>
-                <w:b/>
-                <w:bCs/>
-              </w:rPr>
-              <w:t xml:space="preserve">ourses   </w:t>
-            </w:r>
+              <w:ind w:right="-63"/>
+              <w:rPr>
+                <w:rStyle w:val="Hyperlink"/>
+                <w:rFonts w:ascii="Times New Roman" w:hAnsi="Times New Roman" w:cs="Times New Roman"/>
+                <w:b/>
+                <w:bCs/>
+                <w:color w:val="auto"/>
+                <w:sz w:val="24"/>
+                <w:szCs w:val="24"/>
+                <w:u w:val="none"/>
+              </w:rPr>
+            </w:pPr>
+            <w:r>
+              <w:rPr>
+                <w:rFonts w:ascii="Times New Roman" w:hAnsi="Times New Roman" w:cs="Times New Roman"/>
+                <w:b/>
+                <w:bCs/>
+                <w:sz w:val="24"/>
+                <w:szCs w:val="24"/>
+              </w:rPr>
+              <w:t>T</w:t>
+            </w:r>
+            <w:r>
+              <w:rPr>
+                <w:rFonts w:ascii="Times New Roman" w:hAnsi="Times New Roman" w:cs="Times New Roman"/>
+                <w:b/>
+                <w:bCs/>
+                <w:sz w:val="24"/>
+                <w:szCs w:val="24"/>
+              </w:rPr>
+              <w:t xml:space="preserve">echnical </w:t>
+            </w:r>
+            <w:r>
+              <w:rPr>
+                <w:rFonts w:ascii="Times New Roman" w:hAnsi="Times New Roman" w:cs="Times New Roman"/>
+                <w:b/>
+                <w:bCs/>
+                <w:sz w:val="24"/>
+                <w:szCs w:val="24"/>
+              </w:rPr>
+              <w:t>S</w:t>
+            </w:r>
+            <w:r>
+              <w:rPr>
+                <w:rFonts w:ascii="Times New Roman" w:hAnsi="Times New Roman" w:cs="Times New Roman"/>
+                <w:b/>
+                <w:bCs/>
+                <w:sz w:val="24"/>
+                <w:szCs w:val="24"/>
+              </w:rPr>
+              <w:t xml:space="preserve">kills </w:t>
+            </w:r>
+          </w:p>
+        </w:tc>
+      </w:tr>
+      <w:tr>
+        <w:trPr>
+          <w:trHeight w:val="340"/>
+        </w:trPr>
+        <w:tc>
+          <w:tcPr>
+            <w:tcW w:w="0" w:type="auto"/>
+            <w:gridSpan w:val="2"/>
+            <w:tcBorders>
+              <w:top w:val="single" w:sz="4" w:space="0" w:color="auto"/>
+              <w:left w:val="nil"/>
+              <w:bottom w:val="single" w:sz="4" w:space="0" w:color="auto"/>
+              <w:right w:val="nil"/>
+            </w:tcBorders>
+            <w:vAlign w:val="center"/>
+          </w:tcPr>
+          <w:p>
+            <w:pPr>
+              <w:ind w:right="-63"/>
+              <w:rPr>
+                <w:rFonts w:ascii="Times New Roman" w:hAnsi="Times New Roman" w:cs="Times New Roman"/>
+                <w:b/>
+                <w:bCs/>
+                <w:color w:val="000000"/>
+                <w:sz w:val="24"/>
+                <w:szCs w:val="24"/>
+                <w:shd w:val="clear" w:color="auto" w:fill="FFFFFF"/>
+              </w:rPr>
+            </w:pPr>
+            <w:r>
+              <w:rPr>
+                <w:rFonts w:ascii="Times New Roman" w:hAnsi="Times New Roman" w:cs="Times New Roman"/>
+                <w:b/>
+                <w:bCs/>
+                <w:color w:val="000000"/>
+                <w:sz w:val="24"/>
+                <w:szCs w:val="24"/>
+                <w:shd w:val="clear" w:color="auto" w:fill="FFFFFF"/>
+              </w:rPr>
+              <w:t>p</w:t>
+            </w:r>
+            <w:r>
+              <w:rPr>
+                <w:rFonts w:ascii="Times New Roman" w:hAnsi="Times New Roman" w:cs="Times New Roman"/>
+                <w:b/>
+                <w:bCs/>
+                <w:color w:val="000000"/>
+                <w:sz w:val="24"/>
+                <w:szCs w:val="24"/>
+                <w:shd w:val="clear" w:color="auto" w:fill="FFFFFF"/>
+              </w:rPr>
+              <w:t xml:space="preserve">rograming language </w:t>
+            </w:r>
+          </w:p>
+          <w:p>
+            <w:pPr>
+              <w:pStyle w:val="ListParagraph"/>
+              <w:numPr>
+                <w:ilvl w:val="0"/>
+                <w:numId w:val="13"/>
+              </w:numPr>
+              <w:ind w:right="-63"/>
+              <w:rPr>
+                <w:rFonts w:ascii="Times New Roman" w:hAnsi="Times New Roman" w:cs="Times New Roman"/>
+                <w:color w:val="000000"/>
+                <w:sz w:val="24"/>
+                <w:szCs w:val="24"/>
+                <w:shd w:val="clear" w:color="auto" w:fill="FFFFFF"/>
+              </w:rPr>
+            </w:pPr>
+            <w:r>
+              <w:rPr>
+                <w:rFonts w:ascii="Times New Roman" w:hAnsi="Times New Roman" w:cs="Times New Roman"/>
+                <w:color w:val="000000"/>
+                <w:sz w:val="24"/>
+                <w:szCs w:val="24"/>
+                <w:shd w:val="clear" w:color="auto" w:fill="FFFFFF"/>
+              </w:rPr>
+              <w:t>C++</w:t>
+            </w:r>
+          </w:p>
+          <w:p>
+            <w:pPr>
+              <w:pStyle w:val="ListParagraph"/>
+              <w:numPr>
+                <w:ilvl w:val="0"/>
+                <w:numId w:val="13"/>
+              </w:numPr>
+              <w:ind w:right="-63"/>
+              <w:rPr>
+                <w:rFonts w:ascii="Times New Roman" w:hAnsi="Times New Roman" w:cs="Times New Roman"/>
+                <w:color w:val="000000"/>
+                <w:sz w:val="24"/>
+                <w:szCs w:val="24"/>
+                <w:shd w:val="clear" w:color="auto" w:fill="FFFFFF"/>
+              </w:rPr>
+            </w:pPr>
+            <w:r>
+              <w:rPr>
+                <w:rFonts w:ascii="Times New Roman" w:hAnsi="Times New Roman" w:cs="Times New Roman"/>
+                <w:color w:val="000000"/>
+                <w:sz w:val="24"/>
+                <w:szCs w:val="24"/>
+                <w:shd w:val="clear" w:color="auto" w:fill="FFFFFF"/>
+              </w:rPr>
+              <w:t>Embedded C</w:t>
+            </w:r>
+          </w:p>
+          <w:p>
+            <w:pPr>
+              <w:pStyle w:val="ListParagraph"/>
+              <w:numPr>
+                <w:ilvl w:val="0"/>
+                <w:numId w:val="13"/>
+              </w:numPr>
+              <w:ind w:right="-63"/>
+              <w:rPr>
+                <w:rFonts w:ascii="Times New Roman" w:hAnsi="Times New Roman" w:cs="Times New Roman"/>
+                <w:color w:val="000000"/>
+                <w:sz w:val="24"/>
+                <w:szCs w:val="24"/>
+                <w:shd w:val="clear" w:color="auto" w:fill="FFFFFF"/>
+              </w:rPr>
+            </w:pPr>
+            <w:r>
+              <w:rPr>
+                <w:rFonts w:ascii="Times New Roman" w:hAnsi="Times New Roman" w:cs="Times New Roman"/>
+                <w:color w:val="000000"/>
+                <w:sz w:val="24"/>
+                <w:szCs w:val="24"/>
+                <w:shd w:val="clear" w:color="auto" w:fill="FFFFFF"/>
+              </w:rPr>
+              <w:t>Python</w:t>
+            </w:r>
+          </w:p>
+          <w:p>
+            <w:pPr>
+              <w:pStyle w:val="ListParagraph"/>
+              <w:numPr>
+                <w:ilvl w:val="0"/>
+                <w:numId w:val="13"/>
+              </w:numPr>
+              <w:ind w:right="-63"/>
+              <w:rPr>
+                <w:rFonts w:ascii="Times New Roman" w:hAnsi="Times New Roman" w:cs="Times New Roman"/>
+                <w:color w:val="000000"/>
+                <w:sz w:val="24"/>
+                <w:szCs w:val="24"/>
+                <w:shd w:val="clear" w:color="auto" w:fill="FFFFFF"/>
+              </w:rPr>
+            </w:pPr>
+            <w:r>
+              <w:rPr>
+                <w:rFonts w:ascii="Times New Roman" w:hAnsi="Times New Roman" w:cs="Times New Roman"/>
+                <w:color w:val="000000"/>
+                <w:sz w:val="24"/>
+                <w:szCs w:val="24"/>
+                <w:shd w:val="clear" w:color="auto" w:fill="FFFFFF"/>
+              </w:rPr>
+              <w:t>VHDL</w:t>
+            </w:r>
+          </w:p>
+          <w:p>
+            <w:pPr>
+              <w:pStyle w:val="ListParagraph"/>
+              <w:numPr>
+                <w:ilvl w:val="0"/>
+                <w:numId w:val="13"/>
+              </w:numPr>
+              <w:ind w:right="-63"/>
+              <w:rPr>
+                <w:rFonts w:ascii="Times New Roman" w:hAnsi="Times New Roman" w:cs="Times New Roman"/>
+                <w:color w:val="000000"/>
+                <w:sz w:val="24"/>
+                <w:szCs w:val="24"/>
+                <w:shd w:val="clear" w:color="auto" w:fill="FFFFFF"/>
+              </w:rPr>
+            </w:pPr>
+            <w:r>
+              <w:rPr>
+                <w:rFonts w:ascii="Times New Roman" w:hAnsi="Times New Roman" w:cs="Times New Roman"/>
+                <w:color w:val="000000"/>
+                <w:sz w:val="24"/>
+                <w:szCs w:val="24"/>
+                <w:shd w:val="clear" w:color="auto" w:fill="FFFFFF"/>
+              </w:rPr>
+              <w:t xml:space="preserve">Assembly </w:t>
+            </w:r>
+          </w:p>
+          <w:p>
+            <w:pPr>
+              <w:pStyle w:val="ListParagraph"/>
+              <w:numPr>
+                <w:ilvl w:val="0"/>
+                <w:numId w:val="13"/>
+              </w:numPr>
+              <w:ind w:right="-63"/>
+              <w:rPr>
+                <w:rFonts w:ascii="Times New Roman" w:hAnsi="Times New Roman" w:cs="Times New Roman"/>
+                <w:color w:val="000000"/>
+                <w:sz w:val="24"/>
+                <w:szCs w:val="24"/>
+                <w:shd w:val="clear" w:color="auto" w:fill="FFFFFF"/>
+              </w:rPr>
+            </w:pPr>
+            <w:r>
+              <w:rPr>
+                <w:rFonts w:ascii="Times New Roman" w:hAnsi="Times New Roman" w:cs="Times New Roman"/>
+                <w:color w:val="000000"/>
+                <w:sz w:val="24"/>
+                <w:szCs w:val="24"/>
+                <w:shd w:val="clear" w:color="auto" w:fill="FFFFFF"/>
+              </w:rPr>
+              <w:t>Arduino c</w:t>
+            </w:r>
+          </w:p>
+          <w:p>
+            <w:pPr>
+              <w:pStyle w:val="ListParagraph"/>
+              <w:ind w:right="-63"/>
+              <w:rPr>
+                <w:rFonts w:ascii="Times New Roman" w:hAnsi="Times New Roman" w:cs="Times New Roman"/>
+                <w:color w:val="000000"/>
+                <w:sz w:val="24"/>
+                <w:szCs w:val="24"/>
+                <w:shd w:val="clear" w:color="auto" w:fill="FFFFFF"/>
+              </w:rPr>
+            </w:pPr>
+          </w:p>
+          <w:p>
+            <w:pPr>
+              <w:pStyle w:val="ListParagraph"/>
+              <w:ind w:right="-63"/>
+              <w:rPr>
+                <w:rFonts w:ascii="Times New Roman" w:hAnsi="Times New Roman" w:cs="Times New Roman"/>
+                <w:color w:val="000000"/>
+                <w:sz w:val="24"/>
+                <w:szCs w:val="24"/>
+                <w:shd w:val="clear" w:color="auto" w:fill="FFFFFF"/>
+              </w:rPr>
+            </w:pPr>
+          </w:p>
+        </w:tc>
+        <w:tc>
+          <w:tcPr>
+            <w:tcW w:w="0" w:type="auto"/>
+            <w:gridSpan w:val="3"/>
+            <w:tcBorders>
+              <w:top w:val="single" w:sz="4" w:space="0" w:color="auto"/>
+              <w:left w:val="nil"/>
+              <w:bottom w:val="single" w:sz="4" w:space="0" w:color="auto"/>
+              <w:right w:val="nil"/>
+            </w:tcBorders>
+            <w:vAlign w:val="center"/>
+          </w:tcPr>
+          <w:p>
+            <w:pPr>
+              <w:ind w:right="-63"/>
+              <w:rPr>
+                <w:rFonts w:ascii="Times New Roman" w:hAnsi="Times New Roman" w:cs="Times New Roman"/>
+                <w:b/>
+                <w:bCs/>
+                <w:color w:val="000000"/>
+                <w:sz w:val="24"/>
+                <w:szCs w:val="24"/>
+                <w:shd w:val="clear" w:color="auto" w:fill="FFFFFF"/>
+              </w:rPr>
+            </w:pPr>
+            <w:r>
+              <w:rPr>
+                <w:rFonts w:ascii="Times New Roman" w:hAnsi="Times New Roman" w:cs="Times New Roman"/>
+                <w:b/>
+                <w:bCs/>
+                <w:color w:val="000000"/>
+                <w:sz w:val="24"/>
+                <w:szCs w:val="24"/>
+                <w:shd w:val="clear" w:color="auto" w:fill="FFFFFF"/>
+              </w:rPr>
+              <w:t>Simulation program</w:t>
+            </w:r>
+          </w:p>
+          <w:p>
+            <w:pPr>
+              <w:pStyle w:val="ListParagraph"/>
+              <w:numPr>
+                <w:ilvl w:val="0"/>
+                <w:numId w:val="16"/>
+              </w:numPr>
+              <w:ind w:right="-63"/>
+              <w:rPr>
+                <w:rFonts w:ascii="Times New Roman" w:hAnsi="Times New Roman" w:cs="Times New Roman"/>
+                <w:color w:val="000000"/>
+                <w:sz w:val="24"/>
+                <w:szCs w:val="24"/>
+                <w:shd w:val="clear" w:color="auto" w:fill="FFFFFF"/>
+              </w:rPr>
+            </w:pPr>
+            <w:r>
+              <w:rPr>
+                <w:rFonts w:ascii="Times New Roman" w:hAnsi="Times New Roman" w:cs="Times New Roman"/>
+                <w:color w:val="000000"/>
+                <w:sz w:val="24"/>
+                <w:szCs w:val="24"/>
+                <w:shd w:val="clear" w:color="auto" w:fill="FFFFFF"/>
+              </w:rPr>
+              <w:t>GNU-Radio</w:t>
+            </w:r>
+          </w:p>
+          <w:p>
+            <w:pPr>
+              <w:pStyle w:val="ListParagraph"/>
+              <w:numPr>
+                <w:ilvl w:val="0"/>
+                <w:numId w:val="16"/>
+              </w:numPr>
+              <w:ind w:right="-63"/>
+              <w:rPr>
+                <w:rFonts w:ascii="Times New Roman" w:hAnsi="Times New Roman" w:cs="Times New Roman"/>
+                <w:color w:val="000000"/>
+                <w:sz w:val="24"/>
+                <w:szCs w:val="24"/>
+                <w:shd w:val="clear" w:color="auto" w:fill="FFFFFF"/>
+              </w:rPr>
+            </w:pPr>
+            <w:proofErr w:type="spellStart"/>
+            <w:r>
+              <w:rPr>
+                <w:rFonts w:ascii="Times New Roman" w:hAnsi="Times New Roman" w:cs="Times New Roman"/>
+                <w:color w:val="000000"/>
+                <w:sz w:val="24"/>
+                <w:szCs w:val="24"/>
+                <w:shd w:val="clear" w:color="auto" w:fill="FFFFFF"/>
+              </w:rPr>
+              <w:t>Matlab</w:t>
+            </w:r>
+            <w:proofErr w:type="spellEnd"/>
+          </w:p>
+          <w:p>
+            <w:pPr>
+              <w:pStyle w:val="ListParagraph"/>
+              <w:numPr>
+                <w:ilvl w:val="0"/>
+                <w:numId w:val="16"/>
+              </w:numPr>
+              <w:ind w:right="-63"/>
+              <w:rPr>
+                <w:rFonts w:ascii="Times New Roman" w:hAnsi="Times New Roman" w:cs="Times New Roman"/>
+                <w:color w:val="000000"/>
+                <w:sz w:val="24"/>
+                <w:szCs w:val="24"/>
+                <w:shd w:val="clear" w:color="auto" w:fill="FFFFFF"/>
+              </w:rPr>
+            </w:pPr>
+            <w:r>
+              <w:rPr>
+                <w:rFonts w:ascii="Times New Roman" w:hAnsi="Times New Roman" w:cs="Times New Roman"/>
+                <w:color w:val="000000"/>
+                <w:sz w:val="24"/>
+                <w:szCs w:val="24"/>
+                <w:shd w:val="clear" w:color="auto" w:fill="FFFFFF"/>
+              </w:rPr>
+              <w:t xml:space="preserve">Xilinx </w:t>
+            </w:r>
+          </w:p>
+          <w:p>
+            <w:pPr>
+              <w:pStyle w:val="ListParagraph"/>
+              <w:numPr>
+                <w:ilvl w:val="0"/>
+                <w:numId w:val="16"/>
+              </w:numPr>
+              <w:ind w:right="-63"/>
+              <w:rPr>
+                <w:rFonts w:ascii="Times New Roman" w:hAnsi="Times New Roman" w:cs="Times New Roman"/>
+                <w:color w:val="000000"/>
+                <w:sz w:val="24"/>
+                <w:szCs w:val="24"/>
+                <w:shd w:val="clear" w:color="auto" w:fill="FFFFFF"/>
+              </w:rPr>
+            </w:pPr>
+            <w:r>
+              <w:rPr>
+                <w:rFonts w:ascii="Times New Roman" w:hAnsi="Times New Roman" w:cs="Times New Roman"/>
+                <w:color w:val="000000"/>
+                <w:sz w:val="24"/>
+                <w:szCs w:val="24"/>
+                <w:shd w:val="clear" w:color="auto" w:fill="FFFFFF"/>
+              </w:rPr>
+              <w:t xml:space="preserve">Proteus </w:t>
+            </w:r>
+          </w:p>
+          <w:p>
+            <w:pPr>
+              <w:pStyle w:val="ListParagraph"/>
+              <w:ind w:right="-63"/>
+              <w:rPr>
+                <w:rFonts w:ascii="Times New Roman" w:hAnsi="Times New Roman" w:cs="Times New Roman"/>
+                <w:color w:val="000000"/>
+                <w:sz w:val="24"/>
+                <w:szCs w:val="24"/>
+                <w:shd w:val="clear" w:color="auto" w:fill="FFFFFF"/>
+              </w:rPr>
+            </w:pPr>
+          </w:p>
+          <w:p>
+            <w:pPr>
+              <w:pStyle w:val="ListParagraph"/>
+              <w:ind w:right="-63"/>
+              <w:rPr>
+                <w:rFonts w:ascii="Times New Roman" w:hAnsi="Times New Roman" w:cs="Times New Roman"/>
+                <w:color w:val="000000"/>
+                <w:sz w:val="24"/>
+                <w:szCs w:val="24"/>
+                <w:shd w:val="clear" w:color="auto" w:fill="FFFFFF"/>
+              </w:rPr>
+            </w:pPr>
+          </w:p>
+          <w:p>
+            <w:pPr>
+              <w:pStyle w:val="ListParagraph"/>
+              <w:ind w:right="-63"/>
+              <w:rPr>
+                <w:rFonts w:ascii="Times New Roman" w:hAnsi="Times New Roman" w:cs="Times New Roman"/>
+                <w:color w:val="000000"/>
+                <w:sz w:val="24"/>
+                <w:szCs w:val="24"/>
+                <w:shd w:val="clear" w:color="auto" w:fill="FFFFFF"/>
+              </w:rPr>
+            </w:pPr>
           </w:p>
         </w:tc>
       </w:tr>
@@ -3473,93 +4430,165 @@
           </w:tcPr>
           <w:p>
             <w:pPr>
+              <w:ind w:right="-63"/>
+              <w:rPr>
+                <w:rFonts w:ascii="Times New Roman" w:hAnsi="Times New Roman" w:cs="Times New Roman"/>
+                <w:b/>
+                <w:bCs/>
+                <w:color w:val="000000"/>
+                <w:sz w:val="24"/>
+                <w:szCs w:val="24"/>
+                <w:shd w:val="clear" w:color="auto" w:fill="FFFFFF"/>
+              </w:rPr>
+            </w:pPr>
+            <w:r>
+              <w:rPr>
+                <w:rFonts w:ascii="Times New Roman" w:hAnsi="Times New Roman" w:cs="Times New Roman"/>
+                <w:b/>
+                <w:bCs/>
+                <w:sz w:val="24"/>
+                <w:szCs w:val="24"/>
+              </w:rPr>
+              <w:t>P</w:t>
+            </w:r>
+            <w:r>
+              <w:rPr>
+                <w:rFonts w:ascii="Times New Roman" w:hAnsi="Times New Roman" w:cs="Times New Roman"/>
+                <w:b/>
+                <w:bCs/>
+                <w:sz w:val="24"/>
+                <w:szCs w:val="24"/>
+              </w:rPr>
+              <w:t xml:space="preserve">ersonal </w:t>
+            </w:r>
+            <w:r>
+              <w:rPr>
+                <w:rFonts w:ascii="Times New Roman" w:hAnsi="Times New Roman" w:cs="Times New Roman"/>
+                <w:b/>
+                <w:bCs/>
+                <w:sz w:val="24"/>
+                <w:szCs w:val="24"/>
+              </w:rPr>
+              <w:t>S</w:t>
+            </w:r>
+            <w:r>
+              <w:rPr>
+                <w:rFonts w:ascii="Times New Roman" w:hAnsi="Times New Roman" w:cs="Times New Roman"/>
+                <w:b/>
+                <w:bCs/>
+                <w:sz w:val="24"/>
+                <w:szCs w:val="24"/>
+              </w:rPr>
+              <w:t>kills</w:t>
+            </w:r>
+          </w:p>
+        </w:tc>
+      </w:tr>
+      <w:tr>
+        <w:trPr>
+          <w:trHeight w:val="340"/>
+        </w:trPr>
+        <w:tc>
+          <w:tcPr>
+            <w:tcW w:w="0" w:type="auto"/>
+            <w:gridSpan w:val="5"/>
+            <w:tcBorders>
+              <w:top w:val="single" w:sz="4" w:space="0" w:color="auto"/>
+              <w:left w:val="nil"/>
+              <w:bottom w:val="nil"/>
+              <w:right w:val="nil"/>
+            </w:tcBorders>
+            <w:vAlign w:val="center"/>
+          </w:tcPr>
+          <w:p>
+            <w:pPr>
+              <w:ind w:left="360" w:right="-63"/>
+              <w:rPr>
+                <w:rFonts w:ascii="Times New Roman" w:hAnsi="Times New Roman" w:cs="Times New Roman"/>
+                <w:b/>
+                <w:bCs/>
+                <w:sz w:val="24"/>
+                <w:szCs w:val="24"/>
+              </w:rPr>
+            </w:pPr>
+            <w:r>
+              <w:rPr>
+                <w:rFonts w:ascii="Times New Roman" w:hAnsi="Times New Roman" w:cs="Times New Roman"/>
+                <w:b/>
+                <w:bCs/>
+                <w:sz w:val="24"/>
+                <w:szCs w:val="24"/>
+              </w:rPr>
+              <w:t>Languages</w:t>
+            </w:r>
+          </w:p>
+          <w:p>
+            <w:pPr>
               <w:pStyle w:val="ListParagraph"/>
               <w:numPr>
                 <w:ilvl w:val="0"/>
-                <w:numId w:val="17"/>
+                <w:numId w:val="3"/>
               </w:numPr>
+              <w:ind w:left="1080" w:right="-63"/>
+              <w:rPr>
+                <w:rFonts w:ascii="Times New Roman" w:hAnsi="Times New Roman" w:cs="Times New Roman"/>
+                <w:b/>
+                <w:bCs/>
+                <w:sz w:val="24"/>
+                <w:szCs w:val="24"/>
+              </w:rPr>
+            </w:pPr>
+            <w:r>
+              <w:rPr>
+                <w:rFonts w:ascii="Times New Roman" w:hAnsi="Times New Roman" w:cs="Times New Roman"/>
+                <w:sz w:val="24"/>
+                <w:szCs w:val="24"/>
+              </w:rPr>
+              <w:t xml:space="preserve">Good Command of Both Spoken and Written English - </w:t>
+            </w:r>
+            <w:r>
+              <w:rPr>
+                <w:rFonts w:ascii="Times New Roman" w:hAnsi="Times New Roman" w:cs="Times New Roman"/>
+                <w:b/>
+                <w:bCs/>
+                <w:sz w:val="24"/>
+                <w:szCs w:val="24"/>
+              </w:rPr>
+              <w:t xml:space="preserve">IELTS score </w:t>
+            </w:r>
+            <w:proofErr w:type="gramStart"/>
+            <w:r>
+              <w:rPr>
+                <w:rFonts w:ascii="Times New Roman" w:hAnsi="Times New Roman" w:cs="Times New Roman"/>
+                <w:b/>
+                <w:bCs/>
+                <w:sz w:val="24"/>
+                <w:szCs w:val="24"/>
+              </w:rPr>
+              <w:t>6</w:t>
+            </w:r>
+            <w:proofErr w:type="gramEnd"/>
+          </w:p>
+          <w:p>
+            <w:pPr>
               <w:ind w:right="-63"/>
               <w:rPr>
                 <w:rFonts w:ascii="Times New Roman" w:hAnsi="Times New Roman" w:cs="Times New Roman"/>
-                <w:color w:val="000000"/>
-                <w:sz w:val="24"/>
-                <w:szCs w:val="24"/>
-                <w:shd w:val="clear" w:color="auto" w:fill="FFFFFF"/>
-              </w:rPr>
-            </w:pPr>
-            <w:hyperlink r:id="rId23" w:history="1">
-              <w:r>
-                <w:rPr>
-                  <w:rStyle w:val="Hyperlink"/>
-                  <w:rFonts w:ascii="Times New Roman" w:hAnsi="Times New Roman" w:cs="Times New Roman"/>
-                  <w:sz w:val="24"/>
-                  <w:szCs w:val="24"/>
-                  <w:shd w:val="clear" w:color="auto" w:fill="FFFFFF"/>
-                </w:rPr>
-                <w:t>Development Hybrid mobile application</w:t>
-              </w:r>
-            </w:hyperlink>
-            <w:r>
-              <w:rPr>
-                <w:rFonts w:ascii="Times New Roman" w:hAnsi="Times New Roman" w:cs="Times New Roman"/>
-                <w:color w:val="000000"/>
-                <w:sz w:val="24"/>
-                <w:szCs w:val="24"/>
-                <w:shd w:val="clear" w:color="auto" w:fill="FFFFFF"/>
-              </w:rPr>
-              <w:tab/>
-            </w:r>
-            <w:r>
-              <w:rPr>
-                <w:rFonts w:ascii="Times New Roman" w:hAnsi="Times New Roman" w:cs="Times New Roman"/>
-                <w:color w:val="000000"/>
-                <w:sz w:val="24"/>
-                <w:szCs w:val="24"/>
-                <w:shd w:val="clear" w:color="auto" w:fill="FFFFFF"/>
-              </w:rPr>
-              <w:tab/>
-            </w:r>
-            <w:r>
-              <w:rPr>
-                <w:rFonts w:ascii="Times New Roman" w:hAnsi="Times New Roman" w:cs="Times New Roman"/>
-                <w:color w:val="000000"/>
-                <w:sz w:val="24"/>
-                <w:szCs w:val="24"/>
-                <w:shd w:val="clear" w:color="auto" w:fill="FFFFFF"/>
-              </w:rPr>
-              <w:tab/>
-            </w:r>
-            <w:r>
-              <w:rPr>
-                <w:rFonts w:ascii="Times New Roman" w:hAnsi="Times New Roman" w:cs="Times New Roman"/>
-                <w:color w:val="000000"/>
-                <w:sz w:val="24"/>
-                <w:szCs w:val="24"/>
-                <w:shd w:val="clear" w:color="auto" w:fill="FFFFFF"/>
-              </w:rPr>
-              <w:tab/>
-            </w:r>
-            <w:r>
-              <w:rPr>
-                <w:rFonts w:ascii="Times New Roman" w:hAnsi="Times New Roman" w:cs="Times New Roman"/>
-                <w:color w:val="000000"/>
-                <w:sz w:val="24"/>
-                <w:szCs w:val="24"/>
-                <w:shd w:val="clear" w:color="auto" w:fill="FFFFFF"/>
-              </w:rPr>
-              <w:t xml:space="preserve">                         </w:t>
-            </w:r>
-            <w:r>
-              <w:rPr>
-                <w:rFonts w:ascii="Times New Roman" w:hAnsi="Times New Roman" w:cs="Times New Roman"/>
-                <w:b/>
-                <w:bCs/>
-                <w:color w:val="000000"/>
-                <w:sz w:val="24"/>
-                <w:szCs w:val="24"/>
-                <w:shd w:val="clear" w:color="auto" w:fill="FFFFFF"/>
-              </w:rPr>
-              <w:t>December 2017</w:t>
+                <w:b/>
+                <w:bCs/>
+                <w:sz w:val="24"/>
+                <w:szCs w:val="24"/>
+              </w:rPr>
+            </w:pPr>
+            <w:r>
+              <w:rPr>
+                <w:rFonts w:ascii="Times New Roman" w:hAnsi="Times New Roman" w:cs="Times New Roman"/>
+                <w:b/>
+                <w:bCs/>
+                <w:sz w:val="24"/>
+                <w:szCs w:val="24"/>
+              </w:rPr>
+              <w:t xml:space="preserve">       GRE score</w:t>
             </w:r>
           </w:p>
           <w:p>
@@ -3567,26 +4596,22 @@
               <w:pStyle w:val="ListParagraph"/>
               <w:numPr>
                 <w:ilvl w:val="0"/>
-                <w:numId w:val="27"/>
+                <w:numId w:val="18"/>
               </w:numPr>
               <w:ind w:right="-63"/>
               <w:rPr>
                 <w:rFonts w:ascii="Times New Roman" w:hAnsi="Times New Roman" w:cs="Times New Roman"/>
-                <w:color w:val="000000"/>
-                <w:sz w:val="24"/>
-                <w:szCs w:val="24"/>
-                <w:shd w:val="clear" w:color="auto" w:fill="FFFFFF"/>
-              </w:rPr>
-            </w:pPr>
-            <w:r>
-              <w:rPr>
-                <w:rFonts w:ascii="Times New Roman" w:hAnsi="Times New Roman" w:cs="Times New Roman"/>
-                <w:color w:val="000000"/>
-                <w:sz w:val="24"/>
-                <w:szCs w:val="24"/>
-                <w:shd w:val="clear" w:color="auto" w:fill="FFFFFF"/>
-              </w:rPr>
-              <w:t>Learning how to build mobile application using Apache Cordova.</w:t>
+                <w:sz w:val="24"/>
+                <w:szCs w:val="24"/>
+              </w:rPr>
+            </w:pPr>
+            <w:r>
+              <w:rPr>
+                <w:rFonts w:ascii="Times New Roman" w:hAnsi="Times New Roman" w:cs="Times New Roman"/>
+                <w:sz w:val="24"/>
+                <w:szCs w:val="24"/>
+              </w:rPr>
+              <w:t>Quantitative 160</w:t>
             </w:r>
           </w:p>
           <w:p>
@@ -3594,26 +4619,22 @@
               <w:pStyle w:val="ListParagraph"/>
               <w:numPr>
                 <w:ilvl w:val="0"/>
-                <w:numId w:val="27"/>
+                <w:numId w:val="18"/>
               </w:numPr>
               <w:ind w:right="-63"/>
               <w:rPr>
                 <w:rFonts w:ascii="Times New Roman" w:hAnsi="Times New Roman" w:cs="Times New Roman"/>
-                <w:color w:val="000000"/>
-                <w:sz w:val="24"/>
-                <w:szCs w:val="24"/>
-                <w:shd w:val="clear" w:color="auto" w:fill="FFFFFF"/>
-              </w:rPr>
-            </w:pPr>
-            <w:r>
-              <w:rPr>
-                <w:rFonts w:ascii="Times New Roman" w:hAnsi="Times New Roman" w:cs="Times New Roman"/>
-                <w:color w:val="000000"/>
-                <w:sz w:val="24"/>
-                <w:szCs w:val="24"/>
-                <w:shd w:val="clear" w:color="auto" w:fill="FFFFFF"/>
-              </w:rPr>
-              <w:t>Using Android platform as a case study.</w:t>
+                <w:sz w:val="24"/>
+                <w:szCs w:val="24"/>
+              </w:rPr>
+            </w:pPr>
+            <w:r>
+              <w:rPr>
+                <w:rFonts w:ascii="Times New Roman" w:hAnsi="Times New Roman" w:cs="Times New Roman"/>
+                <w:sz w:val="24"/>
+                <w:szCs w:val="24"/>
+              </w:rPr>
+              <w:t>Verbal 138</w:t>
             </w:r>
           </w:p>
           <w:p>
@@ -3621,26 +4642,44 @@
               <w:pStyle w:val="ListParagraph"/>
               <w:numPr>
                 <w:ilvl w:val="0"/>
-                <w:numId w:val="27"/>
+                <w:numId w:val="18"/>
               </w:numPr>
               <w:ind w:right="-63"/>
               <w:rPr>
                 <w:rFonts w:ascii="Times New Roman" w:hAnsi="Times New Roman" w:cs="Times New Roman"/>
-                <w:color w:val="000000"/>
-                <w:sz w:val="24"/>
-                <w:szCs w:val="24"/>
-                <w:shd w:val="clear" w:color="auto" w:fill="FFFFFF"/>
-              </w:rPr>
-            </w:pPr>
-            <w:r>
-              <w:rPr>
-                <w:rFonts w:ascii="Times New Roman" w:hAnsi="Times New Roman" w:cs="Times New Roman"/>
-                <w:color w:val="000000"/>
-                <w:sz w:val="24"/>
-                <w:szCs w:val="24"/>
-                <w:shd w:val="clear" w:color="auto" w:fill="FFFFFF"/>
-              </w:rPr>
-              <w:t>Dealing with different Cordova plugins.</w:t>
+                <w:sz w:val="24"/>
+                <w:szCs w:val="24"/>
+              </w:rPr>
+            </w:pPr>
+            <w:r>
+              <w:rPr>
+                <w:rFonts w:ascii="Times New Roman" w:hAnsi="Times New Roman" w:cs="Times New Roman"/>
+                <w:sz w:val="24"/>
+                <w:szCs w:val="24"/>
+              </w:rPr>
+              <w:t>AWA 2.5</w:t>
+            </w:r>
+          </w:p>
+          <w:p>
+            <w:pPr>
+              <w:ind w:left="360" w:right="-63"/>
+              <w:rPr>
+                <w:rFonts w:ascii="Times New Roman" w:hAnsi="Times New Roman" w:cs="Times New Roman"/>
+                <w:b/>
+                <w:bCs/>
+                <w:sz w:val="24"/>
+                <w:szCs w:val="24"/>
+              </w:rPr>
+            </w:pPr>
+            <w:r>
+              <w:rPr>
+                <w:rFonts w:ascii="Times New Roman" w:hAnsi="Times New Roman" w:cs="Times New Roman"/>
+                <w:b/>
+                <w:bCs/>
+                <w:sz w:val="24"/>
+                <w:szCs w:val="24"/>
+              </w:rPr>
+              <w:t>Volunteering</w:t>
             </w:r>
           </w:p>
           <w:p>
@@ -3648,161 +4687,185 @@
               <w:pStyle w:val="ListParagraph"/>
               <w:numPr>
                 <w:ilvl w:val="0"/>
-                <w:numId w:val="17"/>
+                <w:numId w:val="2"/>
               </w:numPr>
-              <w:ind w:right="-63"/>
-              <w:rPr>
-                <w:rFonts w:ascii="Times New Roman" w:hAnsi="Times New Roman" w:cs="Times New Roman"/>
-                <w:b/>
-                <w:bCs/>
-                <w:color w:val="000000"/>
-                <w:sz w:val="24"/>
-                <w:szCs w:val="24"/>
-                <w:shd w:val="clear" w:color="auto" w:fill="FFFFFF"/>
-              </w:rPr>
-            </w:pPr>
-            <w:hyperlink r:id="rId24" w:history="1">
-              <w:r>
-                <w:rPr>
-                  <w:rStyle w:val="Hyperlink"/>
-                  <w:rFonts w:ascii="Times New Roman" w:hAnsi="Times New Roman" w:cs="Times New Roman"/>
-                  <w:sz w:val="24"/>
-                  <w:szCs w:val="24"/>
-                  <w:shd w:val="clear" w:color="auto" w:fill="FFFFFF"/>
-                </w:rPr>
-                <w:t>Front End Web development</w:t>
-              </w:r>
-            </w:hyperlink>
-            <w:r>
-              <w:rPr>
-                <w:rFonts w:ascii="Times New Roman" w:hAnsi="Times New Roman" w:cs="Times New Roman"/>
-                <w:color w:val="000000"/>
-                <w:sz w:val="24"/>
-                <w:szCs w:val="24"/>
-                <w:shd w:val="clear" w:color="auto" w:fill="FFFFFF"/>
-              </w:rPr>
-              <w:t xml:space="preserve"> </w:t>
-            </w:r>
-            <w:r>
-              <w:rPr>
-                <w:rFonts w:ascii="Times New Roman" w:hAnsi="Times New Roman" w:cs="Times New Roman"/>
-                <w:color w:val="000000"/>
-                <w:sz w:val="24"/>
-                <w:szCs w:val="24"/>
-                <w:shd w:val="clear" w:color="auto" w:fill="FFFFFF"/>
-              </w:rPr>
-              <w:tab/>
-            </w:r>
-            <w:r>
-              <w:rPr>
-                <w:rFonts w:ascii="Times New Roman" w:hAnsi="Times New Roman" w:cs="Times New Roman"/>
-                <w:color w:val="000000"/>
-                <w:sz w:val="24"/>
-                <w:szCs w:val="24"/>
-                <w:shd w:val="clear" w:color="auto" w:fill="FFFFFF"/>
-              </w:rPr>
-              <w:tab/>
-            </w:r>
-            <w:r>
-              <w:rPr>
-                <w:rFonts w:ascii="Times New Roman" w:hAnsi="Times New Roman" w:cs="Times New Roman"/>
-                <w:color w:val="000000"/>
-                <w:sz w:val="24"/>
-                <w:szCs w:val="24"/>
-                <w:shd w:val="clear" w:color="auto" w:fill="FFFFFF"/>
-              </w:rPr>
-              <w:tab/>
-            </w:r>
-            <w:r>
-              <w:rPr>
-                <w:rFonts w:ascii="Times New Roman" w:hAnsi="Times New Roman" w:cs="Times New Roman"/>
-                <w:color w:val="000000"/>
-                <w:sz w:val="24"/>
-                <w:szCs w:val="24"/>
-                <w:shd w:val="clear" w:color="auto" w:fill="FFFFFF"/>
-              </w:rPr>
-              <w:tab/>
-            </w:r>
-            <w:r>
-              <w:rPr>
-                <w:rFonts w:ascii="Times New Roman" w:hAnsi="Times New Roman" w:cs="Times New Roman"/>
-                <w:color w:val="000000"/>
-                <w:sz w:val="24"/>
-                <w:szCs w:val="24"/>
-                <w:shd w:val="clear" w:color="auto" w:fill="FFFFFF"/>
-              </w:rPr>
-              <w:tab/>
-            </w:r>
-            <w:r>
-              <w:rPr>
-                <w:rFonts w:ascii="Times New Roman" w:hAnsi="Times New Roman" w:cs="Times New Roman"/>
-                <w:color w:val="000000"/>
-                <w:sz w:val="24"/>
-                <w:szCs w:val="24"/>
-                <w:shd w:val="clear" w:color="auto" w:fill="FFFFFF"/>
-              </w:rPr>
-              <w:tab/>
-            </w:r>
-            <w:r>
-              <w:rPr>
-                <w:rFonts w:ascii="Times New Roman" w:hAnsi="Times New Roman" w:cs="Times New Roman"/>
-                <w:color w:val="000000"/>
-                <w:sz w:val="24"/>
-                <w:szCs w:val="24"/>
-                <w:shd w:val="clear" w:color="auto" w:fill="FFFFFF"/>
-              </w:rPr>
-              <w:tab/>
-            </w:r>
-            <w:r>
-              <w:rPr>
-                <w:rFonts w:ascii="Times New Roman" w:hAnsi="Times New Roman" w:cs="Times New Roman"/>
-                <w:color w:val="000000"/>
-                <w:sz w:val="24"/>
-                <w:szCs w:val="24"/>
-                <w:shd w:val="clear" w:color="auto" w:fill="FFFFFF"/>
-              </w:rPr>
-              <w:t xml:space="preserve">                     </w:t>
-            </w:r>
-            <w:r>
-              <w:rPr>
-                <w:rFonts w:ascii="Times New Roman" w:hAnsi="Times New Roman" w:cs="Times New Roman"/>
-                <w:b/>
-                <w:bCs/>
-                <w:color w:val="000000"/>
-                <w:sz w:val="24"/>
-                <w:szCs w:val="24"/>
-                <w:shd w:val="clear" w:color="auto" w:fill="FFFFFF"/>
-              </w:rPr>
-              <w:t>April 2018</w:t>
-            </w:r>
-          </w:p>
+              <w:ind w:left="1080" w:right="-63"/>
+              <w:rPr>
+                <w:rFonts w:ascii="Times New Roman" w:hAnsi="Times New Roman" w:cs="Times New Roman"/>
+                <w:sz w:val="24"/>
+                <w:szCs w:val="24"/>
+              </w:rPr>
+            </w:pPr>
+            <w:r>
+              <w:rPr>
+                <w:rFonts w:ascii="Times New Roman" w:hAnsi="Times New Roman" w:cs="Times New Roman"/>
+                <w:sz w:val="24"/>
+                <w:szCs w:val="24"/>
+              </w:rPr>
+              <w:t>Volunteer in EED-2009 and 2010 as Public Relations Officer</w:t>
+            </w:r>
+          </w:p>
+          <w:p>
+            <w:pPr>
+              <w:ind w:left="1080" w:right="-63"/>
+              <w:rPr>
+                <w:rFonts w:ascii="Times New Roman" w:hAnsi="Times New Roman" w:cs="Times New Roman"/>
+                <w:sz w:val="24"/>
+                <w:szCs w:val="24"/>
+              </w:rPr>
+            </w:pPr>
+            <w:r>
+              <w:rPr>
+                <w:rFonts w:ascii="Times New Roman" w:hAnsi="Times New Roman" w:cs="Times New Roman"/>
+                <w:sz w:val="24"/>
+                <w:szCs w:val="24"/>
+              </w:rPr>
+              <w:t>“The Egyptian Engineering Day” 1-2 August 2009 Cairo International Conference Center</w:t>
+            </w:r>
+          </w:p>
+          <w:p>
+            <w:pPr>
+              <w:ind w:left="1080" w:right="-63"/>
+              <w:rPr>
+                <w:rFonts w:ascii="Times New Roman" w:hAnsi="Times New Roman" w:cs="Times New Roman"/>
+                <w:sz w:val="24"/>
+                <w:szCs w:val="24"/>
+              </w:rPr>
+            </w:pPr>
+            <w:r>
+              <w:rPr>
+                <w:rFonts w:ascii="Times New Roman" w:hAnsi="Times New Roman" w:cs="Times New Roman"/>
+                <w:sz w:val="24"/>
+                <w:szCs w:val="24"/>
+              </w:rPr>
+              <w:lastRenderedPageBreak/>
+              <w:t>“The Egyptian Engineering Day” 2-3 August 2010 smart village</w:t>
+            </w:r>
+          </w:p>
+          <w:p>
+            <w:pPr>
+              <w:ind w:left="1080" w:right="-63"/>
+              <w:rPr>
+                <w:rFonts w:ascii="Times New Roman" w:hAnsi="Times New Roman" w:cs="Times New Roman"/>
+                <w:sz w:val="24"/>
+                <w:szCs w:val="24"/>
+              </w:rPr>
+            </w:pPr>
+            <w:r>
+              <w:rPr>
+                <w:rFonts w:ascii="Times New Roman" w:hAnsi="Times New Roman" w:cs="Times New Roman"/>
+                <w:sz w:val="24"/>
+                <w:szCs w:val="24"/>
+              </w:rPr>
+              <w:t xml:space="preserve">“The Egyptian Engineering Day” 6 -7 September 2011 Cairo International Conference Center </w:t>
+            </w:r>
+          </w:p>
+          <w:p>
+            <w:pPr>
+              <w:ind w:left="360" w:right="-63"/>
+              <w:rPr>
+                <w:rFonts w:ascii="Times New Roman" w:hAnsi="Times New Roman" w:cs="Times New Roman"/>
+                <w:b/>
+                <w:bCs/>
+                <w:sz w:val="24"/>
+                <w:szCs w:val="24"/>
+              </w:rPr>
+            </w:pPr>
+          </w:p>
+          <w:p>
+            <w:pPr>
+              <w:ind w:left="360" w:right="-63"/>
+              <w:rPr>
+                <w:rFonts w:ascii="Times New Roman" w:hAnsi="Times New Roman" w:cs="Times New Roman"/>
+                <w:b/>
+                <w:bCs/>
+                <w:sz w:val="24"/>
+                <w:szCs w:val="24"/>
+              </w:rPr>
+            </w:pPr>
+          </w:p>
+          <w:p>
+            <w:pPr>
+              <w:ind w:left="360" w:right="-63"/>
+              <w:rPr>
+                <w:rFonts w:ascii="Times New Roman" w:hAnsi="Times New Roman" w:cs="Times New Roman"/>
+                <w:b/>
+                <w:bCs/>
+                <w:sz w:val="24"/>
+                <w:szCs w:val="24"/>
+              </w:rPr>
+            </w:pPr>
+            <w:r>
+              <w:rPr>
+                <w:rFonts w:ascii="Times New Roman" w:hAnsi="Times New Roman" w:cs="Times New Roman"/>
+                <w:b/>
+                <w:bCs/>
+                <w:sz w:val="24"/>
+                <w:szCs w:val="24"/>
+              </w:rPr>
+              <w:t>Soft Skills</w:t>
+            </w:r>
+          </w:p>
+          <w:p>
+            <w:pPr>
+              <w:ind w:left="360" w:right="-63"/>
+              <w:rPr>
+                <w:rFonts w:ascii="Times New Roman" w:hAnsi="Times New Roman" w:cs="Times New Roman"/>
+                <w:b/>
+                <w:bCs/>
+                <w:sz w:val="24"/>
+                <w:szCs w:val="24"/>
+              </w:rPr>
+            </w:pPr>
+          </w:p>
+        </w:tc>
+      </w:tr>
+      <w:tr>
+        <w:trPr>
+          <w:trHeight w:val="57"/>
+        </w:trPr>
+        <w:tc>
+          <w:tcPr>
+            <w:tcW w:w="0" w:type="auto"/>
+            <w:tcBorders>
+              <w:top w:val="nil"/>
+              <w:left w:val="nil"/>
+              <w:bottom w:val="single" w:sz="4" w:space="0" w:color="auto"/>
+              <w:right w:val="nil"/>
+            </w:tcBorders>
+          </w:tcPr>
           <w:p>
             <w:pPr>
               <w:pStyle w:val="ListParagraph"/>
               <w:numPr>
                 <w:ilvl w:val="0"/>
-                <w:numId w:val="27"/>
+                <w:numId w:val="2"/>
               </w:numPr>
               <w:ind w:right="-63"/>
               <w:rPr>
                 <w:rFonts w:ascii="Times New Roman" w:hAnsi="Times New Roman" w:cs="Times New Roman"/>
-                <w:b/>
-                <w:bCs/>
-                <w:color w:val="000000"/>
-                <w:sz w:val="24"/>
-                <w:szCs w:val="24"/>
-                <w:shd w:val="clear" w:color="auto" w:fill="FFFFFF"/>
-              </w:rPr>
-            </w:pPr>
-            <w:r>
-              <w:rPr>
-                <w:rFonts w:ascii="Times New Roman" w:hAnsi="Times New Roman" w:cs="Times New Roman"/>
-                <w:color w:val="000000"/>
-                <w:sz w:val="24"/>
-                <w:szCs w:val="24"/>
-                <w:shd w:val="clear" w:color="auto" w:fill="FFFFFF"/>
-              </w:rPr>
-              <w:t>Dealing with Html, CSS and JS files.</w:t>
+                <w:sz w:val="24"/>
+                <w:szCs w:val="24"/>
+              </w:rPr>
+            </w:pPr>
+            <w:proofErr w:type="gramStart"/>
+            <w:r>
+              <w:rPr>
+                <w:rFonts w:ascii="Times New Roman" w:hAnsi="Times New Roman" w:cs="Times New Roman"/>
+                <w:sz w:val="24"/>
+                <w:szCs w:val="24"/>
+              </w:rPr>
+              <w:lastRenderedPageBreak/>
+              <w:t>Team work</w:t>
+            </w:r>
+            <w:proofErr w:type="gramEnd"/>
+            <w:r>
+              <w:rPr>
+                <w:rFonts w:ascii="Times New Roman" w:hAnsi="Times New Roman" w:cs="Times New Roman"/>
+                <w:sz w:val="24"/>
+                <w:szCs w:val="24"/>
+              </w:rPr>
+              <w:t xml:space="preserve"> </w:t>
             </w:r>
           </w:p>
           <w:p>
@@ -3810,99 +4873,209 @@
               <w:pStyle w:val="ListParagraph"/>
               <w:numPr>
                 <w:ilvl w:val="0"/>
-                <w:numId w:val="27"/>
+                <w:numId w:val="2"/>
               </w:numPr>
               <w:ind w:right="-63"/>
               <w:rPr>
                 <w:rFonts w:ascii="Times New Roman" w:hAnsi="Times New Roman" w:cs="Times New Roman"/>
                 <w:b/>
                 <w:bCs/>
-                <w:color w:val="000000"/>
-                <w:sz w:val="24"/>
-                <w:szCs w:val="24"/>
-                <w:shd w:val="clear" w:color="auto" w:fill="FFFFFF"/>
-              </w:rPr>
-            </w:pPr>
-            <w:r>
-              <w:rPr>
-                <w:rFonts w:ascii="Times New Roman" w:hAnsi="Times New Roman" w:cs="Times New Roman"/>
-                <w:color w:val="000000"/>
-                <w:sz w:val="24"/>
-                <w:szCs w:val="24"/>
-                <w:shd w:val="clear" w:color="auto" w:fill="FFFFFF"/>
-              </w:rPr>
-              <w:t>Learning how to</w:t>
-            </w:r>
-            <w:r>
-              <w:rPr>
-                <w:rFonts w:ascii="Times New Roman" w:hAnsi="Times New Roman" w:cs="Times New Roman"/>
-                <w:color w:val="000000"/>
-                <w:sz w:val="24"/>
-                <w:szCs w:val="24"/>
-                <w:shd w:val="clear" w:color="auto" w:fill="FFFFFF"/>
-              </w:rPr>
-              <w:t xml:space="preserve"> deal with</w:t>
-            </w:r>
-            <w:r>
-              <w:rPr>
-                <w:rFonts w:ascii="Times New Roman" w:hAnsi="Times New Roman" w:cs="Times New Roman"/>
-                <w:color w:val="000000"/>
-                <w:sz w:val="24"/>
-                <w:szCs w:val="24"/>
-                <w:shd w:val="clear" w:color="auto" w:fill="FFFFFF"/>
-              </w:rPr>
-              <w:t xml:space="preserve"> Version Control environment (GitHub</w:t>
-            </w:r>
-            <w:r>
-              <w:rPr>
-                <w:rFonts w:ascii="Times New Roman" w:hAnsi="Times New Roman" w:cs="Times New Roman"/>
-                <w:color w:val="000000"/>
-                <w:sz w:val="24"/>
-                <w:szCs w:val="24"/>
-                <w:shd w:val="clear" w:color="auto" w:fill="FFFFFF"/>
-              </w:rPr>
-              <w:t xml:space="preserve"> as case study</w:t>
-            </w:r>
-            <w:r>
-              <w:rPr>
-                <w:rFonts w:ascii="Times New Roman" w:hAnsi="Times New Roman" w:cs="Times New Roman"/>
-                <w:color w:val="000000"/>
-                <w:sz w:val="24"/>
-                <w:szCs w:val="24"/>
-                <w:shd w:val="clear" w:color="auto" w:fill="FFFFFF"/>
-              </w:rPr>
-              <w:t>)</w:t>
-            </w:r>
-            <w:r>
-              <w:rPr>
-                <w:rFonts w:ascii="Times New Roman" w:hAnsi="Times New Roman" w:cs="Times New Roman"/>
-                <w:color w:val="000000"/>
-                <w:sz w:val="24"/>
-                <w:szCs w:val="24"/>
-                <w:shd w:val="clear" w:color="auto" w:fill="FFFFFF"/>
-              </w:rPr>
-              <w:t>.</w:t>
-            </w:r>
-            <w:r>
-              <w:rPr>
-                <w:rFonts w:ascii="Times New Roman" w:hAnsi="Times New Roman" w:cs="Times New Roman"/>
-                <w:b/>
-                <w:bCs/>
-                <w:color w:val="000000"/>
-                <w:sz w:val="24"/>
-                <w:szCs w:val="24"/>
-                <w:shd w:val="clear" w:color="auto" w:fill="FFFFFF"/>
-              </w:rPr>
-              <w:t xml:space="preserve">       </w:t>
-            </w:r>
-          </w:p>
-          <w:p>
-            <w:pPr>
-              <w:pStyle w:val="Default"/>
-              <w:rPr>
-                <w:rFonts w:ascii="Times New Roman" w:hAnsi="Times New Roman" w:cs="Times New Roman"/>
-                <w:b/>
-                <w:bCs/>
+                <w:sz w:val="24"/>
+                <w:szCs w:val="24"/>
+              </w:rPr>
+            </w:pPr>
+            <w:r>
+              <w:rPr>
+                <w:rFonts w:ascii="Times New Roman" w:hAnsi="Times New Roman" w:cs="Times New Roman"/>
+                <w:sz w:val="24"/>
+                <w:szCs w:val="24"/>
+              </w:rPr>
+              <w:t>Leadership</w:t>
+            </w:r>
+          </w:p>
+        </w:tc>
+        <w:tc>
+          <w:tcPr>
+            <w:tcW w:w="0" w:type="auto"/>
+            <w:gridSpan w:val="2"/>
+            <w:tcBorders>
+              <w:top w:val="nil"/>
+              <w:left w:val="nil"/>
+              <w:bottom w:val="single" w:sz="4" w:space="0" w:color="auto"/>
+              <w:right w:val="nil"/>
+            </w:tcBorders>
+          </w:tcPr>
+          <w:p>
+            <w:pPr>
+              <w:pStyle w:val="ListParagraph"/>
+              <w:numPr>
+                <w:ilvl w:val="0"/>
+                <w:numId w:val="1"/>
+              </w:numPr>
+              <w:ind w:right="-63"/>
+              <w:rPr>
+                <w:rFonts w:asciiTheme="majorHAnsi" w:hAnsiTheme="majorHAnsi" w:cs="Calibri"/>
+              </w:rPr>
+            </w:pPr>
+            <w:r>
+              <w:rPr>
+                <w:rFonts w:asciiTheme="majorHAnsi" w:hAnsiTheme="majorHAnsi" w:cs="Calibri"/>
+              </w:rPr>
+              <w:t>Communication</w:t>
+            </w:r>
+          </w:p>
+          <w:p>
+            <w:pPr>
+              <w:pStyle w:val="ListParagraph"/>
+              <w:numPr>
+                <w:ilvl w:val="0"/>
+                <w:numId w:val="1"/>
+              </w:numPr>
+              <w:ind w:right="-63"/>
+              <w:rPr>
+                <w:rFonts w:asciiTheme="majorHAnsi" w:hAnsiTheme="majorHAnsi"/>
+              </w:rPr>
+            </w:pPr>
+            <w:r>
+              <w:rPr>
+                <w:rFonts w:asciiTheme="majorHAnsi" w:hAnsiTheme="majorHAnsi" w:cs="Calibri"/>
+              </w:rPr>
+              <w:t xml:space="preserve">Self-Motivated </w:t>
+            </w:r>
+          </w:p>
+        </w:tc>
+        <w:tc>
+          <w:tcPr>
+            <w:tcW w:w="0" w:type="auto"/>
+            <w:tcBorders>
+              <w:top w:val="nil"/>
+              <w:left w:val="nil"/>
+              <w:bottom w:val="single" w:sz="4" w:space="0" w:color="auto"/>
+              <w:right w:val="nil"/>
+            </w:tcBorders>
+            <w:vAlign w:val="center"/>
+          </w:tcPr>
+          <w:p>
+            <w:pPr>
+              <w:pStyle w:val="ListParagraph"/>
+              <w:numPr>
+                <w:ilvl w:val="0"/>
+                <w:numId w:val="1"/>
+              </w:numPr>
+              <w:ind w:right="-63"/>
+              <w:rPr>
+                <w:rFonts w:asciiTheme="majorHAnsi" w:hAnsiTheme="majorHAnsi" w:cs="Calibri"/>
+              </w:rPr>
+            </w:pPr>
+            <w:r>
+              <w:rPr>
+                <w:rFonts w:asciiTheme="majorHAnsi" w:hAnsiTheme="majorHAnsi" w:cs="Calibri"/>
+              </w:rPr>
+              <w:t xml:space="preserve">Presentation </w:t>
+            </w:r>
+          </w:p>
+          <w:p>
+            <w:pPr>
+              <w:pStyle w:val="ListParagraph"/>
+              <w:numPr>
+                <w:ilvl w:val="0"/>
+                <w:numId w:val="1"/>
+              </w:numPr>
+              <w:ind w:right="-63"/>
+              <w:rPr>
+                <w:rFonts w:asciiTheme="majorHAnsi" w:hAnsiTheme="majorHAnsi"/>
+              </w:rPr>
+            </w:pPr>
+            <w:r>
+              <w:rPr>
+                <w:rFonts w:asciiTheme="majorHAnsi" w:hAnsiTheme="majorHAnsi" w:cs="Calibri"/>
+              </w:rPr>
+              <w:t>Negotiations</w:t>
+            </w:r>
+          </w:p>
+          <w:p/>
+          <w:p>
+            <w:pPr>
+              <w:ind w:left="360" w:right="-63"/>
+              <w:rPr>
+                <w:rFonts w:ascii="Times New Roman" w:hAnsi="Times New Roman" w:cs="Times New Roman"/>
+                <w:b/>
+                <w:bCs/>
+                <w:sz w:val="24"/>
+                <w:szCs w:val="24"/>
+              </w:rPr>
+            </w:pPr>
+          </w:p>
+        </w:tc>
+        <w:tc>
+          <w:tcPr>
+            <w:tcW w:w="0" w:type="auto"/>
+            <w:tcBorders>
+              <w:top w:val="nil"/>
+              <w:left w:val="nil"/>
+              <w:bottom w:val="single" w:sz="4" w:space="0" w:color="auto"/>
+              <w:right w:val="nil"/>
+            </w:tcBorders>
+          </w:tcPr>
+          <w:p>
+            <w:pPr>
+              <w:pStyle w:val="ListParagraph"/>
+              <w:numPr>
+                <w:ilvl w:val="0"/>
+                <w:numId w:val="1"/>
+              </w:numPr>
+              <w:ind w:right="-63"/>
+              <w:rPr>
+                <w:rFonts w:asciiTheme="majorHAnsi" w:hAnsiTheme="majorHAnsi"/>
+              </w:rPr>
+            </w:pPr>
+            <w:r>
+              <w:rPr>
+                <w:rFonts w:asciiTheme="majorHAnsi" w:hAnsiTheme="majorHAnsi" w:cs="Calibri"/>
+              </w:rPr>
+              <w:t xml:space="preserve">Time Management </w:t>
+            </w:r>
+          </w:p>
+          <w:p>
+            <w:pPr>
+              <w:pStyle w:val="ListParagraph"/>
+              <w:numPr>
+                <w:ilvl w:val="0"/>
+                <w:numId w:val="1"/>
+              </w:numPr>
+              <w:ind w:right="-63"/>
+              <w:rPr>
+                <w:rFonts w:asciiTheme="majorHAnsi" w:hAnsiTheme="majorHAnsi"/>
+              </w:rPr>
+            </w:pPr>
+            <w:r>
+              <w:rPr>
+                <w:rFonts w:asciiTheme="majorHAnsi" w:hAnsiTheme="majorHAnsi" w:cs="Calibri"/>
+              </w:rPr>
+              <w:t>Problem Solving</w:t>
+            </w:r>
+          </w:p>
+          <w:p>
+            <w:pPr>
+              <w:ind w:right="-63"/>
+              <w:rPr>
+                <w:rFonts w:ascii="Times New Roman" w:hAnsi="Times New Roman" w:cs="Times New Roman"/>
+                <w:b/>
+                <w:bCs/>
+                <w:sz w:val="24"/>
+                <w:szCs w:val="24"/>
+              </w:rPr>
+            </w:pPr>
+          </w:p>
+          <w:p>
+            <w:pPr>
+              <w:ind w:right="-63"/>
+              <w:rPr>
+                <w:rFonts w:ascii="Times New Roman" w:hAnsi="Times New Roman" w:cs="Times New Roman"/>
+                <w:b/>
+                <w:bCs/>
+                <w:sz w:val="24"/>
+                <w:szCs w:val="24"/>
               </w:rPr>
             </w:pPr>
           </w:p>
@@ -3928,14 +5101,11 @@
             <w:pPr>
               <w:ind w:right="-63"/>
               <w:rPr>
-                <w:rStyle w:val="Hyperlink"/>
-                <w:rFonts w:ascii="Times New Roman" w:hAnsi="Times New Roman" w:cs="Times New Roman"/>
-                <w:b/>
-                <w:bCs/>
-                <w:color w:val="auto"/>
-                <w:sz w:val="24"/>
-                <w:szCs w:val="24"/>
-                <w:u w:val="none"/>
+                <w:rFonts w:ascii="Times New Roman" w:hAnsi="Times New Roman" w:cs="Times New Roman"/>
+                <w:b/>
+                <w:bCs/>
+                <w:sz w:val="24"/>
+                <w:szCs w:val="24"/>
               </w:rPr>
             </w:pPr>
             <w:r>
@@ -3956,445 +5126,8 @@
                 <w:sz w:val="24"/>
                 <w:szCs w:val="24"/>
               </w:rPr>
-              <w:t xml:space="preserve">echnical </w:t>
-            </w:r>
-            <w:r>
-              <w:rPr>
-                <w:rFonts w:ascii="Times New Roman" w:hAnsi="Times New Roman" w:cs="Times New Roman"/>
-                <w:b/>
-                <w:bCs/>
-                <w:sz w:val="24"/>
-                <w:szCs w:val="24"/>
-              </w:rPr>
-              <w:t>S</w:t>
-            </w:r>
-            <w:r>
-              <w:rPr>
-                <w:rFonts w:ascii="Times New Roman" w:hAnsi="Times New Roman" w:cs="Times New Roman"/>
-                <w:b/>
-                <w:bCs/>
-                <w:sz w:val="24"/>
-                <w:szCs w:val="24"/>
-              </w:rPr>
-              <w:t xml:space="preserve">kills </w:t>
-            </w:r>
-          </w:p>
-        </w:tc>
-      </w:tr>
-      <w:tr>
-        <w:trPr>
-          <w:trHeight w:val="340"/>
-        </w:trPr>
-        <w:tc>
-          <w:tcPr>
-            <w:tcW w:w="0" w:type="auto"/>
-            <w:gridSpan w:val="2"/>
-            <w:tcBorders>
-              <w:top w:val="single" w:sz="4" w:space="0" w:color="auto"/>
-              <w:left w:val="nil"/>
-              <w:bottom w:val="single" w:sz="4" w:space="0" w:color="auto"/>
-              <w:right w:val="nil"/>
-            </w:tcBorders>
-            <w:vAlign w:val="center"/>
-          </w:tcPr>
-          <w:p>
-            <w:pPr>
-              <w:ind w:right="-63"/>
-              <w:rPr>
-                <w:rFonts w:ascii="Times New Roman" w:hAnsi="Times New Roman" w:cs="Times New Roman"/>
-                <w:b/>
-                <w:bCs/>
-                <w:color w:val="000000"/>
-                <w:sz w:val="24"/>
-                <w:szCs w:val="24"/>
-                <w:shd w:val="clear" w:color="auto" w:fill="FFFFFF"/>
-              </w:rPr>
-            </w:pPr>
-            <w:r>
-              <w:rPr>
-                <w:rFonts w:ascii="Times New Roman" w:hAnsi="Times New Roman" w:cs="Times New Roman"/>
-                <w:b/>
-                <w:bCs/>
-                <w:color w:val="000000"/>
-                <w:sz w:val="24"/>
-                <w:szCs w:val="24"/>
-                <w:shd w:val="clear" w:color="auto" w:fill="FFFFFF"/>
-              </w:rPr>
-              <w:t>p</w:t>
-            </w:r>
-            <w:r>
-              <w:rPr>
-                <w:rFonts w:ascii="Times New Roman" w:hAnsi="Times New Roman" w:cs="Times New Roman"/>
-                <w:b/>
-                <w:bCs/>
-                <w:color w:val="000000"/>
-                <w:sz w:val="24"/>
-                <w:szCs w:val="24"/>
-                <w:shd w:val="clear" w:color="auto" w:fill="FFFFFF"/>
-              </w:rPr>
-              <w:t xml:space="preserve">rograming language </w:t>
-            </w:r>
-          </w:p>
-          <w:p>
-            <w:pPr>
-              <w:pStyle w:val="ListParagraph"/>
-              <w:numPr>
-                <w:ilvl w:val="0"/>
-                <w:numId w:val="13"/>
-              </w:numPr>
-              <w:ind w:right="-63"/>
-              <w:rPr>
-                <w:rFonts w:ascii="Times New Roman" w:hAnsi="Times New Roman" w:cs="Times New Roman"/>
-                <w:color w:val="000000"/>
-                <w:sz w:val="24"/>
-                <w:szCs w:val="24"/>
-                <w:shd w:val="clear" w:color="auto" w:fill="FFFFFF"/>
-              </w:rPr>
-            </w:pPr>
-            <w:r>
-              <w:rPr>
-                <w:rFonts w:ascii="Times New Roman" w:hAnsi="Times New Roman" w:cs="Times New Roman"/>
-                <w:color w:val="000000"/>
-                <w:sz w:val="24"/>
-                <w:szCs w:val="24"/>
-                <w:shd w:val="clear" w:color="auto" w:fill="FFFFFF"/>
-              </w:rPr>
-              <w:t>C++</w:t>
-            </w:r>
-          </w:p>
-          <w:p>
-            <w:pPr>
-              <w:pStyle w:val="ListParagraph"/>
-              <w:numPr>
-                <w:ilvl w:val="0"/>
-                <w:numId w:val="13"/>
-              </w:numPr>
-              <w:ind w:right="-63"/>
-              <w:rPr>
-                <w:rFonts w:ascii="Times New Roman" w:hAnsi="Times New Roman" w:cs="Times New Roman"/>
-                <w:color w:val="000000"/>
-                <w:sz w:val="24"/>
-                <w:szCs w:val="24"/>
-                <w:shd w:val="clear" w:color="auto" w:fill="FFFFFF"/>
-              </w:rPr>
-            </w:pPr>
-            <w:r>
-              <w:rPr>
-                <w:rFonts w:ascii="Times New Roman" w:hAnsi="Times New Roman" w:cs="Times New Roman"/>
-                <w:color w:val="000000"/>
-                <w:sz w:val="24"/>
-                <w:szCs w:val="24"/>
-                <w:shd w:val="clear" w:color="auto" w:fill="FFFFFF"/>
-              </w:rPr>
-              <w:t>Embedded C</w:t>
-            </w:r>
-          </w:p>
-          <w:p>
-            <w:pPr>
-              <w:pStyle w:val="ListParagraph"/>
-              <w:numPr>
-                <w:ilvl w:val="0"/>
-                <w:numId w:val="13"/>
-              </w:numPr>
-              <w:ind w:right="-63"/>
-              <w:rPr>
-                <w:rFonts w:ascii="Times New Roman" w:hAnsi="Times New Roman" w:cs="Times New Roman"/>
-                <w:color w:val="000000"/>
-                <w:sz w:val="24"/>
-                <w:szCs w:val="24"/>
-                <w:shd w:val="clear" w:color="auto" w:fill="FFFFFF"/>
-              </w:rPr>
-            </w:pPr>
-            <w:r>
-              <w:rPr>
-                <w:rFonts w:ascii="Times New Roman" w:hAnsi="Times New Roman" w:cs="Times New Roman"/>
-                <w:color w:val="000000"/>
-                <w:sz w:val="24"/>
-                <w:szCs w:val="24"/>
-                <w:shd w:val="clear" w:color="auto" w:fill="FFFFFF"/>
-              </w:rPr>
-              <w:t>Python</w:t>
-            </w:r>
-          </w:p>
-          <w:p>
-            <w:pPr>
-              <w:pStyle w:val="ListParagraph"/>
-              <w:numPr>
-                <w:ilvl w:val="0"/>
-                <w:numId w:val="13"/>
-              </w:numPr>
-              <w:ind w:right="-63"/>
-              <w:rPr>
-                <w:rFonts w:ascii="Times New Roman" w:hAnsi="Times New Roman" w:cs="Times New Roman"/>
-                <w:color w:val="000000"/>
-                <w:sz w:val="24"/>
-                <w:szCs w:val="24"/>
-                <w:shd w:val="clear" w:color="auto" w:fill="FFFFFF"/>
-              </w:rPr>
-            </w:pPr>
-            <w:r>
-              <w:rPr>
-                <w:rFonts w:ascii="Times New Roman" w:hAnsi="Times New Roman" w:cs="Times New Roman"/>
-                <w:color w:val="000000"/>
-                <w:sz w:val="24"/>
-                <w:szCs w:val="24"/>
-                <w:shd w:val="clear" w:color="auto" w:fill="FFFFFF"/>
-              </w:rPr>
-              <w:t>VHDL</w:t>
-            </w:r>
-          </w:p>
-          <w:p>
-            <w:pPr>
-              <w:pStyle w:val="ListParagraph"/>
-              <w:numPr>
-                <w:ilvl w:val="0"/>
-                <w:numId w:val="13"/>
-              </w:numPr>
-              <w:ind w:right="-63"/>
-              <w:rPr>
-                <w:rFonts w:ascii="Times New Roman" w:hAnsi="Times New Roman" w:cs="Times New Roman"/>
-                <w:color w:val="000000"/>
-                <w:sz w:val="24"/>
-                <w:szCs w:val="24"/>
-                <w:shd w:val="clear" w:color="auto" w:fill="FFFFFF"/>
-              </w:rPr>
-            </w:pPr>
-            <w:r>
-              <w:rPr>
-                <w:rFonts w:ascii="Times New Roman" w:hAnsi="Times New Roman" w:cs="Times New Roman"/>
-                <w:color w:val="000000"/>
-                <w:sz w:val="24"/>
-                <w:szCs w:val="24"/>
-                <w:shd w:val="clear" w:color="auto" w:fill="FFFFFF"/>
-              </w:rPr>
-              <w:t xml:space="preserve">Assembly </w:t>
-            </w:r>
-          </w:p>
-          <w:p>
-            <w:pPr>
-              <w:pStyle w:val="ListParagraph"/>
-              <w:numPr>
-                <w:ilvl w:val="0"/>
-                <w:numId w:val="13"/>
-              </w:numPr>
-              <w:ind w:right="-63"/>
-              <w:rPr>
-                <w:rFonts w:ascii="Times New Roman" w:hAnsi="Times New Roman" w:cs="Times New Roman"/>
-                <w:color w:val="000000"/>
-                <w:sz w:val="24"/>
-                <w:szCs w:val="24"/>
-                <w:shd w:val="clear" w:color="auto" w:fill="FFFFFF"/>
-              </w:rPr>
-            </w:pPr>
-            <w:r>
-              <w:rPr>
-                <w:rFonts w:ascii="Times New Roman" w:hAnsi="Times New Roman" w:cs="Times New Roman"/>
-                <w:color w:val="000000"/>
-                <w:sz w:val="24"/>
-                <w:szCs w:val="24"/>
-                <w:shd w:val="clear" w:color="auto" w:fill="FFFFFF"/>
-              </w:rPr>
-              <w:t>Arduino c</w:t>
-            </w:r>
-          </w:p>
-          <w:p>
-            <w:pPr>
-              <w:pStyle w:val="ListParagraph"/>
-              <w:ind w:right="-63"/>
-              <w:rPr>
-                <w:rFonts w:ascii="Times New Roman" w:hAnsi="Times New Roman" w:cs="Times New Roman"/>
-                <w:color w:val="000000"/>
-                <w:sz w:val="24"/>
-                <w:szCs w:val="24"/>
-                <w:shd w:val="clear" w:color="auto" w:fill="FFFFFF"/>
-              </w:rPr>
-            </w:pPr>
-          </w:p>
-        </w:tc>
-        <w:tc>
-          <w:tcPr>
-            <w:tcW w:w="0" w:type="auto"/>
-            <w:gridSpan w:val="3"/>
-            <w:tcBorders>
-              <w:top w:val="single" w:sz="4" w:space="0" w:color="auto"/>
-              <w:left w:val="nil"/>
-              <w:bottom w:val="single" w:sz="4" w:space="0" w:color="auto"/>
-              <w:right w:val="nil"/>
-            </w:tcBorders>
-            <w:vAlign w:val="center"/>
-          </w:tcPr>
-          <w:p>
-            <w:pPr>
-              <w:ind w:right="-63"/>
-              <w:rPr>
-                <w:rFonts w:ascii="Times New Roman" w:hAnsi="Times New Roman" w:cs="Times New Roman"/>
-                <w:b/>
-                <w:bCs/>
-                <w:color w:val="000000"/>
-                <w:sz w:val="24"/>
-                <w:szCs w:val="24"/>
-                <w:shd w:val="clear" w:color="auto" w:fill="FFFFFF"/>
-              </w:rPr>
-            </w:pPr>
-            <w:r>
-              <w:rPr>
-                <w:rFonts w:ascii="Times New Roman" w:hAnsi="Times New Roman" w:cs="Times New Roman"/>
-                <w:b/>
-                <w:bCs/>
-                <w:color w:val="000000"/>
-                <w:sz w:val="24"/>
-                <w:szCs w:val="24"/>
-                <w:shd w:val="clear" w:color="auto" w:fill="FFFFFF"/>
-              </w:rPr>
-              <w:t>Simulation program</w:t>
-            </w:r>
-          </w:p>
-          <w:p>
-            <w:pPr>
-              <w:pStyle w:val="ListParagraph"/>
-              <w:numPr>
-                <w:ilvl w:val="0"/>
-                <w:numId w:val="16"/>
-              </w:numPr>
-              <w:ind w:right="-63"/>
-              <w:rPr>
-                <w:rFonts w:ascii="Times New Roman" w:hAnsi="Times New Roman" w:cs="Times New Roman"/>
-                <w:color w:val="000000"/>
-                <w:sz w:val="24"/>
-                <w:szCs w:val="24"/>
-                <w:shd w:val="clear" w:color="auto" w:fill="FFFFFF"/>
-              </w:rPr>
-            </w:pPr>
-            <w:r>
-              <w:rPr>
-                <w:rFonts w:ascii="Times New Roman" w:hAnsi="Times New Roman" w:cs="Times New Roman"/>
-                <w:color w:val="000000"/>
-                <w:sz w:val="24"/>
-                <w:szCs w:val="24"/>
-                <w:shd w:val="clear" w:color="auto" w:fill="FFFFFF"/>
-              </w:rPr>
-              <w:t>GNU-Radio</w:t>
-            </w:r>
-          </w:p>
-          <w:p>
-            <w:pPr>
-              <w:pStyle w:val="ListParagraph"/>
-              <w:numPr>
-                <w:ilvl w:val="0"/>
-                <w:numId w:val="16"/>
-              </w:numPr>
-              <w:ind w:right="-63"/>
-              <w:rPr>
-                <w:rFonts w:ascii="Times New Roman" w:hAnsi="Times New Roman" w:cs="Times New Roman"/>
-                <w:color w:val="000000"/>
-                <w:sz w:val="24"/>
-                <w:szCs w:val="24"/>
-                <w:shd w:val="clear" w:color="auto" w:fill="FFFFFF"/>
-              </w:rPr>
-            </w:pPr>
-            <w:r>
-              <w:rPr>
-                <w:rFonts w:ascii="Times New Roman" w:hAnsi="Times New Roman" w:cs="Times New Roman"/>
-                <w:color w:val="000000"/>
-                <w:sz w:val="24"/>
-                <w:szCs w:val="24"/>
-                <w:shd w:val="clear" w:color="auto" w:fill="FFFFFF"/>
-              </w:rPr>
-              <w:t>Matlab</w:t>
-            </w:r>
-          </w:p>
-          <w:p>
-            <w:pPr>
-              <w:pStyle w:val="ListParagraph"/>
-              <w:numPr>
-                <w:ilvl w:val="0"/>
-                <w:numId w:val="16"/>
-              </w:numPr>
-              <w:ind w:right="-63"/>
-              <w:rPr>
-                <w:rFonts w:ascii="Times New Roman" w:hAnsi="Times New Roman" w:cs="Times New Roman"/>
-                <w:color w:val="000000"/>
-                <w:sz w:val="24"/>
-                <w:szCs w:val="24"/>
-                <w:shd w:val="clear" w:color="auto" w:fill="FFFFFF"/>
-              </w:rPr>
-            </w:pPr>
-            <w:r>
-              <w:rPr>
-                <w:rFonts w:ascii="Times New Roman" w:hAnsi="Times New Roman" w:cs="Times New Roman"/>
-                <w:color w:val="000000"/>
-                <w:sz w:val="24"/>
-                <w:szCs w:val="24"/>
-                <w:shd w:val="clear" w:color="auto" w:fill="FFFFFF"/>
-              </w:rPr>
-              <w:t xml:space="preserve">Xilinx </w:t>
-            </w:r>
-          </w:p>
-          <w:p>
-            <w:pPr>
-              <w:pStyle w:val="ListParagraph"/>
-              <w:numPr>
-                <w:ilvl w:val="0"/>
-                <w:numId w:val="16"/>
-              </w:numPr>
-              <w:ind w:right="-63"/>
-              <w:rPr>
-                <w:rFonts w:ascii="Times New Roman" w:hAnsi="Times New Roman" w:cs="Times New Roman"/>
-                <w:color w:val="000000"/>
-                <w:sz w:val="24"/>
-                <w:szCs w:val="24"/>
-                <w:shd w:val="clear" w:color="auto" w:fill="FFFFFF"/>
-              </w:rPr>
-            </w:pPr>
-            <w:r>
-              <w:rPr>
-                <w:rFonts w:ascii="Times New Roman" w:hAnsi="Times New Roman" w:cs="Times New Roman"/>
-                <w:color w:val="000000"/>
-                <w:sz w:val="24"/>
-                <w:szCs w:val="24"/>
-                <w:shd w:val="clear" w:color="auto" w:fill="FFFFFF"/>
-              </w:rPr>
-              <w:t xml:space="preserve">Proteus </w:t>
-            </w:r>
-          </w:p>
-          <w:p>
-            <w:pPr>
-              <w:pStyle w:val="ListParagraph"/>
-              <w:ind w:right="-63"/>
-              <w:rPr>
-                <w:rFonts w:ascii="Times New Roman" w:hAnsi="Times New Roman" w:cs="Times New Roman"/>
-                <w:color w:val="000000"/>
-                <w:sz w:val="24"/>
-                <w:szCs w:val="24"/>
-                <w:shd w:val="clear" w:color="auto" w:fill="FFFFFF"/>
-              </w:rPr>
-            </w:pPr>
-          </w:p>
-          <w:p>
-            <w:pPr>
-              <w:pStyle w:val="ListParagraph"/>
-              <w:ind w:right="-63"/>
-              <w:rPr>
-                <w:rFonts w:ascii="Times New Roman" w:hAnsi="Times New Roman" w:cs="Times New Roman"/>
-                <w:color w:val="000000"/>
-                <w:sz w:val="24"/>
-                <w:szCs w:val="24"/>
-                <w:shd w:val="clear" w:color="auto" w:fill="FFFFFF"/>
-              </w:rPr>
-            </w:pPr>
-          </w:p>
-          <w:p>
-            <w:pPr>
-              <w:pStyle w:val="ListParagraph"/>
-              <w:ind w:right="-63"/>
-              <w:rPr>
-                <w:rFonts w:ascii="Times New Roman" w:hAnsi="Times New Roman" w:cs="Times New Roman"/>
-                <w:color w:val="000000"/>
-                <w:sz w:val="24"/>
-                <w:szCs w:val="24"/>
-                <w:shd w:val="clear" w:color="auto" w:fill="FFFFFF"/>
-              </w:rPr>
-            </w:pPr>
+              <w:t>RAINING</w:t>
+            </w:r>
           </w:p>
         </w:tc>
       </w:tr>
@@ -4416,78 +5149,9 @@
           </w:tcPr>
           <w:p>
             <w:pPr>
-              <w:ind w:right="-63"/>
-              <w:rPr>
-                <w:rFonts w:ascii="Times New Roman" w:hAnsi="Times New Roman" w:cs="Times New Roman"/>
-                <w:b/>
-                <w:bCs/>
-                <w:color w:val="000000"/>
-                <w:sz w:val="24"/>
-                <w:szCs w:val="24"/>
-                <w:shd w:val="clear" w:color="auto" w:fill="FFFFFF"/>
-              </w:rPr>
-            </w:pPr>
-            <w:r>
-              <w:rPr>
-                <w:rFonts w:ascii="Times New Roman" w:hAnsi="Times New Roman" w:cs="Times New Roman"/>
-                <w:b/>
-                <w:bCs/>
-                <w:sz w:val="24"/>
-                <w:szCs w:val="24"/>
-              </w:rPr>
-              <w:t>P</w:t>
-            </w:r>
-            <w:r>
-              <w:rPr>
-                <w:rFonts w:ascii="Times New Roman" w:hAnsi="Times New Roman" w:cs="Times New Roman"/>
-                <w:b/>
-                <w:bCs/>
-                <w:sz w:val="24"/>
-                <w:szCs w:val="24"/>
-              </w:rPr>
-              <w:t xml:space="preserve">ersonal </w:t>
-            </w:r>
-            <w:r>
-              <w:rPr>
-                <w:rFonts w:ascii="Times New Roman" w:hAnsi="Times New Roman" w:cs="Times New Roman"/>
-                <w:b/>
-                <w:bCs/>
-                <w:sz w:val="24"/>
-                <w:szCs w:val="24"/>
-              </w:rPr>
-              <w:t>S</w:t>
-            </w:r>
-            <w:r>
-              <w:rPr>
-                <w:rFonts w:ascii="Times New Roman" w:hAnsi="Times New Roman" w:cs="Times New Roman"/>
-                <w:b/>
-                <w:bCs/>
-                <w:sz w:val="24"/>
-                <w:szCs w:val="24"/>
-              </w:rPr>
-              <w:t>kills</w:t>
-            </w:r>
-          </w:p>
-        </w:tc>
-      </w:tr>
-      <w:tr>
-        <w:trPr>
-          <w:trHeight w:val="340"/>
-        </w:trPr>
-        <w:tc>
-          <w:tcPr>
-            <w:tcW w:w="0" w:type="auto"/>
-            <w:gridSpan w:val="5"/>
-            <w:tcBorders>
-              <w:top w:val="single" w:sz="4" w:space="0" w:color="auto"/>
-              <w:left w:val="nil"/>
-              <w:bottom w:val="nil"/>
-              <w:right w:val="nil"/>
-            </w:tcBorders>
-            <w:vAlign w:val="center"/>
-          </w:tcPr>
-          <w:p>
-            <w:pPr>
+              <w:tabs>
+                <w:tab w:val="left" w:pos="8700"/>
+              </w:tabs>
               <w:ind w:left="360" w:right="-63"/>
               <w:rPr>
                 <w:rFonts w:ascii="Times New Roman" w:hAnsi="Times New Roman" w:cs="Times New Roman"/>
@@ -4505,7 +5169,37 @@
                 <w:sz w:val="24"/>
                 <w:szCs w:val="24"/>
               </w:rPr>
-              <w:t>Languages</w:t>
+              <w:t xml:space="preserve">Telecom Egypt                              </w:t>
+            </w:r>
+            <w:r>
+              <w:rPr>
+                <w:rFonts w:ascii="Times New Roman" w:hAnsi="Times New Roman" w:cs="Times New Roman"/>
+                <w:b/>
+                <w:bCs/>
+                <w:sz w:val="24"/>
+                <w:szCs w:val="24"/>
+              </w:rPr>
+              <w:tab/>
+            </w:r>
+            <w:r>
+              <w:rPr>
+                <w:rFonts w:ascii="Times New Roman" w:hAnsi="Times New Roman" w:cs="Times New Roman"/>
+                <w:b/>
+                <w:bCs/>
+                <w:sz w:val="24"/>
+                <w:szCs w:val="24"/>
+              </w:rPr>
+              <w:t xml:space="preserve">       </w:t>
+            </w:r>
+            <w:r>
+              <w:rPr>
+                <w:rFonts w:ascii="Times New Roman" w:hAnsi="Times New Roman" w:cs="Times New Roman"/>
+                <w:b/>
+                <w:bCs/>
+                <w:sz w:val="24"/>
+                <w:szCs w:val="24"/>
+              </w:rPr>
+              <w:t>2011</w:t>
             </w:r>
           </w:p>
           <w:p>
@@ -4513,66 +5207,25 @@
               <w:pStyle w:val="ListParagraph"/>
               <w:numPr>
                 <w:ilvl w:val="0"/>
-                <w:numId w:val="3"/>
+                <w:numId w:val="10"/>
               </w:numPr>
-              <w:ind w:left="1080" w:right="-63"/>
-              <w:rPr>
-                <w:rFonts w:ascii="Times New Roman" w:hAnsi="Times New Roman" w:cs="Times New Roman"/>
-                <w:b/>
-                <w:bCs/>
-                <w:sz w:val="24"/>
-                <w:szCs w:val="24"/>
-              </w:rPr>
-            </w:pPr>
-            <w:r>
-              <w:rPr>
-                <w:rFonts w:ascii="Times New Roman" w:hAnsi="Times New Roman" w:cs="Times New Roman"/>
-                <w:sz w:val="24"/>
-                <w:szCs w:val="24"/>
-              </w:rPr>
-              <w:t xml:space="preserve">Good Command of Both Spoken and Written English - </w:t>
-            </w:r>
-            <w:r>
-              <w:rPr>
-                <w:rFonts w:ascii="Times New Roman" w:hAnsi="Times New Roman" w:cs="Times New Roman"/>
-                <w:b/>
-                <w:bCs/>
-                <w:sz w:val="24"/>
-                <w:szCs w:val="24"/>
-              </w:rPr>
-              <w:t xml:space="preserve">IELTS score </w:t>
-            </w:r>
-            <w:r>
-              <w:rPr>
-                <w:rFonts w:ascii="Times New Roman" w:hAnsi="Times New Roman" w:cs="Times New Roman"/>
-                <w:b/>
-                <w:bCs/>
-                <w:sz w:val="24"/>
-                <w:szCs w:val="24"/>
-              </w:rPr>
-              <w:t>6</w:t>
-            </w:r>
-          </w:p>
-          <w:p>
-            <w:pPr>
+              <w:tabs>
+                <w:tab w:val="left" w:pos="8700"/>
+              </w:tabs>
               <w:ind w:right="-63"/>
               <w:rPr>
                 <w:rFonts w:ascii="Times New Roman" w:hAnsi="Times New Roman" w:cs="Times New Roman"/>
-                <w:b/>
-                <w:bCs/>
-                <w:sz w:val="24"/>
-                <w:szCs w:val="24"/>
-              </w:rPr>
-            </w:pPr>
-            <w:r>
-              <w:rPr>
-                <w:rFonts w:ascii="Times New Roman" w:hAnsi="Times New Roman" w:cs="Times New Roman"/>
-                <w:b/>
-                <w:bCs/>
-                <w:sz w:val="24"/>
-                <w:szCs w:val="24"/>
-              </w:rPr>
-              <w:t xml:space="preserve">       GRE score</w:t>
+                <w:sz w:val="24"/>
+                <w:szCs w:val="24"/>
+              </w:rPr>
+            </w:pPr>
+            <w:r>
+              <w:rPr>
+                <w:rFonts w:ascii="Times New Roman" w:hAnsi="Times New Roman" w:cs="Times New Roman"/>
+                <w:sz w:val="24"/>
+                <w:szCs w:val="24"/>
+              </w:rPr>
+              <w:t>Digital Transmission</w:t>
             </w:r>
           </w:p>
           <w:p>
@@ -4580,8 +5233,11 @@
               <w:pStyle w:val="ListParagraph"/>
               <w:numPr>
                 <w:ilvl w:val="0"/>
-                <w:numId w:val="18"/>
+                <w:numId w:val="10"/>
               </w:numPr>
+              <w:tabs>
+                <w:tab w:val="left" w:pos="8700"/>
+              </w:tabs>
               <w:ind w:right="-63"/>
               <w:rPr>
                 <w:rFonts w:ascii="Times New Roman" w:hAnsi="Times New Roman" w:cs="Times New Roman"/>
@@ -4595,8 +5251,7 @@
                 <w:sz w:val="24"/>
                 <w:szCs w:val="24"/>
               </w:rPr>
-              <w:lastRenderedPageBreak/>
-              <w:t>Quantitative 160</w:t>
+              <w:t>Communication Data Network</w:t>
             </w:r>
           </w:p>
           <w:p>
@@ -4604,8 +5259,11 @@
               <w:pStyle w:val="ListParagraph"/>
               <w:numPr>
                 <w:ilvl w:val="0"/>
-                <w:numId w:val="18"/>
+                <w:numId w:val="10"/>
               </w:numPr>
+              <w:tabs>
+                <w:tab w:val="left" w:pos="8700"/>
+              </w:tabs>
               <w:ind w:right="-63"/>
               <w:rPr>
                 <w:rFonts w:ascii="Times New Roman" w:hAnsi="Times New Roman" w:cs="Times New Roman"/>
@@ -4619,7 +5277,7 @@
                 <w:sz w:val="24"/>
                 <w:szCs w:val="24"/>
               </w:rPr>
-              <w:t>Verbal 138</w:t>
+              <w:t>Telephone Networks</w:t>
             </w:r>
           </w:p>
           <w:p>
@@ -4627,8 +5285,11 @@
               <w:pStyle w:val="ListParagraph"/>
               <w:numPr>
                 <w:ilvl w:val="0"/>
-                <w:numId w:val="18"/>
+                <w:numId w:val="10"/>
               </w:numPr>
+              <w:tabs>
+                <w:tab w:val="left" w:pos="8700"/>
+              </w:tabs>
               <w:ind w:right="-63"/>
               <w:rPr>
                 <w:rFonts w:ascii="Times New Roman" w:hAnsi="Times New Roman" w:cs="Times New Roman"/>
@@ -4642,29 +5303,7 @@
                 <w:sz w:val="24"/>
                 <w:szCs w:val="24"/>
               </w:rPr>
-              <w:t>AWA 2.5</w:t>
-            </w:r>
-          </w:p>
-          <w:p>
-            <w:pPr>
-              <w:ind w:left="360" w:right="-63"/>
-              <w:rPr>
-                <w:rFonts w:ascii="Times New Roman" w:hAnsi="Times New Roman" w:cs="Times New Roman"/>
-                <w:b/>
-                <w:bCs/>
-                <w:sz w:val="24"/>
-                <w:szCs w:val="24"/>
-              </w:rPr>
-            </w:pPr>
-            <w:r>
-              <w:rPr>
-                <w:rFonts w:ascii="Times New Roman" w:hAnsi="Times New Roman" w:cs="Times New Roman"/>
-                <w:b/>
-                <w:bCs/>
-                <w:sz w:val="24"/>
-                <w:szCs w:val="24"/>
-              </w:rPr>
-              <w:t>Volunteering</w:t>
+              <w:t>Overview of Satellite Systems</w:t>
             </w:r>
           </w:p>
           <w:p>
@@ -4672,80 +5311,32 @@
               <w:pStyle w:val="ListParagraph"/>
               <w:numPr>
                 <w:ilvl w:val="0"/>
-                <w:numId w:val="2"/>
+                <w:numId w:val="10"/>
               </w:numPr>
-              <w:ind w:left="1080" w:right="-63"/>
-              <w:rPr>
-                <w:rFonts w:ascii="Times New Roman" w:hAnsi="Times New Roman" w:cs="Times New Roman"/>
-                <w:sz w:val="24"/>
-                <w:szCs w:val="24"/>
-              </w:rPr>
-            </w:pPr>
-            <w:r>
-              <w:rPr>
-                <w:rFonts w:ascii="Times New Roman" w:hAnsi="Times New Roman" w:cs="Times New Roman"/>
-                <w:sz w:val="24"/>
-                <w:szCs w:val="24"/>
-              </w:rPr>
-              <w:t>Volunteer in EED-2009 and 2010 as Public Relations Officer</w:t>
-            </w:r>
-          </w:p>
-          <w:p>
-            <w:pPr>
-              <w:ind w:left="1080" w:right="-63"/>
-              <w:rPr>
-                <w:rFonts w:ascii="Times New Roman" w:hAnsi="Times New Roman" w:cs="Times New Roman"/>
-                <w:sz w:val="24"/>
-                <w:szCs w:val="24"/>
-              </w:rPr>
-            </w:pPr>
-            <w:r>
-              <w:rPr>
-                <w:rFonts w:ascii="Times New Roman" w:hAnsi="Times New Roman" w:cs="Times New Roman"/>
-                <w:sz w:val="24"/>
-                <w:szCs w:val="24"/>
-              </w:rPr>
-              <w:t>“The Egyptian Engineering Day” 1-2 August 2009 Cairo International Conference Center</w:t>
-            </w:r>
-          </w:p>
-          <w:p>
-            <w:pPr>
-              <w:ind w:left="1080" w:right="-63"/>
-              <w:rPr>
-                <w:rFonts w:ascii="Times New Roman" w:hAnsi="Times New Roman" w:cs="Times New Roman"/>
-                <w:sz w:val="24"/>
-                <w:szCs w:val="24"/>
-              </w:rPr>
-            </w:pPr>
-            <w:r>
-              <w:rPr>
-                <w:rFonts w:ascii="Times New Roman" w:hAnsi="Times New Roman" w:cs="Times New Roman"/>
-                <w:sz w:val="24"/>
-                <w:szCs w:val="24"/>
-              </w:rPr>
-              <w:t>“The Egyptian Engineering Day” 2-3 August 2010 smart village</w:t>
-            </w:r>
-          </w:p>
-          <w:p>
-            <w:pPr>
-              <w:ind w:left="1080" w:right="-63"/>
-              <w:rPr>
-                <w:rFonts w:ascii="Times New Roman" w:hAnsi="Times New Roman" w:cs="Times New Roman"/>
-                <w:sz w:val="24"/>
-                <w:szCs w:val="24"/>
-              </w:rPr>
-            </w:pPr>
-            <w:r>
-              <w:rPr>
-                <w:rFonts w:ascii="Times New Roman" w:hAnsi="Times New Roman" w:cs="Times New Roman"/>
-                <w:sz w:val="24"/>
-                <w:szCs w:val="24"/>
-              </w:rPr>
-              <w:t xml:space="preserve">“The Egyptian Engineering Day” 6 -7 September 2011 Cairo International Conference Center </w:t>
-            </w:r>
-          </w:p>
-          <w:p>
-            <w:pPr>
+              <w:tabs>
+                <w:tab w:val="left" w:pos="8700"/>
+              </w:tabs>
+              <w:ind w:right="-63"/>
+              <w:rPr>
+                <w:rFonts w:ascii="Times New Roman" w:hAnsi="Times New Roman" w:cs="Times New Roman"/>
+                <w:sz w:val="24"/>
+                <w:szCs w:val="24"/>
+              </w:rPr>
+            </w:pPr>
+            <w:r>
+              <w:rPr>
+                <w:rFonts w:ascii="Times New Roman" w:hAnsi="Times New Roman" w:cs="Times New Roman"/>
+                <w:sz w:val="24"/>
+                <w:szCs w:val="24"/>
+              </w:rPr>
+              <w:t>Earth station</w:t>
+            </w:r>
+          </w:p>
+          <w:p>
+            <w:pPr>
+              <w:tabs>
+                <w:tab w:val="left" w:pos="8700"/>
+              </w:tabs>
               <w:ind w:left="360" w:right="-63"/>
               <w:rPr>
                 <w:rFonts w:ascii="Times New Roman" w:hAnsi="Times New Roman" w:cs="Times New Roman"/>
@@ -4755,76 +5346,27 @@
                 <w:szCs w:val="24"/>
               </w:rPr>
             </w:pPr>
-          </w:p>
-          <w:p>
-            <w:pPr>
-              <w:ind w:left="360" w:right="-63"/>
-              <w:rPr>
-                <w:rFonts w:ascii="Times New Roman" w:hAnsi="Times New Roman" w:cs="Times New Roman"/>
-                <w:b/>
-                <w:bCs/>
-                <w:sz w:val="24"/>
-                <w:szCs w:val="24"/>
-              </w:rPr>
-            </w:pPr>
-          </w:p>
-          <w:p>
-            <w:pPr>
-              <w:ind w:left="360" w:right="-63"/>
-              <w:rPr>
-                <w:rFonts w:ascii="Times New Roman" w:hAnsi="Times New Roman" w:cs="Times New Roman"/>
-                <w:b/>
-                <w:bCs/>
-                <w:sz w:val="24"/>
-                <w:szCs w:val="24"/>
-              </w:rPr>
-            </w:pPr>
-            <w:r>
-              <w:rPr>
-                <w:rFonts w:ascii="Times New Roman" w:hAnsi="Times New Roman" w:cs="Times New Roman"/>
-                <w:b/>
-                <w:bCs/>
-                <w:sz w:val="24"/>
-                <w:szCs w:val="24"/>
-              </w:rPr>
-              <w:t>Soft Skills</w:t>
-            </w:r>
-          </w:p>
-          <w:p>
-            <w:pPr>
-              <w:ind w:left="360" w:right="-63"/>
-              <w:rPr>
-                <w:rFonts w:ascii="Times New Roman" w:hAnsi="Times New Roman" w:cs="Times New Roman"/>
-                <w:b/>
-                <w:bCs/>
-                <w:sz w:val="24"/>
-                <w:szCs w:val="24"/>
-              </w:rPr>
-            </w:pPr>
-          </w:p>
-        </w:tc>
-      </w:tr>
-      <w:tr>
-        <w:trPr>
-          <w:trHeight w:val="57"/>
-        </w:trPr>
-        <w:tc>
-          <w:tcPr>
-            <w:tcW w:w="0" w:type="auto"/>
-            <w:tcBorders>
-              <w:top w:val="nil"/>
-              <w:left w:val="nil"/>
-              <w:bottom w:val="single" w:sz="4" w:space="0" w:color="auto"/>
-              <w:right w:val="nil"/>
-            </w:tcBorders>
-          </w:tcPr>
+            <w:r>
+              <w:rPr>
+                <w:rFonts w:ascii="Times New Roman" w:hAnsi="Times New Roman" w:cs="Times New Roman"/>
+                <w:b/>
+                <w:bCs/>
+                <w:sz w:val="24"/>
+                <w:szCs w:val="24"/>
+              </w:rPr>
+              <w:t>Flair systems                                                                                                                            2011</w:t>
+            </w:r>
+          </w:p>
           <w:p>
             <w:pPr>
               <w:pStyle w:val="ListParagraph"/>
               <w:numPr>
                 <w:ilvl w:val="0"/>
-                <w:numId w:val="2"/>
+                <w:numId w:val="9"/>
               </w:numPr>
+              <w:tabs>
+                <w:tab w:val="left" w:pos="8700"/>
+              </w:tabs>
               <w:ind w:right="-63"/>
               <w:rPr>
                 <w:rFonts w:ascii="Times New Roman" w:hAnsi="Times New Roman" w:cs="Times New Roman"/>
@@ -4838,8 +5380,98 @@
                 <w:sz w:val="24"/>
                 <w:szCs w:val="24"/>
               </w:rPr>
-              <w:lastRenderedPageBreak/>
-              <w:t xml:space="preserve">Team work </w:t>
+              <w:t xml:space="preserve">In flair to student </w:t>
+            </w:r>
+            <w:proofErr w:type="gramStart"/>
+            <w:r>
+              <w:rPr>
+                <w:rFonts w:ascii="Times New Roman" w:hAnsi="Times New Roman" w:cs="Times New Roman"/>
+                <w:sz w:val="24"/>
+                <w:szCs w:val="24"/>
+              </w:rPr>
+              <w:t>program</w:t>
+            </w:r>
+            <w:proofErr w:type="gramEnd"/>
+            <w:r>
+              <w:rPr>
+                <w:rFonts w:ascii="Times New Roman" w:hAnsi="Times New Roman" w:cs="Times New Roman"/>
+                <w:sz w:val="24"/>
+                <w:szCs w:val="24"/>
+              </w:rPr>
+              <w:t xml:space="preserve"> we start design intelligent traffic system </w:t>
+            </w:r>
+          </w:p>
+          <w:p>
+            <w:pPr>
+              <w:ind w:left="360" w:right="-63"/>
+              <w:rPr>
+                <w:rFonts w:ascii="Times New Roman" w:hAnsi="Times New Roman" w:cs="Times New Roman"/>
+                <w:b/>
+                <w:bCs/>
+                <w:sz w:val="24"/>
+                <w:szCs w:val="24"/>
+              </w:rPr>
+            </w:pPr>
+            <w:r>
+              <w:rPr>
+                <w:rFonts w:ascii="Times New Roman" w:hAnsi="Times New Roman" w:cs="Times New Roman"/>
+                <w:b/>
+                <w:bCs/>
+                <w:sz w:val="24"/>
+                <w:szCs w:val="24"/>
+              </w:rPr>
+              <w:t xml:space="preserve">Industrial Training Council                              </w:t>
+            </w:r>
+            <w:r>
+              <w:rPr>
+                <w:rFonts w:ascii="Times New Roman" w:hAnsi="Times New Roman" w:cs="Times New Roman"/>
+                <w:b/>
+                <w:bCs/>
+                <w:sz w:val="24"/>
+                <w:szCs w:val="24"/>
+              </w:rPr>
+              <w:tab/>
+            </w:r>
+            <w:r>
+              <w:rPr>
+                <w:rFonts w:ascii="Times New Roman" w:hAnsi="Times New Roman" w:cs="Times New Roman"/>
+                <w:b/>
+                <w:bCs/>
+                <w:sz w:val="24"/>
+                <w:szCs w:val="24"/>
+              </w:rPr>
+              <w:t xml:space="preserve">                                                         </w:t>
+            </w:r>
+            <w:r>
+              <w:rPr>
+                <w:rFonts w:ascii="Times New Roman" w:hAnsi="Times New Roman" w:cs="Times New Roman"/>
+                <w:b/>
+                <w:bCs/>
+                <w:sz w:val="24"/>
+                <w:szCs w:val="24"/>
+              </w:rPr>
+              <w:t xml:space="preserve">            </w:t>
+            </w:r>
+            <w:r>
+              <w:rPr>
+                <w:rFonts w:ascii="Times New Roman" w:hAnsi="Times New Roman" w:cs="Times New Roman"/>
+                <w:b/>
+                <w:bCs/>
+                <w:sz w:val="24"/>
+                <w:szCs w:val="24"/>
+              </w:rPr>
+              <w:t>2010</w:t>
+            </w:r>
+            <w:r>
+              <w:rPr>
+                <w:rFonts w:ascii="Times New Roman" w:hAnsi="Times New Roman" w:cs="Times New Roman"/>
+                <w:b/>
+                <w:bCs/>
+                <w:sz w:val="24"/>
+                <w:szCs w:val="24"/>
+                <w:rtl/>
+              </w:rPr>
+              <w:t xml:space="preserve">     </w:t>
             </w:r>
           </w:p>
           <w:p>
@@ -4847,55 +5479,163 @@
               <w:pStyle w:val="ListParagraph"/>
               <w:numPr>
                 <w:ilvl w:val="0"/>
-                <w:numId w:val="2"/>
+                <w:numId w:val="9"/>
               </w:numPr>
+              <w:tabs>
+                <w:tab w:val="left" w:pos="8700"/>
+              </w:tabs>
               <w:ind w:right="-63"/>
               <w:rPr>
                 <w:rFonts w:ascii="Times New Roman" w:hAnsi="Times New Roman" w:cs="Times New Roman"/>
-                <w:b/>
-                <w:bCs/>
-                <w:sz w:val="24"/>
-                <w:szCs w:val="24"/>
-              </w:rPr>
-            </w:pPr>
-            <w:r>
-              <w:rPr>
-                <w:rFonts w:ascii="Times New Roman" w:hAnsi="Times New Roman" w:cs="Times New Roman"/>
-                <w:sz w:val="24"/>
-                <w:szCs w:val="24"/>
-              </w:rPr>
-              <w:t>Leadership</w:t>
-            </w:r>
-          </w:p>
-        </w:tc>
-        <w:tc>
-          <w:tcPr>
-            <w:tcW w:w="0" w:type="auto"/>
-            <w:gridSpan w:val="2"/>
-            <w:tcBorders>
-              <w:top w:val="nil"/>
-              <w:left w:val="nil"/>
-              <w:bottom w:val="single" w:sz="4" w:space="0" w:color="auto"/>
-              <w:right w:val="nil"/>
-            </w:tcBorders>
-          </w:tcPr>
+                <w:sz w:val="24"/>
+                <w:szCs w:val="24"/>
+              </w:rPr>
+            </w:pPr>
+            <w:r>
+              <w:rPr>
+                <w:rFonts w:ascii="Times New Roman" w:hAnsi="Times New Roman" w:cs="Times New Roman"/>
+                <w:sz w:val="24"/>
+                <w:szCs w:val="24"/>
+              </w:rPr>
+              <w:t>Sensors</w:t>
+            </w:r>
+          </w:p>
+          <w:p>
+            <w:pPr>
+              <w:ind w:right="-63"/>
+              <w:rPr>
+                <w:rFonts w:ascii="Times New Roman" w:hAnsi="Times New Roman" w:cs="Times New Roman"/>
+                <w:b/>
+                <w:bCs/>
+                <w:sz w:val="24"/>
+                <w:szCs w:val="24"/>
+              </w:rPr>
+            </w:pPr>
+            <w:r>
+              <w:rPr>
+                <w:rFonts w:ascii="Times New Roman" w:hAnsi="Times New Roman" w:cs="Times New Roman"/>
+                <w:b/>
+                <w:bCs/>
+                <w:sz w:val="24"/>
+                <w:szCs w:val="24"/>
+                <w:lang w:bidi="ar-EG"/>
+              </w:rPr>
+              <w:t xml:space="preserve">      </w:t>
+            </w:r>
+            <w:proofErr w:type="spellStart"/>
+            <w:r>
+              <w:rPr>
+                <w:rFonts w:ascii="Times New Roman" w:hAnsi="Times New Roman" w:cs="Times New Roman"/>
+                <w:b/>
+                <w:bCs/>
+                <w:sz w:val="24"/>
+                <w:szCs w:val="24"/>
+                <w:lang w:bidi="ar-EG"/>
+              </w:rPr>
+              <w:t>Benha</w:t>
+            </w:r>
+            <w:proofErr w:type="spellEnd"/>
+            <w:r>
+              <w:rPr>
+                <w:rFonts w:ascii="Times New Roman" w:hAnsi="Times New Roman" w:cs="Times New Roman"/>
+                <w:b/>
+                <w:bCs/>
+                <w:sz w:val="24"/>
+                <w:szCs w:val="24"/>
+                <w:lang w:bidi="ar-EG"/>
+              </w:rPr>
+              <w:t xml:space="preserve"> company for electronics industries</w:t>
+            </w:r>
+            <w:r>
+              <w:rPr>
+                <w:rFonts w:ascii="Times New Roman" w:hAnsi="Times New Roman" w:cs="Times New Roman"/>
+                <w:b/>
+                <w:bCs/>
+                <w:sz w:val="24"/>
+                <w:szCs w:val="24"/>
+                <w:rtl/>
+                <w:lang w:bidi="ar-EG"/>
+              </w:rPr>
+              <w:t xml:space="preserve"> </w:t>
+            </w:r>
+            <w:r>
+              <w:rPr>
+                <w:rFonts w:ascii="Times New Roman" w:hAnsi="Times New Roman" w:cs="Times New Roman"/>
+                <w:b/>
+                <w:bCs/>
+                <w:sz w:val="24"/>
+                <w:szCs w:val="24"/>
+                <w:lang w:bidi="ar-EG"/>
+              </w:rPr>
+              <w:t xml:space="preserve">                                             </w:t>
+            </w:r>
+            <w:r>
+              <w:rPr>
+                <w:rFonts w:ascii="Times New Roman" w:hAnsi="Times New Roman" w:cs="Times New Roman"/>
+                <w:b/>
+                <w:bCs/>
+                <w:sz w:val="24"/>
+                <w:szCs w:val="24"/>
+                <w:lang w:bidi="ar-EG"/>
+              </w:rPr>
+              <w:t xml:space="preserve">  </w:t>
+            </w:r>
+            <w:r>
+              <w:rPr>
+                <w:rFonts w:ascii="Times New Roman" w:hAnsi="Times New Roman" w:cs="Times New Roman"/>
+                <w:b/>
+                <w:bCs/>
+                <w:sz w:val="24"/>
+                <w:szCs w:val="24"/>
+                <w:lang w:bidi="ar-EG"/>
+              </w:rPr>
+              <w:t xml:space="preserve">                        </w:t>
+            </w:r>
+            <w:r>
+              <w:rPr>
+                <w:rFonts w:ascii="Times New Roman" w:hAnsi="Times New Roman" w:cs="Times New Roman"/>
+                <w:b/>
+                <w:bCs/>
+                <w:sz w:val="24"/>
+                <w:szCs w:val="24"/>
+                <w:rtl/>
+                <w:lang w:bidi="ar-EG"/>
+              </w:rPr>
+              <w:t xml:space="preserve">    </w:t>
+            </w:r>
+            <w:r>
+              <w:rPr>
+                <w:rFonts w:ascii="Times New Roman" w:hAnsi="Times New Roman" w:cs="Times New Roman"/>
+                <w:b/>
+                <w:bCs/>
+                <w:sz w:val="24"/>
+                <w:szCs w:val="24"/>
+                <w:lang w:bidi="ar-EG"/>
+              </w:rPr>
+              <w:t xml:space="preserve">2009 </w:t>
+            </w:r>
+          </w:p>
           <w:p>
             <w:pPr>
               <w:pStyle w:val="ListParagraph"/>
               <w:numPr>
                 <w:ilvl w:val="0"/>
-                <w:numId w:val="1"/>
+                <w:numId w:val="4"/>
               </w:numPr>
-              <w:ind w:right="-63"/>
-              <w:rPr>
-                <w:rFonts w:asciiTheme="majorHAnsi" w:hAnsiTheme="majorHAnsi" w:cs="Calibri"/>
-              </w:rPr>
-            </w:pPr>
-            <w:r>
-              <w:rPr>
-                <w:rFonts w:asciiTheme="majorHAnsi" w:hAnsiTheme="majorHAnsi" w:cs="Calibri"/>
-              </w:rPr>
-              <w:t>Communication</w:t>
+              <w:ind w:left="1080" w:right="-63"/>
+              <w:rPr>
+                <w:rFonts w:ascii="Times New Roman" w:hAnsi="Times New Roman" w:cs="Times New Roman"/>
+                <w:sz w:val="24"/>
+                <w:szCs w:val="24"/>
+              </w:rPr>
+            </w:pPr>
+            <w:r>
+              <w:rPr>
+                <w:rFonts w:ascii="Times New Roman" w:hAnsi="Times New Roman" w:cs="Times New Roman"/>
+                <w:sz w:val="24"/>
+                <w:szCs w:val="24"/>
+              </w:rPr>
+              <w:t>Training on the processes of producing the circuits (one layer, two-layer, multi-layer)</w:t>
             </w:r>
           </w:p>
           <w:p>
@@ -4903,143 +5643,79 @@
               <w:pStyle w:val="ListParagraph"/>
               <w:numPr>
                 <w:ilvl w:val="0"/>
-                <w:numId w:val="1"/>
+                <w:numId w:val="4"/>
               </w:numPr>
-              <w:ind w:right="-63"/>
-              <w:rPr>
-                <w:rFonts w:asciiTheme="majorHAnsi" w:hAnsiTheme="majorHAnsi"/>
-              </w:rPr>
-            </w:pPr>
-            <w:r>
-              <w:rPr>
-                <w:rFonts w:asciiTheme="majorHAnsi" w:hAnsiTheme="majorHAnsi" w:cs="Calibri"/>
-              </w:rPr>
-              <w:t xml:space="preserve">Self-Motivated </w:t>
-            </w:r>
-          </w:p>
-        </w:tc>
-        <w:tc>
-          <w:tcPr>
-            <w:tcW w:w="0" w:type="auto"/>
-            <w:tcBorders>
-              <w:top w:val="nil"/>
-              <w:left w:val="nil"/>
-              <w:bottom w:val="single" w:sz="4" w:space="0" w:color="auto"/>
-              <w:right w:val="nil"/>
-            </w:tcBorders>
-            <w:vAlign w:val="center"/>
-          </w:tcPr>
+              <w:ind w:left="1080" w:right="-63"/>
+              <w:rPr>
+                <w:rFonts w:ascii="Times New Roman" w:hAnsi="Times New Roman" w:cs="Times New Roman"/>
+                <w:sz w:val="24"/>
+                <w:szCs w:val="24"/>
+              </w:rPr>
+            </w:pPr>
+            <w:r>
+              <w:rPr>
+                <w:rFonts w:ascii="Times New Roman" w:hAnsi="Times New Roman" w:cs="Times New Roman"/>
+                <w:sz w:val="24"/>
+                <w:szCs w:val="24"/>
+              </w:rPr>
+              <w:t>Training on processes of the Surface Mount Technology</w:t>
+            </w:r>
+          </w:p>
           <w:p>
             <w:pPr>
               <w:pStyle w:val="ListParagraph"/>
               <w:numPr>
                 <w:ilvl w:val="0"/>
-                <w:numId w:val="1"/>
+                <w:numId w:val="4"/>
               </w:numPr>
-              <w:ind w:right="-63"/>
-              <w:rPr>
-                <w:rFonts w:asciiTheme="majorHAnsi" w:hAnsiTheme="majorHAnsi" w:cs="Calibri"/>
-              </w:rPr>
-            </w:pPr>
-            <w:r>
-              <w:rPr>
-                <w:rFonts w:asciiTheme="majorHAnsi" w:hAnsiTheme="majorHAnsi" w:cs="Calibri"/>
-              </w:rPr>
-              <w:t xml:space="preserve">Presentation </w:t>
-            </w:r>
+              <w:ind w:left="1080" w:right="-63"/>
+              <w:rPr>
+                <w:rFonts w:ascii="Times New Roman" w:hAnsi="Times New Roman" w:cs="Times New Roman"/>
+                <w:sz w:val="24"/>
+                <w:szCs w:val="24"/>
+              </w:rPr>
+            </w:pPr>
+            <w:r>
+              <w:rPr>
+                <w:rFonts w:ascii="Times New Roman" w:hAnsi="Times New Roman" w:cs="Times New Roman"/>
+                <w:sz w:val="24"/>
+                <w:szCs w:val="24"/>
+              </w:rPr>
+              <w:t xml:space="preserve">Study the advantages of using Electronic electricity </w:t>
+            </w:r>
+            <w:proofErr w:type="gramStart"/>
+            <w:r>
+              <w:rPr>
+                <w:rFonts w:ascii="Times New Roman" w:hAnsi="Times New Roman" w:cs="Times New Roman"/>
+                <w:sz w:val="24"/>
+                <w:szCs w:val="24"/>
+              </w:rPr>
+              <w:t>meters</w:t>
+            </w:r>
+            <w:proofErr w:type="gramEnd"/>
           </w:p>
           <w:p>
             <w:pPr>
               <w:pStyle w:val="ListParagraph"/>
               <w:numPr>
                 <w:ilvl w:val="0"/>
-                <w:numId w:val="1"/>
+                <w:numId w:val="4"/>
               </w:numPr>
-              <w:ind w:right="-63"/>
-              <w:rPr>
-                <w:rFonts w:asciiTheme="majorHAnsi" w:hAnsiTheme="majorHAnsi"/>
-              </w:rPr>
-            </w:pPr>
-            <w:r>
-              <w:rPr>
-                <w:rFonts w:asciiTheme="majorHAnsi" w:hAnsiTheme="majorHAnsi" w:cs="Calibri"/>
-              </w:rPr>
-              <w:t>Negotiations</w:t>
-            </w:r>
-          </w:p>
-          <w:p/>
-          <w:p>
-            <w:pPr>
-              <w:ind w:left="360" w:right="-63"/>
-              <w:rPr>
-                <w:rFonts w:ascii="Times New Roman" w:hAnsi="Times New Roman" w:cs="Times New Roman"/>
-                <w:b/>
-                <w:bCs/>
-                <w:sz w:val="24"/>
-                <w:szCs w:val="24"/>
-              </w:rPr>
-            </w:pPr>
-          </w:p>
-        </w:tc>
-        <w:tc>
-          <w:tcPr>
-            <w:tcW w:w="0" w:type="auto"/>
-            <w:tcBorders>
-              <w:top w:val="nil"/>
-              <w:left w:val="nil"/>
-              <w:bottom w:val="single" w:sz="4" w:space="0" w:color="auto"/>
-              <w:right w:val="nil"/>
-            </w:tcBorders>
-          </w:tcPr>
-          <w:p>
-            <w:pPr>
-              <w:pStyle w:val="ListParagraph"/>
-              <w:numPr>
-                <w:ilvl w:val="0"/>
-                <w:numId w:val="1"/>
-              </w:numPr>
-              <w:ind w:right="-63"/>
-              <w:rPr>
-                <w:rFonts w:asciiTheme="majorHAnsi" w:hAnsiTheme="majorHAnsi"/>
-              </w:rPr>
-            </w:pPr>
-            <w:r>
-              <w:rPr>
-                <w:rFonts w:asciiTheme="majorHAnsi" w:hAnsiTheme="majorHAnsi" w:cs="Calibri"/>
-              </w:rPr>
-              <w:t xml:space="preserve">Time Management </w:t>
-            </w:r>
-          </w:p>
-          <w:p>
-            <w:pPr>
-              <w:pStyle w:val="ListParagraph"/>
-              <w:numPr>
-                <w:ilvl w:val="0"/>
-                <w:numId w:val="1"/>
-              </w:numPr>
-              <w:ind w:right="-63"/>
-              <w:rPr>
-                <w:rFonts w:asciiTheme="majorHAnsi" w:hAnsiTheme="majorHAnsi"/>
-              </w:rPr>
-            </w:pPr>
-            <w:r>
-              <w:rPr>
-                <w:rFonts w:asciiTheme="majorHAnsi" w:hAnsiTheme="majorHAnsi" w:cs="Calibri"/>
-              </w:rPr>
-              <w:t>Problem Solving</w:t>
-            </w:r>
-          </w:p>
-          <w:p>
-            <w:pPr>
-              <w:ind w:right="-63"/>
-              <w:rPr>
-                <w:rFonts w:ascii="Times New Roman" w:hAnsi="Times New Roman" w:cs="Times New Roman"/>
-                <w:b/>
-                <w:bCs/>
-                <w:sz w:val="24"/>
-                <w:szCs w:val="24"/>
-              </w:rPr>
-            </w:pPr>
+              <w:ind w:left="1080" w:right="-63"/>
+              <w:rPr>
+                <w:rFonts w:ascii="Times New Roman" w:hAnsi="Times New Roman" w:cs="Times New Roman"/>
+                <w:sz w:val="24"/>
+                <w:szCs w:val="24"/>
+              </w:rPr>
+            </w:pPr>
+            <w:r>
+              <w:rPr>
+                <w:rFonts w:ascii="Times New Roman" w:hAnsi="Times New Roman" w:cs="Times New Roman"/>
+                <w:sz w:val="24"/>
+                <w:szCs w:val="24"/>
+              </w:rPr>
+              <w:t>Training on the processes of reform the electronic boards</w:t>
+            </w:r>
           </w:p>
           <w:p>
             <w:pPr>
@@ -5073,20 +5749,27 @@
           </w:tcPr>
           <w:p>
             <w:pPr>
+              <w:tabs>
+                <w:tab w:val="left" w:pos="8700"/>
+              </w:tabs>
               <w:ind w:right="-63"/>
               <w:rPr>
-                <w:rFonts w:asciiTheme="majorHAnsi" w:hAnsiTheme="majorHAnsi" w:cs="Calibri"/>
-              </w:rPr>
-            </w:pPr>
-            <w:r>
-              <w:rPr>
-                <w:rFonts w:ascii="Times New Roman" w:hAnsi="Times New Roman" w:cs="Times New Roman"/>
-                <w:b/>
-                <w:bCs/>
-                <w:sz w:val="24"/>
-                <w:szCs w:val="24"/>
-              </w:rPr>
-              <w:t>CONFERENCES And WORKSHOPS</w:t>
+                <w:rFonts w:ascii="Times New Roman" w:hAnsi="Times New Roman" w:cs="Times New Roman"/>
+                <w:b/>
+                <w:bCs/>
+                <w:sz w:val="24"/>
+                <w:szCs w:val="24"/>
+              </w:rPr>
+            </w:pPr>
+            <w:r>
+              <w:rPr>
+                <w:rFonts w:ascii="Times New Roman" w:eastAsiaTheme="minorHAnsi" w:hAnsi="Times New Roman" w:cs="Times New Roman"/>
+                <w:b/>
+                <w:bCs/>
+                <w:sz w:val="24"/>
+                <w:szCs w:val="24"/>
+              </w:rPr>
+              <w:t>PERSONAL INFORMATON</w:t>
             </w:r>
           </w:p>
         </w:tc>
@@ -5109,833 +5792,13 @@
           </w:tcPr>
           <w:p>
             <w:pPr>
-              <w:ind w:right="-63"/>
-              <w:rPr>
-                <w:rFonts w:ascii="Times New Roman" w:hAnsi="Times New Roman" w:cs="Times New Roman"/>
-                <w:b/>
-                <w:bCs/>
-                <w:sz w:val="24"/>
-                <w:szCs w:val="24"/>
-              </w:rPr>
-            </w:pPr>
-            <w:r>
-              <w:rPr>
-                <w:rFonts w:ascii="Times New Roman" w:hAnsi="Times New Roman" w:cs="Times New Roman"/>
-                <w:b/>
-                <w:bCs/>
-                <w:sz w:val="24"/>
-                <w:szCs w:val="24"/>
-              </w:rPr>
-              <w:t>IEEE Day, Egypt Section Celebrating its 55th Anniversary</w:t>
-            </w:r>
-          </w:p>
-          <w:p>
-            <w:pPr>
-              <w:ind w:right="-63"/>
-              <w:rPr>
-                <w:rFonts w:ascii="Times New Roman" w:hAnsi="Times New Roman" w:cs="Times New Roman"/>
-                <w:b/>
-                <w:bCs/>
-                <w:sz w:val="24"/>
-                <w:szCs w:val="24"/>
-              </w:rPr>
-            </w:pPr>
-            <w:r>
-              <w:rPr>
-                <w:rStyle w:val="apple-converted-space"/>
-                <w:rFonts w:ascii="Times New Roman" w:hAnsi="Times New Roman" w:cs="Times New Roman"/>
-                <w:b/>
-                <w:bCs/>
-                <w:color w:val="333333"/>
-                <w:sz w:val="24"/>
-                <w:szCs w:val="24"/>
-              </w:rPr>
-              <w:t>2-October</w:t>
-            </w:r>
-            <w:r>
-              <w:rPr>
-                <w:rStyle w:val="apple-style-span"/>
-                <w:rFonts w:ascii="Times New Roman" w:hAnsi="Times New Roman" w:cs="Times New Roman"/>
-                <w:b/>
-                <w:bCs/>
-                <w:color w:val="333333"/>
-                <w:sz w:val="24"/>
-                <w:szCs w:val="24"/>
-              </w:rPr>
-              <w:t xml:space="preserve"> 2010</w:t>
-            </w:r>
-            <w:r>
-              <w:rPr>
-                <w:rFonts w:ascii="Times New Roman" w:hAnsi="Times New Roman" w:cs="Times New Roman"/>
-                <w:b/>
-                <w:bCs/>
-                <w:i/>
-                <w:iCs/>
-                <w:sz w:val="24"/>
-                <w:szCs w:val="24"/>
-                <w:lang w:val="en-GB"/>
-              </w:rPr>
-              <w:t xml:space="preserve"> </w:t>
-            </w:r>
-            <w:r>
-              <w:rPr>
-                <w:rStyle w:val="apple-style-span"/>
-                <w:rFonts w:ascii="Times New Roman" w:hAnsi="Times New Roman" w:cs="Times New Roman"/>
-                <w:b/>
-                <w:bCs/>
-                <w:color w:val="333333"/>
-                <w:sz w:val="24"/>
-                <w:szCs w:val="24"/>
-              </w:rPr>
-              <w:t>Ain Shams</w:t>
-            </w:r>
-            <w:r>
-              <w:rPr>
-                <w:rFonts w:ascii="Times New Roman" w:hAnsi="Times New Roman" w:cs="Times New Roman"/>
-                <w:b/>
-                <w:bCs/>
-                <w:i/>
-                <w:iCs/>
-                <w:sz w:val="24"/>
-                <w:szCs w:val="24"/>
-                <w:lang w:val="en-GB"/>
-              </w:rPr>
-              <w:t xml:space="preserve"> University, Egypt</w:t>
-            </w:r>
-            <w:r>
-              <w:rPr>
-                <w:rFonts w:ascii="Times New Roman" w:hAnsi="Times New Roman" w:cs="Times New Roman"/>
-                <w:b/>
-                <w:bCs/>
-                <w:sz w:val="24"/>
-                <w:szCs w:val="24"/>
-                <w:lang w:val="en-GB"/>
-              </w:rPr>
-              <w:t xml:space="preserve"> </w:t>
-            </w:r>
-          </w:p>
-          <w:p>
-            <w:pPr>
-              <w:pStyle w:val="Default"/>
-              <w:rPr>
-                <w:rFonts w:ascii="Times New Roman" w:hAnsi="Times New Roman" w:cs="Times New Roman"/>
-                <w:lang w:val="en-GB"/>
-              </w:rPr>
-            </w:pPr>
-            <w:r>
-              <w:rPr>
-                <w:rFonts w:ascii="Times New Roman" w:hAnsi="Times New Roman" w:cs="Times New Roman"/>
-                <w:lang w:val="en-GB"/>
-              </w:rPr>
-              <w:t xml:space="preserve"> The event is part of Egypt Section celebrations with its 55th Anniversary:</w:t>
-            </w:r>
-          </w:p>
-          <w:p>
-            <w:pPr>
-              <w:pStyle w:val="Default"/>
-              <w:numPr>
-                <w:ilvl w:val="0"/>
-                <w:numId w:val="26"/>
-              </w:numPr>
-              <w:rPr>
-                <w:rFonts w:ascii="Times New Roman" w:hAnsi="Times New Roman" w:cs="Times New Roman"/>
-                <w:lang w:val="en-GB"/>
-              </w:rPr>
-            </w:pPr>
-            <w:r>
-              <w:rPr>
-                <w:rFonts w:ascii="Times New Roman" w:hAnsi="Times New Roman" w:cs="Times New Roman"/>
-                <w:lang w:val="en-GB"/>
-              </w:rPr>
-              <w:t>Included spoken About IEEE and its activities and Student Branches, GOLD, WIE.</w:t>
-            </w:r>
-          </w:p>
-          <w:p>
-            <w:pPr>
-              <w:pStyle w:val="Default"/>
-              <w:numPr>
-                <w:ilvl w:val="0"/>
-                <w:numId w:val="26"/>
-              </w:numPr>
-              <w:rPr>
-                <w:rFonts w:ascii="Times New Roman" w:hAnsi="Times New Roman" w:cs="Times New Roman"/>
-                <w:lang w:val="en-GB"/>
-              </w:rPr>
-            </w:pPr>
-            <w:r>
-              <w:rPr>
-                <w:rFonts w:ascii="Times New Roman" w:hAnsi="Times New Roman" w:cs="Times New Roman"/>
-                <w:lang w:val="en-GB"/>
-              </w:rPr>
-              <w:t>In addition to technical talks from Industry (Google &amp; Intel &amp; Nile Uni &amp; Vodafone) talking about new emerging technologies</w:t>
-            </w:r>
-          </w:p>
-        </w:tc>
-      </w:tr>
-      <w:tr>
-        <w:trPr>
-          <w:trHeight w:val="340"/>
-        </w:trPr>
-        <w:tc>
-          <w:tcPr>
-            <w:tcW w:w="0" w:type="auto"/>
-            <w:gridSpan w:val="5"/>
-            <w:tcBorders>
-              <w:top w:val="single" w:sz="4" w:space="0" w:color="auto"/>
-              <w:left w:val="nil"/>
-              <w:bottom w:val="single" w:sz="4" w:space="0" w:color="auto"/>
-              <w:right w:val="nil"/>
-            </w:tcBorders>
-            <w:vAlign w:val="center"/>
-          </w:tcPr>
-          <w:p>
-            <w:pPr>
-              <w:ind w:right="-63"/>
-              <w:rPr>
-                <w:rFonts w:ascii="Times New Roman" w:hAnsi="Times New Roman" w:cs="Times New Roman"/>
-                <w:b/>
-                <w:bCs/>
-                <w:sz w:val="24"/>
-                <w:szCs w:val="24"/>
-              </w:rPr>
-            </w:pPr>
-            <w:r>
-              <w:rPr>
-                <w:rFonts w:ascii="Times New Roman" w:hAnsi="Times New Roman" w:cs="Times New Roman"/>
-                <w:b/>
-                <w:bCs/>
-                <w:sz w:val="24"/>
-                <w:szCs w:val="24"/>
-              </w:rPr>
-              <w:t>T</w:t>
-            </w:r>
-            <w:r>
-              <w:rPr>
-                <w:rFonts w:ascii="Times New Roman" w:hAnsi="Times New Roman" w:cs="Times New Roman"/>
-                <w:b/>
-                <w:bCs/>
-                <w:sz w:val="24"/>
-                <w:szCs w:val="24"/>
-              </w:rPr>
-              <w:t>RAINING</w:t>
-            </w:r>
-          </w:p>
-        </w:tc>
-      </w:tr>
-      <w:tr>
-        <w:trPr>
-          <w:trHeight w:val="340"/>
-        </w:trPr>
-        <w:tc>
-          <w:tcPr>
-            <w:tcW w:w="0" w:type="auto"/>
-            <w:gridSpan w:val="5"/>
-            <w:tcBorders>
-              <w:top w:val="single" w:sz="4" w:space="0" w:color="auto"/>
-              <w:left w:val="nil"/>
-              <w:bottom w:val="single" w:sz="4" w:space="0" w:color="auto"/>
-              <w:right w:val="nil"/>
-            </w:tcBorders>
-            <w:vAlign w:val="center"/>
-          </w:tcPr>
-          <w:p>
-            <w:pPr>
-              <w:tabs>
-                <w:tab w:val="left" w:pos="8700"/>
-              </w:tabs>
-              <w:ind w:left="360" w:right="-63"/>
-              <w:rPr>
-                <w:rFonts w:ascii="Times New Roman" w:hAnsi="Times New Roman" w:cs="Times New Roman"/>
-                <w:b/>
-                <w:bCs/>
-                <w:sz w:val="24"/>
-                <w:szCs w:val="24"/>
-              </w:rPr>
-            </w:pPr>
-            <w:r>
-              <w:rPr>
-                <w:rFonts w:ascii="Times New Roman" w:hAnsi="Times New Roman" w:cs="Times New Roman"/>
-                <w:b/>
-                <w:bCs/>
-                <w:sz w:val="24"/>
-                <w:szCs w:val="24"/>
-              </w:rPr>
-              <w:t xml:space="preserve">Telecom Egypt                              </w:t>
-            </w:r>
-            <w:r>
-              <w:rPr>
-                <w:rFonts w:ascii="Times New Roman" w:hAnsi="Times New Roman" w:cs="Times New Roman"/>
-                <w:b/>
-                <w:bCs/>
-                <w:sz w:val="24"/>
-                <w:szCs w:val="24"/>
-              </w:rPr>
-              <w:tab/>
-            </w:r>
-            <w:r>
-              <w:rPr>
-                <w:rFonts w:ascii="Times New Roman" w:hAnsi="Times New Roman" w:cs="Times New Roman"/>
-                <w:b/>
-                <w:bCs/>
-                <w:sz w:val="24"/>
-                <w:szCs w:val="24"/>
-              </w:rPr>
-              <w:t xml:space="preserve">       </w:t>
-            </w:r>
-            <w:r>
-              <w:rPr>
-                <w:rFonts w:ascii="Times New Roman" w:hAnsi="Times New Roman" w:cs="Times New Roman"/>
-                <w:b/>
-                <w:bCs/>
-                <w:sz w:val="24"/>
-                <w:szCs w:val="24"/>
-              </w:rPr>
-              <w:t>2011</w:t>
-            </w:r>
-          </w:p>
-          <w:p>
-            <w:pPr>
-              <w:pStyle w:val="ListParagraph"/>
-              <w:numPr>
-                <w:ilvl w:val="0"/>
-                <w:numId w:val="10"/>
-              </w:numPr>
-              <w:tabs>
-                <w:tab w:val="left" w:pos="8700"/>
-              </w:tabs>
-              <w:ind w:right="-63"/>
-              <w:rPr>
-                <w:rFonts w:ascii="Times New Roman" w:hAnsi="Times New Roman" w:cs="Times New Roman"/>
-                <w:sz w:val="24"/>
-                <w:szCs w:val="24"/>
-              </w:rPr>
-            </w:pPr>
-            <w:r>
-              <w:rPr>
-                <w:rFonts w:ascii="Times New Roman" w:hAnsi="Times New Roman" w:cs="Times New Roman"/>
-                <w:sz w:val="24"/>
-                <w:szCs w:val="24"/>
-              </w:rPr>
-              <w:t>Digital Transmission</w:t>
-            </w:r>
-          </w:p>
-          <w:p>
-            <w:pPr>
-              <w:pStyle w:val="ListParagraph"/>
-              <w:numPr>
-                <w:ilvl w:val="0"/>
-                <w:numId w:val="10"/>
-              </w:numPr>
-              <w:tabs>
-                <w:tab w:val="left" w:pos="8700"/>
-              </w:tabs>
-              <w:ind w:right="-63"/>
-              <w:rPr>
-                <w:rFonts w:ascii="Times New Roman" w:hAnsi="Times New Roman" w:cs="Times New Roman"/>
-                <w:sz w:val="24"/>
-                <w:szCs w:val="24"/>
-              </w:rPr>
-            </w:pPr>
-            <w:r>
-              <w:rPr>
-                <w:rFonts w:ascii="Times New Roman" w:hAnsi="Times New Roman" w:cs="Times New Roman"/>
-                <w:sz w:val="24"/>
-                <w:szCs w:val="24"/>
-              </w:rPr>
-              <w:t>Communication Data Network</w:t>
-            </w:r>
-          </w:p>
-          <w:p>
-            <w:pPr>
-              <w:pStyle w:val="ListParagraph"/>
-              <w:numPr>
-                <w:ilvl w:val="0"/>
-                <w:numId w:val="10"/>
-              </w:numPr>
-              <w:tabs>
-                <w:tab w:val="left" w:pos="8700"/>
-              </w:tabs>
-              <w:ind w:right="-63"/>
-              <w:rPr>
-                <w:rFonts w:ascii="Times New Roman" w:hAnsi="Times New Roman" w:cs="Times New Roman"/>
-                <w:sz w:val="24"/>
-                <w:szCs w:val="24"/>
-              </w:rPr>
-            </w:pPr>
-            <w:r>
-              <w:rPr>
-                <w:rFonts w:ascii="Times New Roman" w:hAnsi="Times New Roman" w:cs="Times New Roman"/>
-                <w:sz w:val="24"/>
-                <w:szCs w:val="24"/>
-              </w:rPr>
-              <w:t>Telephone Networks</w:t>
-            </w:r>
-          </w:p>
-          <w:p>
-            <w:pPr>
-              <w:pStyle w:val="ListParagraph"/>
-              <w:numPr>
-                <w:ilvl w:val="0"/>
-                <w:numId w:val="10"/>
-              </w:numPr>
-              <w:tabs>
-                <w:tab w:val="left" w:pos="8700"/>
-              </w:tabs>
-              <w:ind w:right="-63"/>
-              <w:rPr>
-                <w:rFonts w:ascii="Times New Roman" w:hAnsi="Times New Roman" w:cs="Times New Roman"/>
-                <w:sz w:val="24"/>
-                <w:szCs w:val="24"/>
-              </w:rPr>
-            </w:pPr>
-            <w:r>
-              <w:rPr>
-                <w:rFonts w:ascii="Times New Roman" w:hAnsi="Times New Roman" w:cs="Times New Roman"/>
-                <w:sz w:val="24"/>
-                <w:szCs w:val="24"/>
-              </w:rPr>
-              <w:t>Overview of Satellite Systems</w:t>
-            </w:r>
-          </w:p>
-          <w:p>
-            <w:pPr>
-              <w:pStyle w:val="ListParagraph"/>
-              <w:numPr>
-                <w:ilvl w:val="0"/>
-                <w:numId w:val="10"/>
-              </w:numPr>
-              <w:tabs>
-                <w:tab w:val="left" w:pos="8700"/>
-              </w:tabs>
-              <w:ind w:right="-63"/>
-              <w:rPr>
-                <w:rFonts w:ascii="Times New Roman" w:hAnsi="Times New Roman" w:cs="Times New Roman"/>
-                <w:sz w:val="24"/>
-                <w:szCs w:val="24"/>
-              </w:rPr>
-            </w:pPr>
-            <w:r>
-              <w:rPr>
-                <w:rFonts w:ascii="Times New Roman" w:hAnsi="Times New Roman" w:cs="Times New Roman"/>
-                <w:sz w:val="24"/>
-                <w:szCs w:val="24"/>
-              </w:rPr>
-              <w:t>Earth station</w:t>
-            </w:r>
-          </w:p>
-          <w:p>
-            <w:pPr>
-              <w:tabs>
-                <w:tab w:val="left" w:pos="8700"/>
-              </w:tabs>
-              <w:ind w:left="360" w:right="-63"/>
-              <w:rPr>
-                <w:rFonts w:ascii="Times New Roman" w:hAnsi="Times New Roman" w:cs="Times New Roman"/>
-                <w:b/>
-                <w:bCs/>
-                <w:sz w:val="24"/>
-                <w:szCs w:val="24"/>
-              </w:rPr>
-            </w:pPr>
-            <w:r>
-              <w:rPr>
-                <w:rFonts w:ascii="Times New Roman" w:hAnsi="Times New Roman" w:cs="Times New Roman"/>
-                <w:b/>
-                <w:bCs/>
-                <w:sz w:val="24"/>
-                <w:szCs w:val="24"/>
-              </w:rPr>
-              <w:t>Flair systems                                                                                                                            2011</w:t>
-            </w:r>
-          </w:p>
-          <w:p>
-            <w:pPr>
-              <w:pStyle w:val="ListParagraph"/>
-              <w:numPr>
-                <w:ilvl w:val="0"/>
-                <w:numId w:val="9"/>
-              </w:numPr>
-              <w:tabs>
-                <w:tab w:val="left" w:pos="8700"/>
-              </w:tabs>
-              <w:ind w:right="-63"/>
-              <w:rPr>
-                <w:rFonts w:ascii="Times New Roman" w:hAnsi="Times New Roman" w:cs="Times New Roman"/>
-                <w:sz w:val="24"/>
-                <w:szCs w:val="24"/>
-              </w:rPr>
-            </w:pPr>
-            <w:r>
-              <w:rPr>
-                <w:rFonts w:ascii="Times New Roman" w:hAnsi="Times New Roman" w:cs="Times New Roman"/>
-                <w:sz w:val="24"/>
-                <w:szCs w:val="24"/>
-              </w:rPr>
-              <w:t xml:space="preserve">In flair to student program we start design intelligent traffic system </w:t>
-            </w:r>
-          </w:p>
-          <w:p>
-            <w:pPr>
-              <w:ind w:left="360" w:right="-63"/>
-              <w:rPr>
-                <w:rFonts w:ascii="Times New Roman" w:hAnsi="Times New Roman" w:cs="Times New Roman"/>
-                <w:b/>
-                <w:bCs/>
-                <w:sz w:val="24"/>
-                <w:szCs w:val="24"/>
-              </w:rPr>
-            </w:pPr>
-            <w:r>
-              <w:rPr>
-                <w:rFonts w:ascii="Times New Roman" w:hAnsi="Times New Roman" w:cs="Times New Roman"/>
-                <w:b/>
-                <w:bCs/>
-                <w:sz w:val="24"/>
-                <w:szCs w:val="24"/>
-              </w:rPr>
-              <w:t xml:space="preserve">Industrial Training Council                              </w:t>
-            </w:r>
-            <w:r>
-              <w:rPr>
-                <w:rFonts w:ascii="Times New Roman" w:hAnsi="Times New Roman" w:cs="Times New Roman"/>
-                <w:b/>
-                <w:bCs/>
-                <w:sz w:val="24"/>
-                <w:szCs w:val="24"/>
-              </w:rPr>
-              <w:tab/>
-            </w:r>
-            <w:r>
-              <w:rPr>
-                <w:rFonts w:ascii="Times New Roman" w:hAnsi="Times New Roman" w:cs="Times New Roman"/>
-                <w:b/>
-                <w:bCs/>
-                <w:sz w:val="24"/>
-                <w:szCs w:val="24"/>
-              </w:rPr>
-              <w:t xml:space="preserve">                                                         </w:t>
-            </w:r>
-            <w:r>
-              <w:rPr>
-                <w:rFonts w:ascii="Times New Roman" w:hAnsi="Times New Roman" w:cs="Times New Roman"/>
-                <w:b/>
-                <w:bCs/>
-                <w:sz w:val="24"/>
-                <w:szCs w:val="24"/>
-              </w:rPr>
-              <w:t xml:space="preserve">            </w:t>
-            </w:r>
-            <w:r>
-              <w:rPr>
-                <w:rFonts w:ascii="Times New Roman" w:hAnsi="Times New Roman" w:cs="Times New Roman"/>
-                <w:b/>
-                <w:bCs/>
-                <w:sz w:val="24"/>
-                <w:szCs w:val="24"/>
-              </w:rPr>
-              <w:t>2010</w:t>
-            </w:r>
-            <w:r>
-              <w:rPr>
-                <w:rFonts w:ascii="Times New Roman" w:hAnsi="Times New Roman" w:cs="Times New Roman"/>
-                <w:b/>
-                <w:bCs/>
-                <w:sz w:val="24"/>
-                <w:szCs w:val="24"/>
-                <w:rtl/>
-              </w:rPr>
-              <w:t xml:space="preserve">     </w:t>
-            </w:r>
-          </w:p>
-          <w:p>
-            <w:pPr>
-              <w:pStyle w:val="ListParagraph"/>
-              <w:numPr>
-                <w:ilvl w:val="0"/>
-                <w:numId w:val="9"/>
-              </w:numPr>
-              <w:tabs>
-                <w:tab w:val="left" w:pos="8700"/>
-              </w:tabs>
-              <w:ind w:right="-63"/>
-              <w:rPr>
-                <w:rFonts w:ascii="Times New Roman" w:hAnsi="Times New Roman" w:cs="Times New Roman"/>
-                <w:sz w:val="24"/>
-                <w:szCs w:val="24"/>
-              </w:rPr>
-            </w:pPr>
-            <w:r>
-              <w:rPr>
-                <w:rFonts w:ascii="Times New Roman" w:hAnsi="Times New Roman" w:cs="Times New Roman"/>
-                <w:sz w:val="24"/>
-                <w:szCs w:val="24"/>
-              </w:rPr>
-              <w:t>Sensors</w:t>
-            </w:r>
-          </w:p>
-          <w:p>
-            <w:pPr>
-              <w:ind w:right="-63"/>
-              <w:rPr>
-                <w:rFonts w:ascii="Times New Roman" w:hAnsi="Times New Roman" w:cs="Times New Roman"/>
-                <w:b/>
-                <w:bCs/>
-                <w:sz w:val="24"/>
-                <w:szCs w:val="24"/>
-              </w:rPr>
-            </w:pPr>
-            <w:r>
-              <w:rPr>
-                <w:rFonts w:ascii="Times New Roman" w:hAnsi="Times New Roman" w:cs="Times New Roman"/>
-                <w:b/>
-                <w:bCs/>
-                <w:sz w:val="24"/>
-                <w:szCs w:val="24"/>
-                <w:lang w:bidi="ar-EG"/>
-              </w:rPr>
-              <w:t xml:space="preserve">      Benha company for electronics industries</w:t>
-            </w:r>
-            <w:r>
-              <w:rPr>
-                <w:rFonts w:ascii="Times New Roman" w:hAnsi="Times New Roman" w:cs="Times New Roman"/>
-                <w:b/>
-                <w:bCs/>
-                <w:sz w:val="24"/>
-                <w:szCs w:val="24"/>
-                <w:rtl/>
-                <w:lang w:bidi="ar-EG"/>
-              </w:rPr>
-              <w:t xml:space="preserve"> </w:t>
-            </w:r>
-            <w:r>
-              <w:rPr>
-                <w:rFonts w:ascii="Times New Roman" w:hAnsi="Times New Roman" w:cs="Times New Roman"/>
-                <w:b/>
-                <w:bCs/>
-                <w:sz w:val="24"/>
-                <w:szCs w:val="24"/>
-                <w:lang w:bidi="ar-EG"/>
-              </w:rPr>
-              <w:t xml:space="preserve">                                             </w:t>
-            </w:r>
-            <w:r>
-              <w:rPr>
-                <w:rFonts w:ascii="Times New Roman" w:hAnsi="Times New Roman" w:cs="Times New Roman"/>
-                <w:b/>
-                <w:bCs/>
-                <w:sz w:val="24"/>
-                <w:szCs w:val="24"/>
-                <w:lang w:bidi="ar-EG"/>
-              </w:rPr>
-              <w:t xml:space="preserve">  </w:t>
-            </w:r>
-            <w:r>
-              <w:rPr>
-                <w:rFonts w:ascii="Times New Roman" w:hAnsi="Times New Roman" w:cs="Times New Roman"/>
-                <w:b/>
-                <w:bCs/>
-                <w:sz w:val="24"/>
-                <w:szCs w:val="24"/>
-                <w:lang w:bidi="ar-EG"/>
-              </w:rPr>
-              <w:t xml:space="preserve">                        </w:t>
-            </w:r>
-            <w:r>
-              <w:rPr>
-                <w:rFonts w:ascii="Times New Roman" w:hAnsi="Times New Roman" w:cs="Times New Roman"/>
-                <w:b/>
-                <w:bCs/>
-                <w:sz w:val="24"/>
-                <w:szCs w:val="24"/>
-                <w:rtl/>
-                <w:lang w:bidi="ar-EG"/>
-              </w:rPr>
-              <w:t xml:space="preserve">    </w:t>
-            </w:r>
-            <w:r>
-              <w:rPr>
-                <w:rFonts w:ascii="Times New Roman" w:hAnsi="Times New Roman" w:cs="Times New Roman"/>
-                <w:b/>
-                <w:bCs/>
-                <w:sz w:val="24"/>
-                <w:szCs w:val="24"/>
-                <w:lang w:bidi="ar-EG"/>
-              </w:rPr>
-              <w:t xml:space="preserve">2009 </w:t>
-            </w:r>
-          </w:p>
-          <w:p>
-            <w:pPr>
-              <w:pStyle w:val="ListParagraph"/>
-              <w:numPr>
-                <w:ilvl w:val="0"/>
-                <w:numId w:val="4"/>
-              </w:numPr>
-              <w:ind w:left="1080" w:right="-63"/>
-              <w:rPr>
-                <w:rFonts w:ascii="Times New Roman" w:hAnsi="Times New Roman" w:cs="Times New Roman"/>
-                <w:sz w:val="24"/>
-                <w:szCs w:val="24"/>
-              </w:rPr>
-            </w:pPr>
-            <w:r>
-              <w:rPr>
-                <w:rFonts w:ascii="Times New Roman" w:hAnsi="Times New Roman" w:cs="Times New Roman"/>
-                <w:sz w:val="24"/>
-                <w:szCs w:val="24"/>
-              </w:rPr>
-              <w:t>Training on the processes of producing the circuits (one layer, two-layer, multi-layer)</w:t>
-            </w:r>
-          </w:p>
-          <w:p>
-            <w:pPr>
-              <w:pStyle w:val="ListParagraph"/>
-              <w:numPr>
-                <w:ilvl w:val="0"/>
-                <w:numId w:val="4"/>
-              </w:numPr>
-              <w:ind w:left="1080" w:right="-63"/>
-              <w:rPr>
-                <w:rFonts w:ascii="Times New Roman" w:hAnsi="Times New Roman" w:cs="Times New Roman"/>
-                <w:sz w:val="24"/>
-                <w:szCs w:val="24"/>
-              </w:rPr>
-            </w:pPr>
-            <w:r>
-              <w:rPr>
-                <w:rFonts w:ascii="Times New Roman" w:hAnsi="Times New Roman" w:cs="Times New Roman"/>
-                <w:sz w:val="24"/>
-                <w:szCs w:val="24"/>
-              </w:rPr>
-              <w:t>Training on processes of the Surface Mount Technology</w:t>
-            </w:r>
-          </w:p>
-          <w:p>
-            <w:pPr>
-              <w:pStyle w:val="ListParagraph"/>
-              <w:numPr>
-                <w:ilvl w:val="0"/>
-                <w:numId w:val="4"/>
-              </w:numPr>
-              <w:ind w:left="1080" w:right="-63"/>
-              <w:rPr>
-                <w:rFonts w:ascii="Times New Roman" w:hAnsi="Times New Roman" w:cs="Times New Roman"/>
-                <w:sz w:val="24"/>
-                <w:szCs w:val="24"/>
-              </w:rPr>
-            </w:pPr>
-            <w:r>
-              <w:rPr>
-                <w:rFonts w:ascii="Times New Roman" w:hAnsi="Times New Roman" w:cs="Times New Roman"/>
-                <w:sz w:val="24"/>
-                <w:szCs w:val="24"/>
-              </w:rPr>
-              <w:t>Study the advantages of using Electronic electricity meters</w:t>
-            </w:r>
-          </w:p>
-          <w:p>
-            <w:pPr>
-              <w:pStyle w:val="ListParagraph"/>
-              <w:numPr>
-                <w:ilvl w:val="0"/>
-                <w:numId w:val="4"/>
-              </w:numPr>
-              <w:ind w:left="1080" w:right="-63"/>
-              <w:rPr>
-                <w:rFonts w:ascii="Times New Roman" w:hAnsi="Times New Roman" w:cs="Times New Roman"/>
-                <w:sz w:val="24"/>
-                <w:szCs w:val="24"/>
-              </w:rPr>
-            </w:pPr>
-            <w:r>
-              <w:rPr>
-                <w:rFonts w:ascii="Times New Roman" w:hAnsi="Times New Roman" w:cs="Times New Roman"/>
-                <w:sz w:val="24"/>
-                <w:szCs w:val="24"/>
-              </w:rPr>
-              <w:t>Training on the processes of reform the electronic boards</w:t>
-            </w:r>
-          </w:p>
-          <w:p>
-            <w:pPr>
-              <w:ind w:right="-63"/>
-              <w:rPr>
-                <w:rFonts w:ascii="Times New Roman" w:hAnsi="Times New Roman" w:cs="Times New Roman"/>
-                <w:b/>
-                <w:bCs/>
-                <w:sz w:val="24"/>
-                <w:szCs w:val="24"/>
-              </w:rPr>
-            </w:pPr>
-          </w:p>
-        </w:tc>
-      </w:tr>
-      <w:tr>
-        <w:trPr>
-          <w:trHeight w:val="340"/>
-        </w:trPr>
-        <w:tc>
-          <w:tcPr>
-            <w:tcW w:w="0" w:type="auto"/>
-            <w:gridSpan w:val="5"/>
-            <w:tcBorders>
-              <w:top w:val="single" w:sz="4" w:space="0" w:color="auto"/>
-              <w:left w:val="nil"/>
-              <w:bottom w:val="single" w:sz="4" w:space="0" w:color="auto"/>
-              <w:right w:val="nil"/>
-            </w:tcBorders>
-            <w:vAlign w:val="center"/>
-          </w:tcPr>
-          <w:p>
-            <w:pPr>
-              <w:tabs>
-                <w:tab w:val="left" w:pos="8700"/>
-              </w:tabs>
-              <w:ind w:right="-63"/>
-              <w:rPr>
-                <w:rFonts w:ascii="Times New Roman" w:hAnsi="Times New Roman" w:cs="Times New Roman"/>
-                <w:b/>
-                <w:bCs/>
-                <w:sz w:val="24"/>
-                <w:szCs w:val="24"/>
-              </w:rPr>
-            </w:pPr>
-            <w:r>
-              <w:rPr>
-                <w:rFonts w:ascii="Times New Roman" w:eastAsiaTheme="minorHAnsi" w:hAnsi="Times New Roman" w:cs="Times New Roman"/>
-                <w:b/>
-                <w:bCs/>
-                <w:sz w:val="24"/>
-                <w:szCs w:val="24"/>
-              </w:rPr>
-              <w:t>PERSONAL INFORMATON</w:t>
-            </w:r>
-          </w:p>
-        </w:tc>
-      </w:tr>
-      <w:tr>
-        <w:trPr>
-          <w:trHeight w:val="340"/>
-        </w:trPr>
-        <w:tc>
-          <w:tcPr>
-            <w:tcW w:w="0" w:type="auto"/>
-            <w:gridSpan w:val="5"/>
-            <w:tcBorders>
-              <w:top w:val="single" w:sz="4" w:space="0" w:color="auto"/>
-              <w:left w:val="nil"/>
-              <w:bottom w:val="single" w:sz="4" w:space="0" w:color="auto"/>
-              <w:right w:val="nil"/>
-            </w:tcBorders>
-            <w:vAlign w:val="center"/>
-          </w:tcPr>
-          <w:p>
-            <w:pPr>
               <w:autoSpaceDE w:val="0"/>
               <w:autoSpaceDN w:val="0"/>
               <w:adjustRightInd w:val="0"/>
               <w:rPr>
                 <w:rFonts w:ascii="Times New Roman" w:eastAsiaTheme="minorHAnsi" w:hAnsi="Times New Roman" w:cs="Times New Roman"/>
+                <w:b/>
+                <w:bCs/>
                 <w:sz w:val="24"/>
                 <w:szCs w:val="24"/>
               </w:rPr>
@@ -5950,7 +5813,7 @@
               </w:rPr>
               <w:t xml:space="preserve">Home Address </w:t>
             </w:r>
-            <w:hyperlink r:id="rId25" w:history="1">
+            <w:hyperlink r:id="rId21" w:history="1">
               <w:r>
                 <w:rPr>
                   <w:rStyle w:val="Hyperlink"/>
@@ -5958,7 +5821,7 @@
                   <w:sz w:val="24"/>
                   <w:szCs w:val="24"/>
                 </w:rPr>
-                <w:t>1867 Secretariat Place, Oshawa, ON</w:t>
+                <w:t>310-1805 Simcoe St N, Oshawa, Ontario  L1G 4Y2</w:t>
               </w:r>
             </w:hyperlink>
           </w:p>
@@ -6022,36 +5885,6 @@
                 <w:szCs w:val="24"/>
               </w:rPr>
               <w:t>A22926846</w:t>
-            </w:r>
-          </w:p>
-          <w:p>
-            <w:pPr>
-              <w:autoSpaceDE w:val="0"/>
-              <w:autoSpaceDN w:val="0"/>
-              <w:adjustRightInd w:val="0"/>
-              <w:rPr>
-                <w:rFonts w:ascii="Times New Roman" w:eastAsiaTheme="minorHAnsi" w:hAnsi="Times New Roman" w:cs="Times New Roman"/>
-                <w:sz w:val="24"/>
-                <w:szCs w:val="24"/>
-              </w:rPr>
-            </w:pPr>
-            <w:r>
-              <w:rPr>
-                <w:rFonts w:ascii="Times New Roman" w:eastAsiaTheme="minorHAnsi" w:hAnsi="Times New Roman" w:cs="Times New Roman"/>
-                <w:b/>
-                <w:bCs/>
-                <w:sz w:val="24"/>
-                <w:szCs w:val="24"/>
-              </w:rPr>
-              <w:t xml:space="preserve">Nationality </w:t>
-            </w:r>
-            <w:r>
-              <w:rPr>
-                <w:rFonts w:ascii="Times New Roman" w:eastAsiaTheme="minorHAnsi" w:hAnsi="Times New Roman" w:cs="Times New Roman"/>
-                <w:sz w:val="24"/>
-                <w:szCs w:val="24"/>
-              </w:rPr>
-              <w:t>Egyptian</w:t>
             </w:r>
           </w:p>
         </w:tc>
@@ -6081,7 +5914,7 @@
 </file>
 
 <file path=word/numbering.xml><?xml version="1.0" encoding="utf-8"?>
-<w:numbering xmlns:wpc="http://schemas.microsoft.com/office/word/2010/wordprocessingCanvas" xmlns:cx="http://schemas.microsoft.com/office/drawing/2014/chartex" xmlns:cx1="http://schemas.microsoft.com/office/drawing/2015/9/8/chartex" xmlns:cx2="http://schemas.microsoft.com/office/drawing/2015/10/21/chartex" xmlns:cx3="http://schemas.microsoft.com/office/drawing/2016/5/9/chartex" xmlns:cx4="http://schemas.microsoft.com/office/drawing/2016/5/10/chartex" xmlns:cx5="http://schemas.microsoft.com/office/drawing/2016/5/11/chartex" xmlns:cx6="http://schemas.microsoft.com/office/drawing/2016/5/12/chartex" xmlns:cx7="http://schemas.microsoft.com/office/drawing/2016/5/13/chartex" xmlns:cx8="http://schemas.microsoft.com/office/drawing/2016/5/14/chartex" xmlns:mc="http://schemas.openxmlformats.org/markup-compatibility/2006" xmlns:aink="http://schemas.microsoft.com/office/drawing/2016/ink" xmlns:am3d="http://schemas.microsoft.com/office/drawing/2017/model3d" xmlns:o="urn:schemas-microsoft-com:office:office" xmlns:r="http://schemas.openxmlformats.org/officeDocument/2006/relationships" xmlns:m="http://schemas.openxmlformats.org/officeDocument/2006/math" xmlns:v="urn:schemas-microsoft-com:vml" xmlns:wp14="http://schemas.microsoft.com/office/word/2010/wordprocessingDrawing" xmlns:wp="http://schemas.openxmlformats.org/drawingml/2006/wordprocessingDrawing" xmlns:w10="urn:schemas-microsoft-com:office:word" xmlns:w="http://schemas.openxmlformats.org/wordprocessingml/2006/main" xmlns:w14="http://schemas.microsoft.com/office/word/2010/wordml" xmlns:w15="http://schemas.microsoft.com/office/word/2012/wordml" xmlns:w16cex="http://schemas.microsoft.com/office/word/2018/wordml/cex" xmlns:w16cid="http://schemas.microsoft.com/office/word/2016/wordml/cid" xmlns:w16="http://schemas.microsoft.com/office/word/2018/wordml" xmlns:w16se="http://schemas.microsoft.com/office/word/2015/wordml/symex" xmlns:wpg="http://schemas.microsoft.com/office/word/2010/wordprocessingGroup" xmlns:wpi="http://schemas.microsoft.com/office/word/2010/wordprocessingInk" xmlns:wne="http://schemas.microsoft.com/office/word/2006/wordml" xmlns:wps="http://schemas.microsoft.com/office/word/2010/wordprocessingShape" mc:Ignorable="w14 w15 w16se w16cid w16 w16cex wp14">
+<w:numbering xmlns:wpc="http://schemas.microsoft.com/office/word/2010/wordprocessingCanvas" xmlns:cx="http://schemas.microsoft.com/office/drawing/2014/chartex" xmlns:cx1="http://schemas.microsoft.com/office/drawing/2015/9/8/chartex" xmlns:cx2="http://schemas.microsoft.com/office/drawing/2015/10/21/chartex" xmlns:cx3="http://schemas.microsoft.com/office/drawing/2016/5/9/chartex" xmlns:cx4="http://schemas.microsoft.com/office/drawing/2016/5/10/chartex" xmlns:cx5="http://schemas.microsoft.com/office/drawing/2016/5/11/chartex" xmlns:cx6="http://schemas.microsoft.com/office/drawing/2016/5/12/chartex" xmlns:cx7="http://schemas.microsoft.com/office/drawing/2016/5/13/chartex" xmlns:cx8="http://schemas.microsoft.com/office/drawing/2016/5/14/chartex" xmlns:mc="http://schemas.openxmlformats.org/markup-compatibility/2006" xmlns:aink="http://schemas.microsoft.com/office/drawing/2016/ink" xmlns:am3d="http://schemas.microsoft.com/office/drawing/2017/model3d" xmlns:o="urn:schemas-microsoft-com:office:office" xmlns:r="http://schemas.openxmlformats.org/officeDocument/2006/relationships" xmlns:m="http://schemas.openxmlformats.org/officeDocument/2006/math" xmlns:v="urn:schemas-microsoft-com:vml" xmlns:wp14="http://schemas.microsoft.com/office/word/2010/wordprocessingDrawing" xmlns:wp="http://schemas.openxmlformats.org/drawingml/2006/wordprocessingDrawing" xmlns:w10="urn:schemas-microsoft-com:office:word" xmlns:w="http://schemas.openxmlformats.org/wordprocessingml/2006/main" xmlns:w14="http://schemas.microsoft.com/office/word/2010/wordml" xmlns:w15="http://schemas.microsoft.com/office/word/2012/wordml" xmlns:w16cex="http://schemas.microsoft.com/office/word/2018/wordml/cex" xmlns:w16cid="http://schemas.microsoft.com/office/word/2016/wordml/cid" xmlns:w16="http://schemas.microsoft.com/office/word/2018/wordml" xmlns:w16sdtdh="http://schemas.microsoft.com/office/word/2020/wordml/sdtdatahash" xmlns:w16se="http://schemas.microsoft.com/office/word/2015/wordml/symex" xmlns:wpg="http://schemas.microsoft.com/office/word/2010/wordprocessingGroup" xmlns:wpi="http://schemas.microsoft.com/office/word/2010/wordprocessingInk" xmlns:wne="http://schemas.microsoft.com/office/word/2006/wordml" xmlns:wps="http://schemas.microsoft.com/office/word/2010/wordprocessingShape" mc:Ignorable="w14 w15 w16se w16cid w16 w16cex w16sdtdh wp14">
   <w:abstractNum w:abstractNumId="0" w15:restartNumberingAfterBreak="0">
     <w:nsid w:val="013040F1"/>
     <w:multiLevelType w:val="hybridMultilevel"/>
@@ -8487,6 +8320,92 @@
     </w:lvl>
   </w:abstractNum>
   <w:abstractNum w:abstractNumId="23" w15:restartNumberingAfterBreak="0">
+    <w:nsid w:val="658736C5"/>
+    <w:multiLevelType w:val="hybridMultilevel"/>
+    <w:tmpl w:val="AA5AC744"/>
+    <w:lvl w:ilvl="0" w:tplc="0409000F">
+      <w:start w:val="1"/>
+      <w:numFmt w:val="decimal"/>
+      <w:lvlText w:val="%1."/>
+      <w:lvlJc w:val="left"/>
+      <w:pPr>
+        <w:ind w:left="720" w:hanging="360"/>
+      </w:pPr>
+    </w:lvl>
+    <w:lvl w:ilvl="1" w:tplc="04090019" w:tentative="1">
+      <w:start w:val="1"/>
+      <w:numFmt w:val="lowerLetter"/>
+      <w:lvlText w:val="%2."/>
+      <w:lvlJc w:val="left"/>
+      <w:pPr>
+        <w:ind w:left="1440" w:hanging="360"/>
+      </w:pPr>
+    </w:lvl>
+    <w:lvl w:ilvl="2" w:tplc="0409001B" w:tentative="1">
+      <w:start w:val="1"/>
+      <w:numFmt w:val="lowerRoman"/>
+      <w:lvlText w:val="%3."/>
+      <w:lvlJc w:val="right"/>
+      <w:pPr>
+        <w:ind w:left="2160" w:hanging="180"/>
+      </w:pPr>
+    </w:lvl>
+    <w:lvl w:ilvl="3" w:tplc="0409000F" w:tentative="1">
+      <w:start w:val="1"/>
+      <w:numFmt w:val="decimal"/>
+      <w:lvlText w:val="%4."/>
+      <w:lvlJc w:val="left"/>
+      <w:pPr>
+        <w:ind w:left="2880" w:hanging="360"/>
+      </w:pPr>
+    </w:lvl>
+    <w:lvl w:ilvl="4" w:tplc="04090019" w:tentative="1">
+      <w:start w:val="1"/>
+      <w:numFmt w:val="lowerLetter"/>
+      <w:lvlText w:val="%5."/>
+      <w:lvlJc w:val="left"/>
+      <w:pPr>
+        <w:ind w:left="3600" w:hanging="360"/>
+      </w:pPr>
+    </w:lvl>
+    <w:lvl w:ilvl="5" w:tplc="0409001B" w:tentative="1">
+      <w:start w:val="1"/>
+      <w:numFmt w:val="lowerRoman"/>
+      <w:lvlText w:val="%6."/>
+      <w:lvlJc w:val="right"/>
+      <w:pPr>
+        <w:ind w:left="4320" w:hanging="180"/>
+      </w:pPr>
+    </w:lvl>
+    <w:lvl w:ilvl="6" w:tplc="0409000F" w:tentative="1">
+      <w:start w:val="1"/>
+      <w:numFmt w:val="decimal"/>
+      <w:lvlText w:val="%7."/>
+      <w:lvlJc w:val="left"/>
+      <w:pPr>
+        <w:ind w:left="5040" w:hanging="360"/>
+      </w:pPr>
+    </w:lvl>
+    <w:lvl w:ilvl="7" w:tplc="04090019" w:tentative="1">
+      <w:start w:val="1"/>
+      <w:numFmt w:val="lowerLetter"/>
+      <w:lvlText w:val="%8."/>
+      <w:lvlJc w:val="left"/>
+      <w:pPr>
+        <w:ind w:left="5760" w:hanging="360"/>
+      </w:pPr>
+    </w:lvl>
+    <w:lvl w:ilvl="8" w:tplc="0409001B" w:tentative="1">
+      <w:start w:val="1"/>
+      <w:numFmt w:val="lowerRoman"/>
+      <w:lvlText w:val="%9."/>
+      <w:lvlJc w:val="right"/>
+      <w:pPr>
+        <w:ind w:left="6480" w:hanging="180"/>
+      </w:pPr>
+    </w:lvl>
+  </w:abstractNum>
+  <w:abstractNum w:abstractNumId="24" w15:restartNumberingAfterBreak="0">
     <w:nsid w:val="6B40343A"/>
     <w:multiLevelType w:val="hybridMultilevel"/>
     <w:tmpl w:val="B39AB668"/>
@@ -8599,7 +8518,7 @@
       </w:rPr>
     </w:lvl>
   </w:abstractNum>
-  <w:abstractNum w:abstractNumId="24" w15:restartNumberingAfterBreak="0">
+  <w:abstractNum w:abstractNumId="25" w15:restartNumberingAfterBreak="0">
     <w:nsid w:val="6CAF5287"/>
     <w:multiLevelType w:val="hybridMultilevel"/>
     <w:tmpl w:val="734A6C74"/>
@@ -8712,7 +8631,7 @@
       </w:rPr>
     </w:lvl>
   </w:abstractNum>
-  <w:abstractNum w:abstractNumId="25" w15:restartNumberingAfterBreak="0">
+  <w:abstractNum w:abstractNumId="26" w15:restartNumberingAfterBreak="0">
     <w:nsid w:val="6FB37FA2"/>
     <w:multiLevelType w:val="hybridMultilevel"/>
     <w:tmpl w:val="D6D663AA"/>
@@ -8827,7 +8746,7 @@
       </w:rPr>
     </w:lvl>
   </w:abstractNum>
-  <w:abstractNum w:abstractNumId="26" w15:restartNumberingAfterBreak="0">
+  <w:abstractNum w:abstractNumId="27" w15:restartNumberingAfterBreak="0">
     <w:nsid w:val="71B907FD"/>
     <w:multiLevelType w:val="hybridMultilevel"/>
     <w:tmpl w:val="5C0A5306"/>
@@ -8940,7 +8859,7 @@
       </w:rPr>
     </w:lvl>
   </w:abstractNum>
-  <w:abstractNum w:abstractNumId="27" w15:restartNumberingAfterBreak="0">
+  <w:abstractNum w:abstractNumId="28" w15:restartNumberingAfterBreak="0">
     <w:nsid w:val="72A27C9B"/>
     <w:multiLevelType w:val="hybridMultilevel"/>
     <w:tmpl w:val="75EE9566"/>
@@ -9031,7 +8950,7 @@
       </w:pPr>
     </w:lvl>
   </w:abstractNum>
-  <w:abstractNum w:abstractNumId="28" w15:restartNumberingAfterBreak="0">
+  <w:abstractNum w:abstractNumId="29" w15:restartNumberingAfterBreak="0">
     <w:nsid w:val="76B31418"/>
     <w:multiLevelType w:val="hybridMultilevel"/>
     <w:tmpl w:val="DDEE83B8"/>
@@ -9121,7 +9040,7 @@
       </w:pPr>
     </w:lvl>
   </w:abstractNum>
-  <w:abstractNum w:abstractNumId="29" w15:restartNumberingAfterBreak="0">
+  <w:abstractNum w:abstractNumId="30" w15:restartNumberingAfterBreak="0">
     <w:nsid w:val="7A9D396A"/>
     <w:multiLevelType w:val="hybridMultilevel"/>
     <w:tmpl w:val="CD304E6C"/>
@@ -9234,7 +9153,7 @@
       </w:rPr>
     </w:lvl>
   </w:abstractNum>
-  <w:abstractNum w:abstractNumId="30" w15:restartNumberingAfterBreak="0">
+  <w:abstractNum w:abstractNumId="31" w15:restartNumberingAfterBreak="0">
     <w:nsid w:val="7D7D079A"/>
     <w:multiLevelType w:val="hybridMultilevel"/>
     <w:tmpl w:val="DDEE83B8"/>
@@ -9325,16 +9244,16 @@
     </w:lvl>
   </w:abstractNum>
   <w:num w:numId="1">
-    <w:abstractNumId w:val="23"/>
+    <w:abstractNumId w:val="24"/>
   </w:num>
   <w:num w:numId="2">
     <w:abstractNumId w:val="2"/>
   </w:num>
   <w:num w:numId="3">
-    <w:abstractNumId w:val="26"/>
+    <w:abstractNumId w:val="27"/>
   </w:num>
   <w:num w:numId="4">
-    <w:abstractNumId w:val="29"/>
+    <w:abstractNumId w:val="30"/>
   </w:num>
   <w:num w:numId="5">
     <w:abstractNumId w:val="18"/>
@@ -9358,10 +9277,10 @@
     <w:abstractNumId w:val="15"/>
   </w:num>
   <w:num w:numId="12">
-    <w:abstractNumId w:val="24"/>
+    <w:abstractNumId w:val="25"/>
   </w:num>
   <w:num w:numId="13">
-    <w:abstractNumId w:val="28"/>
+    <w:abstractNumId w:val="29"/>
   </w:num>
   <w:num w:numId="14">
     <w:abstractNumId w:val="22"/>
@@ -9370,7 +9289,7 @@
     <w:abstractNumId w:val="16"/>
   </w:num>
   <w:num w:numId="16">
-    <w:abstractNumId w:val="30"/>
+    <w:abstractNumId w:val="31"/>
   </w:num>
   <w:num w:numId="17">
     <w:abstractNumId w:val="11"/>
@@ -9394,10 +9313,10 @@
     <w:abstractNumId w:val="8"/>
   </w:num>
   <w:num w:numId="24">
-    <w:abstractNumId w:val="25"/>
+    <w:abstractNumId w:val="26"/>
   </w:num>
   <w:num w:numId="25">
-    <w:abstractNumId w:val="27"/>
+    <w:abstractNumId w:val="28"/>
   </w:num>
   <w:num w:numId="26">
     <w:abstractNumId w:val="20"/>
@@ -9417,11 +9336,14 @@
   <w:num w:numId="31">
     <w:abstractNumId w:val="1"/>
   </w:num>
+  <w:num w:numId="32">
+    <w:abstractNumId w:val="23"/>
+  </w:num>
 </w:numbering>
 </file>
 
 <file path=word/styles.xml><?xml version="1.0" encoding="utf-8"?>
-<w:styles xmlns:mc="http://schemas.openxmlformats.org/markup-compatibility/2006" xmlns:r="http://schemas.openxmlformats.org/officeDocument/2006/relationships" xmlns:w="http://schemas.openxmlformats.org/wordprocessingml/2006/main" xmlns:w14="http://schemas.microsoft.com/office/word/2010/wordml" xmlns:w15="http://schemas.microsoft.com/office/word/2012/wordml" xmlns:w16cex="http://schemas.microsoft.com/office/word/2018/wordml/cex" xmlns:w16cid="http://schemas.microsoft.com/office/word/2016/wordml/cid" xmlns:w16="http://schemas.microsoft.com/office/word/2018/wordml" xmlns:w16se="http://schemas.microsoft.com/office/word/2015/wordml/symex" mc:Ignorable="w14 w15 w16se w16cid w16 w16cex">
+<w:styles xmlns:mc="http://schemas.openxmlformats.org/markup-compatibility/2006" xmlns:r="http://schemas.openxmlformats.org/officeDocument/2006/relationships" xmlns:w="http://schemas.openxmlformats.org/wordprocessingml/2006/main" xmlns:w14="http://schemas.microsoft.com/office/word/2010/wordml" xmlns:w15="http://schemas.microsoft.com/office/word/2012/wordml" xmlns:w16cex="http://schemas.microsoft.com/office/word/2018/wordml/cex" xmlns:w16cid="http://schemas.microsoft.com/office/word/2016/wordml/cid" xmlns:w16="http://schemas.microsoft.com/office/word/2018/wordml" xmlns:w16sdtdh="http://schemas.microsoft.com/office/word/2020/wordml/sdtdatahash" xmlns:w16se="http://schemas.microsoft.com/office/word/2015/wordml/symex" mc:Ignorable="w14 w15 w16se w16cid w16 w16cex w16sdtdh">
   <w:docDefaults>
     <w:rPrDefault>
       <w:rPr>

--- a/resume/Resume_Elewah.docx
+++ b/resume/Resume_Elewah.docx
@@ -19,29 +19,7 @@
           <w:sz w:val="28"/>
           <w:szCs w:val="28"/>
         </w:rPr>
-        <w:t xml:space="preserve">Abdelrahman Ahmed Mohamed </w:t>
-      </w:r>
-      <w:proofErr w:type="spellStart"/>
-      <w:r>
-        <w:rPr>
-          <w:rFonts w:ascii="Times New Roman" w:hAnsi="Times New Roman" w:cs="Times New Roman"/>
-          <w:b/>
-          <w:bCs/>
-          <w:sz w:val="28"/>
-          <w:szCs w:val="28"/>
-        </w:rPr>
-        <w:t>Elsayed</w:t>
-      </w:r>
-      <w:proofErr w:type="spellEnd"/>
-      <w:r>
-        <w:rPr>
-          <w:rFonts w:ascii="Times New Roman" w:hAnsi="Times New Roman" w:cs="Times New Roman"/>
-          <w:b/>
-          <w:bCs/>
-          <w:sz w:val="28"/>
-          <w:szCs w:val="28"/>
-        </w:rPr>
-        <w:t xml:space="preserve"> Elewah </w:t>
+        <w:t xml:space="preserve">Abdelrahman Elewah </w:t>
       </w:r>
     </w:p>
     <w:p>
@@ -512,8 +490,8 @@
         <w:gridCol w:w="3370"/>
         <w:gridCol w:w="1034"/>
         <w:gridCol w:w="1034"/>
-        <w:gridCol w:w="2385"/>
-        <w:gridCol w:w="2649"/>
+        <w:gridCol w:w="2386"/>
+        <w:gridCol w:w="2648"/>
       </w:tblGrid>
       <w:tr>
         <w:trPr>
@@ -1524,18 +1502,7 @@
                 <w:u w:val="none"/>
                 <w:shd w:val="clear" w:color="auto" w:fill="FFFFFF"/>
               </w:rPr>
-              <w:t>Electrical</w:t>
-            </w:r>
-            <w:r>
-              <w:rPr>
-                <w:rStyle w:val="Hyperlink"/>
-                <w:b/>
-                <w:bCs/>
-                <w:color w:val="000000" w:themeColor="text1"/>
-                <w:u w:val="none"/>
-                <w:shd w:val="clear" w:color="auto" w:fill="FFFFFF"/>
-              </w:rPr>
-              <w:t xml:space="preserve"> </w:t>
+              <w:t xml:space="preserve">Electrical </w:t>
             </w:r>
             <w:r>
               <w:rPr>
@@ -1852,7 +1819,6 @@
               </w:rPr>
               <w:t xml:space="preserve">using GPS and </w:t>
             </w:r>
-            <w:proofErr w:type="gramStart"/>
             <w:r>
               <w:rPr>
                 <w:rFonts w:ascii="Times New Roman" w:hAnsi="Times New Roman" w:cs="Times New Roman"/>
@@ -1860,17 +1826,7 @@
                 <w:sz w:val="24"/>
                 <w:szCs w:val="24"/>
               </w:rPr>
-              <w:t>GSM</w:t>
-            </w:r>
-            <w:proofErr w:type="gramEnd"/>
-            <w:r>
-              <w:rPr>
-                <w:rFonts w:ascii="Times New Roman" w:hAnsi="Times New Roman" w:cs="Times New Roman"/>
-                <w:color w:val="000000"/>
-                <w:sz w:val="24"/>
-                <w:szCs w:val="24"/>
-              </w:rPr>
-              <w:t xml:space="preserve"> </w:t>
+              <w:t xml:space="preserve">GSM </w:t>
             </w:r>
           </w:p>
           <w:p>
@@ -2063,6 +2019,107 @@
                 <w:sz w:val="24"/>
                 <w:szCs w:val="24"/>
               </w:rPr>
+              <w:t xml:space="preserve">A. Elewah, A. A. Badawi, H. Khalil, S. </w:t>
+            </w:r>
+            <w:proofErr w:type="spellStart"/>
+            <w:r>
+              <w:rPr>
+                <w:sz w:val="24"/>
+                <w:szCs w:val="24"/>
+              </w:rPr>
+              <w:t>Rahnamayan</w:t>
+            </w:r>
+            <w:proofErr w:type="spellEnd"/>
+            <w:r>
+              <w:rPr>
+                <w:sz w:val="24"/>
+                <w:szCs w:val="24"/>
+              </w:rPr>
+              <w:t xml:space="preserve"> and K. </w:t>
+            </w:r>
+            <w:proofErr w:type="spellStart"/>
+            <w:r>
+              <w:rPr>
+                <w:sz w:val="24"/>
+                <w:szCs w:val="24"/>
+              </w:rPr>
+              <w:t>Elgazzar</w:t>
+            </w:r>
+            <w:proofErr w:type="spellEnd"/>
+            <w:r>
+              <w:rPr>
+                <w:sz w:val="24"/>
+                <w:szCs w:val="24"/>
+              </w:rPr>
+              <w:t xml:space="preserve">, "3D-RadViz: </w:t>
+            </w:r>
+            <w:proofErr w:type="gramStart"/>
+            <w:r>
+              <w:rPr>
+                <w:sz w:val="24"/>
+                <w:szCs w:val="24"/>
+              </w:rPr>
+              <w:t>Three Dimensional</w:t>
+            </w:r>
+            <w:proofErr w:type="gramEnd"/>
+            <w:r>
+              <w:rPr>
+                <w:sz w:val="24"/>
+                <w:szCs w:val="24"/>
+              </w:rPr>
+              <w:t xml:space="preserve"> Radial Visualization for Large-Scale Data Visualization," </w:t>
+            </w:r>
+            <w:r>
+              <w:rPr>
+                <w:i/>
+                <w:iCs/>
+                <w:sz w:val="24"/>
+                <w:szCs w:val="24"/>
+              </w:rPr>
+              <w:t>2021 IEEE Congress on Evolutionary Computation (CEC)</w:t>
+            </w:r>
+            <w:r>
+              <w:rPr>
+                <w:sz w:val="24"/>
+                <w:szCs w:val="24"/>
+              </w:rPr>
+              <w:t xml:space="preserve">, 2021, pp. 1037-1046, </w:t>
+            </w:r>
+            <w:proofErr w:type="spellStart"/>
+            <w:r>
+              <w:rPr>
+                <w:sz w:val="24"/>
+                <w:szCs w:val="24"/>
+              </w:rPr>
+              <w:t>doi</w:t>
+            </w:r>
+            <w:proofErr w:type="spellEnd"/>
+            <w:r>
+              <w:rPr>
+                <w:sz w:val="24"/>
+                <w:szCs w:val="24"/>
+              </w:rPr>
+              <w:t>: 10.1109/CEC45853.2021.9504983.</w:t>
+            </w:r>
+          </w:p>
+          <w:p>
+            <w:pPr>
+              <w:pStyle w:val="ListParagraph"/>
+              <w:numPr>
+                <w:ilvl w:val="0"/>
+                <w:numId w:val="25"/>
+              </w:numPr>
+              <w:jc w:val="lowKashida"/>
+              <w:rPr>
+                <w:sz w:val="24"/>
+                <w:szCs w:val="24"/>
+              </w:rPr>
+            </w:pPr>
+            <w:r>
+              <w:rPr>
+                <w:sz w:val="24"/>
+                <w:szCs w:val="24"/>
+              </w:rPr>
               <w:t xml:space="preserve">A Elewah, A Taman, AA </w:t>
             </w:r>
             <w:proofErr w:type="spellStart"/>
@@ -2099,20 +2156,7 @@
             </w:r>
             <w:proofErr w:type="spellStart"/>
             <w:r>
-              <w:fldChar w:fldCharType="begin"/>
-            </w:r>
-            <w:r>
-              <w:instrText xml:space="preserve"> HYPERLINK "https://link.springer.com/chapter/10.1007/978-3-319-65960-2_21" </w:instrText>
-            </w:r>
-            <w:r>
-              <w:fldChar w:fldCharType="separate"/>
-            </w:r>
-            <w:r>
-              <w:rPr>
-                <w:rStyle w:val="Hyperlink"/>
-                <w:rFonts w:ascii="Times New Roman" w:hAnsi="Times New Roman" w:cs="Times New Roman"/>
-                <w:b/>
-                <w:bCs/>
+              <w:rPr>
                 <w:sz w:val="24"/>
                 <w:szCs w:val="24"/>
               </w:rPr>
@@ -2121,10 +2165,6 @@
             <w:proofErr w:type="spellEnd"/>
             <w:r>
               <w:rPr>
-                <w:rStyle w:val="Hyperlink"/>
-                <w:rFonts w:ascii="Times New Roman" w:hAnsi="Times New Roman" w:cs="Times New Roman"/>
-                <w:b/>
-                <w:bCs/>
                 <w:sz w:val="24"/>
                 <w:szCs w:val="24"/>
               </w:rPr>
@@ -2133,10 +2173,6 @@
             <w:proofErr w:type="spellStart"/>
             <w:r>
               <w:rPr>
-                <w:rStyle w:val="Hyperlink"/>
-                <w:rFonts w:ascii="Times New Roman" w:hAnsi="Times New Roman" w:cs="Times New Roman"/>
-                <w:b/>
-                <w:bCs/>
                 <w:sz w:val="24"/>
                 <w:szCs w:val="24"/>
               </w:rPr>
@@ -2145,25 +2181,10 @@
             <w:proofErr w:type="spellEnd"/>
             <w:r>
               <w:rPr>
-                <w:rStyle w:val="Hyperlink"/>
-                <w:rFonts w:ascii="Times New Roman" w:hAnsi="Times New Roman" w:cs="Times New Roman"/>
-                <w:b/>
-                <w:bCs/>
                 <w:sz w:val="24"/>
                 <w:szCs w:val="24"/>
               </w:rPr>
               <w:t xml:space="preserve"> Power SNR MPSK Estimator</w:t>
-            </w:r>
-            <w:r>
-              <w:rPr>
-                <w:rStyle w:val="Hyperlink"/>
-                <w:rFonts w:ascii="Times New Roman" w:hAnsi="Times New Roman" w:cs="Times New Roman"/>
-                <w:b/>
-                <w:bCs/>
-                <w:sz w:val="24"/>
-                <w:szCs w:val="24"/>
-              </w:rPr>
-              <w:fldChar w:fldCharType="end"/>
             </w:r>
             <w:proofErr w:type="gramStart"/>
             <w:r>
@@ -2410,17 +2431,8 @@
                 <w:sz w:val="24"/>
                 <w:szCs w:val="24"/>
               </w:rPr>
-              <w:t xml:space="preserve"> python package that is used in visualizing high dimensional </w:t>
-            </w:r>
-            <w:proofErr w:type="gramStart"/>
-            <w:r>
-              <w:rPr>
-                <w:sz w:val="24"/>
-                <w:szCs w:val="24"/>
-              </w:rPr>
-              <w:t>dataset</w:t>
-            </w:r>
-            <w:proofErr w:type="gramEnd"/>
+              <w:t xml:space="preserve"> python package that is used in visualizing high dimensional dataset</w:t>
+            </w:r>
           </w:p>
           <w:p>
             <w:pPr>
@@ -2627,6 +2639,7 @@
                 <w:sz w:val="24"/>
                 <w:szCs w:val="24"/>
               </w:rPr>
+              <w:lastRenderedPageBreak/>
               <w:t xml:space="preserve">Taking machine learning courses. Click </w:t>
             </w:r>
             <w:hyperlink r:id="rId18" w:history="1">
@@ -2674,6 +2687,193 @@
               </w:rPr>
               <w:t xml:space="preserve">rtifications  </w:t>
             </w:r>
+          </w:p>
+          <w:p>
+            <w:pPr>
+              <w:jc w:val="lowKashida"/>
+              <w:rPr>
+                <w:sz w:val="24"/>
+                <w:szCs w:val="24"/>
+              </w:rPr>
+            </w:pPr>
+          </w:p>
+        </w:tc>
+      </w:tr>
+      <w:tr>
+        <w:trPr>
+          <w:trHeight w:val="193"/>
+        </w:trPr>
+        <w:tc>
+          <w:tcPr>
+            <w:tcW w:w="0" w:type="auto"/>
+            <w:gridSpan w:val="5"/>
+            <w:tcBorders>
+              <w:top w:val="single" w:sz="4" w:space="0" w:color="auto"/>
+              <w:left w:val="nil"/>
+              <w:bottom w:val="single" w:sz="4" w:space="0" w:color="auto"/>
+              <w:right w:val="nil"/>
+            </w:tcBorders>
+            <w:vAlign w:val="center"/>
+          </w:tcPr>
+          <w:p>
+            <w:pPr>
+              <w:jc w:val="lowKashida"/>
+              <w:rPr>
+                <w:sz w:val="24"/>
+                <w:szCs w:val="24"/>
+              </w:rPr>
+            </w:pPr>
+            <w:r>
+              <w:rPr>
+                <w:b/>
+                <w:bCs/>
+                <w:shd w:val="clear" w:color="auto" w:fill="FFFFFF"/>
+              </w:rPr>
+              <w:lastRenderedPageBreak/>
+              <w:t xml:space="preserve">The </w:t>
+            </w:r>
+            <w:r>
+              <w:rPr>
+                <w:b/>
+                <w:bCs/>
+                <w:shd w:val="clear" w:color="auto" w:fill="FFFFFF"/>
+              </w:rPr>
+              <w:t>L</w:t>
+            </w:r>
+            <w:r>
+              <w:rPr>
+                <w:b/>
+                <w:bCs/>
+                <w:shd w:val="clear" w:color="auto" w:fill="FFFFFF"/>
+              </w:rPr>
+              <w:t xml:space="preserve">atest </w:t>
+            </w:r>
+            <w:r>
+              <w:rPr>
+                <w:b/>
+                <w:bCs/>
+                <w:shd w:val="clear" w:color="auto" w:fill="FFFFFF"/>
+              </w:rPr>
+              <w:t>W</w:t>
+            </w:r>
+            <w:r>
+              <w:rPr>
+                <w:b/>
+                <w:bCs/>
+                <w:shd w:val="clear" w:color="auto" w:fill="FFFFFF"/>
+              </w:rPr>
+              <w:t>ork</w:t>
+            </w:r>
+            <w:r>
+              <w:rPr>
+                <w:b/>
+                <w:bCs/>
+                <w:shd w:val="clear" w:color="auto" w:fill="FFFFFF"/>
+              </w:rPr>
+              <w:t>s</w:t>
+            </w:r>
+            <w:r>
+              <w:rPr>
+                <w:b/>
+                <w:bCs/>
+                <w:shd w:val="clear" w:color="auto" w:fill="FFFFFF"/>
+              </w:rPr>
+              <w:t xml:space="preserve"> on </w:t>
+            </w:r>
+            <w:r>
+              <w:rPr>
+                <w:b/>
+                <w:bCs/>
+                <w:shd w:val="clear" w:color="auto" w:fill="FFFFFF"/>
+              </w:rPr>
+              <w:t>The API’s for IoT devices</w:t>
+            </w:r>
+          </w:p>
+        </w:tc>
+      </w:tr>
+      <w:tr>
+        <w:trPr>
+          <w:trHeight w:val="794"/>
+        </w:trPr>
+        <w:tc>
+          <w:tcPr>
+            <w:tcW w:w="0" w:type="auto"/>
+            <w:gridSpan w:val="5"/>
+            <w:tcBorders>
+              <w:top w:val="single" w:sz="4" w:space="0" w:color="auto"/>
+              <w:left w:val="nil"/>
+              <w:bottom w:val="single" w:sz="4" w:space="0" w:color="auto"/>
+              <w:right w:val="nil"/>
+            </w:tcBorders>
+            <w:vAlign w:val="center"/>
+          </w:tcPr>
+          <w:p>
+            <w:pPr>
+              <w:pStyle w:val="ListParagraph"/>
+              <w:numPr>
+                <w:ilvl w:val="0"/>
+                <w:numId w:val="33"/>
+              </w:numPr>
+              <w:jc w:val="lowKashida"/>
+              <w:rPr>
+                <w:sz w:val="24"/>
+                <w:szCs w:val="24"/>
+              </w:rPr>
+            </w:pPr>
+            <w:r>
+              <w:rPr>
+                <w:sz w:val="24"/>
+                <w:szCs w:val="24"/>
+              </w:rPr>
+              <w:t xml:space="preserve">Submitting a paper with a </w:t>
+            </w:r>
+            <w:proofErr w:type="gramStart"/>
+            <w:r>
+              <w:rPr>
+                <w:sz w:val="24"/>
+                <w:szCs w:val="24"/>
+              </w:rPr>
+              <w:t>title :</w:t>
+            </w:r>
+            <w:proofErr w:type="gramEnd"/>
+            <w:r>
+              <w:rPr>
+                <w:sz w:val="24"/>
+                <w:szCs w:val="24"/>
+              </w:rPr>
+              <w:t xml:space="preserve"> </w:t>
+            </w:r>
+            <w:proofErr w:type="spellStart"/>
+            <w:r>
+              <w:rPr>
+                <w:i/>
+                <w:iCs/>
+                <w:sz w:val="24"/>
+                <w:szCs w:val="24"/>
+              </w:rPr>
+              <w:t>ThingsDriver</w:t>
+            </w:r>
+            <w:proofErr w:type="spellEnd"/>
+            <w:r>
+              <w:rPr>
+                <w:i/>
+                <w:iCs/>
+                <w:sz w:val="24"/>
+                <w:szCs w:val="24"/>
+              </w:rPr>
+              <w:t>: Unified Interoperable Driver for IoT Nodes (UIDI)</w:t>
+            </w:r>
+          </w:p>
+          <w:p>
+            <w:pPr>
+              <w:pStyle w:val="ListParagraph"/>
+              <w:ind w:left="1080"/>
+              <w:jc w:val="lowKashida"/>
+              <w:rPr>
+                <w:sz w:val="24"/>
+                <w:szCs w:val="24"/>
+              </w:rPr>
+            </w:pPr>
           </w:p>
         </w:tc>
       </w:tr>
@@ -2779,7 +2979,27 @@
                   <w:sz w:val="24"/>
                   <w:szCs w:val="24"/>
                 </w:rPr>
-                <w:t>InnoEgypt</w:t>
+                <w:t>In</w:t>
+              </w:r>
+              <w:r>
+                <w:rPr>
+                  <w:rStyle w:val="Hyperlink"/>
+                  <w:rFonts w:ascii="Times New Roman" w:hAnsi="Times New Roman" w:cs="Times New Roman"/>
+                  <w:noProof/>
+                  <w:sz w:val="24"/>
+                  <w:szCs w:val="24"/>
+                </w:rPr>
+                <w:t>n</w:t>
+              </w:r>
+              <w:r>
+                <w:rPr>
+                  <w:rStyle w:val="Hyperlink"/>
+                  <w:rFonts w:ascii="Times New Roman" w:hAnsi="Times New Roman" w:cs="Times New Roman"/>
+                  <w:noProof/>
+                  <w:sz w:val="24"/>
+                  <w:szCs w:val="24"/>
+                </w:rPr>
+                <w:t>oEgypt</w:t>
               </w:r>
             </w:hyperlink>
             <w:r>
@@ -4544,6 +4764,7 @@
                 <w:sz w:val="24"/>
                 <w:szCs w:val="24"/>
               </w:rPr>
+              <w:lastRenderedPageBreak/>
               <w:t xml:space="preserve">Good Command of Both Spoken and Written English - </w:t>
             </w:r>
             <w:r>
@@ -4556,7 +4777,6 @@
               </w:rPr>
               <w:t xml:space="preserve">IELTS score </w:t>
             </w:r>
-            <w:proofErr w:type="gramStart"/>
             <w:r>
               <w:rPr>
                 <w:rFonts w:ascii="Times New Roman" w:hAnsi="Times New Roman" w:cs="Times New Roman"/>
@@ -4567,7 +4787,6 @@
               </w:rPr>
               <w:t>6</w:t>
             </w:r>
-            <w:proofErr w:type="gramEnd"/>
           </w:p>
           <w:p>
             <w:pPr>
@@ -4738,7 +4957,6 @@
                 <w:sz w:val="24"/>
                 <w:szCs w:val="24"/>
               </w:rPr>
-              <w:lastRenderedPageBreak/>
               <w:t>“The Egyptian Engineering Day” 2-3 August 2010 smart village</w:t>
             </w:r>
           </w:p>
@@ -5681,7 +5899,7 @@
                 <w:sz w:val="24"/>
                 <w:szCs w:val="24"/>
               </w:rPr>
-              <w:t xml:space="preserve">Study the advantages of using Electronic electricity </w:t>
+              <w:t xml:space="preserve">Study the advantages of using </w:t>
             </w:r>
             <w:proofErr w:type="gramStart"/>
             <w:r>
@@ -5690,9 +5908,17 @@
                 <w:sz w:val="24"/>
                 <w:szCs w:val="24"/>
               </w:rPr>
-              <w:t>meters</w:t>
+              <w:t>Electronic</w:t>
             </w:r>
             <w:proofErr w:type="gramEnd"/>
+            <w:r>
+              <w:rPr>
+                <w:rFonts w:ascii="Times New Roman" w:hAnsi="Times New Roman" w:cs="Times New Roman"/>
+                <w:sz w:val="24"/>
+                <w:szCs w:val="24"/>
+              </w:rPr>
+              <w:t xml:space="preserve"> electricity meters</w:t>
+            </w:r>
           </w:p>
           <w:p>
             <w:pPr>
@@ -5825,68 +6051,6 @@
               </w:r>
             </w:hyperlink>
           </w:p>
-          <w:p>
-            <w:pPr>
-              <w:autoSpaceDE w:val="0"/>
-              <w:autoSpaceDN w:val="0"/>
-              <w:adjustRightInd w:val="0"/>
-              <w:rPr>
-                <w:rFonts w:ascii="Times New Roman" w:eastAsiaTheme="minorHAnsi" w:hAnsi="Times New Roman" w:cs="Times New Roman"/>
-                <w:sz w:val="24"/>
-                <w:szCs w:val="24"/>
-              </w:rPr>
-            </w:pPr>
-            <w:r>
-              <w:rPr>
-                <w:rFonts w:ascii="Times New Roman" w:eastAsiaTheme="minorHAnsi" w:hAnsi="Times New Roman" w:cs="Times New Roman"/>
-                <w:b/>
-                <w:bCs/>
-                <w:sz w:val="24"/>
-                <w:szCs w:val="24"/>
-              </w:rPr>
-              <w:t xml:space="preserve">Date of Birth </w:t>
-            </w:r>
-            <w:r>
-              <w:rPr>
-                <w:rFonts w:ascii="Times New Roman" w:eastAsiaTheme="minorHAnsi" w:hAnsi="Times New Roman" w:cs="Times New Roman"/>
-                <w:sz w:val="24"/>
-                <w:szCs w:val="24"/>
-              </w:rPr>
-              <w:t>15.5.1990</w:t>
-            </w:r>
-          </w:p>
-          <w:p>
-            <w:pPr>
-              <w:autoSpaceDE w:val="0"/>
-              <w:autoSpaceDN w:val="0"/>
-              <w:adjustRightInd w:val="0"/>
-              <w:rPr>
-                <w:rFonts w:ascii="Times New Roman" w:eastAsiaTheme="minorHAnsi" w:hAnsi="Times New Roman" w:cs="Times New Roman"/>
-                <w:b/>
-                <w:bCs/>
-                <w:sz w:val="24"/>
-                <w:szCs w:val="24"/>
-              </w:rPr>
-            </w:pPr>
-            <w:r>
-              <w:rPr>
-                <w:rFonts w:ascii="Times New Roman" w:eastAsiaTheme="minorHAnsi" w:hAnsi="Times New Roman" w:cs="Times New Roman"/>
-                <w:b/>
-                <w:bCs/>
-                <w:sz w:val="24"/>
-                <w:szCs w:val="24"/>
-              </w:rPr>
-              <w:t xml:space="preserve">Passport No </w:t>
-            </w:r>
-            <w:r>
-              <w:rPr>
-                <w:rFonts w:ascii="Times New Roman" w:eastAsiaTheme="minorHAnsi" w:hAnsi="Times New Roman" w:cs="Times New Roman"/>
-                <w:sz w:val="24"/>
-                <w:szCs w:val="24"/>
-              </w:rPr>
-              <w:t>A22926846</w:t>
-            </w:r>
-          </w:p>
         </w:tc>
       </w:tr>
     </w:tbl>
@@ -8632,6 +8796,95 @@
     </w:lvl>
   </w:abstractNum>
   <w:abstractNum w:abstractNumId="26" w15:restartNumberingAfterBreak="0">
+    <w:nsid w:val="6DC31962"/>
+    <w:multiLevelType w:val="hybridMultilevel"/>
+    <w:tmpl w:val="E9727F7C"/>
+    <w:lvl w:ilvl="0" w:tplc="184675FC">
+      <w:start w:val="1"/>
+      <w:numFmt w:val="upperRoman"/>
+      <w:lvlText w:val="%1-"/>
+      <w:lvlJc w:val="left"/>
+      <w:pPr>
+        <w:ind w:left="1080" w:hanging="720"/>
+      </w:pPr>
+      <w:rPr>
+        <w:rFonts w:hint="default"/>
+      </w:rPr>
+    </w:lvl>
+    <w:lvl w:ilvl="1" w:tplc="10090019" w:tentative="1">
+      <w:start w:val="1"/>
+      <w:numFmt w:val="lowerLetter"/>
+      <w:lvlText w:val="%2."/>
+      <w:lvlJc w:val="left"/>
+      <w:pPr>
+        <w:ind w:left="1440" w:hanging="360"/>
+      </w:pPr>
+    </w:lvl>
+    <w:lvl w:ilvl="2" w:tplc="1009001B" w:tentative="1">
+      <w:start w:val="1"/>
+      <w:numFmt w:val="lowerRoman"/>
+      <w:lvlText w:val="%3."/>
+      <w:lvlJc w:val="right"/>
+      <w:pPr>
+        <w:ind w:left="2160" w:hanging="180"/>
+      </w:pPr>
+    </w:lvl>
+    <w:lvl w:ilvl="3" w:tplc="1009000F" w:tentative="1">
+      <w:start w:val="1"/>
+      <w:numFmt w:val="decimal"/>
+      <w:lvlText w:val="%4."/>
+      <w:lvlJc w:val="left"/>
+      <w:pPr>
+        <w:ind w:left="2880" w:hanging="360"/>
+      </w:pPr>
+    </w:lvl>
+    <w:lvl w:ilvl="4" w:tplc="10090019" w:tentative="1">
+      <w:start w:val="1"/>
+      <w:numFmt w:val="lowerLetter"/>
+      <w:lvlText w:val="%5."/>
+      <w:lvlJc w:val="left"/>
+      <w:pPr>
+        <w:ind w:left="3600" w:hanging="360"/>
+      </w:pPr>
+    </w:lvl>
+    <w:lvl w:ilvl="5" w:tplc="1009001B" w:tentative="1">
+      <w:start w:val="1"/>
+      <w:numFmt w:val="lowerRoman"/>
+      <w:lvlText w:val="%6."/>
+      <w:lvlJc w:val="right"/>
+      <w:pPr>
+        <w:ind w:left="4320" w:hanging="180"/>
+      </w:pPr>
+    </w:lvl>
+    <w:lvl w:ilvl="6" w:tplc="1009000F" w:tentative="1">
+      <w:start w:val="1"/>
+      <w:numFmt w:val="decimal"/>
+      <w:lvlText w:val="%7."/>
+      <w:lvlJc w:val="left"/>
+      <w:pPr>
+        <w:ind w:left="5040" w:hanging="360"/>
+      </w:pPr>
+    </w:lvl>
+    <w:lvl w:ilvl="7" w:tplc="10090019" w:tentative="1">
+      <w:start w:val="1"/>
+      <w:numFmt w:val="lowerLetter"/>
+      <w:lvlText w:val="%8."/>
+      <w:lvlJc w:val="left"/>
+      <w:pPr>
+        <w:ind w:left="5760" w:hanging="360"/>
+      </w:pPr>
+    </w:lvl>
+    <w:lvl w:ilvl="8" w:tplc="1009001B" w:tentative="1">
+      <w:start w:val="1"/>
+      <w:numFmt w:val="lowerRoman"/>
+      <w:lvlText w:val="%9."/>
+      <w:lvlJc w:val="right"/>
+      <w:pPr>
+        <w:ind w:left="6480" w:hanging="180"/>
+      </w:pPr>
+    </w:lvl>
+  </w:abstractNum>
+  <w:abstractNum w:abstractNumId="27" w15:restartNumberingAfterBreak="0">
     <w:nsid w:val="6FB37FA2"/>
     <w:multiLevelType w:val="hybridMultilevel"/>
     <w:tmpl w:val="D6D663AA"/>
@@ -8746,7 +8999,7 @@
       </w:rPr>
     </w:lvl>
   </w:abstractNum>
-  <w:abstractNum w:abstractNumId="27" w15:restartNumberingAfterBreak="0">
+  <w:abstractNum w:abstractNumId="28" w15:restartNumberingAfterBreak="0">
     <w:nsid w:val="71B907FD"/>
     <w:multiLevelType w:val="hybridMultilevel"/>
     <w:tmpl w:val="5C0A5306"/>
@@ -8859,7 +9112,7 @@
       </w:rPr>
     </w:lvl>
   </w:abstractNum>
-  <w:abstractNum w:abstractNumId="28" w15:restartNumberingAfterBreak="0">
+  <w:abstractNum w:abstractNumId="29" w15:restartNumberingAfterBreak="0">
     <w:nsid w:val="72A27C9B"/>
     <w:multiLevelType w:val="hybridMultilevel"/>
     <w:tmpl w:val="75EE9566"/>
@@ -8950,7 +9203,7 @@
       </w:pPr>
     </w:lvl>
   </w:abstractNum>
-  <w:abstractNum w:abstractNumId="29" w15:restartNumberingAfterBreak="0">
+  <w:abstractNum w:abstractNumId="30" w15:restartNumberingAfterBreak="0">
     <w:nsid w:val="76B31418"/>
     <w:multiLevelType w:val="hybridMultilevel"/>
     <w:tmpl w:val="DDEE83B8"/>
@@ -9040,7 +9293,7 @@
       </w:pPr>
     </w:lvl>
   </w:abstractNum>
-  <w:abstractNum w:abstractNumId="30" w15:restartNumberingAfterBreak="0">
+  <w:abstractNum w:abstractNumId="31" w15:restartNumberingAfterBreak="0">
     <w:nsid w:val="7A9D396A"/>
     <w:multiLevelType w:val="hybridMultilevel"/>
     <w:tmpl w:val="CD304E6C"/>
@@ -9153,7 +9406,7 @@
       </w:rPr>
     </w:lvl>
   </w:abstractNum>
-  <w:abstractNum w:abstractNumId="31" w15:restartNumberingAfterBreak="0">
+  <w:abstractNum w:abstractNumId="32" w15:restartNumberingAfterBreak="0">
     <w:nsid w:val="7D7D079A"/>
     <w:multiLevelType w:val="hybridMultilevel"/>
     <w:tmpl w:val="DDEE83B8"/>
@@ -9250,10 +9503,10 @@
     <w:abstractNumId w:val="2"/>
   </w:num>
   <w:num w:numId="3">
-    <w:abstractNumId w:val="27"/>
+    <w:abstractNumId w:val="28"/>
   </w:num>
   <w:num w:numId="4">
-    <w:abstractNumId w:val="30"/>
+    <w:abstractNumId w:val="31"/>
   </w:num>
   <w:num w:numId="5">
     <w:abstractNumId w:val="18"/>
@@ -9280,7 +9533,7 @@
     <w:abstractNumId w:val="25"/>
   </w:num>
   <w:num w:numId="13">
-    <w:abstractNumId w:val="29"/>
+    <w:abstractNumId w:val="30"/>
   </w:num>
   <w:num w:numId="14">
     <w:abstractNumId w:val="22"/>
@@ -9289,7 +9542,7 @@
     <w:abstractNumId w:val="16"/>
   </w:num>
   <w:num w:numId="16">
-    <w:abstractNumId w:val="31"/>
+    <w:abstractNumId w:val="32"/>
   </w:num>
   <w:num w:numId="17">
     <w:abstractNumId w:val="11"/>
@@ -9313,10 +9566,10 @@
     <w:abstractNumId w:val="8"/>
   </w:num>
   <w:num w:numId="24">
-    <w:abstractNumId w:val="26"/>
+    <w:abstractNumId w:val="27"/>
   </w:num>
   <w:num w:numId="25">
-    <w:abstractNumId w:val="28"/>
+    <w:abstractNumId w:val="29"/>
   </w:num>
   <w:num w:numId="26">
     <w:abstractNumId w:val="20"/>
@@ -9338,6 +9591,9 @@
   </w:num>
   <w:num w:numId="32">
     <w:abstractNumId w:val="23"/>
+  </w:num>
+  <w:num w:numId="33">
+    <w:abstractNumId w:val="26"/>
   </w:num>
 </w:numbering>
 </file>
@@ -10020,6 +10276,17 @@
       <w:shd w:val="clear" w:color="auto" w:fill="E1DFDD"/>
     </w:rPr>
   </w:style>
+  <w:style w:type="character" w:styleId="Emphasis">
+    <w:name w:val="Emphasis"/>
+    <w:basedOn w:val="DefaultParagraphFont"/>
+    <w:uiPriority w:val="20"/>
+    <w:qFormat/>
+    <w:rsid w:val="00F40287"/>
+    <w:rPr>
+      <w:i/>
+      <w:iCs/>
+    </w:rPr>
+  </w:style>
 </w:styles>
 </file>
 

--- a/resume/Resume_Elewah.docx
+++ b/resume/Resume_Elewah.docx
@@ -960,41 +960,13 @@
               </w:rPr>
               <w:t xml:space="preserve">Organization            </w:t>
             </w:r>
-            <w:proofErr w:type="spellStart"/>
             <w:r>
               <w:rPr>
                 <w:rFonts w:asciiTheme="majorBidi" w:hAnsiTheme="majorBidi" w:cstheme="majorBidi"/>
                 <w:sz w:val="24"/>
                 <w:szCs w:val="24"/>
               </w:rPr>
-              <w:t>Benha</w:t>
-            </w:r>
-            <w:proofErr w:type="spellEnd"/>
-            <w:r>
-              <w:rPr>
-                <w:rFonts w:asciiTheme="majorBidi" w:hAnsiTheme="majorBidi" w:cstheme="majorBidi"/>
-                <w:sz w:val="24"/>
-                <w:szCs w:val="24"/>
-              </w:rPr>
-              <w:t xml:space="preserve"> Faculty of Engineering-</w:t>
-            </w:r>
-            <w:proofErr w:type="spellStart"/>
-            <w:r>
-              <w:rPr>
-                <w:rFonts w:asciiTheme="majorBidi" w:hAnsiTheme="majorBidi" w:cstheme="majorBidi"/>
-                <w:sz w:val="24"/>
-                <w:szCs w:val="24"/>
-              </w:rPr>
-              <w:t>Benha</w:t>
-            </w:r>
-            <w:proofErr w:type="spellEnd"/>
-            <w:r>
-              <w:rPr>
-                <w:rFonts w:asciiTheme="majorBidi" w:hAnsiTheme="majorBidi" w:cstheme="majorBidi"/>
-                <w:sz w:val="24"/>
-                <w:szCs w:val="24"/>
-              </w:rPr>
-              <w:t xml:space="preserve"> University</w:t>
+              <w:t>Benha Faculty of Engineering-Benha University</w:t>
             </w:r>
           </w:p>
           <w:p>
@@ -1187,59 +1159,29 @@
                 <w:shd w:val="clear" w:color="auto" w:fill="FFFFFF"/>
               </w:rPr>
             </w:pPr>
-            <w:proofErr w:type="spellStart"/>
             <w:r>
               <w:rPr>
                 <w:rFonts w:asciiTheme="majorBidi" w:hAnsiTheme="majorBidi" w:cstheme="majorBidi"/>
               </w:rPr>
-              <w:t>Benha</w:t>
-            </w:r>
-            <w:proofErr w:type="spellEnd"/>
+              <w:t>Benha Faculty of Engineering-</w:t>
+            </w:r>
             <w:r>
               <w:rPr>
                 <w:rFonts w:asciiTheme="majorBidi" w:hAnsiTheme="majorBidi" w:cstheme="majorBidi"/>
               </w:rPr>
-              <w:t xml:space="preserve"> Faculty of Engineering-</w:t>
+              <w:t xml:space="preserve"> </w:t>
             </w:r>
             <w:r>
               <w:rPr>
                 <w:rFonts w:asciiTheme="majorBidi" w:hAnsiTheme="majorBidi" w:cstheme="majorBidi"/>
               </w:rPr>
-              <w:t xml:space="preserve"> </w:t>
-            </w:r>
-            <w:proofErr w:type="spellStart"/>
+              <w:t>Benha University</w:t>
+            </w:r>
             <w:r>
               <w:rPr>
                 <w:rFonts w:asciiTheme="majorBidi" w:hAnsiTheme="majorBidi" w:cstheme="majorBidi"/>
               </w:rPr>
-              <w:t>Benha</w:t>
-            </w:r>
-            <w:proofErr w:type="spellEnd"/>
-            <w:r>
-              <w:rPr>
-                <w:rFonts w:asciiTheme="majorBidi" w:hAnsiTheme="majorBidi" w:cstheme="majorBidi"/>
-              </w:rPr>
-              <w:t xml:space="preserve"> University</w:t>
-            </w:r>
-            <w:r>
-              <w:rPr>
-                <w:rFonts w:asciiTheme="majorBidi" w:hAnsiTheme="majorBidi" w:cstheme="majorBidi"/>
-              </w:rPr>
-              <w:t xml:space="preserve">, </w:t>
-            </w:r>
-            <w:proofErr w:type="spellStart"/>
-            <w:r>
-              <w:rPr>
-                <w:rFonts w:asciiTheme="majorBidi" w:hAnsiTheme="majorBidi" w:cstheme="majorBidi"/>
-              </w:rPr>
-              <w:t>Benha</w:t>
-            </w:r>
-            <w:proofErr w:type="spellEnd"/>
-            <w:r>
-              <w:rPr>
-                <w:rFonts w:asciiTheme="majorBidi" w:hAnsiTheme="majorBidi" w:cstheme="majorBidi"/>
-              </w:rPr>
-              <w:t>, Egypt</w:t>
+              <w:t>, Benha, Egypt</w:t>
             </w:r>
           </w:p>
           <w:p>
@@ -1442,7 +1384,6 @@
                 <w:shd w:val="clear" w:color="auto" w:fill="FFFFFF"/>
               </w:rPr>
             </w:pPr>
-            <w:proofErr w:type="spellStart"/>
             <w:r>
               <w:rPr>
                 <w:b/>
@@ -1450,17 +1391,7 @@
                 <w:color w:val="000000" w:themeColor="text1"/>
                 <w:shd w:val="clear" w:color="auto" w:fill="FFFFFF"/>
               </w:rPr>
-              <w:t>B.Sc</w:t>
-            </w:r>
-            <w:proofErr w:type="spellEnd"/>
-            <w:r>
-              <w:rPr>
-                <w:b/>
-                <w:bCs/>
-                <w:color w:val="000000" w:themeColor="text1"/>
-                <w:shd w:val="clear" w:color="auto" w:fill="FFFFFF"/>
-              </w:rPr>
-              <w:t>, </w:t>
+              <w:t>B.Sc, </w:t>
             </w:r>
             <w:bookmarkStart w:id="0" w:name=""/>
             <w:r>
@@ -1565,53 +1496,12 @@
                 <w:shd w:val="clear" w:color="auto" w:fill="FFFFFF"/>
               </w:rPr>
             </w:pPr>
-            <w:proofErr w:type="spellStart"/>
             <w:r>
               <w:rPr>
                 <w:rFonts w:asciiTheme="majorBidi" w:hAnsiTheme="majorBidi" w:cstheme="majorBidi"/>
                 <w:color w:val="000000" w:themeColor="text1"/>
               </w:rPr>
-              <w:t>Benha</w:t>
-            </w:r>
-            <w:proofErr w:type="spellEnd"/>
-            <w:r>
-              <w:rPr>
-                <w:rFonts w:asciiTheme="majorBidi" w:hAnsiTheme="majorBidi" w:cstheme="majorBidi"/>
-                <w:color w:val="000000" w:themeColor="text1"/>
-              </w:rPr>
-              <w:t xml:space="preserve"> Faculty of Engineering- </w:t>
-            </w:r>
-            <w:proofErr w:type="spellStart"/>
-            <w:r>
-              <w:rPr>
-                <w:rFonts w:asciiTheme="majorBidi" w:hAnsiTheme="majorBidi" w:cstheme="majorBidi"/>
-                <w:color w:val="000000" w:themeColor="text1"/>
-              </w:rPr>
-              <w:t>Benha</w:t>
-            </w:r>
-            <w:proofErr w:type="spellEnd"/>
-            <w:r>
-              <w:rPr>
-                <w:rFonts w:asciiTheme="majorBidi" w:hAnsiTheme="majorBidi" w:cstheme="majorBidi"/>
-                <w:color w:val="000000" w:themeColor="text1"/>
-              </w:rPr>
-              <w:t xml:space="preserve"> University, </w:t>
-            </w:r>
-            <w:proofErr w:type="spellStart"/>
-            <w:r>
-              <w:rPr>
-                <w:rFonts w:asciiTheme="majorBidi" w:hAnsiTheme="majorBidi" w:cstheme="majorBidi"/>
-                <w:color w:val="000000" w:themeColor="text1"/>
-              </w:rPr>
-              <w:t>Benha</w:t>
-            </w:r>
-            <w:proofErr w:type="spellEnd"/>
-            <w:r>
-              <w:rPr>
-                <w:rFonts w:asciiTheme="majorBidi" w:hAnsiTheme="majorBidi" w:cstheme="majorBidi"/>
-                <w:color w:val="000000" w:themeColor="text1"/>
-              </w:rPr>
-              <w:t>, Egypt</w:t>
+              <w:t>Benha Faculty of Engineering- Benha University, Benha, Egypt</w:t>
             </w:r>
           </w:p>
           <w:p>
@@ -1655,21 +1545,7 @@
               <w:rPr>
                 <w:color w:val="000000" w:themeColor="text1"/>
               </w:rPr>
-              <w:t xml:space="preserve"> </w:t>
-            </w:r>
-            <w:proofErr w:type="gramStart"/>
-            <w:r>
-              <w:rPr>
-                <w:color w:val="000000" w:themeColor="text1"/>
-              </w:rPr>
-              <w:t>With</w:t>
-            </w:r>
-            <w:proofErr w:type="gramEnd"/>
-            <w:r>
-              <w:rPr>
-                <w:color w:val="000000" w:themeColor="text1"/>
-              </w:rPr>
-              <w:t xml:space="preserve"> </w:t>
+              <w:t xml:space="preserve"> With </w:t>
             </w:r>
             <w:r>
               <w:rPr>
@@ -2019,55 +1895,7 @@
                 <w:sz w:val="24"/>
                 <w:szCs w:val="24"/>
               </w:rPr>
-              <w:t xml:space="preserve">A. Elewah, A. A. Badawi, H. Khalil, S. </w:t>
-            </w:r>
-            <w:proofErr w:type="spellStart"/>
-            <w:r>
-              <w:rPr>
-                <w:sz w:val="24"/>
-                <w:szCs w:val="24"/>
-              </w:rPr>
-              <w:t>Rahnamayan</w:t>
-            </w:r>
-            <w:proofErr w:type="spellEnd"/>
-            <w:r>
-              <w:rPr>
-                <w:sz w:val="24"/>
-                <w:szCs w:val="24"/>
-              </w:rPr>
-              <w:t xml:space="preserve"> and K. </w:t>
-            </w:r>
-            <w:proofErr w:type="spellStart"/>
-            <w:r>
-              <w:rPr>
-                <w:sz w:val="24"/>
-                <w:szCs w:val="24"/>
-              </w:rPr>
-              <w:t>Elgazzar</w:t>
-            </w:r>
-            <w:proofErr w:type="spellEnd"/>
-            <w:r>
-              <w:rPr>
-                <w:sz w:val="24"/>
-                <w:szCs w:val="24"/>
-              </w:rPr>
-              <w:t xml:space="preserve">, "3D-RadViz: </w:t>
-            </w:r>
-            <w:proofErr w:type="gramStart"/>
-            <w:r>
-              <w:rPr>
-                <w:sz w:val="24"/>
-                <w:szCs w:val="24"/>
-              </w:rPr>
-              <w:t>Three Dimensional</w:t>
-            </w:r>
-            <w:proofErr w:type="gramEnd"/>
-            <w:r>
-              <w:rPr>
-                <w:sz w:val="24"/>
-                <w:szCs w:val="24"/>
-              </w:rPr>
-              <w:t xml:space="preserve"> Radial Visualization for Large-Scale Data Visualization," </w:t>
+              <w:t>A. Elewah, A. A. Badawi, H. Khalil, S. Rahnamayan and K. Elgazzar, "3D-RadViz: Three Dimensional Radial Visualization for Large-Scale Data Visualization," </w:t>
             </w:r>
             <w:r>
               <w:rPr>
@@ -2083,23 +1911,7 @@
                 <w:sz w:val="24"/>
                 <w:szCs w:val="24"/>
               </w:rPr>
-              <w:t xml:space="preserve">, 2021, pp. 1037-1046, </w:t>
-            </w:r>
-            <w:proofErr w:type="spellStart"/>
-            <w:r>
-              <w:rPr>
-                <w:sz w:val="24"/>
-                <w:szCs w:val="24"/>
-              </w:rPr>
-              <w:t>doi</w:t>
-            </w:r>
-            <w:proofErr w:type="spellEnd"/>
-            <w:r>
-              <w:rPr>
-                <w:sz w:val="24"/>
-                <w:szCs w:val="24"/>
-              </w:rPr>
-              <w:t>: 10.1109/CEC45853.2021.9504983.</w:t>
+              <w:t>, 2021, pp. 1037-1046, doi: 10.1109/CEC45853.2021.9504983.</w:t>
             </w:r>
           </w:p>
           <w:p>
@@ -2120,73 +1932,15 @@
                 <w:sz w:val="24"/>
                 <w:szCs w:val="24"/>
               </w:rPr>
-              <w:t xml:space="preserve">A Elewah, A Taman, AA </w:t>
-            </w:r>
-            <w:proofErr w:type="spellStart"/>
-            <w:r>
-              <w:rPr>
-                <w:sz w:val="24"/>
-                <w:szCs w:val="24"/>
-              </w:rPr>
-              <w:t>Awamry</w:t>
-            </w:r>
-            <w:proofErr w:type="spellEnd"/>
-            <w:r>
-              <w:rPr>
-                <w:sz w:val="24"/>
-                <w:szCs w:val="24"/>
-              </w:rPr>
-              <w:t xml:space="preserve">, M </w:t>
-            </w:r>
-            <w:proofErr w:type="spellStart"/>
-            <w:r>
-              <w:rPr>
-                <w:sz w:val="24"/>
-                <w:szCs w:val="24"/>
-              </w:rPr>
-              <w:t>Elbahy</w:t>
-            </w:r>
-            <w:proofErr w:type="spellEnd"/>
-            <w:r>
-              <w:rPr>
-                <w:sz w:val="24"/>
-                <w:szCs w:val="24"/>
-              </w:rPr>
-              <w:t xml:space="preserve"> “</w:t>
-            </w:r>
-            <w:proofErr w:type="spellStart"/>
-            <w:r>
-              <w:rPr>
-                <w:sz w:val="24"/>
-                <w:szCs w:val="24"/>
-              </w:rPr>
-              <w:t>Mth</w:t>
-            </w:r>
-            <w:proofErr w:type="spellEnd"/>
-            <w:r>
-              <w:rPr>
-                <w:sz w:val="24"/>
-                <w:szCs w:val="24"/>
-              </w:rPr>
-              <w:t xml:space="preserve"> Root </w:t>
-            </w:r>
-            <w:proofErr w:type="spellStart"/>
-            <w:r>
-              <w:rPr>
-                <w:sz w:val="24"/>
-                <w:szCs w:val="24"/>
-              </w:rPr>
-              <w:t>Mth</w:t>
-            </w:r>
-            <w:proofErr w:type="spellEnd"/>
-            <w:r>
-              <w:rPr>
-                <w:sz w:val="24"/>
-                <w:szCs w:val="24"/>
-              </w:rPr>
-              <w:t xml:space="preserve"> Power SNR MPSK Estimator</w:t>
-            </w:r>
-            <w:proofErr w:type="gramStart"/>
+              <w:t>A Elewah, A Taman, AA Awamry, M Elbahy “</w:t>
+            </w:r>
+            <w:r>
+              <w:rPr>
+                <w:sz w:val="24"/>
+                <w:szCs w:val="24"/>
+              </w:rPr>
+              <w:t>Mth Root Mth Power SNR MPSK Estimator</w:t>
+            </w:r>
             <w:r>
               <w:rPr>
                 <w:sz w:val="24"/>
@@ -2199,15 +1953,7 @@
                 <w:sz w:val="24"/>
                 <w:szCs w:val="24"/>
               </w:rPr>
-              <w:t xml:space="preserve">   </w:t>
-            </w:r>
-            <w:proofErr w:type="gramEnd"/>
-            <w:r>
-              <w:rPr>
-                <w:sz w:val="24"/>
-                <w:szCs w:val="24"/>
-              </w:rPr>
-              <w:t xml:space="preserve">  </w:t>
+              <w:t xml:space="preserve">     </w:t>
             </w:r>
             <w:r>
               <w:rPr>
@@ -2415,23 +2161,7 @@
                 <w:sz w:val="24"/>
                 <w:szCs w:val="24"/>
               </w:rPr>
-              <w:t xml:space="preserve">the </w:t>
-            </w:r>
-            <w:proofErr w:type="spellStart"/>
-            <w:r>
-              <w:rPr>
-                <w:sz w:val="24"/>
-                <w:szCs w:val="24"/>
-              </w:rPr>
-              <w:t>RadViz</w:t>
-            </w:r>
-            <w:proofErr w:type="spellEnd"/>
-            <w:r>
-              <w:rPr>
-                <w:sz w:val="24"/>
-                <w:szCs w:val="24"/>
-              </w:rPr>
-              <w:t xml:space="preserve"> python package that is used in visualizing high dimensional dataset</w:t>
+              <w:t>the RadViz python package that is used in visualizing high dimensional dataset</w:t>
             </w:r>
           </w:p>
           <w:p>
@@ -2536,23 +2266,7 @@
                 <w:sz w:val="24"/>
                 <w:szCs w:val="24"/>
               </w:rPr>
-              <w:t xml:space="preserve"> examples that explain how to use the </w:t>
-            </w:r>
-            <w:proofErr w:type="spellStart"/>
-            <w:r>
-              <w:rPr>
-                <w:sz w:val="24"/>
-                <w:szCs w:val="24"/>
-              </w:rPr>
-              <w:t>RadViz</w:t>
-            </w:r>
-            <w:proofErr w:type="spellEnd"/>
-            <w:r>
-              <w:rPr>
-                <w:sz w:val="24"/>
-                <w:szCs w:val="24"/>
-              </w:rPr>
-              <w:t xml:space="preserve"> package, and this repository is connected</w:t>
+              <w:t xml:space="preserve"> examples that explain how to use the RadViz package, and this repository is connected</w:t>
             </w:r>
             <w:r>
               <w:rPr>
@@ -2825,25 +2539,8 @@
                 <w:sz w:val="24"/>
                 <w:szCs w:val="24"/>
               </w:rPr>
-              <w:t xml:space="preserve">Submitting a paper with a </w:t>
-            </w:r>
-            <w:proofErr w:type="gramStart"/>
-            <w:r>
-              <w:rPr>
-                <w:sz w:val="24"/>
-                <w:szCs w:val="24"/>
-              </w:rPr>
-              <w:t>title :</w:t>
-            </w:r>
-            <w:proofErr w:type="gramEnd"/>
-            <w:r>
-              <w:rPr>
-                <w:sz w:val="24"/>
-                <w:szCs w:val="24"/>
-              </w:rPr>
-              <w:t xml:space="preserve"> </w:t>
-            </w:r>
-            <w:proofErr w:type="spellStart"/>
+              <w:t xml:space="preserve">Submitting a paper with a title : </w:t>
+            </w:r>
             <w:r>
               <w:rPr>
                 <w:i/>
@@ -2851,9 +2548,8 @@
                 <w:sz w:val="24"/>
                 <w:szCs w:val="24"/>
               </w:rPr>
-              <w:t>ThingsDriver</w:t>
-            </w:r>
-            <w:proofErr w:type="spellEnd"/>
+              <w:t>ThingsDriver: Unified Interoperable Driver for IoT Nodes (UIDI)</w:t>
+            </w:r>
             <w:r>
               <w:rPr>
                 <w:i/>
@@ -2861,8 +2557,18 @@
                 <w:sz w:val="24"/>
                 <w:szCs w:val="24"/>
               </w:rPr>
-              <w:t>: Unified Interoperable Driver for IoT Nodes (UIDI)</w:t>
-            </w:r>
+              <w:t xml:space="preserve"> </w:t>
+            </w:r>
+            <w:hyperlink r:id="rId19" w:history="1">
+              <w:r>
+                <w:rPr>
+                  <w:rStyle w:val="Hyperlink"/>
+                  <w:sz w:val="24"/>
+                  <w:szCs w:val="24"/>
+                </w:rPr>
+                <w:t>here</w:t>
+              </w:r>
+            </w:hyperlink>
           </w:p>
           <w:p>
             <w:pPr>
@@ -2970,7 +2676,7 @@
               </w:rPr>
               <w:t xml:space="preserve">One of ICT winners in </w:t>
             </w:r>
-            <w:hyperlink r:id="rId19" w:history="1">
+            <w:hyperlink r:id="rId20" w:history="1">
               <w:r>
                 <w:rPr>
                   <w:rStyle w:val="Hyperlink"/>
@@ -2979,27 +2685,7 @@
                   <w:sz w:val="24"/>
                   <w:szCs w:val="24"/>
                 </w:rPr>
-                <w:t>In</w:t>
-              </w:r>
-              <w:r>
-                <w:rPr>
-                  <w:rStyle w:val="Hyperlink"/>
-                  <w:rFonts w:ascii="Times New Roman" w:hAnsi="Times New Roman" w:cs="Times New Roman"/>
-                  <w:noProof/>
-                  <w:sz w:val="24"/>
-                  <w:szCs w:val="24"/>
-                </w:rPr>
-                <w:t>n</w:t>
-              </w:r>
-              <w:r>
-                <w:rPr>
-                  <w:rStyle w:val="Hyperlink"/>
-                  <w:rFonts w:ascii="Times New Roman" w:hAnsi="Times New Roman" w:cs="Times New Roman"/>
-                  <w:noProof/>
-                  <w:sz w:val="24"/>
-                  <w:szCs w:val="24"/>
-                </w:rPr>
-                <w:t>oEgypt</w:t>
+                <w:t>InnoEgypt</w:t>
               </w:r>
             </w:hyperlink>
             <w:r>
@@ -3097,7 +2783,7 @@
               </w:rPr>
               <w:t xml:space="preserve">First Place Winner in </w:t>
             </w:r>
-            <w:hyperlink r:id="rId20" w:history="1">
+            <w:hyperlink r:id="rId21" w:history="1">
               <w:r>
                 <w:rPr>
                   <w:rStyle w:val="Hyperlink"/>
@@ -4442,6 +4128,32 @@
               </w:rPr>
             </w:pPr>
           </w:p>
+          <w:p>
+            <w:pPr>
+              <w:pStyle w:val="ListParagraph"/>
+              <w:ind w:right="-63"/>
+              <w:rPr>
+                <w:rFonts w:ascii="Times New Roman" w:hAnsi="Times New Roman" w:cs="Times New Roman"/>
+                <w:color w:val="000000"/>
+                <w:sz w:val="24"/>
+                <w:szCs w:val="24"/>
+                <w:shd w:val="clear" w:color="auto" w:fill="FFFFFF"/>
+              </w:rPr>
+            </w:pPr>
+          </w:p>
+          <w:p>
+            <w:pPr>
+              <w:pStyle w:val="ListParagraph"/>
+              <w:ind w:right="-63"/>
+              <w:rPr>
+                <w:rFonts w:ascii="Times New Roman" w:hAnsi="Times New Roman" w:cs="Times New Roman"/>
+                <w:color w:val="000000"/>
+                <w:sz w:val="24"/>
+                <w:szCs w:val="24"/>
+                <w:shd w:val="clear" w:color="auto" w:fill="FFFFFF"/>
+              </w:rPr>
+            </w:pPr>
+          </w:p>
         </w:tc>
         <w:tc>
           <w:tcPr>
@@ -4524,7 +4236,6 @@
                 <w:shd w:val="clear" w:color="auto" w:fill="FFFFFF"/>
               </w:rPr>
             </w:pPr>
-            <w:proofErr w:type="spellStart"/>
             <w:r>
               <w:rPr>
                 <w:rFonts w:ascii="Times New Roman" w:hAnsi="Times New Roman" w:cs="Times New Roman"/>
@@ -4535,7 +4246,6 @@
               </w:rPr>
               <w:t>Matlab</w:t>
             </w:r>
-            <w:proofErr w:type="spellEnd"/>
           </w:p>
           <w:p>
             <w:pPr>
@@ -4669,6 +4379,7 @@
                 <w:sz w:val="24"/>
                 <w:szCs w:val="24"/>
               </w:rPr>
+              <w:lastRenderedPageBreak/>
               <w:t>P</w:t>
             </w:r>
             <w:r>
@@ -4764,7 +4475,6 @@
                 <w:sz w:val="24"/>
                 <w:szCs w:val="24"/>
               </w:rPr>
-              <w:lastRenderedPageBreak/>
               <w:t xml:space="preserve">Good Command of Both Spoken and Written English - </w:t>
             </w:r>
             <w:r>
@@ -5066,24 +4776,13 @@
                 <w:szCs w:val="24"/>
               </w:rPr>
             </w:pPr>
-            <w:proofErr w:type="gramStart"/>
-            <w:r>
-              <w:rPr>
-                <w:rFonts w:ascii="Times New Roman" w:hAnsi="Times New Roman" w:cs="Times New Roman"/>
-                <w:sz w:val="24"/>
-                <w:szCs w:val="24"/>
-              </w:rPr>
-              <w:lastRenderedPageBreak/>
-              <w:t>Team work</w:t>
-            </w:r>
-            <w:proofErr w:type="gramEnd"/>
-            <w:r>
-              <w:rPr>
-                <w:rFonts w:ascii="Times New Roman" w:hAnsi="Times New Roman" w:cs="Times New Roman"/>
-                <w:sz w:val="24"/>
-                <w:szCs w:val="24"/>
-              </w:rPr>
-              <w:t xml:space="preserve"> </w:t>
+            <w:r>
+              <w:rPr>
+                <w:rFonts w:ascii="Times New Roman" w:hAnsi="Times New Roman" w:cs="Times New Roman"/>
+                <w:sz w:val="24"/>
+                <w:szCs w:val="24"/>
+              </w:rPr>
+              <w:t xml:space="preserve">Team work </w:t>
             </w:r>
           </w:p>
           <w:p>
@@ -5598,25 +5297,7 @@
                 <w:sz w:val="24"/>
                 <w:szCs w:val="24"/>
               </w:rPr>
-              <w:t xml:space="preserve">In flair to student </w:t>
-            </w:r>
-            <w:proofErr w:type="gramStart"/>
-            <w:r>
-              <w:rPr>
-                <w:rFonts w:ascii="Times New Roman" w:hAnsi="Times New Roman" w:cs="Times New Roman"/>
-                <w:sz w:val="24"/>
-                <w:szCs w:val="24"/>
-              </w:rPr>
-              <w:t>program</w:t>
-            </w:r>
-            <w:proofErr w:type="gramEnd"/>
-            <w:r>
-              <w:rPr>
-                <w:rFonts w:ascii="Times New Roman" w:hAnsi="Times New Roman" w:cs="Times New Roman"/>
-                <w:sz w:val="24"/>
-                <w:szCs w:val="24"/>
-              </w:rPr>
-              <w:t xml:space="preserve"> we start design intelligent traffic system </w:t>
+              <w:t xml:space="preserve">In flair to student program we start design intelligent traffic system </w:t>
             </w:r>
           </w:p>
           <w:p>
@@ -5738,31 +5419,7 @@
                 <w:szCs w:val="24"/>
                 <w:lang w:bidi="ar-EG"/>
               </w:rPr>
-              <w:t xml:space="preserve">      </w:t>
-            </w:r>
-            <w:proofErr w:type="spellStart"/>
-            <w:r>
-              <w:rPr>
-                <w:rFonts w:ascii="Times New Roman" w:hAnsi="Times New Roman" w:cs="Times New Roman"/>
-                <w:b/>
-                <w:bCs/>
-                <w:sz w:val="24"/>
-                <w:szCs w:val="24"/>
-                <w:lang w:bidi="ar-EG"/>
-              </w:rPr>
-              <w:t>Benha</w:t>
-            </w:r>
-            <w:proofErr w:type="spellEnd"/>
-            <w:r>
-              <w:rPr>
-                <w:rFonts w:ascii="Times New Roman" w:hAnsi="Times New Roman" w:cs="Times New Roman"/>
-                <w:b/>
-                <w:bCs/>
-                <w:sz w:val="24"/>
-                <w:szCs w:val="24"/>
-                <w:lang w:bidi="ar-EG"/>
-              </w:rPr>
-              <w:t xml:space="preserve"> company for electronics industries</w:t>
+              <w:t xml:space="preserve">      Benha company for electronics industries</w:t>
             </w:r>
             <w:r>
               <w:rPr>
@@ -5899,25 +5556,7 @@
                 <w:sz w:val="24"/>
                 <w:szCs w:val="24"/>
               </w:rPr>
-              <w:t xml:space="preserve">Study the advantages of using </w:t>
-            </w:r>
-            <w:proofErr w:type="gramStart"/>
-            <w:r>
-              <w:rPr>
-                <w:rFonts w:ascii="Times New Roman" w:hAnsi="Times New Roman" w:cs="Times New Roman"/>
-                <w:sz w:val="24"/>
-                <w:szCs w:val="24"/>
-              </w:rPr>
-              <w:t>Electronic</w:t>
-            </w:r>
-            <w:proofErr w:type="gramEnd"/>
-            <w:r>
-              <w:rPr>
-                <w:rFonts w:ascii="Times New Roman" w:hAnsi="Times New Roman" w:cs="Times New Roman"/>
-                <w:sz w:val="24"/>
-                <w:szCs w:val="24"/>
-              </w:rPr>
-              <w:t xml:space="preserve"> electricity meters</w:t>
+              <w:t>Study the advantages of using Electronic electricity meters</w:t>
             </w:r>
           </w:p>
           <w:p>
@@ -6039,7 +5678,7 @@
               </w:rPr>
               <w:t xml:space="preserve">Home Address </w:t>
             </w:r>
-            <w:hyperlink r:id="rId21" w:history="1">
+            <w:hyperlink r:id="rId22" w:history="1">
               <w:r>
                 <w:rPr>
                   <w:rStyle w:val="Hyperlink"/>

--- a/resume/Resume_Elewah.docx
+++ b/resume/Resume_Elewah.docx
@@ -1,6 +1,6 @@
 
 <file path=word/document.xml><?xml version="1.0" encoding="utf-8"?>
-<w:document xmlns:wpc="http://schemas.microsoft.com/office/word/2010/wordprocessingCanvas" xmlns:cx="http://schemas.microsoft.com/office/drawing/2014/chartex" xmlns:cx1="http://schemas.microsoft.com/office/drawing/2015/9/8/chartex" xmlns:cx2="http://schemas.microsoft.com/office/drawing/2015/10/21/chartex" xmlns:cx3="http://schemas.microsoft.com/office/drawing/2016/5/9/chartex" xmlns:cx4="http://schemas.microsoft.com/office/drawing/2016/5/10/chartex" xmlns:cx5="http://schemas.microsoft.com/office/drawing/2016/5/11/chartex" xmlns:cx6="http://schemas.microsoft.com/office/drawing/2016/5/12/chartex" xmlns:cx7="http://schemas.microsoft.com/office/drawing/2016/5/13/chartex" xmlns:cx8="http://schemas.microsoft.com/office/drawing/2016/5/14/chartex" xmlns:mc="http://schemas.openxmlformats.org/markup-compatibility/2006" xmlns:aink="http://schemas.microsoft.com/office/drawing/2016/ink" xmlns:am3d="http://schemas.microsoft.com/office/drawing/2017/model3d" xmlns:o="urn:schemas-microsoft-com:office:office" xmlns:r="http://schemas.openxmlformats.org/officeDocument/2006/relationships" xmlns:m="http://schemas.openxmlformats.org/officeDocument/2006/math" xmlns:v="urn:schemas-microsoft-com:vml" xmlns:wp14="http://schemas.microsoft.com/office/word/2010/wordprocessingDrawing" xmlns:wp="http://schemas.openxmlformats.org/drawingml/2006/wordprocessingDrawing" xmlns:w10="urn:schemas-microsoft-com:office:word" xmlns:w="http://schemas.openxmlformats.org/wordprocessingml/2006/main" xmlns:w14="http://schemas.microsoft.com/office/word/2010/wordml" xmlns:w15="http://schemas.microsoft.com/office/word/2012/wordml" xmlns:w16cex="http://schemas.microsoft.com/office/word/2018/wordml/cex" xmlns:w16cid="http://schemas.microsoft.com/office/word/2016/wordml/cid" xmlns:w16="http://schemas.microsoft.com/office/word/2018/wordml" xmlns:w16sdtdh="http://schemas.microsoft.com/office/word/2020/wordml/sdtdatahash" xmlns:w16se="http://schemas.microsoft.com/office/word/2015/wordml/symex" xmlns:wpg="http://schemas.microsoft.com/office/word/2010/wordprocessingGroup" xmlns:wpi="http://schemas.microsoft.com/office/word/2010/wordprocessingInk" xmlns:wne="http://schemas.microsoft.com/office/word/2006/wordml" xmlns:wps="http://schemas.microsoft.com/office/word/2010/wordprocessingShape" mc:Ignorable="w14 w15 w16se w16cid w16 w16cex w16sdtdh wp14">
+<w:document xmlns:wpc="http://schemas.microsoft.com/office/word/2010/wordprocessingCanvas" xmlns:cx="http://schemas.microsoft.com/office/drawing/2014/chartex" xmlns:cx1="http://schemas.microsoft.com/office/drawing/2015/9/8/chartex" xmlns:cx2="http://schemas.microsoft.com/office/drawing/2015/10/21/chartex" xmlns:cx3="http://schemas.microsoft.com/office/drawing/2016/5/9/chartex" xmlns:cx4="http://schemas.microsoft.com/office/drawing/2016/5/10/chartex" xmlns:cx5="http://schemas.microsoft.com/office/drawing/2016/5/11/chartex" xmlns:cx6="http://schemas.microsoft.com/office/drawing/2016/5/12/chartex" xmlns:cx7="http://schemas.microsoft.com/office/drawing/2016/5/13/chartex" xmlns:cx8="http://schemas.microsoft.com/office/drawing/2016/5/14/chartex" xmlns:mc="http://schemas.openxmlformats.org/markup-compatibility/2006" xmlns:aink="http://schemas.microsoft.com/office/drawing/2016/ink" xmlns:am3d="http://schemas.microsoft.com/office/drawing/2017/model3d" xmlns:o="urn:schemas-microsoft-com:office:office" xmlns:oel="http://schemas.microsoft.com/office/2019/extlst" xmlns:r="http://schemas.openxmlformats.org/officeDocument/2006/relationships" xmlns:m="http://schemas.openxmlformats.org/officeDocument/2006/math" xmlns:v="urn:schemas-microsoft-com:vml" xmlns:wp14="http://schemas.microsoft.com/office/word/2010/wordprocessingDrawing" xmlns:wp="http://schemas.openxmlformats.org/drawingml/2006/wordprocessingDrawing" xmlns:w10="urn:schemas-microsoft-com:office:word" xmlns:w="http://schemas.openxmlformats.org/wordprocessingml/2006/main" xmlns:w14="http://schemas.microsoft.com/office/word/2010/wordml" xmlns:w15="http://schemas.microsoft.com/office/word/2012/wordml" xmlns:w16cex="http://schemas.microsoft.com/office/word/2018/wordml/cex" xmlns:w16cid="http://schemas.microsoft.com/office/word/2016/wordml/cid" xmlns:w16="http://schemas.microsoft.com/office/word/2018/wordml" xmlns:w16sdtdh="http://schemas.microsoft.com/office/word/2020/wordml/sdtdatahash" xmlns:w16se="http://schemas.microsoft.com/office/word/2015/wordml/symex" xmlns:wpg="http://schemas.microsoft.com/office/word/2010/wordprocessingGroup" xmlns:wpi="http://schemas.microsoft.com/office/word/2010/wordprocessingInk" xmlns:wne="http://schemas.microsoft.com/office/word/2006/wordml" xmlns:wps="http://schemas.microsoft.com/office/word/2010/wordprocessingShape" mc:Ignorable="w14 w15 w16se w16cid w16 w16cex w16sdtdh wp14">
   <w:body>
     <w:p>
       <w:pPr>
@@ -129,7 +129,7 @@
           <w:sz w:val="26"/>
           <w:szCs w:val="26"/>
         </w:rPr>
-        <w:t>Mobile Phone:      +</w:t>
+        <w:t>Mobile Phone:  +</w:t>
       </w:r>
       <w:r>
         <w:rPr>
@@ -137,7 +137,81 @@
           <w:sz w:val="26"/>
           <w:szCs w:val="26"/>
         </w:rPr>
-        <w:t>12899396665</w:t>
+        <w:t>1</w:t>
+      </w:r>
+      <w:r>
+        <w:rPr>
+          <w:rFonts w:ascii="Times New Roman" w:hAnsi="Times New Roman" w:cs="Times New Roman"/>
+          <w:sz w:val="26"/>
+          <w:szCs w:val="26"/>
+        </w:rPr>
+        <w:t xml:space="preserve"> </w:t>
+      </w:r>
+      <w:r>
+        <w:rPr>
+          <w:rFonts w:ascii="Times New Roman" w:hAnsi="Times New Roman" w:cs="Times New Roman"/>
+          <w:sz w:val="26"/>
+          <w:szCs w:val="26"/>
+        </w:rPr>
+        <w:t>289</w:t>
+      </w:r>
+      <w:r>
+        <w:rPr>
+          <w:rFonts w:ascii="Times New Roman" w:hAnsi="Times New Roman" w:cs="Times New Roman"/>
+          <w:sz w:val="26"/>
+          <w:szCs w:val="26"/>
+        </w:rPr>
+        <w:t>-</w:t>
+      </w:r>
+      <w:r>
+        <w:rPr>
+          <w:rFonts w:ascii="Times New Roman" w:hAnsi="Times New Roman" w:cs="Times New Roman"/>
+          <w:sz w:val="26"/>
+          <w:szCs w:val="26"/>
+        </w:rPr>
+        <w:t>939</w:t>
+      </w:r>
+      <w:r>
+        <w:rPr>
+          <w:rFonts w:ascii="Times New Roman" w:hAnsi="Times New Roman" w:cs="Times New Roman"/>
+          <w:sz w:val="26"/>
+          <w:szCs w:val="26"/>
+        </w:rPr>
+        <w:t>-</w:t>
+      </w:r>
+      <w:r>
+        <w:rPr>
+          <w:rFonts w:ascii="Times New Roman" w:hAnsi="Times New Roman" w:cs="Times New Roman"/>
+          <w:sz w:val="26"/>
+          <w:szCs w:val="26"/>
+        </w:rPr>
+        <w:t>6665</w:t>
+      </w:r>
+    </w:p>
+    <w:p>
+      <w:pPr>
+        <w:pStyle w:val="Default"/>
+        <w:rPr>
+          <w:rFonts w:ascii="Times New Roman" w:hAnsi="Times New Roman" w:cs="Times New Roman"/>
+          <w:sz w:val="26"/>
+          <w:szCs w:val="26"/>
+        </w:rPr>
+      </w:pPr>
+      <w:r>
+        <w:rPr>
+          <w:rFonts w:ascii="Times New Roman" w:hAnsi="Times New Roman" w:cs="Times New Roman"/>
+          <w:sz w:val="26"/>
+          <w:szCs w:val="26"/>
+        </w:rPr>
+        <w:t xml:space="preserve">Address: </w:t>
+      </w:r>
+      <w:r>
+        <w:rPr>
+          <w:rFonts w:ascii="Times New Roman" w:hAnsi="Times New Roman" w:cs="Times New Roman"/>
+          <w:sz w:val="26"/>
+          <w:szCs w:val="26"/>
+        </w:rPr>
+        <w:t>706 Maria St, Whitby, ON L1N 1P8</w:t>
       </w:r>
     </w:p>
     <w:p>
@@ -165,7 +239,7 @@
             <wp:effectExtent l="0" t="0" r="0" b="0"/>
             <wp:wrapNone/>
             <wp:docPr id="4" name="Picture 4" descr="A close up of a logo&#10;&#10;Description automatically generated">
-              <a:hlinkClick xmlns:a="http://schemas.openxmlformats.org/drawingml/2006/main" r:id="rId6"/>
+              <a:hlinkClick xmlns:a="http://schemas.openxmlformats.org/drawingml/2006/main" r:id="rId8"/>
             </wp:docPr>
             <wp:cNvGraphicFramePr>
               <a:graphicFrameLocks xmlns:a="http://schemas.openxmlformats.org/drawingml/2006/main" noChangeAspect="1"/>
@@ -175,12 +249,12 @@
                 <pic:pic xmlns:pic="http://schemas.openxmlformats.org/drawingml/2006/picture">
                   <pic:nvPicPr>
                     <pic:cNvPr id="4" name="Picture 4" descr="A close up of a logo&#10;&#10;Description automatically generated">
-                      <a:hlinkClick r:id="rId6"/>
+                      <a:hlinkClick r:id="rId8"/>
                     </pic:cNvPr>
                     <pic:cNvPicPr/>
                   </pic:nvPicPr>
                   <pic:blipFill>
-                    <a:blip r:embed="rId7" cstate="print">
+                    <a:blip r:embed="rId9" cstate="print">
                       <a:extLst>
                         <a:ext uri="{28A0092B-C50C-407E-A947-70E740481C1C}">
                           <a14:useLocalDpi xmlns:a14="http://schemas.microsoft.com/office/drawing/2010/main" val="0"/>
@@ -232,7 +306,7 @@
             <wp:effectExtent l="0" t="0" r="0" b="635"/>
             <wp:wrapNone/>
             <wp:docPr id="6" name="Picture 6" descr="A picture containing oven, stove&#10;&#10;Description automatically generated">
-              <a:hlinkClick xmlns:a="http://schemas.openxmlformats.org/drawingml/2006/main" r:id="rId8"/>
+              <a:hlinkClick xmlns:a="http://schemas.openxmlformats.org/drawingml/2006/main" r:id="rId10"/>
             </wp:docPr>
             <wp:cNvGraphicFramePr>
               <a:graphicFrameLocks xmlns:a="http://schemas.openxmlformats.org/drawingml/2006/main" noChangeAspect="1"/>
@@ -242,12 +316,12 @@
                 <pic:pic xmlns:pic="http://schemas.openxmlformats.org/drawingml/2006/picture">
                   <pic:nvPicPr>
                     <pic:cNvPr id="6" name="Picture 6" descr="A picture containing oven, stove&#10;&#10;Description automatically generated">
-                      <a:hlinkClick r:id="rId8"/>
+                      <a:hlinkClick r:id="rId10"/>
                     </pic:cNvPr>
                     <pic:cNvPicPr/>
                   </pic:nvPicPr>
                   <pic:blipFill>
-                    <a:blip r:embed="rId9" cstate="print">
+                    <a:blip r:embed="rId11" cstate="print">
                       <a:extLst>
                         <a:ext uri="{28A0092B-C50C-407E-A947-70E740481C1C}">
                           <a14:useLocalDpi xmlns:a14="http://schemas.microsoft.com/office/drawing/2010/main" val="0"/>
@@ -296,7 +370,7 @@
             <wp:effectExtent l="0" t="0" r="8890" b="8890"/>
             <wp:wrapNone/>
             <wp:docPr id="30" name="Picture 30" descr="http://mccambridges.com/wp-content/uploads/2016/05/Facebook-New-Logo-2013.png">
-              <a:hlinkClick xmlns:a="http://schemas.openxmlformats.org/drawingml/2006/main" r:id="rId10"/>
+              <a:hlinkClick xmlns:a="http://schemas.openxmlformats.org/drawingml/2006/main" r:id="rId12"/>
             </wp:docPr>
             <wp:cNvGraphicFramePr>
               <a:graphicFrameLocks xmlns:a="http://schemas.openxmlformats.org/drawingml/2006/main" noChangeAspect="1"/>
@@ -306,14 +380,14 @@
                 <pic:pic xmlns:pic="http://schemas.openxmlformats.org/drawingml/2006/picture">
                   <pic:nvPicPr>
                     <pic:cNvPr id="30" name="Picture 30" descr="http://mccambridges.com/wp-content/uploads/2016/05/Facebook-New-Logo-2013.png">
-                      <a:hlinkClick r:id="rId10"/>
+                      <a:hlinkClick r:id="rId12"/>
                     </pic:cNvPr>
                     <pic:cNvPicPr>
                       <a:picLocks noChangeAspect="1" noChangeArrowheads="1"/>
                     </pic:cNvPicPr>
                   </pic:nvPicPr>
                   <pic:blipFill>
-                    <a:blip r:embed="rId11" cstate="print">
+                    <a:blip r:embed="rId13" cstate="print">
                       <a:extLst>
                         <a:ext uri="{28A0092B-C50C-407E-A947-70E740481C1C}">
                           <a14:useLocalDpi xmlns:a14="http://schemas.microsoft.com/office/drawing/2010/main" val="0"/>
@@ -367,7 +441,7 @@
             <wp:effectExtent l="0" t="0" r="9525" b="9525"/>
             <wp:wrapNone/>
             <wp:docPr id="28" name="Picture 28" descr="ØµÙØ±Ø© Ø°Ø§Øª ØµÙØ©">
-              <a:hlinkClick xmlns:a="http://schemas.openxmlformats.org/drawingml/2006/main" r:id="rId12"/>
+              <a:hlinkClick xmlns:a="http://schemas.openxmlformats.org/drawingml/2006/main" r:id="rId14"/>
             </wp:docPr>
             <wp:cNvGraphicFramePr>
               <a:graphicFrameLocks xmlns:a="http://schemas.openxmlformats.org/drawingml/2006/main" noChangeAspect="1"/>
@@ -377,14 +451,14 @@
                 <pic:pic xmlns:pic="http://schemas.openxmlformats.org/drawingml/2006/picture">
                   <pic:nvPicPr>
                     <pic:cNvPr id="28" name="Picture 28" descr="ØµÙØ±Ø© Ø°Ø§Øª ØµÙØ©">
-                      <a:hlinkClick r:id="rId12"/>
+                      <a:hlinkClick r:id="rId14"/>
                     </pic:cNvPr>
                     <pic:cNvPicPr>
                       <a:picLocks noChangeAspect="1" noChangeArrowheads="1"/>
                     </pic:cNvPicPr>
                   </pic:nvPicPr>
                   <pic:blipFill>
-                    <a:blip r:embed="rId13" cstate="print">
+                    <a:blip r:embed="rId15" cstate="print">
                       <a:extLst>
                         <a:ext uri="{28A0092B-C50C-407E-A947-70E740481C1C}">
                           <a14:useLocalDpi xmlns:a14="http://schemas.microsoft.com/office/drawing/2010/main" val="0"/>
@@ -447,7 +521,7 @@
         </w:rPr>
         <w:t xml:space="preserve">   </w:t>
       </w:r>
-      <w:hyperlink r:id="rId14" w:history="1">
+      <w:hyperlink r:id="rId16" w:history="1">
         <w:r>
           <w:rPr>
             <w:rStyle w:val="Hyperlink"/>
@@ -960,13 +1034,41 @@
               </w:rPr>
               <w:t xml:space="preserve">Organization            </w:t>
             </w:r>
+            <w:proofErr w:type="spellStart"/>
             <w:r>
               <w:rPr>
                 <w:rFonts w:asciiTheme="majorBidi" w:hAnsiTheme="majorBidi" w:cstheme="majorBidi"/>
                 <w:sz w:val="24"/>
                 <w:szCs w:val="24"/>
               </w:rPr>
-              <w:t>Benha Faculty of Engineering-Benha University</w:t>
+              <w:t>Benha</w:t>
+            </w:r>
+            <w:proofErr w:type="spellEnd"/>
+            <w:r>
+              <w:rPr>
+                <w:rFonts w:asciiTheme="majorBidi" w:hAnsiTheme="majorBidi" w:cstheme="majorBidi"/>
+                <w:sz w:val="24"/>
+                <w:szCs w:val="24"/>
+              </w:rPr>
+              <w:t xml:space="preserve"> Faculty of Engineering-</w:t>
+            </w:r>
+            <w:proofErr w:type="spellStart"/>
+            <w:r>
+              <w:rPr>
+                <w:rFonts w:asciiTheme="majorBidi" w:hAnsiTheme="majorBidi" w:cstheme="majorBidi"/>
+                <w:sz w:val="24"/>
+                <w:szCs w:val="24"/>
+              </w:rPr>
+              <w:t>Benha</w:t>
+            </w:r>
+            <w:proofErr w:type="spellEnd"/>
+            <w:r>
+              <w:rPr>
+                <w:rFonts w:asciiTheme="majorBidi" w:hAnsiTheme="majorBidi" w:cstheme="majorBidi"/>
+                <w:sz w:val="24"/>
+                <w:szCs w:val="24"/>
+              </w:rPr>
+              <w:t xml:space="preserve"> University</w:t>
             </w:r>
           </w:p>
           <w:p>
@@ -1044,7 +1146,25 @@
                 <w:sz w:val="24"/>
                 <w:szCs w:val="24"/>
               </w:rPr>
-              <w:t>Handle large classes in learning activities, grading and other administrative activities</w:t>
+              <w:t xml:space="preserve">Handle large classes in learning activities, </w:t>
+            </w:r>
+            <w:proofErr w:type="gramStart"/>
+            <w:r>
+              <w:rPr>
+                <w:rFonts w:asciiTheme="majorBidi" w:hAnsiTheme="majorBidi" w:cstheme="majorBidi"/>
+                <w:sz w:val="24"/>
+                <w:szCs w:val="24"/>
+              </w:rPr>
+              <w:t>grading</w:t>
+            </w:r>
+            <w:proofErr w:type="gramEnd"/>
+            <w:r>
+              <w:rPr>
+                <w:rFonts w:asciiTheme="majorBidi" w:hAnsiTheme="majorBidi" w:cstheme="majorBidi"/>
+                <w:sz w:val="24"/>
+                <w:szCs w:val="24"/>
+              </w:rPr>
+              <w:t xml:space="preserve"> and other administrative activities</w:t>
             </w:r>
           </w:p>
         </w:tc>
@@ -1159,29 +1279,59 @@
                 <w:shd w:val="clear" w:color="auto" w:fill="FFFFFF"/>
               </w:rPr>
             </w:pPr>
+            <w:proofErr w:type="spellStart"/>
             <w:r>
               <w:rPr>
                 <w:rFonts w:asciiTheme="majorBidi" w:hAnsiTheme="majorBidi" w:cstheme="majorBidi"/>
               </w:rPr>
-              <w:t>Benha Faculty of Engineering-</w:t>
-            </w:r>
+              <w:t>Benha</w:t>
+            </w:r>
+            <w:proofErr w:type="spellEnd"/>
             <w:r>
               <w:rPr>
                 <w:rFonts w:asciiTheme="majorBidi" w:hAnsiTheme="majorBidi" w:cstheme="majorBidi"/>
               </w:rPr>
+              <w:t xml:space="preserve"> Faculty of Engineering-</w:t>
+            </w:r>
+            <w:r>
+              <w:rPr>
+                <w:rFonts w:asciiTheme="majorBidi" w:hAnsiTheme="majorBidi" w:cstheme="majorBidi"/>
+              </w:rPr>
               <w:t xml:space="preserve"> </w:t>
             </w:r>
+            <w:proofErr w:type="spellStart"/>
             <w:r>
               <w:rPr>
                 <w:rFonts w:asciiTheme="majorBidi" w:hAnsiTheme="majorBidi" w:cstheme="majorBidi"/>
               </w:rPr>
-              <w:t>Benha University</w:t>
-            </w:r>
+              <w:t>Benha</w:t>
+            </w:r>
+            <w:proofErr w:type="spellEnd"/>
             <w:r>
               <w:rPr>
                 <w:rFonts w:asciiTheme="majorBidi" w:hAnsiTheme="majorBidi" w:cstheme="majorBidi"/>
               </w:rPr>
-              <w:t>, Benha, Egypt</w:t>
+              <w:t xml:space="preserve"> University</w:t>
+            </w:r>
+            <w:r>
+              <w:rPr>
+                <w:rFonts w:asciiTheme="majorBidi" w:hAnsiTheme="majorBidi" w:cstheme="majorBidi"/>
+              </w:rPr>
+              <w:t xml:space="preserve">, </w:t>
+            </w:r>
+            <w:proofErr w:type="spellStart"/>
+            <w:r>
+              <w:rPr>
+                <w:rFonts w:asciiTheme="majorBidi" w:hAnsiTheme="majorBidi" w:cstheme="majorBidi"/>
+              </w:rPr>
+              <w:t>Benha</w:t>
+            </w:r>
+            <w:proofErr w:type="spellEnd"/>
+            <w:r>
+              <w:rPr>
+                <w:rFonts w:asciiTheme="majorBidi" w:hAnsiTheme="majorBidi" w:cstheme="majorBidi"/>
+              </w:rPr>
+              <w:t>, Egypt</w:t>
             </w:r>
           </w:p>
           <w:p>
@@ -1384,6 +1534,7 @@
                 <w:shd w:val="clear" w:color="auto" w:fill="FFFFFF"/>
               </w:rPr>
             </w:pPr>
+            <w:proofErr w:type="spellStart"/>
             <w:r>
               <w:rPr>
                 <w:b/>
@@ -1391,7 +1542,17 @@
                 <w:color w:val="000000" w:themeColor="text1"/>
                 <w:shd w:val="clear" w:color="auto" w:fill="FFFFFF"/>
               </w:rPr>
-              <w:t>B.Sc, </w:t>
+              <w:t>B.Sc</w:t>
+            </w:r>
+            <w:proofErr w:type="spellEnd"/>
+            <w:r>
+              <w:rPr>
+                <w:b/>
+                <w:bCs/>
+                <w:color w:val="000000" w:themeColor="text1"/>
+                <w:shd w:val="clear" w:color="auto" w:fill="FFFFFF"/>
+              </w:rPr>
+              <w:t>, </w:t>
             </w:r>
             <w:bookmarkStart w:id="0" w:name=""/>
             <w:r>
@@ -1411,6 +1572,14 @@
                 <w:shd w:val="clear" w:color="auto" w:fill="FFFFFF"/>
               </w:rPr>
               <w:instrText xml:space="preserve"> HYPERLINK "http://www.linkedin.com/search?search=&amp;keywords=Communications+Engineering&amp;sortCriteria=R&amp;keepFacets=true&amp;goback=%2Econ" \o "Find users with this keyword" </w:instrText>
+            </w:r>
+            <w:r>
+              <w:rPr>
+                <w:b/>
+                <w:bCs/>
+                <w:color w:val="000000" w:themeColor="text1"/>
+                <w:shd w:val="clear" w:color="auto" w:fill="FFFFFF"/>
+              </w:rPr>
             </w:r>
             <w:r>
               <w:rPr>
@@ -1496,12 +1665,53 @@
                 <w:shd w:val="clear" w:color="auto" w:fill="FFFFFF"/>
               </w:rPr>
             </w:pPr>
+            <w:proofErr w:type="spellStart"/>
             <w:r>
               <w:rPr>
                 <w:rFonts w:asciiTheme="majorBidi" w:hAnsiTheme="majorBidi" w:cstheme="majorBidi"/>
                 <w:color w:val="000000" w:themeColor="text1"/>
               </w:rPr>
-              <w:t>Benha Faculty of Engineering- Benha University, Benha, Egypt</w:t>
+              <w:t>Benha</w:t>
+            </w:r>
+            <w:proofErr w:type="spellEnd"/>
+            <w:r>
+              <w:rPr>
+                <w:rFonts w:asciiTheme="majorBidi" w:hAnsiTheme="majorBidi" w:cstheme="majorBidi"/>
+                <w:color w:val="000000" w:themeColor="text1"/>
+              </w:rPr>
+              <w:t xml:space="preserve"> Faculty of Engineering- </w:t>
+            </w:r>
+            <w:proofErr w:type="spellStart"/>
+            <w:r>
+              <w:rPr>
+                <w:rFonts w:asciiTheme="majorBidi" w:hAnsiTheme="majorBidi" w:cstheme="majorBidi"/>
+                <w:color w:val="000000" w:themeColor="text1"/>
+              </w:rPr>
+              <w:t>Benha</w:t>
+            </w:r>
+            <w:proofErr w:type="spellEnd"/>
+            <w:r>
+              <w:rPr>
+                <w:rFonts w:asciiTheme="majorBidi" w:hAnsiTheme="majorBidi" w:cstheme="majorBidi"/>
+                <w:color w:val="000000" w:themeColor="text1"/>
+              </w:rPr>
+              <w:t xml:space="preserve"> University, </w:t>
+            </w:r>
+            <w:proofErr w:type="spellStart"/>
+            <w:r>
+              <w:rPr>
+                <w:rFonts w:asciiTheme="majorBidi" w:hAnsiTheme="majorBidi" w:cstheme="majorBidi"/>
+                <w:color w:val="000000" w:themeColor="text1"/>
+              </w:rPr>
+              <w:t>Benha</w:t>
+            </w:r>
+            <w:proofErr w:type="spellEnd"/>
+            <w:r>
+              <w:rPr>
+                <w:rFonts w:asciiTheme="majorBidi" w:hAnsiTheme="majorBidi" w:cstheme="majorBidi"/>
+                <w:color w:val="000000" w:themeColor="text1"/>
+              </w:rPr>
+              <w:t>, Egypt</w:t>
             </w:r>
           </w:p>
           <w:p>
@@ -1545,7 +1755,21 @@
               <w:rPr>
                 <w:color w:val="000000" w:themeColor="text1"/>
               </w:rPr>
-              <w:t xml:space="preserve"> With </w:t>
+              <w:t xml:space="preserve"> </w:t>
+            </w:r>
+            <w:proofErr w:type="gramStart"/>
+            <w:r>
+              <w:rPr>
+                <w:color w:val="000000" w:themeColor="text1"/>
+              </w:rPr>
+              <w:t>With</w:t>
+            </w:r>
+            <w:proofErr w:type="gramEnd"/>
+            <w:r>
+              <w:rPr>
+                <w:color w:val="000000" w:themeColor="text1"/>
+              </w:rPr>
+              <w:t xml:space="preserve"> </w:t>
             </w:r>
             <w:r>
               <w:rPr>
@@ -1895,7 +2119,55 @@
                 <w:sz w:val="24"/>
                 <w:szCs w:val="24"/>
               </w:rPr>
-              <w:t>A. Elewah, A. A. Badawi, H. Khalil, S. Rahnamayan and K. Elgazzar, "3D-RadViz: Three Dimensional Radial Visualization for Large-Scale Data Visualization," </w:t>
+              <w:t xml:space="preserve">A. Elewah, A. A. Badawi, H. Khalil, S. </w:t>
+            </w:r>
+            <w:proofErr w:type="spellStart"/>
+            <w:r>
+              <w:rPr>
+                <w:sz w:val="24"/>
+                <w:szCs w:val="24"/>
+              </w:rPr>
+              <w:t>Rahnamayan</w:t>
+            </w:r>
+            <w:proofErr w:type="spellEnd"/>
+            <w:r>
+              <w:rPr>
+                <w:sz w:val="24"/>
+                <w:szCs w:val="24"/>
+              </w:rPr>
+              <w:t xml:space="preserve"> and K. </w:t>
+            </w:r>
+            <w:proofErr w:type="spellStart"/>
+            <w:r>
+              <w:rPr>
+                <w:sz w:val="24"/>
+                <w:szCs w:val="24"/>
+              </w:rPr>
+              <w:t>Elgazzar</w:t>
+            </w:r>
+            <w:proofErr w:type="spellEnd"/>
+            <w:r>
+              <w:rPr>
+                <w:sz w:val="24"/>
+                <w:szCs w:val="24"/>
+              </w:rPr>
+              <w:t xml:space="preserve">, "3D-RadViz: </w:t>
+            </w:r>
+            <w:proofErr w:type="gramStart"/>
+            <w:r>
+              <w:rPr>
+                <w:sz w:val="24"/>
+                <w:szCs w:val="24"/>
+              </w:rPr>
+              <w:t>Three Dimensional</w:t>
+            </w:r>
+            <w:proofErr w:type="gramEnd"/>
+            <w:r>
+              <w:rPr>
+                <w:sz w:val="24"/>
+                <w:szCs w:val="24"/>
+              </w:rPr>
+              <w:t xml:space="preserve"> Radial Visualization for Large-Scale Data Visualization," </w:t>
             </w:r>
             <w:r>
               <w:rPr>
@@ -1911,7 +2183,23 @@
                 <w:sz w:val="24"/>
                 <w:szCs w:val="24"/>
               </w:rPr>
-              <w:t>, 2021, pp. 1037-1046, doi: 10.1109/CEC45853.2021.9504983.</w:t>
+              <w:t xml:space="preserve">, 2021, pp. 1037-1046, </w:t>
+            </w:r>
+            <w:proofErr w:type="spellStart"/>
+            <w:r>
+              <w:rPr>
+                <w:sz w:val="24"/>
+                <w:szCs w:val="24"/>
+              </w:rPr>
+              <w:t>doi</w:t>
+            </w:r>
+            <w:proofErr w:type="spellEnd"/>
+            <w:r>
+              <w:rPr>
+                <w:sz w:val="24"/>
+                <w:szCs w:val="24"/>
+              </w:rPr>
+              <w:t>: 10.1109/CEC45853.2021.9504983.</w:t>
             </w:r>
           </w:p>
           <w:p>
@@ -1932,15 +2220,73 @@
                 <w:sz w:val="24"/>
                 <w:szCs w:val="24"/>
               </w:rPr>
-              <w:t>A Elewah, A Taman, AA Awamry, M Elbahy “</w:t>
-            </w:r>
-            <w:r>
-              <w:rPr>
-                <w:sz w:val="24"/>
-                <w:szCs w:val="24"/>
-              </w:rPr>
-              <w:t>Mth Root Mth Power SNR MPSK Estimator</w:t>
-            </w:r>
+              <w:t xml:space="preserve">A Elewah, A Taman, AA </w:t>
+            </w:r>
+            <w:proofErr w:type="spellStart"/>
+            <w:r>
+              <w:rPr>
+                <w:sz w:val="24"/>
+                <w:szCs w:val="24"/>
+              </w:rPr>
+              <w:t>Awamry</w:t>
+            </w:r>
+            <w:proofErr w:type="spellEnd"/>
+            <w:r>
+              <w:rPr>
+                <w:sz w:val="24"/>
+                <w:szCs w:val="24"/>
+              </w:rPr>
+              <w:t xml:space="preserve">, M </w:t>
+            </w:r>
+            <w:proofErr w:type="spellStart"/>
+            <w:r>
+              <w:rPr>
+                <w:sz w:val="24"/>
+                <w:szCs w:val="24"/>
+              </w:rPr>
+              <w:t>Elbahy</w:t>
+            </w:r>
+            <w:proofErr w:type="spellEnd"/>
+            <w:r>
+              <w:rPr>
+                <w:sz w:val="24"/>
+                <w:szCs w:val="24"/>
+              </w:rPr>
+              <w:t xml:space="preserve"> “</w:t>
+            </w:r>
+            <w:proofErr w:type="spellStart"/>
+            <w:r>
+              <w:rPr>
+                <w:sz w:val="24"/>
+                <w:szCs w:val="24"/>
+              </w:rPr>
+              <w:t>Mth</w:t>
+            </w:r>
+            <w:proofErr w:type="spellEnd"/>
+            <w:r>
+              <w:rPr>
+                <w:sz w:val="24"/>
+                <w:szCs w:val="24"/>
+              </w:rPr>
+              <w:t xml:space="preserve"> Root </w:t>
+            </w:r>
+            <w:proofErr w:type="spellStart"/>
+            <w:r>
+              <w:rPr>
+                <w:sz w:val="24"/>
+                <w:szCs w:val="24"/>
+              </w:rPr>
+              <w:t>Mth</w:t>
+            </w:r>
+            <w:proofErr w:type="spellEnd"/>
+            <w:r>
+              <w:rPr>
+                <w:sz w:val="24"/>
+                <w:szCs w:val="24"/>
+              </w:rPr>
+              <w:t xml:space="preserve"> Power SNR MPSK Estimator</w:t>
+            </w:r>
+            <w:proofErr w:type="gramStart"/>
             <w:r>
               <w:rPr>
                 <w:sz w:val="24"/>
@@ -1953,7 +2299,15 @@
                 <w:sz w:val="24"/>
                 <w:szCs w:val="24"/>
               </w:rPr>
-              <w:t xml:space="preserve">     </w:t>
+              <w:t xml:space="preserve">   </w:t>
+            </w:r>
+            <w:proofErr w:type="gramEnd"/>
+            <w:r>
+              <w:rPr>
+                <w:sz w:val="24"/>
+                <w:szCs w:val="24"/>
+              </w:rPr>
+              <w:t xml:space="preserve">  </w:t>
             </w:r>
             <w:r>
               <w:rPr>
@@ -2161,7 +2515,23 @@
                 <w:sz w:val="24"/>
                 <w:szCs w:val="24"/>
               </w:rPr>
-              <w:t>the RadViz python package that is used in visualizing high dimensional dataset</w:t>
+              <w:t xml:space="preserve">the </w:t>
+            </w:r>
+            <w:proofErr w:type="spellStart"/>
+            <w:r>
+              <w:rPr>
+                <w:sz w:val="24"/>
+                <w:szCs w:val="24"/>
+              </w:rPr>
+              <w:t>RadViz</w:t>
+            </w:r>
+            <w:proofErr w:type="spellEnd"/>
+            <w:r>
+              <w:rPr>
+                <w:sz w:val="24"/>
+                <w:szCs w:val="24"/>
+              </w:rPr>
+              <w:t xml:space="preserve"> python package that is used in visualizing high dimensional dataset</w:t>
             </w:r>
           </w:p>
           <w:p>
@@ -2174,7 +2544,7 @@
                 <w:szCs w:val="24"/>
               </w:rPr>
             </w:pPr>
-            <w:hyperlink r:id="rId15" w:history="1">
+            <w:hyperlink r:id="rId17" w:history="1">
               <w:r>
                 <w:rPr>
                   <w:rStyle w:val="Hyperlink"/>
@@ -2191,8 +2561,10 @@
               <w:ind w:left="1080"/>
               <w:jc w:val="lowKashida"/>
               <w:rPr>
-                <w:sz w:val="24"/>
-                <w:szCs w:val="24"/>
+                <w:color w:val="0000FF" w:themeColor="hyperlink"/>
+                <w:sz w:val="24"/>
+                <w:szCs w:val="24"/>
+                <w:u w:val="single"/>
               </w:rPr>
             </w:pPr>
             <w:r>
@@ -2209,7 +2581,7 @@
               </w:rPr>
               <w:t xml:space="preserve">. Click </w:t>
             </w:r>
-            <w:hyperlink r:id="rId16" w:history="1">
+            <w:hyperlink r:id="rId18" w:history="1">
               <w:r>
                 <w:rPr>
                   <w:rStyle w:val="Hyperlink"/>
@@ -2252,6 +2624,7 @@
                 <w:sz w:val="24"/>
                 <w:szCs w:val="24"/>
               </w:rPr>
+              <w:lastRenderedPageBreak/>
               <w:t>Creating a repository that contain</w:t>
             </w:r>
             <w:r>
@@ -2266,7 +2639,23 @@
                 <w:sz w:val="24"/>
                 <w:szCs w:val="24"/>
               </w:rPr>
-              <w:t xml:space="preserve"> examples that explain how to use the RadViz package, and this repository is connected</w:t>
+              <w:t xml:space="preserve"> examples that explain how to use the </w:t>
+            </w:r>
+            <w:proofErr w:type="spellStart"/>
+            <w:r>
+              <w:rPr>
+                <w:sz w:val="24"/>
+                <w:szCs w:val="24"/>
+              </w:rPr>
+              <w:t>RadViz</w:t>
+            </w:r>
+            <w:proofErr w:type="spellEnd"/>
+            <w:r>
+              <w:rPr>
+                <w:sz w:val="24"/>
+                <w:szCs w:val="24"/>
+              </w:rPr>
+              <w:t xml:space="preserve"> package, and this repository is connected</w:t>
             </w:r>
             <w:r>
               <w:rPr>
@@ -2303,7 +2692,7 @@
               </w:rPr>
               <w:t xml:space="preserve">. Click </w:t>
             </w:r>
-            <w:hyperlink r:id="rId17" w:history="1">
+            <w:hyperlink r:id="rId19" w:history="1">
               <w:r>
                 <w:rPr>
                   <w:rStyle w:val="Hyperlink"/>
@@ -2353,10 +2742,9 @@
                 <w:sz w:val="24"/>
                 <w:szCs w:val="24"/>
               </w:rPr>
-              <w:lastRenderedPageBreak/>
               <w:t xml:space="preserve">Taking machine learning courses. Click </w:t>
             </w:r>
-            <w:hyperlink r:id="rId18" w:history="1">
+            <w:hyperlink r:id="rId20" w:history="1">
               <w:r>
                 <w:rPr>
                   <w:rStyle w:val="Hyperlink"/>
@@ -2468,39 +2856,27 @@
                 <w:bCs/>
                 <w:shd w:val="clear" w:color="auto" w:fill="FFFFFF"/>
               </w:rPr>
-              <w:t>W</w:t>
-            </w:r>
-            <w:r>
-              <w:rPr>
-                <w:b/>
-                <w:bCs/>
-                <w:shd w:val="clear" w:color="auto" w:fill="FFFFFF"/>
-              </w:rPr>
-              <w:t>ork</w:t>
-            </w:r>
-            <w:r>
-              <w:rPr>
-                <w:b/>
-                <w:bCs/>
-                <w:shd w:val="clear" w:color="auto" w:fill="FFFFFF"/>
-              </w:rPr>
-              <w:t>s</w:t>
-            </w:r>
-            <w:r>
-              <w:rPr>
-                <w:b/>
-                <w:bCs/>
-                <w:shd w:val="clear" w:color="auto" w:fill="FFFFFF"/>
-              </w:rPr>
-              <w:t xml:space="preserve"> on </w:t>
-            </w:r>
-            <w:r>
-              <w:rPr>
-                <w:b/>
-                <w:bCs/>
-                <w:shd w:val="clear" w:color="auto" w:fill="FFFFFF"/>
-              </w:rPr>
-              <w:t>The API’s for IoT devices</w:t>
+              <w:t xml:space="preserve">Activities and </w:t>
+            </w:r>
+            <w:r>
+              <w:rPr>
+                <w:rFonts w:ascii="Times New Roman" w:hAnsi="Times New Roman" w:cs="Times New Roman"/>
+                <w:b/>
+                <w:bCs/>
+                <w:sz w:val="24"/>
+                <w:szCs w:val="24"/>
+              </w:rPr>
+              <w:t>A</w:t>
+            </w:r>
+            <w:r>
+              <w:rPr>
+                <w:rFonts w:ascii="Times New Roman" w:hAnsi="Times New Roman" w:cs="Times New Roman"/>
+                <w:b/>
+                <w:bCs/>
+                <w:sz w:val="24"/>
+                <w:szCs w:val="24"/>
+              </w:rPr>
+              <w:t>chievements</w:t>
             </w:r>
           </w:p>
         </w:tc>
@@ -2530,16 +2906,61 @@
               </w:numPr>
               <w:jc w:val="lowKashida"/>
               <w:rPr>
-                <w:sz w:val="24"/>
-                <w:szCs w:val="24"/>
-              </w:rPr>
-            </w:pPr>
-            <w:r>
-              <w:rPr>
-                <w:sz w:val="24"/>
-                <w:szCs w:val="24"/>
-              </w:rPr>
-              <w:t xml:space="preserve">Submitting a paper with a title : </w:t>
+                <w:rStyle w:val="Hyperlink"/>
+                <w:color w:val="auto"/>
+                <w:sz w:val="24"/>
+                <w:szCs w:val="24"/>
+                <w:u w:val="none"/>
+              </w:rPr>
+            </w:pPr>
+            <w:r>
+              <w:rPr>
+                <w:sz w:val="24"/>
+                <w:szCs w:val="24"/>
+              </w:rPr>
+              <w:t xml:space="preserve">Accepted </w:t>
+            </w:r>
+            <w:r>
+              <w:rPr>
+                <w:sz w:val="24"/>
+                <w:szCs w:val="24"/>
+              </w:rPr>
+              <w:t xml:space="preserve">a paper </w:t>
+            </w:r>
+            <w:r>
+              <w:rPr>
+                <w:sz w:val="24"/>
+                <w:szCs w:val="24"/>
+              </w:rPr>
+              <w:t xml:space="preserve">in </w:t>
+            </w:r>
+            <w:r>
+              <w:rPr>
+                <w:sz w:val="24"/>
+                <w:szCs w:val="24"/>
+              </w:rPr>
+              <w:t xml:space="preserve">the </w:t>
+            </w:r>
+            <w:r>
+              <w:rPr>
+                <w:sz w:val="24"/>
+                <w:szCs w:val="24"/>
+              </w:rPr>
+              <w:t>WCMC22 conference</w:t>
+            </w:r>
+            <w:r>
+              <w:rPr>
+                <w:sz w:val="24"/>
+                <w:szCs w:val="24"/>
+              </w:rPr>
+              <w:t xml:space="preserve"> with the title</w:t>
+            </w:r>
+            <w:r>
+              <w:rPr>
+                <w:sz w:val="24"/>
+                <w:szCs w:val="24"/>
+              </w:rPr>
+              <w:t xml:space="preserve">: </w:t>
             </w:r>
             <w:r>
               <w:rPr>
@@ -2559,7 +2980,51 @@
               </w:rPr>
               <w:t xml:space="preserve"> </w:t>
             </w:r>
-            <w:hyperlink r:id="rId19" w:history="1">
+            <w:hyperlink r:id="rId21" w:history="1">
+              <w:r>
+                <w:rPr>
+                  <w:rStyle w:val="Hyperlink"/>
+                  <w:i/>
+                  <w:iCs/>
+                  <w:sz w:val="24"/>
+                  <w:szCs w:val="24"/>
+                </w:rPr>
+                <w:t>here</w:t>
+              </w:r>
+            </w:hyperlink>
+            <w:r>
+              <w:rPr>
+                <w:i/>
+                <w:iCs/>
+                <w:sz w:val="24"/>
+                <w:szCs w:val="24"/>
+              </w:rPr>
+              <w:t xml:space="preserve"> </w:t>
+            </w:r>
+            <w:r>
+              <w:rPr>
+                <w:sz w:val="24"/>
+                <w:szCs w:val="24"/>
+              </w:rPr>
+              <w:t>and</w:t>
+            </w:r>
+            <w:r>
+              <w:rPr>
+                <w:sz w:val="24"/>
+                <w:szCs w:val="24"/>
+              </w:rPr>
+              <w:t xml:space="preserve"> the published open-source repository </w:t>
+            </w:r>
+            <w:r>
+              <w:rPr>
+                <w:i/>
+                <w:iCs/>
+                <w:sz w:val="24"/>
+                <w:szCs w:val="24"/>
+              </w:rPr>
+              <w:t xml:space="preserve"> </w:t>
+            </w:r>
+            <w:hyperlink r:id="rId22" w:history="1">
               <w:r>
                 <w:rPr>
                   <w:rStyle w:val="Hyperlink"/>
@@ -2569,6 +3034,105 @@
                 <w:t>here</w:t>
               </w:r>
             </w:hyperlink>
+          </w:p>
+          <w:p>
+            <w:pPr>
+              <w:pStyle w:val="ListParagraph"/>
+              <w:numPr>
+                <w:ilvl w:val="0"/>
+                <w:numId w:val="33"/>
+              </w:numPr>
+              <w:jc w:val="lowKashida"/>
+              <w:rPr>
+                <w:i/>
+                <w:iCs/>
+                <w:sz w:val="24"/>
+                <w:szCs w:val="24"/>
+              </w:rPr>
+            </w:pPr>
+            <w:r>
+              <w:rPr>
+                <w:sz w:val="24"/>
+                <w:szCs w:val="24"/>
+              </w:rPr>
+              <w:t>Accepted</w:t>
+            </w:r>
+            <w:r>
+              <w:rPr>
+                <w:sz w:val="24"/>
+                <w:szCs w:val="24"/>
+              </w:rPr>
+              <w:t xml:space="preserve"> Paper </w:t>
+            </w:r>
+            <w:r>
+              <w:rPr>
+                <w:sz w:val="24"/>
+                <w:szCs w:val="24"/>
+              </w:rPr>
+              <w:t>in</w:t>
+            </w:r>
+            <w:r>
+              <w:rPr>
+                <w:sz w:val="24"/>
+                <w:szCs w:val="24"/>
+              </w:rPr>
+              <w:t xml:space="preserve"> </w:t>
+            </w:r>
+            <w:r>
+              <w:rPr>
+                <w:sz w:val="24"/>
+                <w:szCs w:val="24"/>
+              </w:rPr>
+              <w:t xml:space="preserve">the </w:t>
+            </w:r>
+            <w:r>
+              <w:rPr>
+                <w:sz w:val="24"/>
+                <w:szCs w:val="24"/>
+              </w:rPr>
+              <w:t>LCN conference with the title</w:t>
+            </w:r>
+            <w:r>
+              <w:rPr>
+                <w:i/>
+                <w:iCs/>
+                <w:sz w:val="24"/>
+                <w:szCs w:val="24"/>
+              </w:rPr>
+              <w:t>: Paving the Way for Massive Public Sensing as a Service</w:t>
+            </w:r>
+            <w:r>
+              <w:rPr>
+                <w:i/>
+                <w:iCs/>
+                <w:sz w:val="24"/>
+                <w:szCs w:val="24"/>
+              </w:rPr>
+              <w:t xml:space="preserve"> </w:t>
+            </w:r>
+          </w:p>
+          <w:p>
+            <w:pPr>
+              <w:pStyle w:val="ListParagraph"/>
+              <w:numPr>
+                <w:ilvl w:val="0"/>
+                <w:numId w:val="33"/>
+              </w:numPr>
+              <w:jc w:val="lowKashida"/>
+              <w:rPr>
+                <w:i/>
+                <w:iCs/>
+                <w:sz w:val="24"/>
+                <w:szCs w:val="24"/>
+              </w:rPr>
+            </w:pPr>
+            <w:r>
+              <w:rPr>
+                <w:sz w:val="24"/>
+                <w:szCs w:val="24"/>
+              </w:rPr>
+              <w:t xml:space="preserve">Attended (Amazon Web Service) AWS Summit in Toronto </w:t>
+            </w:r>
           </w:p>
           <w:p>
             <w:pPr>
@@ -2674,9 +3238,27 @@
                 <w:sz w:val="24"/>
                 <w:szCs w:val="24"/>
               </w:rPr>
-              <w:t xml:space="preserve">One of ICT winners in </w:t>
-            </w:r>
-            <w:hyperlink r:id="rId20" w:history="1">
+              <w:t xml:space="preserve">One of </w:t>
+            </w:r>
+            <w:r>
+              <w:rPr>
+                <w:rFonts w:ascii="Times New Roman" w:hAnsi="Times New Roman" w:cs="Times New Roman"/>
+                <w:noProof/>
+                <w:sz w:val="24"/>
+                <w:szCs w:val="24"/>
+              </w:rPr>
+              <w:t xml:space="preserve">the </w:t>
+            </w:r>
+            <w:r>
+              <w:rPr>
+                <w:rFonts w:ascii="Times New Roman" w:hAnsi="Times New Roman" w:cs="Times New Roman"/>
+                <w:noProof/>
+                <w:sz w:val="24"/>
+                <w:szCs w:val="24"/>
+              </w:rPr>
+              <w:t xml:space="preserve">ICT winners in </w:t>
+            </w:r>
+            <w:hyperlink r:id="rId23" w:history="1">
               <w:r>
                 <w:rPr>
                   <w:rStyle w:val="Hyperlink"/>
@@ -2695,7 +3277,7 @@
                 <w:sz w:val="24"/>
                 <w:szCs w:val="24"/>
               </w:rPr>
-              <w:t xml:space="preserve"> incubation program                                                              </w:t>
+              <w:t xml:space="preserve"> incubation program                                                       </w:t>
             </w:r>
             <w:r>
               <w:rPr>
@@ -2748,7 +3330,52 @@
                 <w:sz w:val="24"/>
                 <w:szCs w:val="24"/>
               </w:rPr>
-              <w:t xml:space="preserve">The proposed idea,  Tamra introduces Internet of Things (IoT) plateform </w:t>
+              <w:t>In the</w:t>
+            </w:r>
+            <w:r>
+              <w:rPr>
+                <w:rFonts w:ascii="Times New Roman" w:hAnsi="Times New Roman" w:cs="Times New Roman"/>
+                <w:noProof/>
+                <w:sz w:val="24"/>
+                <w:szCs w:val="24"/>
+              </w:rPr>
+              <w:t xml:space="preserve"> proposed idea,  Tamra introduces </w:t>
+            </w:r>
+            <w:r>
+              <w:rPr>
+                <w:rFonts w:ascii="Times New Roman" w:hAnsi="Times New Roman" w:cs="Times New Roman"/>
+                <w:noProof/>
+                <w:sz w:val="24"/>
+                <w:szCs w:val="24"/>
+              </w:rPr>
+              <w:t xml:space="preserve">the </w:t>
+            </w:r>
+            <w:r>
+              <w:rPr>
+                <w:rFonts w:ascii="Times New Roman" w:hAnsi="Times New Roman" w:cs="Times New Roman"/>
+                <w:noProof/>
+                <w:sz w:val="24"/>
+                <w:szCs w:val="24"/>
+              </w:rPr>
+              <w:t xml:space="preserve">Internet of Things (IoT) </w:t>
+            </w:r>
+            <w:r>
+              <w:rPr>
+                <w:rFonts w:ascii="Times New Roman" w:hAnsi="Times New Roman" w:cs="Times New Roman"/>
+                <w:noProof/>
+                <w:sz w:val="24"/>
+                <w:szCs w:val="24"/>
+              </w:rPr>
+              <w:t>platform</w:t>
+            </w:r>
+            <w:r>
+              <w:rPr>
+                <w:rFonts w:ascii="Times New Roman" w:hAnsi="Times New Roman" w:cs="Times New Roman"/>
+                <w:noProof/>
+                <w:sz w:val="24"/>
+                <w:szCs w:val="24"/>
+              </w:rPr>
+              <w:t xml:space="preserve"> </w:t>
             </w:r>
           </w:p>
           <w:p>
@@ -2783,7 +3410,7 @@
               </w:rPr>
               <w:t xml:space="preserve">First Place Winner in </w:t>
             </w:r>
-            <w:hyperlink r:id="rId21" w:history="1">
+            <w:hyperlink r:id="rId24" w:history="1">
               <w:r>
                 <w:rPr>
                   <w:rStyle w:val="Hyperlink"/>
@@ -2853,7 +3480,97 @@
                 <w:sz w:val="24"/>
                 <w:szCs w:val="24"/>
               </w:rPr>
-              <w:t xml:space="preserve">The proposed idea is replacing the lift buttons with tablet runing Android OS.By another word integrate the lift with android OS. </w:t>
+              <w:t xml:space="preserve">The proposed idea is </w:t>
+            </w:r>
+            <w:r>
+              <w:rPr>
+                <w:rFonts w:ascii="Times New Roman" w:hAnsi="Times New Roman" w:cs="Times New Roman"/>
+                <w:noProof/>
+                <w:sz w:val="24"/>
+                <w:szCs w:val="24"/>
+              </w:rPr>
+              <w:t>to replace</w:t>
+            </w:r>
+            <w:r>
+              <w:rPr>
+                <w:rFonts w:ascii="Times New Roman" w:hAnsi="Times New Roman" w:cs="Times New Roman"/>
+                <w:noProof/>
+                <w:sz w:val="24"/>
+                <w:szCs w:val="24"/>
+              </w:rPr>
+              <w:t xml:space="preserve"> the lift buttons with </w:t>
+            </w:r>
+            <w:r>
+              <w:rPr>
+                <w:rFonts w:ascii="Times New Roman" w:hAnsi="Times New Roman" w:cs="Times New Roman"/>
+                <w:noProof/>
+                <w:sz w:val="24"/>
+                <w:szCs w:val="24"/>
+              </w:rPr>
+              <w:t xml:space="preserve">a </w:t>
+            </w:r>
+            <w:r>
+              <w:rPr>
+                <w:rFonts w:ascii="Times New Roman" w:hAnsi="Times New Roman" w:cs="Times New Roman"/>
+                <w:noProof/>
+                <w:sz w:val="24"/>
+                <w:szCs w:val="24"/>
+              </w:rPr>
+              <w:t xml:space="preserve">tablet </w:t>
+            </w:r>
+            <w:r>
+              <w:rPr>
+                <w:rFonts w:ascii="Times New Roman" w:hAnsi="Times New Roman" w:cs="Times New Roman"/>
+                <w:noProof/>
+                <w:sz w:val="24"/>
+                <w:szCs w:val="24"/>
+              </w:rPr>
+              <w:t>running</w:t>
+            </w:r>
+            <w:r>
+              <w:rPr>
+                <w:rFonts w:ascii="Times New Roman" w:hAnsi="Times New Roman" w:cs="Times New Roman"/>
+                <w:noProof/>
+                <w:sz w:val="24"/>
+                <w:szCs w:val="24"/>
+              </w:rPr>
+              <w:t xml:space="preserve"> Android OS.</w:t>
+            </w:r>
+            <w:r>
+              <w:rPr>
+                <w:rFonts w:ascii="Times New Roman" w:hAnsi="Times New Roman" w:cs="Times New Roman"/>
+                <w:noProof/>
+                <w:sz w:val="24"/>
+                <w:szCs w:val="24"/>
+              </w:rPr>
+              <w:t xml:space="preserve"> In</w:t>
+            </w:r>
+            <w:r>
+              <w:rPr>
+                <w:rFonts w:ascii="Times New Roman" w:hAnsi="Times New Roman" w:cs="Times New Roman"/>
+                <w:noProof/>
+                <w:sz w:val="24"/>
+                <w:szCs w:val="24"/>
+              </w:rPr>
+              <w:t xml:space="preserve"> </w:t>
+            </w:r>
+            <w:r>
+              <w:rPr>
+                <w:rFonts w:ascii="Times New Roman" w:hAnsi="Times New Roman" w:cs="Times New Roman"/>
+                <w:noProof/>
+                <w:sz w:val="24"/>
+                <w:szCs w:val="24"/>
+              </w:rPr>
+              <w:t>other words</w:t>
+            </w:r>
+            <w:r>
+              <w:rPr>
+                <w:rFonts w:ascii="Times New Roman" w:hAnsi="Times New Roman" w:cs="Times New Roman"/>
+                <w:noProof/>
+                <w:sz w:val="24"/>
+                <w:szCs w:val="24"/>
+              </w:rPr>
+              <w:t xml:space="preserve"> integrate the lift with android OS. </w:t>
             </w:r>
           </w:p>
           <w:p>
@@ -3206,7 +3923,6 @@
           </w:p>
           <w:p>
             <w:pPr>
-              <w:pStyle w:val="ListParagraph"/>
               <w:ind w:right="-63"/>
               <w:rPr>
                 <w:rFonts w:ascii="Times New Roman" w:hAnsi="Times New Roman" w:cs="Times New Roman"/>
@@ -3215,17 +3931,6 @@
                 <w:szCs w:val="24"/>
               </w:rPr>
             </w:pPr>
-          </w:p>
-          <w:p>
-            <w:pPr>
-              <w:ind w:right="-63"/>
-              <w:rPr>
-                <w:rFonts w:ascii="Times New Roman" w:hAnsi="Times New Roman" w:cs="Times New Roman"/>
-                <w:noProof/>
-                <w:sz w:val="24"/>
-                <w:szCs w:val="24"/>
-              </w:rPr>
-            </w:pPr>
             <w:r>
               <w:rPr>
                 <w:rFonts w:ascii="Times New Roman" w:hAnsi="Times New Roman" w:cs="Times New Roman"/>
@@ -3253,17 +3958,6 @@
               </w:rPr>
               <w:t xml:space="preserve">teaching courses at Benha faculty of engineering </w:t>
             </w:r>
-          </w:p>
-          <w:p>
-            <w:pPr>
-              <w:ind w:right="-63"/>
-              <w:rPr>
-                <w:rFonts w:ascii="Times New Roman" w:hAnsi="Times New Roman" w:cs="Times New Roman"/>
-                <w:noProof/>
-                <w:sz w:val="24"/>
-                <w:szCs w:val="24"/>
-              </w:rPr>
-            </w:pPr>
           </w:p>
           <w:p>
             <w:pPr>
@@ -3703,7 +4397,43 @@
                 <w:sz w:val="24"/>
                 <w:szCs w:val="24"/>
               </w:rPr>
-              <w:t xml:space="preserve">teaching courses at Benha faculty of engineering </w:t>
+              <w:t xml:space="preserve">teaching courses at Benha </w:t>
+            </w:r>
+            <w:r>
+              <w:rPr>
+                <w:rFonts w:ascii="Times New Roman" w:hAnsi="Times New Roman" w:cs="Times New Roman"/>
+                <w:noProof/>
+                <w:sz w:val="24"/>
+                <w:szCs w:val="24"/>
+              </w:rPr>
+              <w:t>Faculty</w:t>
+            </w:r>
+            <w:r>
+              <w:rPr>
+                <w:rFonts w:ascii="Times New Roman" w:hAnsi="Times New Roman" w:cs="Times New Roman"/>
+                <w:noProof/>
+                <w:sz w:val="24"/>
+                <w:szCs w:val="24"/>
+              </w:rPr>
+              <w:t xml:space="preserve"> of </w:t>
+            </w:r>
+            <w:r>
+              <w:rPr>
+                <w:rFonts w:ascii="Times New Roman" w:hAnsi="Times New Roman" w:cs="Times New Roman"/>
+                <w:noProof/>
+                <w:sz w:val="24"/>
+                <w:szCs w:val="24"/>
+              </w:rPr>
+              <w:t>E</w:t>
+            </w:r>
+            <w:r>
+              <w:rPr>
+                <w:rFonts w:ascii="Times New Roman" w:hAnsi="Times New Roman" w:cs="Times New Roman"/>
+                <w:noProof/>
+                <w:sz w:val="24"/>
+                <w:szCs w:val="24"/>
+              </w:rPr>
+              <w:t xml:space="preserve">ngineering </w:t>
             </w:r>
           </w:p>
           <w:p>
@@ -3803,11 +4533,17 @@
           </w:p>
           <w:p>
             <w:pPr>
-              <w:pStyle w:val="Default"/>
-              <w:rPr>
-                <w:rFonts w:ascii="Times New Roman" w:hAnsi="Times New Roman" w:cs="Times New Roman"/>
-                <w:b/>
-                <w:bCs/>
+              <w:pStyle w:val="ListParagraph"/>
+              <w:numPr>
+                <w:ilvl w:val="0"/>
+                <w:numId w:val="22"/>
+              </w:numPr>
+              <w:ind w:right="-63"/>
+              <w:rPr>
+                <w:rFonts w:ascii="Times New Roman" w:hAnsi="Times New Roman" w:cs="Times New Roman"/>
+                <w:noProof/>
+                <w:sz w:val="24"/>
+                <w:szCs w:val="24"/>
               </w:rPr>
             </w:pPr>
           </w:p>
@@ -3964,7 +4700,7 @@
                 <w:szCs w:val="24"/>
                 <w:shd w:val="clear" w:color="auto" w:fill="FFFFFF"/>
               </w:rPr>
-              <w:t>C++</w:t>
+              <w:t>Python</w:t>
             </w:r>
           </w:p>
           <w:p>
@@ -3991,7 +4727,7 @@
                 <w:szCs w:val="24"/>
                 <w:shd w:val="clear" w:color="auto" w:fill="FFFFFF"/>
               </w:rPr>
-              <w:t>Embedded C</w:t>
+              <w:t>C++</w:t>
             </w:r>
           </w:p>
           <w:p>
@@ -4018,7 +4754,7 @@
                 <w:szCs w:val="24"/>
                 <w:shd w:val="clear" w:color="auto" w:fill="FFFFFF"/>
               </w:rPr>
-              <w:t>Python</w:t>
+              <w:t>Embedded C</w:t>
             </w:r>
           </w:p>
           <w:p>
@@ -4101,45 +4837,6 @@
               </w:rPr>
               <w:t>Arduino c</w:t>
             </w:r>
-          </w:p>
-          <w:p>
-            <w:pPr>
-              <w:pStyle w:val="ListParagraph"/>
-              <w:ind w:right="-63"/>
-              <w:rPr>
-                <w:rFonts w:ascii="Times New Roman" w:hAnsi="Times New Roman" w:cs="Times New Roman"/>
-                <w:color w:val="000000"/>
-                <w:sz w:val="24"/>
-                <w:szCs w:val="24"/>
-                <w:shd w:val="clear" w:color="auto" w:fill="FFFFFF"/>
-              </w:rPr>
-            </w:pPr>
-          </w:p>
-          <w:p>
-            <w:pPr>
-              <w:pStyle w:val="ListParagraph"/>
-              <w:ind w:right="-63"/>
-              <w:rPr>
-                <w:rFonts w:ascii="Times New Roman" w:hAnsi="Times New Roman" w:cs="Times New Roman"/>
-                <w:color w:val="000000"/>
-                <w:sz w:val="24"/>
-                <w:szCs w:val="24"/>
-                <w:shd w:val="clear" w:color="auto" w:fill="FFFFFF"/>
-              </w:rPr>
-            </w:pPr>
-          </w:p>
-          <w:p>
-            <w:pPr>
-              <w:pStyle w:val="ListParagraph"/>
-              <w:ind w:right="-63"/>
-              <w:rPr>
-                <w:rFonts w:ascii="Times New Roman" w:hAnsi="Times New Roman" w:cs="Times New Roman"/>
-                <w:color w:val="000000"/>
-                <w:sz w:val="24"/>
-                <w:szCs w:val="24"/>
-                <w:shd w:val="clear" w:color="auto" w:fill="FFFFFF"/>
-              </w:rPr>
-            </w:pPr>
           </w:p>
           <w:p>
             <w:pPr>
@@ -4190,6 +4887,7 @@
                 <w:szCs w:val="24"/>
                 <w:shd w:val="clear" w:color="auto" w:fill="FFFFFF"/>
               </w:rPr>
+              <w:lastRenderedPageBreak/>
               <w:t>Simulation program</w:t>
             </w:r>
           </w:p>
@@ -4244,7 +4942,7 @@
                 <w:szCs w:val="24"/>
                 <w:shd w:val="clear" w:color="auto" w:fill="FFFFFF"/>
               </w:rPr>
-              <w:t>Matlab</w:t>
+              <w:t>MATLAB</w:t>
             </w:r>
           </w:p>
           <w:p>
@@ -4433,73 +5131,6 @@
           </w:tcPr>
           <w:p>
             <w:pPr>
-              <w:ind w:left="360" w:right="-63"/>
-              <w:rPr>
-                <w:rFonts w:ascii="Times New Roman" w:hAnsi="Times New Roman" w:cs="Times New Roman"/>
-                <w:b/>
-                <w:bCs/>
-                <w:sz w:val="24"/>
-                <w:szCs w:val="24"/>
-              </w:rPr>
-            </w:pPr>
-            <w:r>
-              <w:rPr>
-                <w:rFonts w:ascii="Times New Roman" w:hAnsi="Times New Roman" w:cs="Times New Roman"/>
-                <w:b/>
-                <w:bCs/>
-                <w:sz w:val="24"/>
-                <w:szCs w:val="24"/>
-              </w:rPr>
-              <w:t>Languages</w:t>
-            </w:r>
-          </w:p>
-          <w:p>
-            <w:pPr>
-              <w:pStyle w:val="ListParagraph"/>
-              <w:numPr>
-                <w:ilvl w:val="0"/>
-                <w:numId w:val="3"/>
-              </w:numPr>
-              <w:ind w:left="1080" w:right="-63"/>
-              <w:rPr>
-                <w:rFonts w:ascii="Times New Roman" w:hAnsi="Times New Roman" w:cs="Times New Roman"/>
-                <w:b/>
-                <w:bCs/>
-                <w:sz w:val="24"/>
-                <w:szCs w:val="24"/>
-              </w:rPr>
-            </w:pPr>
-            <w:r>
-              <w:rPr>
-                <w:rFonts w:ascii="Times New Roman" w:hAnsi="Times New Roman" w:cs="Times New Roman"/>
-                <w:sz w:val="24"/>
-                <w:szCs w:val="24"/>
-              </w:rPr>
-              <w:t xml:space="preserve">Good Command of Both Spoken and Written English - </w:t>
-            </w:r>
-            <w:r>
-              <w:rPr>
-                <w:rFonts w:ascii="Times New Roman" w:hAnsi="Times New Roman" w:cs="Times New Roman"/>
-                <w:b/>
-                <w:bCs/>
-                <w:sz w:val="24"/>
-                <w:szCs w:val="24"/>
-              </w:rPr>
-              <w:t xml:space="preserve">IELTS score </w:t>
-            </w:r>
-            <w:r>
-              <w:rPr>
-                <w:rFonts w:ascii="Times New Roman" w:hAnsi="Times New Roman" w:cs="Times New Roman"/>
-                <w:b/>
-                <w:bCs/>
-                <w:sz w:val="24"/>
-                <w:szCs w:val="24"/>
-              </w:rPr>
-              <w:t>6</w:t>
-            </w:r>
-          </w:p>
-          <w:p>
-            <w:pPr>
               <w:ind w:right="-63"/>
               <w:rPr>
                 <w:rFonts w:ascii="Times New Roman" w:hAnsi="Times New Roman" w:cs="Times New Roman"/>
@@ -4517,7 +5148,27 @@
                 <w:sz w:val="24"/>
                 <w:szCs w:val="24"/>
               </w:rPr>
-              <w:t xml:space="preserve">       GRE score</w:t>
+              <w:t xml:space="preserve">       GRE </w:t>
+            </w:r>
+            <w:r>
+              <w:rPr>
+                <w:rFonts w:ascii="Times New Roman" w:hAnsi="Times New Roman" w:cs="Times New Roman"/>
+                <w:b/>
+                <w:bCs/>
+                <w:sz w:val="24"/>
+                <w:szCs w:val="24"/>
+              </w:rPr>
+              <w:t xml:space="preserve">Test </w:t>
+            </w:r>
+            <w:r>
+              <w:rPr>
+                <w:rFonts w:ascii="Times New Roman" w:hAnsi="Times New Roman" w:cs="Times New Roman"/>
+                <w:b/>
+                <w:bCs/>
+                <w:sz w:val="24"/>
+                <w:szCs w:val="24"/>
+              </w:rPr>
+              <w:t>score</w:t>
             </w:r>
           </w:p>
           <w:p>
@@ -4540,53 +5191,17 @@
                 <w:sz w:val="24"/>
                 <w:szCs w:val="24"/>
               </w:rPr>
-              <w:t>Quantitative 160</w:t>
-            </w:r>
-          </w:p>
-          <w:p>
-            <w:pPr>
-              <w:pStyle w:val="ListParagraph"/>
-              <w:numPr>
-                <w:ilvl w:val="0"/>
-                <w:numId w:val="18"/>
-              </w:numPr>
-              <w:ind w:right="-63"/>
-              <w:rPr>
-                <w:rFonts w:ascii="Times New Roman" w:hAnsi="Times New Roman" w:cs="Times New Roman"/>
-                <w:sz w:val="24"/>
-                <w:szCs w:val="24"/>
-              </w:rPr>
-            </w:pPr>
-            <w:r>
-              <w:rPr>
-                <w:rFonts w:ascii="Times New Roman" w:hAnsi="Times New Roman" w:cs="Times New Roman"/>
-                <w:sz w:val="24"/>
-                <w:szCs w:val="24"/>
-              </w:rPr>
-              <w:t>Verbal 138</w:t>
-            </w:r>
-          </w:p>
-          <w:p>
-            <w:pPr>
-              <w:pStyle w:val="ListParagraph"/>
-              <w:numPr>
-                <w:ilvl w:val="0"/>
-                <w:numId w:val="18"/>
-              </w:numPr>
-              <w:ind w:right="-63"/>
-              <w:rPr>
-                <w:rFonts w:ascii="Times New Roman" w:hAnsi="Times New Roman" w:cs="Times New Roman"/>
-                <w:sz w:val="24"/>
-                <w:szCs w:val="24"/>
-              </w:rPr>
-            </w:pPr>
-            <w:r>
-              <w:rPr>
-                <w:rFonts w:ascii="Times New Roman" w:hAnsi="Times New Roman" w:cs="Times New Roman"/>
-                <w:sz w:val="24"/>
-                <w:szCs w:val="24"/>
-              </w:rPr>
-              <w:t>AWA 2.5</w:t>
+              <w:t xml:space="preserve">Quantitative </w:t>
+            </w:r>
+            <w:r>
+              <w:rPr>
+                <w:rFonts w:ascii="Times New Roman" w:hAnsi="Times New Roman" w:cs="Times New Roman"/>
+                <w:b/>
+                <w:bCs/>
+                <w:sz w:val="24"/>
+                <w:szCs w:val="24"/>
+              </w:rPr>
+              <w:t>160</w:t>
             </w:r>
           </w:p>
           <w:p>
@@ -4690,19 +5305,7 @@
           </w:p>
           <w:p>
             <w:pPr>
-              <w:ind w:left="360" w:right="-63"/>
-              <w:rPr>
-                <w:rFonts w:ascii="Times New Roman" w:hAnsi="Times New Roman" w:cs="Times New Roman"/>
-                <w:b/>
-                <w:bCs/>
-                <w:sz w:val="24"/>
-                <w:szCs w:val="24"/>
-              </w:rPr>
-            </w:pPr>
-          </w:p>
-          <w:p>
-            <w:pPr>
-              <w:ind w:left="360" w:right="-63"/>
+              <w:ind w:right="-63"/>
               <w:rPr>
                 <w:rFonts w:ascii="Times New Roman" w:hAnsi="Times New Roman" w:cs="Times New Roman"/>
                 <w:b/>
@@ -4776,13 +5379,23 @@
                 <w:szCs w:val="24"/>
               </w:rPr>
             </w:pPr>
-            <w:r>
-              <w:rPr>
-                <w:rFonts w:ascii="Times New Roman" w:hAnsi="Times New Roman" w:cs="Times New Roman"/>
-                <w:sz w:val="24"/>
-                <w:szCs w:val="24"/>
-              </w:rPr>
-              <w:t xml:space="preserve">Team work </w:t>
+            <w:proofErr w:type="gramStart"/>
+            <w:r>
+              <w:rPr>
+                <w:rFonts w:ascii="Times New Roman" w:hAnsi="Times New Roman" w:cs="Times New Roman"/>
+                <w:sz w:val="24"/>
+                <w:szCs w:val="24"/>
+              </w:rPr>
+              <w:t>Team work</w:t>
+            </w:r>
+            <w:proofErr w:type="gramEnd"/>
+            <w:r>
+              <w:rPr>
+                <w:rFonts w:ascii="Times New Roman" w:hAnsi="Times New Roman" w:cs="Times New Roman"/>
+                <w:sz w:val="24"/>
+                <w:szCs w:val="24"/>
+              </w:rPr>
+              <w:t xml:space="preserve"> </w:t>
             </w:r>
           </w:p>
           <w:p>
@@ -4998,700 +5611,6 @@
           </w:p>
         </w:tc>
       </w:tr>
-      <w:tr>
-        <w:trPr>
-          <w:trHeight w:val="340"/>
-        </w:trPr>
-        <w:tc>
-          <w:tcPr>
-            <w:tcW w:w="0" w:type="auto"/>
-            <w:gridSpan w:val="5"/>
-            <w:tcBorders>
-              <w:top w:val="single" w:sz="4" w:space="0" w:color="auto"/>
-              <w:left w:val="nil"/>
-              <w:bottom w:val="single" w:sz="4" w:space="0" w:color="auto"/>
-              <w:right w:val="nil"/>
-            </w:tcBorders>
-            <w:vAlign w:val="center"/>
-          </w:tcPr>
-          <w:p>
-            <w:pPr>
-              <w:ind w:right="-63"/>
-              <w:rPr>
-                <w:rFonts w:ascii="Times New Roman" w:hAnsi="Times New Roman" w:cs="Times New Roman"/>
-                <w:b/>
-                <w:bCs/>
-                <w:sz w:val="24"/>
-                <w:szCs w:val="24"/>
-              </w:rPr>
-            </w:pPr>
-            <w:r>
-              <w:rPr>
-                <w:rFonts w:ascii="Times New Roman" w:hAnsi="Times New Roman" w:cs="Times New Roman"/>
-                <w:b/>
-                <w:bCs/>
-                <w:sz w:val="24"/>
-                <w:szCs w:val="24"/>
-              </w:rPr>
-              <w:t>T</w:t>
-            </w:r>
-            <w:r>
-              <w:rPr>
-                <w:rFonts w:ascii="Times New Roman" w:hAnsi="Times New Roman" w:cs="Times New Roman"/>
-                <w:b/>
-                <w:bCs/>
-                <w:sz w:val="24"/>
-                <w:szCs w:val="24"/>
-              </w:rPr>
-              <w:t>RAINING</w:t>
-            </w:r>
-          </w:p>
-        </w:tc>
-      </w:tr>
-      <w:tr>
-        <w:trPr>
-          <w:trHeight w:val="340"/>
-        </w:trPr>
-        <w:tc>
-          <w:tcPr>
-            <w:tcW w:w="0" w:type="auto"/>
-            <w:gridSpan w:val="5"/>
-            <w:tcBorders>
-              <w:top w:val="single" w:sz="4" w:space="0" w:color="auto"/>
-              <w:left w:val="nil"/>
-              <w:bottom w:val="single" w:sz="4" w:space="0" w:color="auto"/>
-              <w:right w:val="nil"/>
-            </w:tcBorders>
-            <w:vAlign w:val="center"/>
-          </w:tcPr>
-          <w:p>
-            <w:pPr>
-              <w:tabs>
-                <w:tab w:val="left" w:pos="8700"/>
-              </w:tabs>
-              <w:ind w:left="360" w:right="-63"/>
-              <w:rPr>
-                <w:rFonts w:ascii="Times New Roman" w:hAnsi="Times New Roman" w:cs="Times New Roman"/>
-                <w:b/>
-                <w:bCs/>
-                <w:sz w:val="24"/>
-                <w:szCs w:val="24"/>
-              </w:rPr>
-            </w:pPr>
-            <w:r>
-              <w:rPr>
-                <w:rFonts w:ascii="Times New Roman" w:hAnsi="Times New Roman" w:cs="Times New Roman"/>
-                <w:b/>
-                <w:bCs/>
-                <w:sz w:val="24"/>
-                <w:szCs w:val="24"/>
-              </w:rPr>
-              <w:t xml:space="preserve">Telecom Egypt                              </w:t>
-            </w:r>
-            <w:r>
-              <w:rPr>
-                <w:rFonts w:ascii="Times New Roman" w:hAnsi="Times New Roman" w:cs="Times New Roman"/>
-                <w:b/>
-                <w:bCs/>
-                <w:sz w:val="24"/>
-                <w:szCs w:val="24"/>
-              </w:rPr>
-              <w:tab/>
-            </w:r>
-            <w:r>
-              <w:rPr>
-                <w:rFonts w:ascii="Times New Roman" w:hAnsi="Times New Roman" w:cs="Times New Roman"/>
-                <w:b/>
-                <w:bCs/>
-                <w:sz w:val="24"/>
-                <w:szCs w:val="24"/>
-              </w:rPr>
-              <w:t xml:space="preserve">       </w:t>
-            </w:r>
-            <w:r>
-              <w:rPr>
-                <w:rFonts w:ascii="Times New Roman" w:hAnsi="Times New Roman" w:cs="Times New Roman"/>
-                <w:b/>
-                <w:bCs/>
-                <w:sz w:val="24"/>
-                <w:szCs w:val="24"/>
-              </w:rPr>
-              <w:t>2011</w:t>
-            </w:r>
-          </w:p>
-          <w:p>
-            <w:pPr>
-              <w:pStyle w:val="ListParagraph"/>
-              <w:numPr>
-                <w:ilvl w:val="0"/>
-                <w:numId w:val="10"/>
-              </w:numPr>
-              <w:tabs>
-                <w:tab w:val="left" w:pos="8700"/>
-              </w:tabs>
-              <w:ind w:right="-63"/>
-              <w:rPr>
-                <w:rFonts w:ascii="Times New Roman" w:hAnsi="Times New Roman" w:cs="Times New Roman"/>
-                <w:sz w:val="24"/>
-                <w:szCs w:val="24"/>
-              </w:rPr>
-            </w:pPr>
-            <w:r>
-              <w:rPr>
-                <w:rFonts w:ascii="Times New Roman" w:hAnsi="Times New Roman" w:cs="Times New Roman"/>
-                <w:sz w:val="24"/>
-                <w:szCs w:val="24"/>
-              </w:rPr>
-              <w:t>Digital Transmission</w:t>
-            </w:r>
-          </w:p>
-          <w:p>
-            <w:pPr>
-              <w:pStyle w:val="ListParagraph"/>
-              <w:numPr>
-                <w:ilvl w:val="0"/>
-                <w:numId w:val="10"/>
-              </w:numPr>
-              <w:tabs>
-                <w:tab w:val="left" w:pos="8700"/>
-              </w:tabs>
-              <w:ind w:right="-63"/>
-              <w:rPr>
-                <w:rFonts w:ascii="Times New Roman" w:hAnsi="Times New Roman" w:cs="Times New Roman"/>
-                <w:sz w:val="24"/>
-                <w:szCs w:val="24"/>
-              </w:rPr>
-            </w:pPr>
-            <w:r>
-              <w:rPr>
-                <w:rFonts w:ascii="Times New Roman" w:hAnsi="Times New Roman" w:cs="Times New Roman"/>
-                <w:sz w:val="24"/>
-                <w:szCs w:val="24"/>
-              </w:rPr>
-              <w:t>Communication Data Network</w:t>
-            </w:r>
-          </w:p>
-          <w:p>
-            <w:pPr>
-              <w:pStyle w:val="ListParagraph"/>
-              <w:numPr>
-                <w:ilvl w:val="0"/>
-                <w:numId w:val="10"/>
-              </w:numPr>
-              <w:tabs>
-                <w:tab w:val="left" w:pos="8700"/>
-              </w:tabs>
-              <w:ind w:right="-63"/>
-              <w:rPr>
-                <w:rFonts w:ascii="Times New Roman" w:hAnsi="Times New Roman" w:cs="Times New Roman"/>
-                <w:sz w:val="24"/>
-                <w:szCs w:val="24"/>
-              </w:rPr>
-            </w:pPr>
-            <w:r>
-              <w:rPr>
-                <w:rFonts w:ascii="Times New Roman" w:hAnsi="Times New Roman" w:cs="Times New Roman"/>
-                <w:sz w:val="24"/>
-                <w:szCs w:val="24"/>
-              </w:rPr>
-              <w:t>Telephone Networks</w:t>
-            </w:r>
-          </w:p>
-          <w:p>
-            <w:pPr>
-              <w:pStyle w:val="ListParagraph"/>
-              <w:numPr>
-                <w:ilvl w:val="0"/>
-                <w:numId w:val="10"/>
-              </w:numPr>
-              <w:tabs>
-                <w:tab w:val="left" w:pos="8700"/>
-              </w:tabs>
-              <w:ind w:right="-63"/>
-              <w:rPr>
-                <w:rFonts w:ascii="Times New Roman" w:hAnsi="Times New Roman" w:cs="Times New Roman"/>
-                <w:sz w:val="24"/>
-                <w:szCs w:val="24"/>
-              </w:rPr>
-            </w:pPr>
-            <w:r>
-              <w:rPr>
-                <w:rFonts w:ascii="Times New Roman" w:hAnsi="Times New Roman" w:cs="Times New Roman"/>
-                <w:sz w:val="24"/>
-                <w:szCs w:val="24"/>
-              </w:rPr>
-              <w:t>Overview of Satellite Systems</w:t>
-            </w:r>
-          </w:p>
-          <w:p>
-            <w:pPr>
-              <w:pStyle w:val="ListParagraph"/>
-              <w:numPr>
-                <w:ilvl w:val="0"/>
-                <w:numId w:val="10"/>
-              </w:numPr>
-              <w:tabs>
-                <w:tab w:val="left" w:pos="8700"/>
-              </w:tabs>
-              <w:ind w:right="-63"/>
-              <w:rPr>
-                <w:rFonts w:ascii="Times New Roman" w:hAnsi="Times New Roman" w:cs="Times New Roman"/>
-                <w:sz w:val="24"/>
-                <w:szCs w:val="24"/>
-              </w:rPr>
-            </w:pPr>
-            <w:r>
-              <w:rPr>
-                <w:rFonts w:ascii="Times New Roman" w:hAnsi="Times New Roman" w:cs="Times New Roman"/>
-                <w:sz w:val="24"/>
-                <w:szCs w:val="24"/>
-              </w:rPr>
-              <w:t>Earth station</w:t>
-            </w:r>
-          </w:p>
-          <w:p>
-            <w:pPr>
-              <w:tabs>
-                <w:tab w:val="left" w:pos="8700"/>
-              </w:tabs>
-              <w:ind w:left="360" w:right="-63"/>
-              <w:rPr>
-                <w:rFonts w:ascii="Times New Roman" w:hAnsi="Times New Roman" w:cs="Times New Roman"/>
-                <w:b/>
-                <w:bCs/>
-                <w:sz w:val="24"/>
-                <w:szCs w:val="24"/>
-              </w:rPr>
-            </w:pPr>
-            <w:r>
-              <w:rPr>
-                <w:rFonts w:ascii="Times New Roman" w:hAnsi="Times New Roman" w:cs="Times New Roman"/>
-                <w:b/>
-                <w:bCs/>
-                <w:sz w:val="24"/>
-                <w:szCs w:val="24"/>
-              </w:rPr>
-              <w:t>Flair systems                                                                                                                            2011</w:t>
-            </w:r>
-          </w:p>
-          <w:p>
-            <w:pPr>
-              <w:pStyle w:val="ListParagraph"/>
-              <w:numPr>
-                <w:ilvl w:val="0"/>
-                <w:numId w:val="9"/>
-              </w:numPr>
-              <w:tabs>
-                <w:tab w:val="left" w:pos="8700"/>
-              </w:tabs>
-              <w:ind w:right="-63"/>
-              <w:rPr>
-                <w:rFonts w:ascii="Times New Roman" w:hAnsi="Times New Roman" w:cs="Times New Roman"/>
-                <w:sz w:val="24"/>
-                <w:szCs w:val="24"/>
-              </w:rPr>
-            </w:pPr>
-            <w:r>
-              <w:rPr>
-                <w:rFonts w:ascii="Times New Roman" w:hAnsi="Times New Roman" w:cs="Times New Roman"/>
-                <w:sz w:val="24"/>
-                <w:szCs w:val="24"/>
-              </w:rPr>
-              <w:t xml:space="preserve">In flair to student program we start design intelligent traffic system </w:t>
-            </w:r>
-          </w:p>
-          <w:p>
-            <w:pPr>
-              <w:ind w:left="360" w:right="-63"/>
-              <w:rPr>
-                <w:rFonts w:ascii="Times New Roman" w:hAnsi="Times New Roman" w:cs="Times New Roman"/>
-                <w:b/>
-                <w:bCs/>
-                <w:sz w:val="24"/>
-                <w:szCs w:val="24"/>
-              </w:rPr>
-            </w:pPr>
-            <w:r>
-              <w:rPr>
-                <w:rFonts w:ascii="Times New Roman" w:hAnsi="Times New Roman" w:cs="Times New Roman"/>
-                <w:b/>
-                <w:bCs/>
-                <w:sz w:val="24"/>
-                <w:szCs w:val="24"/>
-              </w:rPr>
-              <w:t xml:space="preserve">Industrial Training Council                              </w:t>
-            </w:r>
-            <w:r>
-              <w:rPr>
-                <w:rFonts w:ascii="Times New Roman" w:hAnsi="Times New Roman" w:cs="Times New Roman"/>
-                <w:b/>
-                <w:bCs/>
-                <w:sz w:val="24"/>
-                <w:szCs w:val="24"/>
-              </w:rPr>
-              <w:tab/>
-            </w:r>
-            <w:r>
-              <w:rPr>
-                <w:rFonts w:ascii="Times New Roman" w:hAnsi="Times New Roman" w:cs="Times New Roman"/>
-                <w:b/>
-                <w:bCs/>
-                <w:sz w:val="24"/>
-                <w:szCs w:val="24"/>
-              </w:rPr>
-              <w:t xml:space="preserve">                                                         </w:t>
-            </w:r>
-            <w:r>
-              <w:rPr>
-                <w:rFonts w:ascii="Times New Roman" w:hAnsi="Times New Roman" w:cs="Times New Roman"/>
-                <w:b/>
-                <w:bCs/>
-                <w:sz w:val="24"/>
-                <w:szCs w:val="24"/>
-              </w:rPr>
-              <w:t xml:space="preserve">            </w:t>
-            </w:r>
-            <w:r>
-              <w:rPr>
-                <w:rFonts w:ascii="Times New Roman" w:hAnsi="Times New Roman" w:cs="Times New Roman"/>
-                <w:b/>
-                <w:bCs/>
-                <w:sz w:val="24"/>
-                <w:szCs w:val="24"/>
-              </w:rPr>
-              <w:t>2010</w:t>
-            </w:r>
-            <w:r>
-              <w:rPr>
-                <w:rFonts w:ascii="Times New Roman" w:hAnsi="Times New Roman" w:cs="Times New Roman"/>
-                <w:b/>
-                <w:bCs/>
-                <w:sz w:val="24"/>
-                <w:szCs w:val="24"/>
-                <w:rtl/>
-              </w:rPr>
-              <w:t xml:space="preserve">     </w:t>
-            </w:r>
-          </w:p>
-          <w:p>
-            <w:pPr>
-              <w:pStyle w:val="ListParagraph"/>
-              <w:numPr>
-                <w:ilvl w:val="0"/>
-                <w:numId w:val="9"/>
-              </w:numPr>
-              <w:tabs>
-                <w:tab w:val="left" w:pos="8700"/>
-              </w:tabs>
-              <w:ind w:right="-63"/>
-              <w:rPr>
-                <w:rFonts w:ascii="Times New Roman" w:hAnsi="Times New Roman" w:cs="Times New Roman"/>
-                <w:sz w:val="24"/>
-                <w:szCs w:val="24"/>
-              </w:rPr>
-            </w:pPr>
-            <w:r>
-              <w:rPr>
-                <w:rFonts w:ascii="Times New Roman" w:hAnsi="Times New Roman" w:cs="Times New Roman"/>
-                <w:sz w:val="24"/>
-                <w:szCs w:val="24"/>
-              </w:rPr>
-              <w:t>Sensors</w:t>
-            </w:r>
-          </w:p>
-          <w:p>
-            <w:pPr>
-              <w:ind w:right="-63"/>
-              <w:rPr>
-                <w:rFonts w:ascii="Times New Roman" w:hAnsi="Times New Roman" w:cs="Times New Roman"/>
-                <w:b/>
-                <w:bCs/>
-                <w:sz w:val="24"/>
-                <w:szCs w:val="24"/>
-              </w:rPr>
-            </w:pPr>
-            <w:r>
-              <w:rPr>
-                <w:rFonts w:ascii="Times New Roman" w:hAnsi="Times New Roman" w:cs="Times New Roman"/>
-                <w:b/>
-                <w:bCs/>
-                <w:sz w:val="24"/>
-                <w:szCs w:val="24"/>
-                <w:lang w:bidi="ar-EG"/>
-              </w:rPr>
-              <w:t xml:space="preserve">      Benha company for electronics industries</w:t>
-            </w:r>
-            <w:r>
-              <w:rPr>
-                <w:rFonts w:ascii="Times New Roman" w:hAnsi="Times New Roman" w:cs="Times New Roman"/>
-                <w:b/>
-                <w:bCs/>
-                <w:sz w:val="24"/>
-                <w:szCs w:val="24"/>
-                <w:rtl/>
-                <w:lang w:bidi="ar-EG"/>
-              </w:rPr>
-              <w:t xml:space="preserve"> </w:t>
-            </w:r>
-            <w:r>
-              <w:rPr>
-                <w:rFonts w:ascii="Times New Roman" w:hAnsi="Times New Roman" w:cs="Times New Roman"/>
-                <w:b/>
-                <w:bCs/>
-                <w:sz w:val="24"/>
-                <w:szCs w:val="24"/>
-                <w:lang w:bidi="ar-EG"/>
-              </w:rPr>
-              <w:t xml:space="preserve">                                             </w:t>
-            </w:r>
-            <w:r>
-              <w:rPr>
-                <w:rFonts w:ascii="Times New Roman" w:hAnsi="Times New Roman" w:cs="Times New Roman"/>
-                <w:b/>
-                <w:bCs/>
-                <w:sz w:val="24"/>
-                <w:szCs w:val="24"/>
-                <w:lang w:bidi="ar-EG"/>
-              </w:rPr>
-              <w:t xml:space="preserve">  </w:t>
-            </w:r>
-            <w:r>
-              <w:rPr>
-                <w:rFonts w:ascii="Times New Roman" w:hAnsi="Times New Roman" w:cs="Times New Roman"/>
-                <w:b/>
-                <w:bCs/>
-                <w:sz w:val="24"/>
-                <w:szCs w:val="24"/>
-                <w:lang w:bidi="ar-EG"/>
-              </w:rPr>
-              <w:t xml:space="preserve">                        </w:t>
-            </w:r>
-            <w:r>
-              <w:rPr>
-                <w:rFonts w:ascii="Times New Roman" w:hAnsi="Times New Roman" w:cs="Times New Roman"/>
-                <w:b/>
-                <w:bCs/>
-                <w:sz w:val="24"/>
-                <w:szCs w:val="24"/>
-                <w:rtl/>
-                <w:lang w:bidi="ar-EG"/>
-              </w:rPr>
-              <w:t xml:space="preserve">    </w:t>
-            </w:r>
-            <w:r>
-              <w:rPr>
-                <w:rFonts w:ascii="Times New Roman" w:hAnsi="Times New Roman" w:cs="Times New Roman"/>
-                <w:b/>
-                <w:bCs/>
-                <w:sz w:val="24"/>
-                <w:szCs w:val="24"/>
-                <w:lang w:bidi="ar-EG"/>
-              </w:rPr>
-              <w:t xml:space="preserve">2009 </w:t>
-            </w:r>
-          </w:p>
-          <w:p>
-            <w:pPr>
-              <w:pStyle w:val="ListParagraph"/>
-              <w:numPr>
-                <w:ilvl w:val="0"/>
-                <w:numId w:val="4"/>
-              </w:numPr>
-              <w:ind w:left="1080" w:right="-63"/>
-              <w:rPr>
-                <w:rFonts w:ascii="Times New Roman" w:hAnsi="Times New Roman" w:cs="Times New Roman"/>
-                <w:sz w:val="24"/>
-                <w:szCs w:val="24"/>
-              </w:rPr>
-            </w:pPr>
-            <w:r>
-              <w:rPr>
-                <w:rFonts w:ascii="Times New Roman" w:hAnsi="Times New Roman" w:cs="Times New Roman"/>
-                <w:sz w:val="24"/>
-                <w:szCs w:val="24"/>
-              </w:rPr>
-              <w:t>Training on the processes of producing the circuits (one layer, two-layer, multi-layer)</w:t>
-            </w:r>
-          </w:p>
-          <w:p>
-            <w:pPr>
-              <w:pStyle w:val="ListParagraph"/>
-              <w:numPr>
-                <w:ilvl w:val="0"/>
-                <w:numId w:val="4"/>
-              </w:numPr>
-              <w:ind w:left="1080" w:right="-63"/>
-              <w:rPr>
-                <w:rFonts w:ascii="Times New Roman" w:hAnsi="Times New Roman" w:cs="Times New Roman"/>
-                <w:sz w:val="24"/>
-                <w:szCs w:val="24"/>
-              </w:rPr>
-            </w:pPr>
-            <w:r>
-              <w:rPr>
-                <w:rFonts w:ascii="Times New Roman" w:hAnsi="Times New Roman" w:cs="Times New Roman"/>
-                <w:sz w:val="24"/>
-                <w:szCs w:val="24"/>
-              </w:rPr>
-              <w:t>Training on processes of the Surface Mount Technology</w:t>
-            </w:r>
-          </w:p>
-          <w:p>
-            <w:pPr>
-              <w:pStyle w:val="ListParagraph"/>
-              <w:numPr>
-                <w:ilvl w:val="0"/>
-                <w:numId w:val="4"/>
-              </w:numPr>
-              <w:ind w:left="1080" w:right="-63"/>
-              <w:rPr>
-                <w:rFonts w:ascii="Times New Roman" w:hAnsi="Times New Roman" w:cs="Times New Roman"/>
-                <w:sz w:val="24"/>
-                <w:szCs w:val="24"/>
-              </w:rPr>
-            </w:pPr>
-            <w:r>
-              <w:rPr>
-                <w:rFonts w:ascii="Times New Roman" w:hAnsi="Times New Roman" w:cs="Times New Roman"/>
-                <w:sz w:val="24"/>
-                <w:szCs w:val="24"/>
-              </w:rPr>
-              <w:t>Study the advantages of using Electronic electricity meters</w:t>
-            </w:r>
-          </w:p>
-          <w:p>
-            <w:pPr>
-              <w:pStyle w:val="ListParagraph"/>
-              <w:numPr>
-                <w:ilvl w:val="0"/>
-                <w:numId w:val="4"/>
-              </w:numPr>
-              <w:ind w:left="1080" w:right="-63"/>
-              <w:rPr>
-                <w:rFonts w:ascii="Times New Roman" w:hAnsi="Times New Roman" w:cs="Times New Roman"/>
-                <w:sz w:val="24"/>
-                <w:szCs w:val="24"/>
-              </w:rPr>
-            </w:pPr>
-            <w:r>
-              <w:rPr>
-                <w:rFonts w:ascii="Times New Roman" w:hAnsi="Times New Roman" w:cs="Times New Roman"/>
-                <w:sz w:val="24"/>
-                <w:szCs w:val="24"/>
-              </w:rPr>
-              <w:t>Training on the processes of reform the electronic boards</w:t>
-            </w:r>
-          </w:p>
-          <w:p>
-            <w:pPr>
-              <w:ind w:right="-63"/>
-              <w:rPr>
-                <w:rFonts w:ascii="Times New Roman" w:hAnsi="Times New Roman" w:cs="Times New Roman"/>
-                <w:b/>
-                <w:bCs/>
-                <w:sz w:val="24"/>
-                <w:szCs w:val="24"/>
-              </w:rPr>
-            </w:pPr>
-          </w:p>
-        </w:tc>
-      </w:tr>
-      <w:tr>
-        <w:trPr>
-          <w:trHeight w:val="340"/>
-        </w:trPr>
-        <w:tc>
-          <w:tcPr>
-            <w:tcW w:w="0" w:type="auto"/>
-            <w:gridSpan w:val="5"/>
-            <w:tcBorders>
-              <w:top w:val="single" w:sz="4" w:space="0" w:color="auto"/>
-              <w:left w:val="nil"/>
-              <w:bottom w:val="single" w:sz="4" w:space="0" w:color="auto"/>
-              <w:right w:val="nil"/>
-            </w:tcBorders>
-            <w:vAlign w:val="center"/>
-          </w:tcPr>
-          <w:p>
-            <w:pPr>
-              <w:tabs>
-                <w:tab w:val="left" w:pos="8700"/>
-              </w:tabs>
-              <w:ind w:right="-63"/>
-              <w:rPr>
-                <w:rFonts w:ascii="Times New Roman" w:hAnsi="Times New Roman" w:cs="Times New Roman"/>
-                <w:b/>
-                <w:bCs/>
-                <w:sz w:val="24"/>
-                <w:szCs w:val="24"/>
-              </w:rPr>
-            </w:pPr>
-            <w:r>
-              <w:rPr>
-                <w:rFonts w:ascii="Times New Roman" w:eastAsiaTheme="minorHAnsi" w:hAnsi="Times New Roman" w:cs="Times New Roman"/>
-                <w:b/>
-                <w:bCs/>
-                <w:sz w:val="24"/>
-                <w:szCs w:val="24"/>
-              </w:rPr>
-              <w:t>PERSONAL INFORMATON</w:t>
-            </w:r>
-          </w:p>
-        </w:tc>
-      </w:tr>
-      <w:tr>
-        <w:trPr>
-          <w:trHeight w:val="340"/>
-        </w:trPr>
-        <w:tc>
-          <w:tcPr>
-            <w:tcW w:w="0" w:type="auto"/>
-            <w:gridSpan w:val="5"/>
-            <w:tcBorders>
-              <w:top w:val="single" w:sz="4" w:space="0" w:color="auto"/>
-              <w:left w:val="nil"/>
-              <w:bottom w:val="single" w:sz="4" w:space="0" w:color="auto"/>
-              <w:right w:val="nil"/>
-            </w:tcBorders>
-            <w:vAlign w:val="center"/>
-          </w:tcPr>
-          <w:p>
-            <w:pPr>
-              <w:autoSpaceDE w:val="0"/>
-              <w:autoSpaceDN w:val="0"/>
-              <w:adjustRightInd w:val="0"/>
-              <w:rPr>
-                <w:rFonts w:ascii="Times New Roman" w:eastAsiaTheme="minorHAnsi" w:hAnsi="Times New Roman" w:cs="Times New Roman"/>
-                <w:b/>
-                <w:bCs/>
-                <w:sz w:val="24"/>
-                <w:szCs w:val="24"/>
-              </w:rPr>
-            </w:pPr>
-            <w:r>
-              <w:rPr>
-                <w:rFonts w:ascii="Times New Roman" w:eastAsiaTheme="minorHAnsi" w:hAnsi="Times New Roman" w:cs="Times New Roman"/>
-                <w:b/>
-                <w:bCs/>
-                <w:sz w:val="24"/>
-                <w:szCs w:val="24"/>
-              </w:rPr>
-              <w:t xml:space="preserve">Home Address </w:t>
-            </w:r>
-            <w:hyperlink r:id="rId22" w:history="1">
-              <w:r>
-                <w:rPr>
-                  <w:rStyle w:val="Hyperlink"/>
-                  <w:rFonts w:ascii="Times New Roman" w:eastAsiaTheme="minorHAnsi" w:hAnsi="Times New Roman" w:cs="Times New Roman"/>
-                  <w:sz w:val="24"/>
-                  <w:szCs w:val="24"/>
-                </w:rPr>
-                <w:t>310-1805 Simcoe St N, Oshawa, Ontario  L1G 4Y2</w:t>
-              </w:r>
-            </w:hyperlink>
-          </w:p>
-        </w:tc>
-      </w:tr>
     </w:tbl>
     <w:p>
       <w:pPr>
@@ -5707,6 +5626,7 @@
       </w:pPr>
     </w:p>
     <w:sectPr>
+      <w:headerReference w:type="default" r:id="rId25"/>
       <w:pgSz w:w="11907" w:h="16839" w:code="9"/>
       <w:pgMar w:top="720" w:right="720" w:bottom="720" w:left="720" w:header="720" w:footer="720" w:gutter="0"/>
       <w:cols w:space="720"/>
@@ -5716,8 +5636,153 @@
 </w:document>
 </file>
 
+<file path=word/endnotes.xml><?xml version="1.0" encoding="utf-8"?>
+<w:endnotes xmlns:wpc="http://schemas.microsoft.com/office/word/2010/wordprocessingCanvas" xmlns:cx="http://schemas.microsoft.com/office/drawing/2014/chartex" xmlns:cx1="http://schemas.microsoft.com/office/drawing/2015/9/8/chartex" xmlns:cx2="http://schemas.microsoft.com/office/drawing/2015/10/21/chartex" xmlns:cx3="http://schemas.microsoft.com/office/drawing/2016/5/9/chartex" xmlns:cx4="http://schemas.microsoft.com/office/drawing/2016/5/10/chartex" xmlns:cx5="http://schemas.microsoft.com/office/drawing/2016/5/11/chartex" xmlns:cx6="http://schemas.microsoft.com/office/drawing/2016/5/12/chartex" xmlns:cx7="http://schemas.microsoft.com/office/drawing/2016/5/13/chartex" xmlns:cx8="http://schemas.microsoft.com/office/drawing/2016/5/14/chartex" xmlns:mc="http://schemas.openxmlformats.org/markup-compatibility/2006" xmlns:aink="http://schemas.microsoft.com/office/drawing/2016/ink" xmlns:am3d="http://schemas.microsoft.com/office/drawing/2017/model3d" xmlns:o="urn:schemas-microsoft-com:office:office" xmlns:oel="http://schemas.microsoft.com/office/2019/extlst" xmlns:r="http://schemas.openxmlformats.org/officeDocument/2006/relationships" xmlns:m="http://schemas.openxmlformats.org/officeDocument/2006/math" xmlns:v="urn:schemas-microsoft-com:vml" xmlns:wp14="http://schemas.microsoft.com/office/word/2010/wordprocessingDrawing" xmlns:wp="http://schemas.openxmlformats.org/drawingml/2006/wordprocessingDrawing" xmlns:w10="urn:schemas-microsoft-com:office:word" xmlns:w="http://schemas.openxmlformats.org/wordprocessingml/2006/main" xmlns:w14="http://schemas.microsoft.com/office/word/2010/wordml" xmlns:w15="http://schemas.microsoft.com/office/word/2012/wordml" xmlns:w16cex="http://schemas.microsoft.com/office/word/2018/wordml/cex" xmlns:w16cid="http://schemas.microsoft.com/office/word/2016/wordml/cid" xmlns:w16="http://schemas.microsoft.com/office/word/2018/wordml" xmlns:w16sdtdh="http://schemas.microsoft.com/office/word/2020/wordml/sdtdatahash" xmlns:w16se="http://schemas.microsoft.com/office/word/2015/wordml/symex" xmlns:wpg="http://schemas.microsoft.com/office/word/2010/wordprocessingGroup" xmlns:wpi="http://schemas.microsoft.com/office/word/2010/wordprocessingInk" xmlns:wne="http://schemas.microsoft.com/office/word/2006/wordml" xmlns:wps="http://schemas.microsoft.com/office/word/2010/wordprocessingShape" mc:Ignorable="w14 w15 w16se w16cid w16 w16cex w16sdtdh wp14">
+  <w:endnote w:type="separator" w:id="-1">
+    <w:p>
+      <w:pPr>
+        <w:spacing w:after="0" w:line="240" w:lineRule="auto"/>
+      </w:pPr>
+      <w:r>
+        <w:separator/>
+      </w:r>
+    </w:p>
+  </w:endnote>
+  <w:endnote w:type="continuationSeparator" w:id="0">
+    <w:p>
+      <w:pPr>
+        <w:spacing w:after="0" w:line="240" w:lineRule="auto"/>
+      </w:pPr>
+      <w:r>
+        <w:continuationSeparator/>
+      </w:r>
+    </w:p>
+  </w:endnote>
+</w:endnotes>
+</file>
+
+<file path=word/footnotes.xml><?xml version="1.0" encoding="utf-8"?>
+<w:footnotes xmlns:wpc="http://schemas.microsoft.com/office/word/2010/wordprocessingCanvas" xmlns:cx="http://schemas.microsoft.com/office/drawing/2014/chartex" xmlns:cx1="http://schemas.microsoft.com/office/drawing/2015/9/8/chartex" xmlns:cx2="http://schemas.microsoft.com/office/drawing/2015/10/21/chartex" xmlns:cx3="http://schemas.microsoft.com/office/drawing/2016/5/9/chartex" xmlns:cx4="http://schemas.microsoft.com/office/drawing/2016/5/10/chartex" xmlns:cx5="http://schemas.microsoft.com/office/drawing/2016/5/11/chartex" xmlns:cx6="http://schemas.microsoft.com/office/drawing/2016/5/12/chartex" xmlns:cx7="http://schemas.microsoft.com/office/drawing/2016/5/13/chartex" xmlns:cx8="http://schemas.microsoft.com/office/drawing/2016/5/14/chartex" xmlns:mc="http://schemas.openxmlformats.org/markup-compatibility/2006" xmlns:aink="http://schemas.microsoft.com/office/drawing/2016/ink" xmlns:am3d="http://schemas.microsoft.com/office/drawing/2017/model3d" xmlns:o="urn:schemas-microsoft-com:office:office" xmlns:oel="http://schemas.microsoft.com/office/2019/extlst" xmlns:r="http://schemas.openxmlformats.org/officeDocument/2006/relationships" xmlns:m="http://schemas.openxmlformats.org/officeDocument/2006/math" xmlns:v="urn:schemas-microsoft-com:vml" xmlns:wp14="http://schemas.microsoft.com/office/word/2010/wordprocessingDrawing" xmlns:wp="http://schemas.openxmlformats.org/drawingml/2006/wordprocessingDrawing" xmlns:w10="urn:schemas-microsoft-com:office:word" xmlns:w="http://schemas.openxmlformats.org/wordprocessingml/2006/main" xmlns:w14="http://schemas.microsoft.com/office/word/2010/wordml" xmlns:w15="http://schemas.microsoft.com/office/word/2012/wordml" xmlns:w16cex="http://schemas.microsoft.com/office/word/2018/wordml/cex" xmlns:w16cid="http://schemas.microsoft.com/office/word/2016/wordml/cid" xmlns:w16="http://schemas.microsoft.com/office/word/2018/wordml" xmlns:w16sdtdh="http://schemas.microsoft.com/office/word/2020/wordml/sdtdatahash" xmlns:w16se="http://schemas.microsoft.com/office/word/2015/wordml/symex" xmlns:wpg="http://schemas.microsoft.com/office/word/2010/wordprocessingGroup" xmlns:wpi="http://schemas.microsoft.com/office/word/2010/wordprocessingInk" xmlns:wne="http://schemas.microsoft.com/office/word/2006/wordml" xmlns:wps="http://schemas.microsoft.com/office/word/2010/wordprocessingShape" mc:Ignorable="w14 w15 w16se w16cid w16 w16cex w16sdtdh wp14">
+  <w:footnote w:type="separator" w:id="-1">
+    <w:p>
+      <w:pPr>
+        <w:spacing w:after="0" w:line="240" w:lineRule="auto"/>
+      </w:pPr>
+      <w:r>
+        <w:separator/>
+      </w:r>
+    </w:p>
+  </w:footnote>
+  <w:footnote w:type="continuationSeparator" w:id="0">
+    <w:p>
+      <w:pPr>
+        <w:spacing w:after="0" w:line="240" w:lineRule="auto"/>
+      </w:pPr>
+      <w:r>
+        <w:continuationSeparator/>
+      </w:r>
+    </w:p>
+  </w:footnote>
+</w:footnotes>
+</file>
+
+<file path=word/header1.xml><?xml version="1.0" encoding="utf-8"?>
+<w:hdr xmlns:wpc="http://schemas.microsoft.com/office/word/2010/wordprocessingCanvas" xmlns:cx="http://schemas.microsoft.com/office/drawing/2014/chartex" xmlns:cx1="http://schemas.microsoft.com/office/drawing/2015/9/8/chartex" xmlns:cx2="http://schemas.microsoft.com/office/drawing/2015/10/21/chartex" xmlns:cx3="http://schemas.microsoft.com/office/drawing/2016/5/9/chartex" xmlns:cx4="http://schemas.microsoft.com/office/drawing/2016/5/10/chartex" xmlns:cx5="http://schemas.microsoft.com/office/drawing/2016/5/11/chartex" xmlns:cx6="http://schemas.microsoft.com/office/drawing/2016/5/12/chartex" xmlns:cx7="http://schemas.microsoft.com/office/drawing/2016/5/13/chartex" xmlns:cx8="http://schemas.microsoft.com/office/drawing/2016/5/14/chartex" xmlns:mc="http://schemas.openxmlformats.org/markup-compatibility/2006" xmlns:aink="http://schemas.microsoft.com/office/drawing/2016/ink" xmlns:am3d="http://schemas.microsoft.com/office/drawing/2017/model3d" xmlns:o="urn:schemas-microsoft-com:office:office" xmlns:oel="http://schemas.microsoft.com/office/2019/extlst" xmlns:r="http://schemas.openxmlformats.org/officeDocument/2006/relationships" xmlns:m="http://schemas.openxmlformats.org/officeDocument/2006/math" xmlns:v="urn:schemas-microsoft-com:vml" xmlns:wp14="http://schemas.microsoft.com/office/word/2010/wordprocessingDrawing" xmlns:wp="http://schemas.openxmlformats.org/drawingml/2006/wordprocessingDrawing" xmlns:w10="urn:schemas-microsoft-com:office:word" xmlns:w="http://schemas.openxmlformats.org/wordprocessingml/2006/main" xmlns:w14="http://schemas.microsoft.com/office/word/2010/wordml" xmlns:w15="http://schemas.microsoft.com/office/word/2012/wordml" xmlns:w16cex="http://schemas.microsoft.com/office/word/2018/wordml/cex" xmlns:w16cid="http://schemas.microsoft.com/office/word/2016/wordml/cid" xmlns:w16="http://schemas.microsoft.com/office/word/2018/wordml" xmlns:w16sdtdh="http://schemas.microsoft.com/office/word/2020/wordml/sdtdatahash" xmlns:w16se="http://schemas.microsoft.com/office/word/2015/wordml/symex" xmlns:wpg="http://schemas.microsoft.com/office/word/2010/wordprocessingGroup" xmlns:wpi="http://schemas.microsoft.com/office/word/2010/wordprocessingInk" xmlns:wne="http://schemas.microsoft.com/office/word/2006/wordml" xmlns:wps="http://schemas.microsoft.com/office/word/2010/wordprocessingShape" mc:Ignorable="w14 w15 w16se w16cid w16 w16cex w16sdtdh wp14">
+  <w:p>
+    <w:pPr>
+      <w:pStyle w:val="Header"/>
+      <w:rPr>
+        <w:color w:val="FFFFFF" w:themeColor="background1"/>
+        <w:sz w:val="2"/>
+        <w:szCs w:val="2"/>
+      </w:rPr>
+    </w:pPr>
+    <w:r>
+      <w:rPr>
+        <w:color w:val="FFFFFF" w:themeColor="background1"/>
+        <w:sz w:val="2"/>
+        <w:szCs w:val="2"/>
+      </w:rPr>
+      <w:t xml:space="preserve">Sports Statistician - Worldwide at Genius Sports Global Please note, if you are in the USA please apply here: Link </w:t>
+    </w:r>
+    <w:proofErr w:type="gramStart"/>
+    <w:r>
+      <w:rPr>
+        <w:color w:val="FFFFFF" w:themeColor="background1"/>
+        <w:sz w:val="2"/>
+        <w:szCs w:val="2"/>
+      </w:rPr>
+      <w:t>to  Sports</w:t>
+    </w:r>
+    <w:proofErr w:type="gramEnd"/>
+    <w:r>
+      <w:rPr>
+        <w:color w:val="FFFFFF" w:themeColor="background1"/>
+        <w:sz w:val="2"/>
+        <w:szCs w:val="2"/>
+      </w:rPr>
+      <w:t xml:space="preserve"> Statistician – USA Only job board  Love sports? Want to get paid while attending games? Do you speak English? We're looking for someone like you. As a member of our global </w:t>
+    </w:r>
+    <w:proofErr w:type="gramStart"/>
+    <w:r>
+      <w:rPr>
+        <w:color w:val="FFFFFF" w:themeColor="background1"/>
+        <w:sz w:val="2"/>
+        <w:szCs w:val="2"/>
+      </w:rPr>
+      <w:t>statisticians</w:t>
+    </w:r>
+    <w:proofErr w:type="gramEnd"/>
+    <w:r>
+      <w:rPr>
+        <w:color w:val="FFFFFF" w:themeColor="background1"/>
+        <w:sz w:val="2"/>
+        <w:szCs w:val="2"/>
+      </w:rPr>
+      <w:t xml:space="preserve"> network, you'll get to attend more sporting events in your area. While you're at a game you'll report the live action back to us through our data collection software. Before attending any matches, you will take part in a training and testing </w:t>
+    </w:r>
+    <w:proofErr w:type="spellStart"/>
+    <w:r>
+      <w:rPr>
+        <w:color w:val="FFFFFF" w:themeColor="background1"/>
+        <w:sz w:val="2"/>
+        <w:szCs w:val="2"/>
+      </w:rPr>
+      <w:t>programme</w:t>
+    </w:r>
+    <w:proofErr w:type="spellEnd"/>
+    <w:r>
+      <w:rPr>
+        <w:color w:val="FFFFFF" w:themeColor="background1"/>
+        <w:sz w:val="2"/>
+        <w:szCs w:val="2"/>
+      </w:rPr>
+      <w:t xml:space="preserve"> to make sure you are ready to use the technology live. If you enjoy sports and would like to get involved in the sports data &amp; media industry, this could be your chance! We're hiring - Worldwide Job type - Independent Contractor - paid per match covered Get to know us Requirements: Clear and understandable spoken English You are reliable, committed, </w:t>
+    </w:r>
+    <w:proofErr w:type="spellStart"/>
+    <w:r>
+      <w:rPr>
+        <w:color w:val="FFFFFF" w:themeColor="background1"/>
+        <w:sz w:val="2"/>
+        <w:szCs w:val="2"/>
+      </w:rPr>
+      <w:t>organised</w:t>
+    </w:r>
+    <w:proofErr w:type="spellEnd"/>
+    <w:r>
+      <w:rPr>
+        <w:color w:val="FFFFFF" w:themeColor="background1"/>
+        <w:sz w:val="2"/>
+        <w:szCs w:val="2"/>
+      </w:rPr>
+      <w:t xml:space="preserve"> and honest Good knowledge of the rules of sports with regards to the laws of the game, basic tactics, and jargon Regular availability on weekends and weekday evenings Willingness to travel to sports venues (driver’s license or travel card is an advantage) Good understanding of smartphone technology We offer a fixed payment per game and a chance for pay increase based on experience via our Gamification ranking system. Interested and want to learn more? Tell us a bit about yourself and we'll be in touch with you for more information about becoming a sports statistician. You must be 18 or older to apply. Please note this is a part-time opportunity.</w:t>
+    </w:r>
+  </w:p>
+</w:hdr>
+</file>
+
 <file path=word/numbering.xml><?xml version="1.0" encoding="utf-8"?>
-<w:numbering xmlns:wpc="http://schemas.microsoft.com/office/word/2010/wordprocessingCanvas" xmlns:cx="http://schemas.microsoft.com/office/drawing/2014/chartex" xmlns:cx1="http://schemas.microsoft.com/office/drawing/2015/9/8/chartex" xmlns:cx2="http://schemas.microsoft.com/office/drawing/2015/10/21/chartex" xmlns:cx3="http://schemas.microsoft.com/office/drawing/2016/5/9/chartex" xmlns:cx4="http://schemas.microsoft.com/office/drawing/2016/5/10/chartex" xmlns:cx5="http://schemas.microsoft.com/office/drawing/2016/5/11/chartex" xmlns:cx6="http://schemas.microsoft.com/office/drawing/2016/5/12/chartex" xmlns:cx7="http://schemas.microsoft.com/office/drawing/2016/5/13/chartex" xmlns:cx8="http://schemas.microsoft.com/office/drawing/2016/5/14/chartex" xmlns:mc="http://schemas.openxmlformats.org/markup-compatibility/2006" xmlns:aink="http://schemas.microsoft.com/office/drawing/2016/ink" xmlns:am3d="http://schemas.microsoft.com/office/drawing/2017/model3d" xmlns:o="urn:schemas-microsoft-com:office:office" xmlns:r="http://schemas.openxmlformats.org/officeDocument/2006/relationships" xmlns:m="http://schemas.openxmlformats.org/officeDocument/2006/math" xmlns:v="urn:schemas-microsoft-com:vml" xmlns:wp14="http://schemas.microsoft.com/office/word/2010/wordprocessingDrawing" xmlns:wp="http://schemas.openxmlformats.org/drawingml/2006/wordprocessingDrawing" xmlns:w10="urn:schemas-microsoft-com:office:word" xmlns:w="http://schemas.openxmlformats.org/wordprocessingml/2006/main" xmlns:w14="http://schemas.microsoft.com/office/word/2010/wordml" xmlns:w15="http://schemas.microsoft.com/office/word/2012/wordml" xmlns:w16cex="http://schemas.microsoft.com/office/word/2018/wordml/cex" xmlns:w16cid="http://schemas.microsoft.com/office/word/2016/wordml/cid" xmlns:w16="http://schemas.microsoft.com/office/word/2018/wordml" xmlns:w16sdtdh="http://schemas.microsoft.com/office/word/2020/wordml/sdtdatahash" xmlns:w16se="http://schemas.microsoft.com/office/word/2015/wordml/symex" xmlns:wpg="http://schemas.microsoft.com/office/word/2010/wordprocessingGroup" xmlns:wpi="http://schemas.microsoft.com/office/word/2010/wordprocessingInk" xmlns:wne="http://schemas.microsoft.com/office/word/2006/wordml" xmlns:wps="http://schemas.microsoft.com/office/word/2010/wordprocessingShape" mc:Ignorable="w14 w15 w16se w16cid w16 w16cex w16sdtdh wp14">
+<w:numbering xmlns:wpc="http://schemas.microsoft.com/office/word/2010/wordprocessingCanvas" xmlns:cx="http://schemas.microsoft.com/office/drawing/2014/chartex" xmlns:cx1="http://schemas.microsoft.com/office/drawing/2015/9/8/chartex" xmlns:cx2="http://schemas.microsoft.com/office/drawing/2015/10/21/chartex" xmlns:cx3="http://schemas.microsoft.com/office/drawing/2016/5/9/chartex" xmlns:cx4="http://schemas.microsoft.com/office/drawing/2016/5/10/chartex" xmlns:cx5="http://schemas.microsoft.com/office/drawing/2016/5/11/chartex" xmlns:cx6="http://schemas.microsoft.com/office/drawing/2016/5/12/chartex" xmlns:cx7="http://schemas.microsoft.com/office/drawing/2016/5/13/chartex" xmlns:cx8="http://schemas.microsoft.com/office/drawing/2016/5/14/chartex" xmlns:mc="http://schemas.openxmlformats.org/markup-compatibility/2006" xmlns:aink="http://schemas.microsoft.com/office/drawing/2016/ink" xmlns:am3d="http://schemas.microsoft.com/office/drawing/2017/model3d" xmlns:o="urn:schemas-microsoft-com:office:office" xmlns:oel="http://schemas.microsoft.com/office/2019/extlst" xmlns:r="http://schemas.openxmlformats.org/officeDocument/2006/relationships" xmlns:m="http://schemas.openxmlformats.org/officeDocument/2006/math" xmlns:v="urn:schemas-microsoft-com:vml" xmlns:wp14="http://schemas.microsoft.com/office/word/2010/wordprocessingDrawing" xmlns:wp="http://schemas.openxmlformats.org/drawingml/2006/wordprocessingDrawing" xmlns:w10="urn:schemas-microsoft-com:office:word" xmlns:w="http://schemas.openxmlformats.org/wordprocessingml/2006/main" xmlns:w14="http://schemas.microsoft.com/office/word/2010/wordml" xmlns:w15="http://schemas.microsoft.com/office/word/2012/wordml" xmlns:w16cex="http://schemas.microsoft.com/office/word/2018/wordml/cex" xmlns:w16cid="http://schemas.microsoft.com/office/word/2016/wordml/cid" xmlns:w16="http://schemas.microsoft.com/office/word/2018/wordml" xmlns:w16sdtdh="http://schemas.microsoft.com/office/word/2020/wordml/sdtdatahash" xmlns:w16se="http://schemas.microsoft.com/office/word/2015/wordml/symex" xmlns:wpg="http://schemas.microsoft.com/office/word/2010/wordprocessingGroup" xmlns:wpi="http://schemas.microsoft.com/office/word/2010/wordprocessingInk" xmlns:wne="http://schemas.microsoft.com/office/word/2006/wordml" xmlns:wps="http://schemas.microsoft.com/office/word/2010/wordprocessingShape" mc:Ignorable="w14 w15 w16se w16cid w16 w16cex w16sdtdh wp14">
   <w:abstractNum w:abstractNumId="0" w15:restartNumberingAfterBreak="0">
     <w:nsid w:val="013040F1"/>
     <w:multiLevelType w:val="hybridMultilevel"/>
@@ -6823,6 +6888,155 @@
     </w:lvl>
   </w:abstractNum>
   <w:abstractNum w:abstractNumId="10" w15:restartNumberingAfterBreak="0">
+    <w:nsid w:val="24E93692"/>
+    <w:multiLevelType w:val="multilevel"/>
+    <w:tmpl w:val="72326DB0"/>
+    <w:lvl w:ilvl="0">
+      <w:start w:val="1"/>
+      <w:numFmt w:val="bullet"/>
+      <w:lvlText w:val=""/>
+      <w:lvlJc w:val="left"/>
+      <w:pPr>
+        <w:tabs>
+          <w:tab w:val="num" w:pos="720"/>
+        </w:tabs>
+        <w:ind w:left="720" w:hanging="360"/>
+      </w:pPr>
+      <w:rPr>
+        <w:rFonts w:ascii="Symbol" w:hAnsi="Symbol" w:hint="default"/>
+        <w:sz w:val="20"/>
+      </w:rPr>
+    </w:lvl>
+    <w:lvl w:ilvl="1" w:tentative="1">
+      <w:start w:val="1"/>
+      <w:numFmt w:val="bullet"/>
+      <w:lvlText w:val="o"/>
+      <w:lvlJc w:val="left"/>
+      <w:pPr>
+        <w:tabs>
+          <w:tab w:val="num" w:pos="1440"/>
+        </w:tabs>
+        <w:ind w:left="1440" w:hanging="360"/>
+      </w:pPr>
+      <w:rPr>
+        <w:rFonts w:ascii="Courier New" w:hAnsi="Courier New" w:hint="default"/>
+        <w:sz w:val="20"/>
+      </w:rPr>
+    </w:lvl>
+    <w:lvl w:ilvl="2" w:tentative="1">
+      <w:start w:val="1"/>
+      <w:numFmt w:val="bullet"/>
+      <w:lvlText w:val=""/>
+      <w:lvlJc w:val="left"/>
+      <w:pPr>
+        <w:tabs>
+          <w:tab w:val="num" w:pos="2160"/>
+        </w:tabs>
+        <w:ind w:left="2160" w:hanging="360"/>
+      </w:pPr>
+      <w:rPr>
+        <w:rFonts w:ascii="Wingdings" w:hAnsi="Wingdings" w:hint="default"/>
+        <w:sz w:val="20"/>
+      </w:rPr>
+    </w:lvl>
+    <w:lvl w:ilvl="3" w:tentative="1">
+      <w:start w:val="1"/>
+      <w:numFmt w:val="bullet"/>
+      <w:lvlText w:val=""/>
+      <w:lvlJc w:val="left"/>
+      <w:pPr>
+        <w:tabs>
+          <w:tab w:val="num" w:pos="2880"/>
+        </w:tabs>
+        <w:ind w:left="2880" w:hanging="360"/>
+      </w:pPr>
+      <w:rPr>
+        <w:rFonts w:ascii="Wingdings" w:hAnsi="Wingdings" w:hint="default"/>
+        <w:sz w:val="20"/>
+      </w:rPr>
+    </w:lvl>
+    <w:lvl w:ilvl="4" w:tentative="1">
+      <w:start w:val="1"/>
+      <w:numFmt w:val="bullet"/>
+      <w:lvlText w:val=""/>
+      <w:lvlJc w:val="left"/>
+      <w:pPr>
+        <w:tabs>
+          <w:tab w:val="num" w:pos="3600"/>
+        </w:tabs>
+        <w:ind w:left="3600" w:hanging="360"/>
+      </w:pPr>
+      <w:rPr>
+        <w:rFonts w:ascii="Wingdings" w:hAnsi="Wingdings" w:hint="default"/>
+        <w:sz w:val="20"/>
+      </w:rPr>
+    </w:lvl>
+    <w:lvl w:ilvl="5" w:tentative="1">
+      <w:start w:val="1"/>
+      <w:numFmt w:val="bullet"/>
+      <w:lvlText w:val=""/>
+      <w:lvlJc w:val="left"/>
+      <w:pPr>
+        <w:tabs>
+          <w:tab w:val="num" w:pos="4320"/>
+        </w:tabs>
+        <w:ind w:left="4320" w:hanging="360"/>
+      </w:pPr>
+      <w:rPr>
+        <w:rFonts w:ascii="Wingdings" w:hAnsi="Wingdings" w:hint="default"/>
+        <w:sz w:val="20"/>
+      </w:rPr>
+    </w:lvl>
+    <w:lvl w:ilvl="6" w:tentative="1">
+      <w:start w:val="1"/>
+      <w:numFmt w:val="bullet"/>
+      <w:lvlText w:val=""/>
+      <w:lvlJc w:val="left"/>
+      <w:pPr>
+        <w:tabs>
+          <w:tab w:val="num" w:pos="5040"/>
+        </w:tabs>
+        <w:ind w:left="5040" w:hanging="360"/>
+      </w:pPr>
+      <w:rPr>
+        <w:rFonts w:ascii="Wingdings" w:hAnsi="Wingdings" w:hint="default"/>
+        <w:sz w:val="20"/>
+      </w:rPr>
+    </w:lvl>
+    <w:lvl w:ilvl="7" w:tentative="1">
+      <w:start w:val="1"/>
+      <w:numFmt w:val="bullet"/>
+      <w:lvlText w:val=""/>
+      <w:lvlJc w:val="left"/>
+      <w:pPr>
+        <w:tabs>
+          <w:tab w:val="num" w:pos="5760"/>
+        </w:tabs>
+        <w:ind w:left="5760" w:hanging="360"/>
+      </w:pPr>
+      <w:rPr>
+        <w:rFonts w:ascii="Wingdings" w:hAnsi="Wingdings" w:hint="default"/>
+        <w:sz w:val="20"/>
+      </w:rPr>
+    </w:lvl>
+    <w:lvl w:ilvl="8" w:tentative="1">
+      <w:start w:val="1"/>
+      <w:numFmt w:val="bullet"/>
+      <w:lvlText w:val=""/>
+      <w:lvlJc w:val="left"/>
+      <w:pPr>
+        <w:tabs>
+          <w:tab w:val="num" w:pos="6480"/>
+        </w:tabs>
+        <w:ind w:left="6480" w:hanging="360"/>
+      </w:pPr>
+      <w:rPr>
+        <w:rFonts w:ascii="Wingdings" w:hAnsi="Wingdings" w:hint="default"/>
+        <w:sz w:val="20"/>
+      </w:rPr>
+    </w:lvl>
+  </w:abstractNum>
+  <w:abstractNum w:abstractNumId="11" w15:restartNumberingAfterBreak="0">
     <w:nsid w:val="251D76AD"/>
     <w:multiLevelType w:val="hybridMultilevel"/>
     <w:tmpl w:val="40B60126"/>
@@ -6935,7 +7149,7 @@
       </w:rPr>
     </w:lvl>
   </w:abstractNum>
-  <w:abstractNum w:abstractNumId="11" w15:restartNumberingAfterBreak="0">
+  <w:abstractNum w:abstractNumId="12" w15:restartNumberingAfterBreak="0">
     <w:nsid w:val="290860D9"/>
     <w:multiLevelType w:val="hybridMultilevel"/>
     <w:tmpl w:val="9984F036"/>
@@ -7026,7 +7240,7 @@
       </w:pPr>
     </w:lvl>
   </w:abstractNum>
-  <w:abstractNum w:abstractNumId="12" w15:restartNumberingAfterBreak="0">
+  <w:abstractNum w:abstractNumId="13" w15:restartNumberingAfterBreak="0">
     <w:nsid w:val="292355FD"/>
     <w:multiLevelType w:val="hybridMultilevel"/>
     <w:tmpl w:val="26B41C72"/>
@@ -7115,7 +7329,7 @@
       </w:pPr>
     </w:lvl>
   </w:abstractNum>
-  <w:abstractNum w:abstractNumId="13" w15:restartNumberingAfterBreak="0">
+  <w:abstractNum w:abstractNumId="14" w15:restartNumberingAfterBreak="0">
     <w:nsid w:val="2FD4148C"/>
     <w:multiLevelType w:val="hybridMultilevel"/>
     <w:tmpl w:val="E51AD2AA"/>
@@ -7228,7 +7442,7 @@
       </w:rPr>
     </w:lvl>
   </w:abstractNum>
-  <w:abstractNum w:abstractNumId="14" w15:restartNumberingAfterBreak="0">
+  <w:abstractNum w:abstractNumId="15" w15:restartNumberingAfterBreak="0">
     <w:nsid w:val="3B225145"/>
     <w:multiLevelType w:val="hybridMultilevel"/>
     <w:tmpl w:val="B620746C"/>
@@ -7317,7 +7531,7 @@
       </w:pPr>
     </w:lvl>
   </w:abstractNum>
-  <w:abstractNum w:abstractNumId="15" w15:restartNumberingAfterBreak="0">
+  <w:abstractNum w:abstractNumId="16" w15:restartNumberingAfterBreak="0">
     <w:nsid w:val="3E644DE0"/>
     <w:multiLevelType w:val="hybridMultilevel"/>
     <w:tmpl w:val="A06A7860"/>
@@ -7430,7 +7644,7 @@
       </w:rPr>
     </w:lvl>
   </w:abstractNum>
-  <w:abstractNum w:abstractNumId="16" w15:restartNumberingAfterBreak="0">
+  <w:abstractNum w:abstractNumId="17" w15:restartNumberingAfterBreak="0">
     <w:nsid w:val="49A74A7A"/>
     <w:multiLevelType w:val="hybridMultilevel"/>
     <w:tmpl w:val="DDEE83B8"/>
@@ -7520,7 +7734,7 @@
       </w:pPr>
     </w:lvl>
   </w:abstractNum>
-  <w:abstractNum w:abstractNumId="17" w15:restartNumberingAfterBreak="0">
+  <w:abstractNum w:abstractNumId="18" w15:restartNumberingAfterBreak="0">
     <w:nsid w:val="558F116B"/>
     <w:multiLevelType w:val="hybridMultilevel"/>
     <w:tmpl w:val="85D00206"/>
@@ -7632,7 +7846,7 @@
       </w:rPr>
     </w:lvl>
   </w:abstractNum>
-  <w:abstractNum w:abstractNumId="18" w15:restartNumberingAfterBreak="0">
+  <w:abstractNum w:abstractNumId="19" w15:restartNumberingAfterBreak="0">
     <w:nsid w:val="5CE80822"/>
     <w:multiLevelType w:val="hybridMultilevel"/>
     <w:tmpl w:val="642A335C"/>
@@ -7745,7 +7959,7 @@
       </w:rPr>
     </w:lvl>
   </w:abstractNum>
-  <w:abstractNum w:abstractNumId="19" w15:restartNumberingAfterBreak="0">
+  <w:abstractNum w:abstractNumId="20" w15:restartNumberingAfterBreak="0">
     <w:nsid w:val="5D5552B4"/>
     <w:multiLevelType w:val="hybridMultilevel"/>
     <w:tmpl w:val="18CC9FE2"/>
@@ -7834,7 +8048,7 @@
       </w:pPr>
     </w:lvl>
   </w:abstractNum>
-  <w:abstractNum w:abstractNumId="20" w15:restartNumberingAfterBreak="0">
+  <w:abstractNum w:abstractNumId="21" w15:restartNumberingAfterBreak="0">
     <w:nsid w:val="5FA17489"/>
     <w:multiLevelType w:val="hybridMultilevel"/>
     <w:tmpl w:val="D460DD4A"/>
@@ -7947,7 +8161,7 @@
       </w:rPr>
     </w:lvl>
   </w:abstractNum>
-  <w:abstractNum w:abstractNumId="21" w15:restartNumberingAfterBreak="0">
+  <w:abstractNum w:abstractNumId="22" w15:restartNumberingAfterBreak="0">
     <w:nsid w:val="60F67C57"/>
     <w:multiLevelType w:val="hybridMultilevel"/>
     <w:tmpl w:val="B620746C"/>
@@ -8036,7 +8250,7 @@
       </w:pPr>
     </w:lvl>
   </w:abstractNum>
-  <w:abstractNum w:abstractNumId="22" w15:restartNumberingAfterBreak="0">
+  <w:abstractNum w:abstractNumId="23" w15:restartNumberingAfterBreak="0">
     <w:nsid w:val="65221B06"/>
     <w:multiLevelType w:val="hybridMultilevel"/>
     <w:tmpl w:val="F910993E"/>
@@ -8122,7 +8336,7 @@
       </w:pPr>
     </w:lvl>
   </w:abstractNum>
-  <w:abstractNum w:abstractNumId="23" w15:restartNumberingAfterBreak="0">
+  <w:abstractNum w:abstractNumId="24" w15:restartNumberingAfterBreak="0">
     <w:nsid w:val="658736C5"/>
     <w:multiLevelType w:val="hybridMultilevel"/>
     <w:tmpl w:val="AA5AC744"/>
@@ -8208,7 +8422,7 @@
       </w:pPr>
     </w:lvl>
   </w:abstractNum>
-  <w:abstractNum w:abstractNumId="24" w15:restartNumberingAfterBreak="0">
+  <w:abstractNum w:abstractNumId="25" w15:restartNumberingAfterBreak="0">
     <w:nsid w:val="6B40343A"/>
     <w:multiLevelType w:val="hybridMultilevel"/>
     <w:tmpl w:val="B39AB668"/>
@@ -8321,7 +8535,7 @@
       </w:rPr>
     </w:lvl>
   </w:abstractNum>
-  <w:abstractNum w:abstractNumId="25" w15:restartNumberingAfterBreak="0">
+  <w:abstractNum w:abstractNumId="26" w15:restartNumberingAfterBreak="0">
     <w:nsid w:val="6CAF5287"/>
     <w:multiLevelType w:val="hybridMultilevel"/>
     <w:tmpl w:val="734A6C74"/>
@@ -8434,11 +8648,11 @@
       </w:rPr>
     </w:lvl>
   </w:abstractNum>
-  <w:abstractNum w:abstractNumId="26" w15:restartNumberingAfterBreak="0">
+  <w:abstractNum w:abstractNumId="27" w15:restartNumberingAfterBreak="0">
     <w:nsid w:val="6DC31962"/>
     <w:multiLevelType w:val="hybridMultilevel"/>
-    <w:tmpl w:val="E9727F7C"/>
-    <w:lvl w:ilvl="0" w:tplc="184675FC">
+    <w:tmpl w:val="3BBAA4BA"/>
+    <w:lvl w:ilvl="0" w:tplc="0EC277E6">
       <w:start w:val="1"/>
       <w:numFmt w:val="upperRoman"/>
       <w:lvlText w:val="%1-"/>
@@ -8448,6 +8662,8 @@
       </w:pPr>
       <w:rPr>
         <w:rFonts w:hint="default"/>
+        <w:i w:val="0"/>
+        <w:iCs w:val="0"/>
       </w:rPr>
     </w:lvl>
     <w:lvl w:ilvl="1" w:tplc="10090019" w:tentative="1">
@@ -8523,7 +8739,7 @@
       </w:pPr>
     </w:lvl>
   </w:abstractNum>
-  <w:abstractNum w:abstractNumId="27" w15:restartNumberingAfterBreak="0">
+  <w:abstractNum w:abstractNumId="28" w15:restartNumberingAfterBreak="0">
     <w:nsid w:val="6FB37FA2"/>
     <w:multiLevelType w:val="hybridMultilevel"/>
     <w:tmpl w:val="D6D663AA"/>
@@ -8638,7 +8854,7 @@
       </w:rPr>
     </w:lvl>
   </w:abstractNum>
-  <w:abstractNum w:abstractNumId="28" w15:restartNumberingAfterBreak="0">
+  <w:abstractNum w:abstractNumId="29" w15:restartNumberingAfterBreak="0">
     <w:nsid w:val="71B907FD"/>
     <w:multiLevelType w:val="hybridMultilevel"/>
     <w:tmpl w:val="5C0A5306"/>
@@ -8751,7 +8967,7 @@
       </w:rPr>
     </w:lvl>
   </w:abstractNum>
-  <w:abstractNum w:abstractNumId="29" w15:restartNumberingAfterBreak="0">
+  <w:abstractNum w:abstractNumId="30" w15:restartNumberingAfterBreak="0">
     <w:nsid w:val="72A27C9B"/>
     <w:multiLevelType w:val="hybridMultilevel"/>
     <w:tmpl w:val="75EE9566"/>
@@ -8842,7 +9058,7 @@
       </w:pPr>
     </w:lvl>
   </w:abstractNum>
-  <w:abstractNum w:abstractNumId="30" w15:restartNumberingAfterBreak="0">
+  <w:abstractNum w:abstractNumId="31" w15:restartNumberingAfterBreak="0">
     <w:nsid w:val="76B31418"/>
     <w:multiLevelType w:val="hybridMultilevel"/>
     <w:tmpl w:val="DDEE83B8"/>
@@ -8932,7 +9148,7 @@
       </w:pPr>
     </w:lvl>
   </w:abstractNum>
-  <w:abstractNum w:abstractNumId="31" w15:restartNumberingAfterBreak="0">
+  <w:abstractNum w:abstractNumId="32" w15:restartNumberingAfterBreak="0">
     <w:nsid w:val="7A9D396A"/>
     <w:multiLevelType w:val="hybridMultilevel"/>
     <w:tmpl w:val="CD304E6C"/>
@@ -9045,7 +9261,7 @@
       </w:rPr>
     </w:lvl>
   </w:abstractNum>
-  <w:abstractNum w:abstractNumId="32" w15:restartNumberingAfterBreak="0">
+  <w:abstractNum w:abstractNumId="33" w15:restartNumberingAfterBreak="0">
     <w:nsid w:val="7D7D079A"/>
     <w:multiLevelType w:val="hybridMultilevel"/>
     <w:tmpl w:val="DDEE83B8"/>
@@ -9135,104 +9351,107 @@
       </w:pPr>
     </w:lvl>
   </w:abstractNum>
-  <w:num w:numId="1">
+  <w:num w:numId="1" w16cid:durableId="1970741300">
+    <w:abstractNumId w:val="25"/>
+  </w:num>
+  <w:num w:numId="2" w16cid:durableId="647176242">
+    <w:abstractNumId w:val="2"/>
+  </w:num>
+  <w:num w:numId="3" w16cid:durableId="99420273">
+    <w:abstractNumId w:val="29"/>
+  </w:num>
+  <w:num w:numId="4" w16cid:durableId="1498305031">
+    <w:abstractNumId w:val="32"/>
+  </w:num>
+  <w:num w:numId="5" w16cid:durableId="49306811">
+    <w:abstractNumId w:val="19"/>
+  </w:num>
+  <w:num w:numId="6" w16cid:durableId="397750344">
+    <w:abstractNumId w:val="9"/>
+  </w:num>
+  <w:num w:numId="7" w16cid:durableId="1726366404">
+    <w:abstractNumId w:val="14"/>
+  </w:num>
+  <w:num w:numId="8" w16cid:durableId="709959469">
+    <w:abstractNumId w:val="4"/>
+  </w:num>
+  <w:num w:numId="9" w16cid:durableId="854149828">
+    <w:abstractNumId w:val="3"/>
+  </w:num>
+  <w:num w:numId="10" w16cid:durableId="1283465163">
+    <w:abstractNumId w:val="0"/>
+  </w:num>
+  <w:num w:numId="11" w16cid:durableId="2019888673">
+    <w:abstractNumId w:val="16"/>
+  </w:num>
+  <w:num w:numId="12" w16cid:durableId="1566529504">
+    <w:abstractNumId w:val="26"/>
+  </w:num>
+  <w:num w:numId="13" w16cid:durableId="1718122432">
+    <w:abstractNumId w:val="31"/>
+  </w:num>
+  <w:num w:numId="14" w16cid:durableId="1810201613">
+    <w:abstractNumId w:val="23"/>
+  </w:num>
+  <w:num w:numId="15" w16cid:durableId="776407623">
+    <w:abstractNumId w:val="17"/>
+  </w:num>
+  <w:num w:numId="16" w16cid:durableId="932393063">
+    <w:abstractNumId w:val="33"/>
+  </w:num>
+  <w:num w:numId="17" w16cid:durableId="1506242365">
+    <w:abstractNumId w:val="12"/>
+  </w:num>
+  <w:num w:numId="18" w16cid:durableId="767240818">
+    <w:abstractNumId w:val="5"/>
+  </w:num>
+  <w:num w:numId="19" w16cid:durableId="1441947609">
+    <w:abstractNumId w:val="15"/>
+  </w:num>
+  <w:num w:numId="20" w16cid:durableId="1785542241">
+    <w:abstractNumId w:val="22"/>
+  </w:num>
+  <w:num w:numId="21" w16cid:durableId="932975820">
+    <w:abstractNumId w:val="20"/>
+  </w:num>
+  <w:num w:numId="22" w16cid:durableId="443155408">
+    <w:abstractNumId w:val="13"/>
+  </w:num>
+  <w:num w:numId="23" w16cid:durableId="628781076">
+    <w:abstractNumId w:val="8"/>
+  </w:num>
+  <w:num w:numId="24" w16cid:durableId="740719520">
+    <w:abstractNumId w:val="28"/>
+  </w:num>
+  <w:num w:numId="25" w16cid:durableId="1328359442">
+    <w:abstractNumId w:val="30"/>
+  </w:num>
+  <w:num w:numId="26" w16cid:durableId="672998107">
+    <w:abstractNumId w:val="21"/>
+  </w:num>
+  <w:num w:numId="27" w16cid:durableId="40204840">
+    <w:abstractNumId w:val="7"/>
+  </w:num>
+  <w:num w:numId="28" w16cid:durableId="920332432">
+    <w:abstractNumId w:val="18"/>
+  </w:num>
+  <w:num w:numId="29" w16cid:durableId="58216338">
+    <w:abstractNumId w:val="11"/>
+  </w:num>
+  <w:num w:numId="30" w16cid:durableId="782308563">
+    <w:abstractNumId w:val="6"/>
+  </w:num>
+  <w:num w:numId="31" w16cid:durableId="770055428">
+    <w:abstractNumId w:val="1"/>
+  </w:num>
+  <w:num w:numId="32" w16cid:durableId="1790389838">
     <w:abstractNumId w:val="24"/>
   </w:num>
-  <w:num w:numId="2">
-    <w:abstractNumId w:val="2"/>
-  </w:num>
-  <w:num w:numId="3">
-    <w:abstractNumId w:val="28"/>
-  </w:num>
-  <w:num w:numId="4">
-    <w:abstractNumId w:val="31"/>
-  </w:num>
-  <w:num w:numId="5">
-    <w:abstractNumId w:val="18"/>
-  </w:num>
-  <w:num w:numId="6">
-    <w:abstractNumId w:val="9"/>
-  </w:num>
-  <w:num w:numId="7">
-    <w:abstractNumId w:val="13"/>
-  </w:num>
-  <w:num w:numId="8">
-    <w:abstractNumId w:val="4"/>
-  </w:num>
-  <w:num w:numId="9">
-    <w:abstractNumId w:val="3"/>
-  </w:num>
-  <w:num w:numId="10">
-    <w:abstractNumId w:val="0"/>
-  </w:num>
-  <w:num w:numId="11">
-    <w:abstractNumId w:val="15"/>
-  </w:num>
-  <w:num w:numId="12">
-    <w:abstractNumId w:val="25"/>
-  </w:num>
-  <w:num w:numId="13">
-    <w:abstractNumId w:val="30"/>
-  </w:num>
-  <w:num w:numId="14">
-    <w:abstractNumId w:val="22"/>
-  </w:num>
-  <w:num w:numId="15">
-    <w:abstractNumId w:val="16"/>
-  </w:num>
-  <w:num w:numId="16">
-    <w:abstractNumId w:val="32"/>
-  </w:num>
-  <w:num w:numId="17">
-    <w:abstractNumId w:val="11"/>
-  </w:num>
-  <w:num w:numId="18">
-    <w:abstractNumId w:val="5"/>
-  </w:num>
-  <w:num w:numId="19">
-    <w:abstractNumId w:val="14"/>
-  </w:num>
-  <w:num w:numId="20">
-    <w:abstractNumId w:val="21"/>
-  </w:num>
-  <w:num w:numId="21">
-    <w:abstractNumId w:val="19"/>
-  </w:num>
-  <w:num w:numId="22">
-    <w:abstractNumId w:val="12"/>
-  </w:num>
-  <w:num w:numId="23">
-    <w:abstractNumId w:val="8"/>
-  </w:num>
-  <w:num w:numId="24">
+  <w:num w:numId="33" w16cid:durableId="1608735286">
     <w:abstractNumId w:val="27"/>
   </w:num>
-  <w:num w:numId="25">
-    <w:abstractNumId w:val="29"/>
-  </w:num>
-  <w:num w:numId="26">
-    <w:abstractNumId w:val="20"/>
-  </w:num>
-  <w:num w:numId="27">
-    <w:abstractNumId w:val="7"/>
-  </w:num>
-  <w:num w:numId="28">
-    <w:abstractNumId w:val="17"/>
-  </w:num>
-  <w:num w:numId="29">
+  <w:num w:numId="34" w16cid:durableId="1751538066">
     <w:abstractNumId w:val="10"/>
-  </w:num>
-  <w:num w:numId="30">
-    <w:abstractNumId w:val="6"/>
-  </w:num>
-  <w:num w:numId="31">
-    <w:abstractNumId w:val="1"/>
-  </w:num>
-  <w:num w:numId="32">
-    <w:abstractNumId w:val="23"/>
-  </w:num>
-  <w:num w:numId="33">
-    <w:abstractNumId w:val="26"/>
   </w:num>
 </w:numbering>
 </file>
@@ -9926,6 +10145,56 @@
       <w:iCs/>
     </w:rPr>
   </w:style>
+  <w:style w:type="paragraph" w:styleId="Header">
+    <w:name w:val="header"/>
+    <w:basedOn w:val="Normal"/>
+    <w:link w:val="HeaderChar"/>
+    <w:uiPriority w:val="99"/>
+    <w:unhideWhenUsed/>
+    <w:rsid w:val="0001182B"/>
+    <w:pPr>
+      <w:tabs>
+        <w:tab w:val="center" w:pos="4680"/>
+        <w:tab w:val="right" w:pos="9360"/>
+      </w:tabs>
+      <w:spacing w:after="0" w:line="240" w:lineRule="auto"/>
+    </w:pPr>
+  </w:style>
+  <w:style w:type="character" w:customStyle="1" w:styleId="HeaderChar">
+    <w:name w:val="Header Char"/>
+    <w:basedOn w:val="DefaultParagraphFont"/>
+    <w:link w:val="Header"/>
+    <w:uiPriority w:val="99"/>
+    <w:rsid w:val="0001182B"/>
+    <w:rPr>
+      <w:rFonts w:eastAsiaTheme="minorEastAsia"/>
+    </w:rPr>
+  </w:style>
+  <w:style w:type="paragraph" w:styleId="Footer">
+    <w:name w:val="footer"/>
+    <w:basedOn w:val="Normal"/>
+    <w:link w:val="FooterChar"/>
+    <w:uiPriority w:val="99"/>
+    <w:unhideWhenUsed/>
+    <w:rsid w:val="0001182B"/>
+    <w:pPr>
+      <w:tabs>
+        <w:tab w:val="center" w:pos="4680"/>
+        <w:tab w:val="right" w:pos="9360"/>
+      </w:tabs>
+      <w:spacing w:after="0" w:line="240" w:lineRule="auto"/>
+    </w:pPr>
+  </w:style>
+  <w:style w:type="character" w:customStyle="1" w:styleId="FooterChar">
+    <w:name w:val="Footer Char"/>
+    <w:basedOn w:val="DefaultParagraphFont"/>
+    <w:link w:val="Footer"/>
+    <w:uiPriority w:val="99"/>
+    <w:rsid w:val="0001182B"/>
+    <w:rPr>
+      <w:rFonts w:eastAsiaTheme="minorEastAsia"/>
+    </w:rPr>
+  </w:style>
 </w:styles>
 </file>
 

--- a/resume/Resume_Elewah.docx
+++ b/resume/Resume_Elewah.docx
@@ -1146,25 +1146,7 @@
                 <w:sz w:val="24"/>
                 <w:szCs w:val="24"/>
               </w:rPr>
-              <w:t xml:space="preserve">Handle large classes in learning activities, </w:t>
-            </w:r>
-            <w:proofErr w:type="gramStart"/>
-            <w:r>
-              <w:rPr>
-                <w:rFonts w:asciiTheme="majorBidi" w:hAnsiTheme="majorBidi" w:cstheme="majorBidi"/>
-                <w:sz w:val="24"/>
-                <w:szCs w:val="24"/>
-              </w:rPr>
-              <w:t>grading</w:t>
-            </w:r>
-            <w:proofErr w:type="gramEnd"/>
-            <w:r>
-              <w:rPr>
-                <w:rFonts w:asciiTheme="majorBidi" w:hAnsiTheme="majorBidi" w:cstheme="majorBidi"/>
-                <w:sz w:val="24"/>
-                <w:szCs w:val="24"/>
-              </w:rPr>
-              <w:t xml:space="preserve"> and other administrative activities</w:t>
+              <w:t>Handle large classes in learning activities, grading and other administrative activities</w:t>
             </w:r>
           </w:p>
         </w:tc>
@@ -1580,14 +1562,6 @@
                 <w:color w:val="000000" w:themeColor="text1"/>
                 <w:shd w:val="clear" w:color="auto" w:fill="FFFFFF"/>
               </w:rPr>
-            </w:r>
-            <w:r>
-              <w:rPr>
-                <w:b/>
-                <w:bCs/>
-                <w:color w:val="000000" w:themeColor="text1"/>
-                <w:shd w:val="clear" w:color="auto" w:fill="FFFFFF"/>
-              </w:rPr>
               <w:fldChar w:fldCharType="separate"/>
             </w:r>
             <w:r>
@@ -1755,21 +1729,7 @@
               <w:rPr>
                 <w:color w:val="000000" w:themeColor="text1"/>
               </w:rPr>
-              <w:t xml:space="preserve"> </w:t>
-            </w:r>
-            <w:proofErr w:type="gramStart"/>
-            <w:r>
-              <w:rPr>
-                <w:color w:val="000000" w:themeColor="text1"/>
-              </w:rPr>
-              <w:t>With</w:t>
-            </w:r>
-            <w:proofErr w:type="gramEnd"/>
-            <w:r>
-              <w:rPr>
-                <w:color w:val="000000" w:themeColor="text1"/>
-              </w:rPr>
-              <w:t xml:space="preserve"> </w:t>
+              <w:t xml:space="preserve"> With </w:t>
             </w:r>
             <w:r>
               <w:rPr>
@@ -2119,7 +2079,7 @@
                 <w:sz w:val="24"/>
                 <w:szCs w:val="24"/>
               </w:rPr>
-              <w:t xml:space="preserve">A. Elewah, A. A. Badawi, H. Khalil, S. </w:t>
+              <w:t xml:space="preserve">A. Elewah, W. M. Ibrahim, A. </w:t>
             </w:r>
             <w:proofErr w:type="spellStart"/>
             <w:r>
@@ -2127,7 +2087,7 @@
                 <w:sz w:val="24"/>
                 <w:szCs w:val="24"/>
               </w:rPr>
-              <w:t>Rahnamayan</w:t>
+              <w:t>Rafıkl</w:t>
             </w:r>
             <w:proofErr w:type="spellEnd"/>
             <w:r>
@@ -2151,39 +2111,7 @@
                 <w:sz w:val="24"/>
                 <w:szCs w:val="24"/>
               </w:rPr>
-              <w:t xml:space="preserve">, "3D-RadViz: </w:t>
-            </w:r>
-            <w:proofErr w:type="gramStart"/>
-            <w:r>
-              <w:rPr>
-                <w:sz w:val="24"/>
-                <w:szCs w:val="24"/>
-              </w:rPr>
-              <w:t>Three Dimensional</w:t>
-            </w:r>
-            <w:proofErr w:type="gramEnd"/>
-            <w:r>
-              <w:rPr>
-                <w:sz w:val="24"/>
-                <w:szCs w:val="24"/>
-              </w:rPr>
-              <w:t xml:space="preserve"> Radial Visualization for Large-Scale Data Visualization," </w:t>
-            </w:r>
-            <w:r>
-              <w:rPr>
-                <w:i/>
-                <w:iCs/>
-                <w:sz w:val="24"/>
-                <w:szCs w:val="24"/>
-              </w:rPr>
-              <w:t>2021 IEEE Congress on Evolutionary Computation (CEC)</w:t>
-            </w:r>
-            <w:r>
-              <w:rPr>
-                <w:sz w:val="24"/>
-                <w:szCs w:val="24"/>
-              </w:rPr>
-              <w:t xml:space="preserve">, 2021, pp. 1037-1046, </w:t>
+              <w:t xml:space="preserve">, "ThingsDriver: A Unified Interoperable Driver for IoT Nodes," 2022 International Wireless Communications and Mobile Computing (IWCMC), 2022, pp. 877-882, </w:t>
             </w:r>
             <w:proofErr w:type="spellStart"/>
             <w:r>
@@ -2199,7 +2127,7 @@
                 <w:sz w:val="24"/>
                 <w:szCs w:val="24"/>
               </w:rPr>
-              <w:t>: 10.1109/CEC45853.2021.9504983.</w:t>
+              <w:t>: 10.1109/IWCMC55113.2022.9824989.</w:t>
             </w:r>
           </w:p>
           <w:p>
@@ -2220,6 +2148,91 @@
                 <w:sz w:val="24"/>
                 <w:szCs w:val="24"/>
               </w:rPr>
+              <w:t xml:space="preserve">A. Elewah, A. A. Badawi, H. Khalil, S. </w:t>
+            </w:r>
+            <w:proofErr w:type="spellStart"/>
+            <w:r>
+              <w:rPr>
+                <w:sz w:val="24"/>
+                <w:szCs w:val="24"/>
+              </w:rPr>
+              <w:t>Rahnamayan</w:t>
+            </w:r>
+            <w:proofErr w:type="spellEnd"/>
+            <w:r>
+              <w:rPr>
+                <w:sz w:val="24"/>
+                <w:szCs w:val="24"/>
+              </w:rPr>
+              <w:t xml:space="preserve"> and K. </w:t>
+            </w:r>
+            <w:proofErr w:type="spellStart"/>
+            <w:r>
+              <w:rPr>
+                <w:sz w:val="24"/>
+                <w:szCs w:val="24"/>
+              </w:rPr>
+              <w:t>Elgazzar</w:t>
+            </w:r>
+            <w:proofErr w:type="spellEnd"/>
+            <w:r>
+              <w:rPr>
+                <w:sz w:val="24"/>
+                <w:szCs w:val="24"/>
+              </w:rPr>
+              <w:t>, "3D-RadViz: Three Dimensional Radial Visualization for Large-Scale Data Visualization," </w:t>
+            </w:r>
+            <w:r>
+              <w:rPr>
+                <w:i/>
+                <w:iCs/>
+                <w:sz w:val="24"/>
+                <w:szCs w:val="24"/>
+              </w:rPr>
+              <w:t>2021 IEEE Congress on Evolutionary Computation (CEC)</w:t>
+            </w:r>
+            <w:r>
+              <w:rPr>
+                <w:sz w:val="24"/>
+                <w:szCs w:val="24"/>
+              </w:rPr>
+              <w:t xml:space="preserve">, 2021, pp. 1037-1046, </w:t>
+            </w:r>
+            <w:proofErr w:type="spellStart"/>
+            <w:r>
+              <w:rPr>
+                <w:sz w:val="24"/>
+                <w:szCs w:val="24"/>
+              </w:rPr>
+              <w:t>doi</w:t>
+            </w:r>
+            <w:proofErr w:type="spellEnd"/>
+            <w:r>
+              <w:rPr>
+                <w:sz w:val="24"/>
+                <w:szCs w:val="24"/>
+              </w:rPr>
+              <w:t>: 10.1109/CEC45853.2021.9504983.</w:t>
+            </w:r>
+          </w:p>
+          <w:p>
+            <w:pPr>
+              <w:pStyle w:val="ListParagraph"/>
+              <w:numPr>
+                <w:ilvl w:val="0"/>
+                <w:numId w:val="25"/>
+              </w:numPr>
+              <w:jc w:val="lowKashida"/>
+              <w:rPr>
+                <w:sz w:val="24"/>
+                <w:szCs w:val="24"/>
+              </w:rPr>
+            </w:pPr>
+            <w:r>
+              <w:rPr>
+                <w:sz w:val="24"/>
+                <w:szCs w:val="24"/>
+              </w:rPr>
               <w:t xml:space="preserve">A Elewah, A Taman, AA </w:t>
             </w:r>
             <w:proofErr w:type="spellStart"/>
@@ -2286,7 +2299,6 @@
               </w:rPr>
               <w:t xml:space="preserve"> Power SNR MPSK Estimator</w:t>
             </w:r>
-            <w:proofErr w:type="gramStart"/>
             <w:r>
               <w:rPr>
                 <w:sz w:val="24"/>
@@ -2299,15 +2311,7 @@
                 <w:sz w:val="24"/>
                 <w:szCs w:val="24"/>
               </w:rPr>
-              <w:t xml:space="preserve">   </w:t>
-            </w:r>
-            <w:proofErr w:type="gramEnd"/>
-            <w:r>
-              <w:rPr>
-                <w:sz w:val="24"/>
-                <w:szCs w:val="24"/>
-              </w:rPr>
-              <w:t xml:space="preserve">  </w:t>
+              <w:t xml:space="preserve">     </w:t>
             </w:r>
             <w:r>
               <w:rPr>
@@ -2316,6 +2320,36 @@
               </w:rPr>
               <w:t xml:space="preserve"> 12th International Conference Mechatronics, Brno, Czech Republic  6-8/09/2017. </w:t>
             </w:r>
+          </w:p>
+          <w:p>
+            <w:pPr>
+              <w:pStyle w:val="ListParagraph"/>
+              <w:jc w:val="lowKashida"/>
+              <w:rPr>
+                <w:sz w:val="24"/>
+                <w:szCs w:val="24"/>
+              </w:rPr>
+            </w:pPr>
+          </w:p>
+          <w:p>
+            <w:pPr>
+              <w:pStyle w:val="ListParagraph"/>
+              <w:jc w:val="lowKashida"/>
+              <w:rPr>
+                <w:sz w:val="24"/>
+                <w:szCs w:val="24"/>
+              </w:rPr>
+            </w:pPr>
+          </w:p>
+          <w:p>
+            <w:pPr>
+              <w:pStyle w:val="ListParagraph"/>
+              <w:jc w:val="lowKashida"/>
+              <w:rPr>
+                <w:sz w:val="24"/>
+                <w:szCs w:val="24"/>
+              </w:rPr>
+            </w:pPr>
           </w:p>
         </w:tc>
       </w:tr>
@@ -2350,6 +2384,7 @@
                 <w:bCs/>
                 <w:shd w:val="clear" w:color="auto" w:fill="FFFFFF"/>
               </w:rPr>
+              <w:lastRenderedPageBreak/>
               <w:t xml:space="preserve">The </w:t>
             </w:r>
             <w:r>
@@ -2624,7 +2659,6 @@
                 <w:sz w:val="24"/>
                 <w:szCs w:val="24"/>
               </w:rPr>
-              <w:lastRenderedPageBreak/>
               <w:t>Creating a repository that contain</w:t>
             </w:r>
             <w:r>
@@ -2831,7 +2865,6 @@
                 <w:bCs/>
                 <w:shd w:val="clear" w:color="auto" w:fill="FFFFFF"/>
               </w:rPr>
-              <w:lastRenderedPageBreak/>
               <w:t xml:space="preserve">The </w:t>
             </w:r>
             <w:r>
@@ -2918,7 +2951,14 @@
                 <w:sz w:val="24"/>
                 <w:szCs w:val="24"/>
               </w:rPr>
-              <w:t xml:space="preserve">Accepted </w:t>
+              <w:t>Published</w:t>
+            </w:r>
+            <w:r>
+              <w:rPr>
+                <w:sz w:val="24"/>
+                <w:szCs w:val="24"/>
+              </w:rPr>
+              <w:t xml:space="preserve"> </w:t>
             </w:r>
             <w:r>
               <w:rPr>
@@ -4727,6 +4767,7 @@
                 <w:szCs w:val="24"/>
                 <w:shd w:val="clear" w:color="auto" w:fill="FFFFFF"/>
               </w:rPr>
+              <w:lastRenderedPageBreak/>
               <w:t>C++</w:t>
             </w:r>
           </w:p>
@@ -4942,6 +4983,7 @@
                 <w:szCs w:val="24"/>
                 <w:shd w:val="clear" w:color="auto" w:fill="FFFFFF"/>
               </w:rPr>
+              <w:lastRenderedPageBreak/>
               <w:t>MATLAB</w:t>
             </w:r>
           </w:p>
@@ -5379,23 +5421,13 @@
                 <w:szCs w:val="24"/>
               </w:rPr>
             </w:pPr>
-            <w:proofErr w:type="gramStart"/>
-            <w:r>
-              <w:rPr>
-                <w:rFonts w:ascii="Times New Roman" w:hAnsi="Times New Roman" w:cs="Times New Roman"/>
-                <w:sz w:val="24"/>
-                <w:szCs w:val="24"/>
-              </w:rPr>
-              <w:t>Team work</w:t>
-            </w:r>
-            <w:proofErr w:type="gramEnd"/>
-            <w:r>
-              <w:rPr>
-                <w:rFonts w:ascii="Times New Roman" w:hAnsi="Times New Roman" w:cs="Times New Roman"/>
-                <w:sz w:val="24"/>
-                <w:szCs w:val="24"/>
-              </w:rPr>
-              <w:t xml:space="preserve"> </w:t>
+            <w:r>
+              <w:rPr>
+                <w:rFonts w:ascii="Times New Roman" w:hAnsi="Times New Roman" w:cs="Times New Roman"/>
+                <w:sz w:val="24"/>
+                <w:szCs w:val="24"/>
+              </w:rPr>
+              <w:t xml:space="preserve">Team work </w:t>
             </w:r>
           </w:p>
           <w:p>
@@ -5703,43 +5735,7 @@
         <w:sz w:val="2"/>
         <w:szCs w:val="2"/>
       </w:rPr>
-      <w:t xml:space="preserve">Sports Statistician - Worldwide at Genius Sports Global Please note, if you are in the USA please apply here: Link </w:t>
-    </w:r>
-    <w:proofErr w:type="gramStart"/>
-    <w:r>
-      <w:rPr>
-        <w:color w:val="FFFFFF" w:themeColor="background1"/>
-        <w:sz w:val="2"/>
-        <w:szCs w:val="2"/>
-      </w:rPr>
-      <w:t>to  Sports</w:t>
-    </w:r>
-    <w:proofErr w:type="gramEnd"/>
-    <w:r>
-      <w:rPr>
-        <w:color w:val="FFFFFF" w:themeColor="background1"/>
-        <w:sz w:val="2"/>
-        <w:szCs w:val="2"/>
-      </w:rPr>
-      <w:t xml:space="preserve"> Statistician – USA Only job board  Love sports? Want to get paid while attending games? Do you speak English? We're looking for someone like you. As a member of our global </w:t>
-    </w:r>
-    <w:proofErr w:type="gramStart"/>
-    <w:r>
-      <w:rPr>
-        <w:color w:val="FFFFFF" w:themeColor="background1"/>
-        <w:sz w:val="2"/>
-        <w:szCs w:val="2"/>
-      </w:rPr>
-      <w:t>statisticians</w:t>
-    </w:r>
-    <w:proofErr w:type="gramEnd"/>
-    <w:r>
-      <w:rPr>
-        <w:color w:val="FFFFFF" w:themeColor="background1"/>
-        <w:sz w:val="2"/>
-        <w:szCs w:val="2"/>
-      </w:rPr>
-      <w:t xml:space="preserve"> network, you'll get to attend more sporting events in your area. While you're at a game you'll report the live action back to us through our data collection software. Before attending any matches, you will take part in a training and testing </w:t>
+      <w:t xml:space="preserve">Sports Statistician - Worldwide at Genius Sports Global Please note, if you are in the USA please apply here: Link to  Sports Statistician – USA Only job board  Love sports? Want to get paid while attending games? Do you speak English? We're looking for someone like you. As a member of our global statisticians network, you'll get to attend more sporting events in your area. While you're at a game you'll report the live action back to us through our data collection software. Before attending any matches, you will take part in a training and testing </w:t>
     </w:r>
     <w:proofErr w:type="spellStart"/>
     <w:r>

--- a/resume/Resume_Elewah.docx
+++ b/resume/Resume_Elewah.docx
@@ -227,7 +227,7 @@
           <w:noProof/>
         </w:rPr>
         <w:drawing>
-          <wp:anchor distT="0" distB="0" distL="114300" distR="114300" simplePos="0" relativeHeight="251694592" behindDoc="0" locked="0" layoutInCell="1" allowOverlap="1" wp14:anchorId="30A7B60E" wp14:editId="74595174">
+          <wp:anchor distT="0" distB="0" distL="114300" distR="114300" simplePos="0" relativeHeight="251694592" behindDoc="0" locked="0" layoutInCell="1" allowOverlap="1" wp14:anchorId="30A7B60E" wp14:editId="709EEDC3">
             <wp:simplePos x="0" y="0"/>
             <wp:positionH relativeFrom="column">
               <wp:posOffset>757555</wp:posOffset>
@@ -795,6 +795,8 @@
               <w:ind w:left="34" w:right="-63"/>
               <w:rPr>
                 <w:rFonts w:asciiTheme="majorBidi" w:hAnsiTheme="majorBidi" w:cstheme="majorBidi"/>
+                <w:b/>
+                <w:bCs/>
                 <w:sz w:val="24"/>
                 <w:szCs w:val="24"/>
               </w:rPr>
@@ -812,6 +814,35 @@
             <w:r>
               <w:rPr>
                 <w:rFonts w:asciiTheme="majorBidi" w:hAnsiTheme="majorBidi" w:cstheme="majorBidi"/>
+                <w:b/>
+                <w:bCs/>
+                <w:sz w:val="24"/>
+                <w:szCs w:val="24"/>
+              </w:rPr>
+              <w:t>Public Sensing</w:t>
+            </w:r>
+          </w:p>
+          <w:p>
+            <w:pPr>
+              <w:spacing w:line="276" w:lineRule="auto"/>
+              <w:ind w:left="34" w:right="-63"/>
+              <w:rPr>
+                <w:rFonts w:asciiTheme="majorBidi" w:hAnsiTheme="majorBidi" w:cstheme="majorBidi"/>
+                <w:sz w:val="24"/>
+                <w:szCs w:val="24"/>
+              </w:rPr>
+            </w:pPr>
+            <w:r>
+              <w:rPr>
+                <w:rFonts w:asciiTheme="majorBidi" w:hAnsiTheme="majorBidi" w:cstheme="majorBidi"/>
+                <w:sz w:val="24"/>
+                <w:szCs w:val="24"/>
+              </w:rPr>
+              <w:t xml:space="preserve">                                   </w:t>
+            </w:r>
+            <w:r>
+              <w:rPr>
+                <w:rFonts w:asciiTheme="majorBidi" w:hAnsiTheme="majorBidi" w:cstheme="majorBidi"/>
                 <w:sz w:val="24"/>
                 <w:szCs w:val="24"/>
               </w:rPr>
@@ -831,7 +862,23 @@
                 <w:sz w:val="24"/>
                 <w:szCs w:val="24"/>
               </w:rPr>
-              <w:t>Machine learning</w:t>
+              <w:t xml:space="preserve">Machine </w:t>
+            </w:r>
+            <w:r>
+              <w:rPr>
+                <w:rFonts w:asciiTheme="majorBidi" w:hAnsiTheme="majorBidi" w:cstheme="majorBidi"/>
+                <w:sz w:val="24"/>
+                <w:szCs w:val="24"/>
+              </w:rPr>
+              <w:t>L</w:t>
+            </w:r>
+            <w:r>
+              <w:rPr>
+                <w:rFonts w:asciiTheme="majorBidi" w:hAnsiTheme="majorBidi" w:cstheme="majorBidi"/>
+                <w:sz w:val="24"/>
+                <w:szCs w:val="24"/>
+              </w:rPr>
+              <w:t>earning</w:t>
             </w:r>
             <w:r>
               <w:rPr>
@@ -1729,7 +1776,21 @@
               <w:rPr>
                 <w:color w:val="000000" w:themeColor="text1"/>
               </w:rPr>
-              <w:t xml:space="preserve"> With </w:t>
+              <w:t xml:space="preserve"> </w:t>
+            </w:r>
+            <w:proofErr w:type="gramStart"/>
+            <w:r>
+              <w:rPr>
+                <w:color w:val="000000" w:themeColor="text1"/>
+              </w:rPr>
+              <w:t>With</w:t>
+            </w:r>
+            <w:proofErr w:type="gramEnd"/>
+            <w:r>
+              <w:rPr>
+                <w:color w:val="000000" w:themeColor="text1"/>
+              </w:rPr>
+              <w:t xml:space="preserve"> </w:t>
             </w:r>
             <w:r>
               <w:rPr>
@@ -2180,7 +2241,23 @@
                 <w:sz w:val="24"/>
                 <w:szCs w:val="24"/>
               </w:rPr>
-              <w:t>, "3D-RadViz: Three Dimensional Radial Visualization for Large-Scale Data Visualization," </w:t>
+              <w:t xml:space="preserve">, "3D-RadViz: </w:t>
+            </w:r>
+            <w:proofErr w:type="gramStart"/>
+            <w:r>
+              <w:rPr>
+                <w:sz w:val="24"/>
+                <w:szCs w:val="24"/>
+              </w:rPr>
+              <w:t>Three Dimensional</w:t>
+            </w:r>
+            <w:proofErr w:type="gramEnd"/>
+            <w:r>
+              <w:rPr>
+                <w:sz w:val="24"/>
+                <w:szCs w:val="24"/>
+              </w:rPr>
+              <w:t xml:space="preserve"> Radial Visualization for Large-Scale Data Visualization," </w:t>
             </w:r>
             <w:r>
               <w:rPr>
@@ -2299,6 +2376,7 @@
               </w:rPr>
               <w:t xml:space="preserve"> Power SNR MPSK Estimator</w:t>
             </w:r>
+            <w:proofErr w:type="gramStart"/>
             <w:r>
               <w:rPr>
                 <w:sz w:val="24"/>
@@ -2311,7 +2389,15 @@
                 <w:sz w:val="24"/>
                 <w:szCs w:val="24"/>
               </w:rPr>
-              <w:t xml:space="preserve">     </w:t>
+              <w:t xml:space="preserve">   </w:t>
+            </w:r>
+            <w:proofErr w:type="gramEnd"/>
+            <w:r>
+              <w:rPr>
+                <w:sz w:val="24"/>
+                <w:szCs w:val="24"/>
+              </w:rPr>
+              <w:t xml:space="preserve">  </w:t>
             </w:r>
             <w:r>
               <w:rPr>
@@ -2607,7 +2693,35 @@
                 <w:sz w:val="24"/>
                 <w:szCs w:val="24"/>
               </w:rPr>
-              <w:t>This package was released in 22 of Aug 2020, and it has been downloaded more than 1500 times</w:t>
+              <w:t>This package was released in 22 of Aug 2020, and it has been downloaded more</w:t>
+            </w:r>
+            <w:r>
+              <w:rPr>
+                <w:sz w:val="24"/>
+                <w:szCs w:val="24"/>
+              </w:rPr>
+              <w:t xml:space="preserve"> around </w:t>
+            </w:r>
+            <w:r>
+              <w:rPr>
+                <w:sz w:val="24"/>
+                <w:szCs w:val="24"/>
+              </w:rPr>
+              <w:t>15</w:t>
+            </w:r>
+            <w:r>
+              <w:rPr>
+                <w:sz w:val="24"/>
+                <w:szCs w:val="24"/>
+              </w:rPr>
+              <w:t>k</w:t>
+            </w:r>
+            <w:r>
+              <w:rPr>
+                <w:sz w:val="24"/>
+                <w:szCs w:val="24"/>
+              </w:rPr>
+              <w:t xml:space="preserve"> times</w:t>
             </w:r>
             <w:r>
               <w:rPr>
@@ -2623,7 +2737,23 @@
                   <w:sz w:val="24"/>
                   <w:szCs w:val="24"/>
                 </w:rPr>
-                <w:t>here</w:t>
+                <w:t>he</w:t>
+              </w:r>
+              <w:r>
+                <w:rPr>
+                  <w:rStyle w:val="Hyperlink"/>
+                  <w:sz w:val="24"/>
+                  <w:szCs w:val="24"/>
+                </w:rPr>
+                <w:t>r</w:t>
+              </w:r>
+              <w:r>
+                <w:rPr>
+                  <w:rStyle w:val="Hyperlink"/>
+                  <w:sz w:val="24"/>
+                  <w:szCs w:val="24"/>
+                </w:rPr>
+                <w:t>e</w:t>
               </w:r>
             </w:hyperlink>
             <w:r>
@@ -3074,6 +3204,14 @@
                 <w:t>here</w:t>
               </w:r>
             </w:hyperlink>
+            <w:r>
+              <w:rPr>
+                <w:rStyle w:val="Hyperlink"/>
+                <w:sz w:val="24"/>
+                <w:szCs w:val="24"/>
+              </w:rPr>
+              <w:t>.</w:t>
+            </w:r>
           </w:p>
           <w:p>
             <w:pPr>
@@ -3148,6 +3286,15 @@
                 <w:sz w:val="24"/>
                 <w:szCs w:val="24"/>
               </w:rPr>
+              <w:t>.</w:t>
+            </w:r>
+            <w:r>
+              <w:rPr>
+                <w:i/>
+                <w:iCs/>
+                <w:sz w:val="24"/>
+                <w:szCs w:val="24"/>
+              </w:rPr>
               <w:t xml:space="preserve"> </w:t>
             </w:r>
           </w:p>
@@ -3171,7 +3318,21 @@
                 <w:sz w:val="24"/>
                 <w:szCs w:val="24"/>
               </w:rPr>
-              <w:t xml:space="preserve">Attended (Amazon Web Service) AWS Summit in Toronto </w:t>
+              <w:t>Attended (Amazon Web Service) AWS Summit in Toronto</w:t>
+            </w:r>
+            <w:r>
+              <w:rPr>
+                <w:sz w:val="24"/>
+                <w:szCs w:val="24"/>
+              </w:rPr>
+              <w:t>.</w:t>
+            </w:r>
+            <w:r>
+              <w:rPr>
+                <w:sz w:val="24"/>
+                <w:szCs w:val="24"/>
+              </w:rPr>
+              <w:t xml:space="preserve"> </w:t>
             </w:r>
           </w:p>
           <w:p>
@@ -3298,6 +3459,86 @@
               </w:rPr>
               <w:t xml:space="preserve">ICT winners in </w:t>
             </w:r>
+            <w:r>
+              <w:rPr>
+                <w:rFonts w:ascii="Times New Roman" w:hAnsi="Times New Roman" w:cs="Times New Roman"/>
+                <w:noProof/>
+                <w:sz w:val="24"/>
+                <w:szCs w:val="24"/>
+              </w:rPr>
+              <w:t>InnoEgypt</w:t>
+            </w:r>
+            <w:r>
+              <w:rPr>
+                <w:rFonts w:ascii="Times New Roman" w:hAnsi="Times New Roman" w:cs="Times New Roman"/>
+                <w:noProof/>
+                <w:sz w:val="24"/>
+                <w:szCs w:val="24"/>
+              </w:rPr>
+              <w:t xml:space="preserve"> incubation program                                                       </w:t>
+            </w:r>
+            <w:r>
+              <w:rPr>
+                <w:rFonts w:ascii="Times New Roman" w:hAnsi="Times New Roman" w:cs="Times New Roman"/>
+                <w:b/>
+                <w:bCs/>
+                <w:noProof/>
+                <w:sz w:val="24"/>
+                <w:szCs w:val="24"/>
+              </w:rPr>
+              <w:t>January</w:t>
+            </w:r>
+            <w:r>
+              <w:rPr>
+                <w:rFonts w:ascii="Times New Roman" w:hAnsi="Times New Roman" w:cs="Times New Roman"/>
+                <w:b/>
+                <w:bCs/>
+                <w:noProof/>
+                <w:sz w:val="24"/>
+                <w:szCs w:val="24"/>
+              </w:rPr>
+              <w:t xml:space="preserve"> </w:t>
+            </w:r>
+            <w:r>
+              <w:rPr>
+                <w:rFonts w:ascii="Times New Roman" w:hAnsi="Times New Roman" w:cs="Times New Roman"/>
+                <w:b/>
+                <w:bCs/>
+                <w:noProof/>
+                <w:sz w:val="24"/>
+                <w:szCs w:val="24"/>
+              </w:rPr>
+              <w:t>2019</w:t>
+            </w:r>
+          </w:p>
+          <w:p>
+            <w:pPr>
+              <w:ind w:right="-63"/>
+              <w:rPr>
+                <w:rFonts w:ascii="Times New Roman" w:hAnsi="Times New Roman" w:cs="Times New Roman"/>
+                <w:noProof/>
+                <w:sz w:val="24"/>
+                <w:szCs w:val="24"/>
+              </w:rPr>
+            </w:pPr>
+            <w:r>
+              <w:rPr>
+                <w:rFonts w:ascii="Times New Roman" w:hAnsi="Times New Roman" w:cs="Times New Roman"/>
+                <w:noProof/>
+                <w:sz w:val="24"/>
+                <w:szCs w:val="24"/>
+              </w:rPr>
+              <w:t>In the</w:t>
+            </w:r>
+            <w:r>
+              <w:rPr>
+                <w:rFonts w:ascii="Times New Roman" w:hAnsi="Times New Roman" w:cs="Times New Roman"/>
+                <w:noProof/>
+                <w:sz w:val="24"/>
+                <w:szCs w:val="24"/>
+              </w:rPr>
+              <w:t xml:space="preserve"> proposed idea,  </w:t>
+            </w:r>
             <w:hyperlink r:id="rId23" w:history="1">
               <w:r>
                 <w:rPr>
@@ -3307,7 +3548,7 @@
                   <w:sz w:val="24"/>
                   <w:szCs w:val="24"/>
                 </w:rPr>
-                <w:t>InnoEgypt</w:t>
+                <w:t>Tamra</w:t>
               </w:r>
             </w:hyperlink>
             <w:r>
@@ -3317,69 +3558,7 @@
                 <w:sz w:val="24"/>
                 <w:szCs w:val="24"/>
               </w:rPr>
-              <w:t xml:space="preserve"> incubation program                                                       </w:t>
-            </w:r>
-            <w:r>
-              <w:rPr>
-                <w:rFonts w:ascii="Times New Roman" w:hAnsi="Times New Roman" w:cs="Times New Roman"/>
-                <w:b/>
-                <w:bCs/>
-                <w:noProof/>
-                <w:sz w:val="24"/>
-                <w:szCs w:val="24"/>
-              </w:rPr>
-              <w:t>January</w:t>
-            </w:r>
-            <w:r>
-              <w:rPr>
-                <w:rFonts w:ascii="Times New Roman" w:hAnsi="Times New Roman" w:cs="Times New Roman"/>
-                <w:b/>
-                <w:bCs/>
-                <w:noProof/>
-                <w:sz w:val="24"/>
-                <w:szCs w:val="24"/>
-              </w:rPr>
-              <w:t xml:space="preserve"> </w:t>
-            </w:r>
-            <w:r>
-              <w:rPr>
-                <w:rFonts w:ascii="Times New Roman" w:hAnsi="Times New Roman" w:cs="Times New Roman"/>
-                <w:b/>
-                <w:bCs/>
-                <w:noProof/>
-                <w:sz w:val="24"/>
-                <w:szCs w:val="24"/>
-              </w:rPr>
-              <w:t>2019</w:t>
-            </w:r>
-          </w:p>
-          <w:p>
-            <w:pPr>
-              <w:ind w:right="-63"/>
-              <w:rPr>
-                <w:rFonts w:ascii="Times New Roman" w:hAnsi="Times New Roman" w:cs="Times New Roman"/>
-                <w:noProof/>
-                <w:sz w:val="24"/>
-                <w:szCs w:val="24"/>
-              </w:rPr>
-            </w:pPr>
-            <w:r>
-              <w:rPr>
-                <w:rFonts w:ascii="Times New Roman" w:hAnsi="Times New Roman" w:cs="Times New Roman"/>
-                <w:noProof/>
-                <w:sz w:val="24"/>
-                <w:szCs w:val="24"/>
-              </w:rPr>
-              <w:t>In the</w:t>
-            </w:r>
-            <w:r>
-              <w:rPr>
-                <w:rFonts w:ascii="Times New Roman" w:hAnsi="Times New Roman" w:cs="Times New Roman"/>
-                <w:noProof/>
-                <w:sz w:val="24"/>
-                <w:szCs w:val="24"/>
-              </w:rPr>
-              <w:t xml:space="preserve"> proposed idea,  Tamra introduces </w:t>
+              <w:t xml:space="preserve"> introduces </w:t>
             </w:r>
             <w:r>
               <w:rPr>
@@ -3407,6 +3586,15 @@
                 <w:szCs w:val="24"/>
               </w:rPr>
               <w:t>platform</w:t>
+            </w:r>
+            <w:r>
+              <w:rPr>
+                <w:rFonts w:ascii="Times New Roman" w:hAnsi="Times New Roman" w:cs="Times New Roman"/>
+                <w:noProof/>
+                <w:sz w:val="24"/>
+                <w:szCs w:val="24"/>
+              </w:rPr>
+              <w:t>.</w:t>
             </w:r>
             <w:r>
               <w:rPr>
@@ -3823,6 +4011,17 @@
               </w:rPr>
               <w:t>Fall 2020</w:t>
             </w:r>
+            <w:r>
+              <w:rPr>
+                <w:rFonts w:ascii="Times New Roman" w:hAnsi="Times New Roman" w:cs="Times New Roman"/>
+                <w:b/>
+                <w:bCs/>
+                <w:noProof/>
+                <w:sz w:val="24"/>
+                <w:szCs w:val="24"/>
+              </w:rPr>
+              <w:t>/Fall 2021</w:t>
+            </w:r>
           </w:p>
           <w:p>
             <w:pPr>
@@ -3960,6 +4159,26 @@
               </w:rPr>
               <w:t>1</w:t>
             </w:r>
+            <w:r>
+              <w:rPr>
+                <w:rFonts w:ascii="Times New Roman" w:hAnsi="Times New Roman" w:cs="Times New Roman"/>
+                <w:b/>
+                <w:bCs/>
+                <w:noProof/>
+                <w:sz w:val="24"/>
+                <w:szCs w:val="24"/>
+              </w:rPr>
+              <w:t>/</w:t>
+            </w:r>
+            <w:r>
+              <w:rPr>
+                <w:rFonts w:ascii="Times New Roman" w:hAnsi="Times New Roman" w:cs="Times New Roman"/>
+                <w:b/>
+                <w:bCs/>
+                <w:noProof/>
+              </w:rPr>
+              <w:t>Winter 2022</w:t>
+            </w:r>
           </w:p>
           <w:p>
             <w:pPr>
@@ -4573,12 +4792,40 @@
           </w:p>
           <w:p>
             <w:pPr>
-              <w:pStyle w:val="ListParagraph"/>
-              <w:numPr>
-                <w:ilvl w:val="0"/>
-                <w:numId w:val="22"/>
-              </w:numPr>
-              <w:ind w:right="-63"/>
+              <w:ind w:left="360" w:right="-63"/>
+              <w:rPr>
+                <w:rFonts w:ascii="Times New Roman" w:hAnsi="Times New Roman" w:cs="Times New Roman"/>
+                <w:noProof/>
+                <w:sz w:val="24"/>
+                <w:szCs w:val="24"/>
+              </w:rPr>
+            </w:pPr>
+          </w:p>
+          <w:p>
+            <w:pPr>
+              <w:ind w:left="360" w:right="-63"/>
+              <w:rPr>
+                <w:rFonts w:ascii="Times New Roman" w:hAnsi="Times New Roman" w:cs="Times New Roman"/>
+                <w:noProof/>
+                <w:sz w:val="24"/>
+                <w:szCs w:val="24"/>
+              </w:rPr>
+            </w:pPr>
+          </w:p>
+          <w:p>
+            <w:pPr>
+              <w:ind w:left="360" w:right="-63"/>
+              <w:rPr>
+                <w:rFonts w:ascii="Times New Roman" w:hAnsi="Times New Roman" w:cs="Times New Roman"/>
+                <w:noProof/>
+                <w:sz w:val="24"/>
+                <w:szCs w:val="24"/>
+              </w:rPr>
+            </w:pPr>
+          </w:p>
+          <w:p>
+            <w:pPr>
+              <w:ind w:left="360" w:right="-63"/>
               <w:rPr>
                 <w:rFonts w:ascii="Times New Roman" w:hAnsi="Times New Roman" w:cs="Times New Roman"/>
                 <w:noProof/>
@@ -4627,6 +4874,7 @@
                 <w:sz w:val="24"/>
                 <w:szCs w:val="24"/>
               </w:rPr>
+              <w:lastRenderedPageBreak/>
               <w:t>T</w:t>
             </w:r>
             <w:r>
@@ -4767,7 +5015,6 @@
                 <w:szCs w:val="24"/>
                 <w:shd w:val="clear" w:color="auto" w:fill="FFFFFF"/>
               </w:rPr>
-              <w:lastRenderedPageBreak/>
               <w:t>C++</w:t>
             </w:r>
           </w:p>
@@ -4928,7 +5175,6 @@
                 <w:szCs w:val="24"/>
                 <w:shd w:val="clear" w:color="auto" w:fill="FFFFFF"/>
               </w:rPr>
-              <w:lastRenderedPageBreak/>
               <w:t>Simulation program</w:t>
             </w:r>
           </w:p>
@@ -4983,7 +5229,6 @@
                 <w:szCs w:val="24"/>
                 <w:shd w:val="clear" w:color="auto" w:fill="FFFFFF"/>
               </w:rPr>
-              <w:lastRenderedPageBreak/>
               <w:t>MATLAB</w:t>
             </w:r>
           </w:p>
@@ -5119,7 +5364,6 @@
                 <w:sz w:val="24"/>
                 <w:szCs w:val="24"/>
               </w:rPr>
-              <w:lastRenderedPageBreak/>
               <w:t>P</w:t>
             </w:r>
             <w:r>
@@ -5421,13 +5665,23 @@
                 <w:szCs w:val="24"/>
               </w:rPr>
             </w:pPr>
-            <w:r>
-              <w:rPr>
-                <w:rFonts w:ascii="Times New Roman" w:hAnsi="Times New Roman" w:cs="Times New Roman"/>
-                <w:sz w:val="24"/>
-                <w:szCs w:val="24"/>
-              </w:rPr>
-              <w:t xml:space="preserve">Team work </w:t>
+            <w:proofErr w:type="gramStart"/>
+            <w:r>
+              <w:rPr>
+                <w:rFonts w:ascii="Times New Roman" w:hAnsi="Times New Roman" w:cs="Times New Roman"/>
+                <w:sz w:val="24"/>
+                <w:szCs w:val="24"/>
+              </w:rPr>
+              <w:t>Team work</w:t>
+            </w:r>
+            <w:proofErr w:type="gramEnd"/>
+            <w:r>
+              <w:rPr>
+                <w:rFonts w:ascii="Times New Roman" w:hAnsi="Times New Roman" w:cs="Times New Roman"/>
+                <w:sz w:val="24"/>
+                <w:szCs w:val="24"/>
+              </w:rPr>
+              <w:t xml:space="preserve"> </w:t>
             </w:r>
           </w:p>
           <w:p>
@@ -5735,7 +5989,43 @@
         <w:sz w:val="2"/>
         <w:szCs w:val="2"/>
       </w:rPr>
-      <w:t xml:space="preserve">Sports Statistician - Worldwide at Genius Sports Global Please note, if you are in the USA please apply here: Link to  Sports Statistician – USA Only job board  Love sports? Want to get paid while attending games? Do you speak English? We're looking for someone like you. As a member of our global statisticians network, you'll get to attend more sporting events in your area. While you're at a game you'll report the live action back to us through our data collection software. Before attending any matches, you will take part in a training and testing </w:t>
+      <w:t xml:space="preserve">Sports Statistician - Worldwide at Genius Sports Global Please note, if you are in the USA please apply here: Link </w:t>
+    </w:r>
+    <w:proofErr w:type="gramStart"/>
+    <w:r>
+      <w:rPr>
+        <w:color w:val="FFFFFF" w:themeColor="background1"/>
+        <w:sz w:val="2"/>
+        <w:szCs w:val="2"/>
+      </w:rPr>
+      <w:t>to  Sports</w:t>
+    </w:r>
+    <w:proofErr w:type="gramEnd"/>
+    <w:r>
+      <w:rPr>
+        <w:color w:val="FFFFFF" w:themeColor="background1"/>
+        <w:sz w:val="2"/>
+        <w:szCs w:val="2"/>
+      </w:rPr>
+      <w:t xml:space="preserve"> Statistician – USA Only job board  Love sports? Want to get paid while attending games? Do you speak English? We're looking for someone like you. As a member of our global </w:t>
+    </w:r>
+    <w:proofErr w:type="gramStart"/>
+    <w:r>
+      <w:rPr>
+        <w:color w:val="FFFFFF" w:themeColor="background1"/>
+        <w:sz w:val="2"/>
+        <w:szCs w:val="2"/>
+      </w:rPr>
+      <w:t>statisticians</w:t>
+    </w:r>
+    <w:proofErr w:type="gramEnd"/>
+    <w:r>
+      <w:rPr>
+        <w:color w:val="FFFFFF" w:themeColor="background1"/>
+        <w:sz w:val="2"/>
+        <w:szCs w:val="2"/>
+      </w:rPr>
+      <w:t xml:space="preserve"> network, you'll get to attend more sporting events in your area. While you're at a game you'll report the live action back to us through our data collection software. Before attending any matches, you will take part in a training and testing </w:t>
     </w:r>
     <w:proofErr w:type="spellStart"/>
     <w:r>

--- a/resume/Resume_Elewah.docx
+++ b/resume/Resume_Elewah.docx
@@ -211,7 +211,15 @@
           <w:sz w:val="26"/>
           <w:szCs w:val="26"/>
         </w:rPr>
-        <w:t>706 Maria St, Whitby, ON L1N 1P8</w:t>
+        <w:t xml:space="preserve">Whitby, </w:t>
+      </w:r>
+      <w:r>
+        <w:rPr>
+          <w:rFonts w:ascii="Times New Roman" w:hAnsi="Times New Roman" w:cs="Times New Roman"/>
+          <w:sz w:val="26"/>
+          <w:szCs w:val="26"/>
+        </w:rPr>
+        <w:t>Ontario, Canada</w:t>
       </w:r>
     </w:p>
     <w:p>
@@ -1609,6 +1617,14 @@
                 <w:color w:val="000000" w:themeColor="text1"/>
                 <w:shd w:val="clear" w:color="auto" w:fill="FFFFFF"/>
               </w:rPr>
+            </w:r>
+            <w:r>
+              <w:rPr>
+                <w:b/>
+                <w:bCs/>
+                <w:color w:val="000000" w:themeColor="text1"/>
+                <w:shd w:val="clear" w:color="auto" w:fill="FFFFFF"/>
+              </w:rPr>
               <w:fldChar w:fldCharType="separate"/>
             </w:r>
             <w:r>
@@ -2737,23 +2753,7 @@
                   <w:sz w:val="24"/>
                   <w:szCs w:val="24"/>
                 </w:rPr>
-                <w:t>he</w:t>
-              </w:r>
-              <w:r>
-                <w:rPr>
-                  <w:rStyle w:val="Hyperlink"/>
-                  <w:sz w:val="24"/>
-                  <w:szCs w:val="24"/>
-                </w:rPr>
-                <w:t>r</w:t>
-              </w:r>
-              <w:r>
-                <w:rPr>
-                  <w:rStyle w:val="Hyperlink"/>
-                  <w:sz w:val="24"/>
-                  <w:szCs w:val="24"/>
-                </w:rPr>
-                <w:t>e</w:t>
+                <w:t>here</w:t>
               </w:r>
             </w:hyperlink>
             <w:r>

--- a/resume/Resume_Elewah.docx
+++ b/resume/Resume_Elewah.docx
@@ -2138,6 +2138,75 @@
             </w:tcBorders>
             <w:vAlign w:val="center"/>
           </w:tcPr>
+          <w:p>
+            <w:pPr>
+              <w:pStyle w:val="ListParagraph"/>
+              <w:numPr>
+                <w:ilvl w:val="0"/>
+                <w:numId w:val="25"/>
+              </w:numPr>
+              <w:jc w:val="lowKashida"/>
+              <w:rPr>
+                <w:sz w:val="24"/>
+                <w:szCs w:val="24"/>
+              </w:rPr>
+            </w:pPr>
+            <w:r>
+              <w:rPr>
+                <w:sz w:val="24"/>
+                <w:szCs w:val="24"/>
+              </w:rPr>
+              <w:t xml:space="preserve">A. Elewah, W. M. </w:t>
+            </w:r>
+            <w:proofErr w:type="gramStart"/>
+            <w:r>
+              <w:rPr>
+                <w:sz w:val="24"/>
+                <w:szCs w:val="24"/>
+              </w:rPr>
+              <w:t>Ibrahim</w:t>
+            </w:r>
+            <w:proofErr w:type="gramEnd"/>
+            <w:r>
+              <w:rPr>
+                <w:sz w:val="24"/>
+                <w:szCs w:val="24"/>
+              </w:rPr>
+              <w:t xml:space="preserve"> and K. </w:t>
+            </w:r>
+            <w:proofErr w:type="spellStart"/>
+            <w:r>
+              <w:rPr>
+                <w:sz w:val="24"/>
+                <w:szCs w:val="24"/>
+              </w:rPr>
+              <w:t>Elgazzar</w:t>
+            </w:r>
+            <w:proofErr w:type="spellEnd"/>
+            <w:r>
+              <w:rPr>
+                <w:sz w:val="24"/>
+                <w:szCs w:val="24"/>
+              </w:rPr>
+              <w:t xml:space="preserve">, "Paving the Way for Massive Public Sensing as a Service," 2022 IEEE 47th Conference on Local Computer Networks (LCN), 2022, pp. 391-394, </w:t>
+            </w:r>
+            <w:proofErr w:type="spellStart"/>
+            <w:r>
+              <w:rPr>
+                <w:sz w:val="24"/>
+                <w:szCs w:val="24"/>
+              </w:rPr>
+              <w:t>doi</w:t>
+            </w:r>
+            <w:proofErr w:type="spellEnd"/>
+            <w:r>
+              <w:rPr>
+                <w:sz w:val="24"/>
+                <w:szCs w:val="24"/>
+              </w:rPr>
+              <w:t>: 10.1109/LCN53696.2022.9843516.</w:t>
+            </w:r>
+          </w:p>
           <w:p>
             <w:pPr>
               <w:pStyle w:val="ListParagraph"/>
